--- a/zht/docx/096.content.docx
+++ b/zht/docx/096.content.docx
@@ -149,27 +149,7 @@
         <w:rPr>
           <w:lang w:val="zh_TW" w:bidi="zh_TW"/>
         </w:rPr>
-        <w:t>ri</w:t>
-      </w:r>
-      <w:r>
-        <w:rPr>
-          <w:lang w:val="zh_TW" w:bidi="zh_TW"/>
-        </w:rPr>
-      </w:r>
-    </w:p>
-    <w:p>
-      <w:pPr/>
-      <w:r>
-        <w:rPr>
-          <w:lang w:val="zh_TW" w:bidi="zh_TW"/>
-        </w:rPr>
-      </w:r>
-      <w:r>
-        <w:rPr>
-          <w:i/>
-          <w:lang w:val="zh_TW" w:bidi="zh_TW"/>
-        </w:rPr>
-        <w:t>日</w:t>
+        <w:t>ni</w:t>
       </w:r>
       <w:r>
         <w:rPr>
@@ -232,7 +212,7 @@
         <w:rPr>
           <w:lang w:val="zh_TW" w:bidi="zh_TW"/>
         </w:rPr>
-        <w:t>日</w:t>
+        <w:t>尼哥坡里</w:t>
       </w:r>
       <w:r>
         <w:rPr>
@@ -251,7 +231,21 @@
         <w:rPr>
           <w:lang w:val="zh_TW" w:bidi="zh_TW"/>
         </w:rPr>
-        <w:t>最直接的意義，是指地球繞著自轉軸旋轉的一段時間，例如兩次日出之間的時間；也可以指這段時間裡太陽可見的部份，即「早晨」，另一部份則稱為「晚上」。「日子」這個字在舊約中出現超過二千次，在新約中出現超過三百五十次。希伯來文中「日」一詞多義，不僅僅是字面上的意思。希伯來人的一天是由晚上開始，直到第二天的晚上，這種算法大概是基於妥拉（參</w:t>
+        <w:t>名稱的意思是「勝利之城」。在羅馬帝國，當一個新建的城市需要命名時，尼哥坡里（Nicopolis）是一個常見的選擇。在戰爭時期為了紀念軍事勝利而建的城鎮，通常被命名為尼哥坡里。</w:t>
+      </w:r>
+    </w:p>
+    <w:p>
+      <w:pPr/>
+      <w:r>
+        <w:rPr>
+          <w:lang w:val="zh_TW" w:bidi="zh_TW"/>
+        </w:rPr>
+      </w:r>
+      <w:r>
+        <w:rPr>
+          <w:lang w:val="zh_TW" w:bidi="zh_TW"/>
+        </w:rPr>
+        <w:t>在保羅寫給提多的信中，保羅告訴提多離開他一直在事奉的克里特（</w:t>
       </w:r>
       <w:hyperlink r:id="rId13">
         <w:r>
@@ -262,39 +256,14 @@
             <w:color w:val="0000EE"/>
             <w:u w:val="single"/>
           </w:rPr>
-          <w:t>創1:14、19</w:t>
+          <w:t>多1:5</w:t>
         </w:r>
       </w:hyperlink>
       <w:r>
         <w:rPr>
           <w:lang w:val="zh_TW" w:bidi="zh_TW"/>
         </w:rPr>
-        <w:t>）。這種字面上按太陽運行的二十四小時週期稱為「公曆日」（civil day）。在其他古代近東的民族中，「公曆日」的起點各有不同。希臘的習慣與希伯來人相同；巴比倫人由日出開始一天；埃及人和羅馬人則以午夜到次日午夜為一日。</w:t>
-      </w:r>
-    </w:p>
-    <w:p>
-      <w:pPr>
-        <w:pStyle w:val="Heading3"/>
-      </w:pPr>
-      <w:r>
-        <w:rPr>
-          <w:lang w:val="zh_TW" w:bidi="zh_TW"/>
-        </w:rPr>
-        <w:t>聖經中的日子與星期</w:t>
-      </w:r>
-    </w:p>
-    <w:p>
-      <w:pPr/>
-      <w:r>
-        <w:rPr>
-          <w:lang w:val="zh_TW" w:bidi="zh_TW"/>
-        </w:rPr>
-      </w:r>
-      <w:r>
-        <w:rPr>
-          <w:lang w:val="zh_TW" w:bidi="zh_TW"/>
-        </w:rPr>
-        <w:t>希伯來人一般認知白天（十二小時）分為早晨、正午與晚上（</w:t>
+        <w:t>），前往尼哥坡里，使徒正在那裏作工，並且保羅計劃在那裡過冬（</w:t>
       </w:r>
       <w:hyperlink r:id="rId14">
         <w:r>
@@ -305,14 +274,129 @@
             <w:color w:val="0000EE"/>
             <w:u w:val="single"/>
           </w:rPr>
-          <w:t>詩55:17</w:t>
+          <w:t>3:12</w:t>
         </w:r>
       </w:hyperlink>
       <w:r>
         <w:rPr>
           <w:lang w:val="zh_TW" w:bidi="zh_TW"/>
         </w:rPr>
-        <w:t>）。這些時段有時以不同詞語表達，如黎明（</w:t>
+        <w:t>）。在整個羅馬帝國的九個尼哥坡里城中，幾乎可以肯定保羅指的是位於哥林多灣西北方和伊庇魯斯（Epirus）海岬東南方的城市。岬是一塊突入水體的高地，如同半島或俯瞰大海的懸崖。</w:t>
+      </w:r>
+    </w:p>
+    <w:p>
+      <w:pPr/>
+      <w:r>
+        <w:rPr>
+          <w:lang w:val="zh_TW" w:bidi="zh_TW"/>
+        </w:rPr>
+      </w:r>
+      <w:r>
+        <w:rPr>
+          <w:lang w:val="zh_TW" w:bidi="zh_TW"/>
+        </w:rPr>
+        <w:t>屋大維（Octavian，後來成為羅馬帝國第一位統治者）於公元前31年建立了這座城市，以慶祝他在附近進行的偉大的亞克興戰役（battle of Actium）中戰勝安東尼（Mark Antony）。尼哥坡里的名稱和政府都是希臘式的，並且是附近許多城的中心。這座新的尼哥坡里是一個非常大的城，擁有類似於附近的雅典城的獨立性。該城建造了神廟、劇院、競技場和水道，並設立了一年四次的慶典比賽。尼哥坡里最著名的市民，是斯多亞派（Stoic）哲學家愛比克泰德（Epictetus），他大約在公元90年居住在那裡。保羅曾在這個大城及其周邊的小社區中傳揚福音。</w:t>
+      </w:r>
+      <w:r>
+        <w:rPr>
+          <w:lang w:val="zh_TW" w:bidi="zh_TW"/>
+        </w:rPr>
+      </w:r>
+      <w:r>
+        <w:rPr>
+          <w:lang w:val="zh_TW" w:bidi="zh_TW"/>
+        </w:rPr>
+      </w:r>
+    </w:p>
+    <w:p>
+      <w:pPr/>
+      <w:r>
+        <w:rPr>
+          <w:lang w:val="zh_TW" w:bidi="zh_TW"/>
+        </w:rPr>
+      </w:r>
+    </w:p>
+    <w:p>
+      <w:pPr>
+        <w:pStyle w:val="Heading2"/>
+      </w:pPr>
+      <w:r>
+        <w:rPr>
+          <w:lang w:val="zh_TW" w:bidi="zh_TW"/>
+        </w:rPr>
+        <w:t>尼尼微、尼尼微人</w:t>
+      </w:r>
+      <w:r>
+        <w:rPr>
+          <w:lang w:val="zh_TW" w:bidi="zh_TW"/>
+        </w:rPr>
+      </w:r>
+    </w:p>
+    <w:p>
+      <w:pPr/>
+      <w:r>
+        <w:rPr>
+          <w:lang w:val="zh_TW" w:bidi="zh_TW"/>
+        </w:rPr>
+      </w:r>
+      <w:r>
+        <w:rPr>
+          <w:lang w:val="zh_TW" w:bidi="zh_TW"/>
+        </w:rPr>
+        <w:t>亞述帝國的首都之一，且在該帝國的鼎盛時期，是世界上最偉大的城市之一。尼尼微位於現今伊拉克北部，而今日其以坐落於底格里斯河（Tigris River）以東，與摩蘇爾城（Mosul）主要區域相對的古雲吉克丘（Kouyunjik）與尼比‧優努斯丘（Nebi Yunus）為象徵。</w:t>
+      </w:r>
+    </w:p>
+    <w:p>
+      <w:pPr/>
+      <w:r>
+        <w:rPr>
+          <w:lang w:val="zh_TW" w:bidi="zh_TW"/>
+        </w:rPr>
+      </w:r>
+      <w:r>
+        <w:rPr>
+          <w:lang w:val="zh_TW" w:bidi="zh_TW"/>
+        </w:rPr>
+        <w:t>較大的古雲吉克丘位於西北方，面積約1英里乘650碼（約1.6 公里乘594.4公尺），高出平原約九十英尺（約27.4公尺），中間以科斯爾河（Khosr River）隔開。尼比‧優努斯丘上現為村落、墓地及一座傳說存放約拿墳墓的清真寺，因此未能進行廣泛考古。</w:t>
+      </w:r>
+    </w:p>
+    <w:p>
+      <w:pPr/>
+      <w:r>
+        <w:rPr>
+          <w:lang w:val="zh_TW" w:bidi="zh_TW"/>
+        </w:rPr>
+      </w:r>
+      <w:r>
+        <w:rPr>
+          <w:lang w:val="zh_TW" w:bidi="zh_TW"/>
+        </w:rPr>
+        <w:t>尼尼微城牆以磚砌成，長約8英里（約12.9公里），設有十五座城門（已發掘其中五座），門前立有巨大的石雕公牛像，其為亞述城邑建築的典型特色。</w:t>
+      </w:r>
+    </w:p>
+    <w:p>
+      <w:pPr>
+        <w:pStyle w:val="Heading3"/>
+      </w:pPr>
+      <w:r>
+        <w:rPr>
+          <w:lang w:val="zh_TW" w:bidi="zh_TW"/>
+        </w:rPr>
+        <w:t>歷史</w:t>
+      </w:r>
+    </w:p>
+    <w:p>
+      <w:pPr/>
+      <w:r>
+        <w:rPr>
+          <w:lang w:val="zh_TW" w:bidi="zh_TW"/>
+        </w:rPr>
+      </w:r>
+      <w:r>
+        <w:rPr>
+          <w:lang w:val="zh_TW" w:bidi="zh_TW"/>
+        </w:rPr>
+        <w:t>尼尼微的居住歷史可追溯到史前時代（約公元前4500年），這與</w:t>
       </w:r>
       <w:hyperlink r:id="rId15">
         <w:r>
@@ -323,26 +407,217 @@
             <w:color w:val="0000EE"/>
             <w:u w:val="single"/>
           </w:rPr>
-          <w:t>伯3:9</w:t>
+          <w:t>創世記第十章</w:t>
         </w:r>
       </w:hyperlink>
       <w:r>
         <w:rPr>
           <w:lang w:val="zh_TW" w:bidi="zh_TW"/>
         </w:rPr>
-        <w:t>）、</w:t>
-      </w:r>
-      <w:r>
-        <w:rPr>
-          <w:lang w:val="zh_TW" w:bidi="zh_TW"/>
-        </w:rPr>
-        <w:t>太陽近午</w:t>
-      </w:r>
-      <w:r>
-        <w:rPr>
-          <w:lang w:val="zh_TW" w:bidi="zh_TW"/>
-        </w:rPr>
-        <w:t>（</w:t>
+        <w:t>中關於該城市建立的記載一致。在尼尼微也發現了來自各個早期文化（哈蘇納〔Hassuna〕、薩邁拉〔Samarra〕、哈拉夫〔Halaf〕、烏拜德〔Ubaid〕）的材料。</w:t>
+      </w:r>
+    </w:p>
+    <w:p>
+      <w:pPr/>
+      <w:r>
+        <w:rPr>
+          <w:lang w:val="zh_TW" w:bidi="zh_TW"/>
+        </w:rPr>
+      </w:r>
+      <w:r>
+        <w:rPr>
+          <w:lang w:val="zh_TW" w:bidi="zh_TW"/>
+        </w:rPr>
+        <w:t>亞喀得的撒珥根（Sargon of Akkad；公元前24世紀中期）對尼尼微十分熟悉，尼尼微在他的時代非常繁榮。在其後的國王沙姆希阿達德一世（Shamsi-Adad I；約公元前1800年）在位時的記錄提到，撒珥根的兒子瑪尼什圖蘇（Manishtusu）修復了尼尼微的伊什塔爾（Ishtar）聖殿。</w:t>
+      </w:r>
+    </w:p>
+    <w:p>
+      <w:pPr/>
+      <w:r>
+        <w:rPr>
+          <w:lang w:val="zh_TW" w:bidi="zh_TW"/>
+        </w:rPr>
+      </w:r>
+      <w:r>
+        <w:rPr>
+          <w:lang w:val="zh_TW" w:bidi="zh_TW"/>
+        </w:rPr>
+        <w:t>伊什塔爾（又命：伊南娜〔Inanna〕）是愛與戰爭的女神，對於貪婪好戰的亞述人來說是十分相稱的神祇。尼尼微敬拜多位神祇，城門多以這些神祇命名。亞述人也在書寫之神、藝術與科學之神拿布（Nabu）的神廟中敬拜，反映出亞述人對文獻、文學及浮雕藝術的重視。</w:t>
+      </w:r>
+    </w:p>
+    <w:p>
+      <w:pPr/>
+      <w:r>
+        <w:rPr>
+          <w:lang w:val="zh_TW" w:bidi="zh_TW"/>
+        </w:rPr>
+      </w:r>
+      <w:r>
+        <w:rPr>
+          <w:lang w:val="zh_TW" w:bidi="zh_TW"/>
+        </w:rPr>
+        <w:t>沙姆希阿達德一世和漢謨拉比（Hammurabi）也修復了尼尼微的伊什塔爾聖殿，撒縵以色一世（Shalmaneser I）和突庫里尼努爾塔一世（Tukulti-Ninurta I）擴建並修葺這座城市，其他統治者如提革拉·毗列色一世（Tiglath-pileser I）、亞述拿色帕二世（Ashurnasirpal II；公元前883–859年）和撒珥根二世（Sargon II；公元前722–705年）則在此建造了他們的宮殿。然而，西拿基立（公元前705–681年）將尼尼微定為首都，且不遺餘力地美化城市。除了他著名的宮殿外，他還進行了許多工程：重建城牆、規劃公園、收集植物和動物標本，又建造引水道，將水從30英里（48.3公里）外引入城中。亞述征服列國後向各國索取的貢物，包括以色列與猶大的財寶，皆運至尼尼微。</w:t>
+      </w:r>
+    </w:p>
+    <w:p>
+      <w:pPr/>
+      <w:r>
+        <w:rPr>
+          <w:lang w:val="zh_TW" w:bidi="zh_TW"/>
+        </w:rPr>
+      </w:r>
+      <w:r>
+        <w:rPr>
+          <w:lang w:val="zh_TW" w:bidi="zh_TW"/>
+        </w:rPr>
+        <w:t>西拿基立遇刺後，其子以撒·哈頓（公元前681–669年）鎮壓叛亂，重奪尼尼微，於此與迦拉建造宮殿。他一生大部份時間都在那裡度過。</w:t>
+      </w:r>
+    </w:p>
+    <w:p>
+      <w:pPr/>
+      <w:r>
+        <w:rPr>
+          <w:lang w:val="zh_TW" w:bidi="zh_TW"/>
+        </w:rPr>
+      </w:r>
+      <w:r>
+        <w:rPr>
+          <w:lang w:val="zh_TW" w:bidi="zh_TW"/>
+        </w:rPr>
+        <w:t>以撒·哈頓的兒子亞述巴尼拔（Ashurbanipal ；公元前669至633年）將他的住所設在尼尼微，他在那裡接受教育、體育和軍事技能的訓練。他精於古董研究，精通亞喀得語（Akkadian）和蘇美語（Sumerian）。他的宮殿中設有著名的圖書館，用於亞述學（Assyriology）的研究。納布聖殿中至少有一個可以追溯到撒珥根二世時期的圖書館，但亞述巴尼拔的皇家圖書館在規模和重要性上都遠勝於它。撒珥根和他的繼任者收集了許多泥版，而亞述巴尼拔更派遣文士到亞述和巴比倫各地收集和抄寫泥版，繼而積累了數以萬計的泥版。像尼普爾（Nippur）的圖書館一樣，尼尼微圖書館內容涵蓋了極為廣泛的資料：商業帳目、書信、王室記錄、史料、字彙表、雙語文獻、傳說、神話、及讚美詩與祈禱文等各類宗教銘文。在這些泥版中，有七塊保存了巴比倫的創造故事，十二塊記載了吉加墨詩史詩（epic of Gilgamesh），其中包含一個洪水的版本。其它有時被引用為與聖經敘述相似的著作包括</w:t>
+      </w:r>
+      <w:r>
+        <w:rPr>
+          <w:lang w:val="zh_TW" w:bidi="zh_TW"/>
+        </w:rPr>
+        <w:t>阿達帕（</w:t>
+      </w:r>
+      <w:r>
+        <w:rPr>
+          <w:lang w:val="zh_TW" w:bidi="zh_TW"/>
+        </w:rPr>
+        <w:t>Adapa）的故事——講述他失去獲得永生的機會，以及</w:t>
+      </w:r>
+      <w:r>
+        <w:rPr>
+          <w:lang w:val="zh_TW" w:bidi="zh_TW"/>
+        </w:rPr>
+        <w:t>伊坦納（</w:t>
+      </w:r>
+      <w:r>
+        <w:rPr>
+          <w:lang w:val="zh_TW" w:bidi="zh_TW"/>
+        </w:rPr>
+        <w:t>Etana）的傳說，講述一位升上天堂的牧羊人的經歷。</w:t>
+      </w:r>
+    </w:p>
+    <w:p>
+      <w:pPr/>
+      <w:r>
+        <w:rPr>
+          <w:lang w:val="zh_TW" w:bidi="zh_TW"/>
+        </w:rPr>
+      </w:r>
+      <w:r>
+        <w:rPr>
+          <w:lang w:val="zh_TW" w:bidi="zh_TW"/>
+        </w:rPr>
+        <w:t>亞述巴尼拔亦以戰爭與其殘酷聞名。他的宮殿浮雕中雖有宴樂場景，卻同時刻畫了掛在樹上的被斬首的以攔人首領之首。</w:t>
+      </w:r>
+    </w:p>
+    <w:p>
+      <w:pPr/>
+      <w:r>
+        <w:rPr>
+          <w:lang w:val="zh_TW" w:bidi="zh_TW"/>
+        </w:rPr>
+      </w:r>
+      <w:r>
+        <w:rPr>
+          <w:lang w:val="zh_TW" w:bidi="zh_TW"/>
+        </w:rPr>
+        <w:t>他晚年及死後，附庸國紛紛叛亂。巴比倫獨立並與米底亞人聯軍，於公元前614年攻取了亞述和迦拉。米底亞的</w:t>
+      </w:r>
+      <w:r>
+        <w:rPr>
+          <w:lang w:val="zh_TW" w:bidi="zh_TW"/>
+        </w:rPr>
+        <w:t>基亞克薩雷斯（</w:t>
+      </w:r>
+      <w:r>
+        <w:rPr>
+          <w:lang w:val="zh_TW" w:bidi="zh_TW"/>
+        </w:rPr>
+        <w:t>Cyaxares the Mede）、巴比倫的尼布卜拉撒（Nabopolassar of Babylon），以及一支西古提（Scythian）軍隊在公元前612年圍攻尼尼微，尼尼微城淪陷，亞述王辛沙利士庫（Sinshariskum，又名沙單拿伯羅〔Sardanapalus〕）死於烈火中。</w:t>
+      </w:r>
+    </w:p>
+    <w:p>
+      <w:pPr/>
+      <w:r>
+        <w:rPr>
+          <w:lang w:val="zh_TW" w:bidi="zh_TW"/>
+        </w:rPr>
+      </w:r>
+      <w:r>
+        <w:rPr>
+          <w:lang w:val="zh_TW" w:bidi="zh_TW"/>
+        </w:rPr>
+        <w:t>儘管殘餘亞述勢力由</w:t>
+      </w:r>
+      <w:r>
+        <w:rPr>
+          <w:lang w:val="zh_TW" w:bidi="zh_TW"/>
+        </w:rPr>
+        <w:t>亞述烏巴列</w:t>
+      </w:r>
+      <w:r>
+        <w:rPr>
+          <w:lang w:val="zh_TW" w:bidi="zh_TW"/>
+        </w:rPr>
+        <w:t>（Ashuruballit）在哈蘭支撐至公元前609年，尼尼微仍已徹底毀滅，應驗了希伯來先知的預言。</w:t>
+      </w:r>
+    </w:p>
+    <w:p>
+      <w:pPr>
+        <w:pStyle w:val="Heading3"/>
+      </w:pPr>
+      <w:r>
+        <w:rPr>
+          <w:lang w:val="zh_TW" w:bidi="zh_TW"/>
+        </w:rPr>
+        <w:t>尼尼微與聖經</w:t>
+      </w:r>
+    </w:p>
+    <w:p>
+      <w:pPr/>
+      <w:r>
+        <w:rPr>
+          <w:lang w:val="zh_TW" w:bidi="zh_TW"/>
+        </w:rPr>
+      </w:r>
+      <w:r>
+        <w:rPr>
+          <w:lang w:val="zh_TW" w:bidi="zh_TW"/>
+        </w:rPr>
+        <w:t>舊約中有六卷書提及尼尼微。在創世記中，唯一提到尼尼微的是在列國表（the table of nations）中（</w:t>
+      </w:r>
+      <w:hyperlink r:id="rId15">
+        <w:r>
+          <w:rPr>
+            <w:lang w:val="zh_TW" w:bidi="zh_TW"/>
+          </w:rPr>
+          <w:rPr>
+            <w:color w:val="0000EE"/>
+            <w:u w:val="single"/>
+          </w:rPr>
+          <w:t>創10章</w:t>
+        </w:r>
+      </w:hyperlink>
+      <w:r>
+        <w:rPr>
+          <w:lang w:val="zh_TW" w:bidi="zh_TW"/>
+        </w:rPr>
+        <w:t>），寧錄自示拿地往亞述去，建造尼尼微、利河伯、迦拉與利鮮，利鮮位於尼尼微和迦拉之間（</w:t>
       </w:r>
       <w:hyperlink r:id="rId16">
         <w:r>
@@ -353,26 +628,28 @@
             <w:color w:val="0000EE"/>
             <w:u w:val="single"/>
           </w:rPr>
-          <w:t>撒上11:11</w:t>
+          <w:t>11–12</w:t>
         </w:r>
       </w:hyperlink>
       <w:r>
         <w:rPr>
           <w:lang w:val="zh_TW" w:bidi="zh_TW"/>
         </w:rPr>
-        <w:t>）、</w:t>
-      </w:r>
-      <w:r>
-        <w:rPr>
-          <w:lang w:val="zh_TW" w:bidi="zh_TW"/>
-        </w:rPr>
-        <w:t>晌午</w:t>
-      </w:r>
-      <w:r>
-        <w:rPr>
-          <w:lang w:val="zh_TW" w:bidi="zh_TW"/>
-        </w:rPr>
-        <w:t>（</w:t>
+        <w:t>節；在其它譯本中，這些是亞述所造）。</w:t>
+      </w:r>
+    </w:p>
+    <w:p>
+      <w:pPr/>
+      <w:r>
+        <w:rPr>
+          <w:lang w:val="zh_TW" w:bidi="zh_TW"/>
+        </w:rPr>
+      </w:r>
+      <w:r>
+        <w:rPr>
+          <w:lang w:val="zh_TW" w:bidi="zh_TW"/>
+        </w:rPr>
+        <w:t>米拿現所支付的貢品（</w:t>
       </w:r>
       <w:hyperlink r:id="rId17">
         <w:r>
@@ -383,26 +660,14 @@
             <w:color w:val="0000EE"/>
             <w:u w:val="single"/>
           </w:rPr>
-          <w:t>創43:16</w:t>
+          <w:t>王下15:19–20</w:t>
         </w:r>
       </w:hyperlink>
       <w:r>
         <w:rPr>
           <w:lang w:val="zh_TW" w:bidi="zh_TW"/>
         </w:rPr>
-        <w:t>）、一天起</w:t>
-      </w:r>
-      <w:r>
-        <w:rPr>
-          <w:lang w:val="zh_TW" w:bidi="zh_TW"/>
-        </w:rPr>
-        <w:t>涼風的</w:t>
-      </w:r>
-      <w:r>
-        <w:rPr>
-          <w:lang w:val="zh_TW" w:bidi="zh_TW"/>
-        </w:rPr>
-        <w:t>時間（</w:t>
+        <w:t>）和撒馬利亞淪陷時所奪取的戰利品（</w:t>
       </w:r>
       <w:hyperlink r:id="rId18">
         <w:r>
@@ -413,14 +678,14 @@
             <w:color w:val="0000EE"/>
             <w:u w:val="single"/>
           </w:rPr>
-          <w:t>3:8</w:t>
+          <w:t>賽8:4</w:t>
         </w:r>
       </w:hyperlink>
       <w:r>
         <w:rPr>
           <w:lang w:val="zh_TW" w:bidi="zh_TW"/>
         </w:rPr>
-        <w:t>）和晚上（</w:t>
+        <w:t>）都被運送至尼尼微。西拿基立從希西家那裡所收取的貢物，也同樣被送到這座城中（</w:t>
       </w:r>
       <w:hyperlink r:id="rId19">
         <w:r>
@@ -431,14 +696,28 @@
             <w:color w:val="0000EE"/>
             <w:u w:val="single"/>
           </w:rPr>
-          <w:t>得2:17</w:t>
+          <w:t>王下14–16</w:t>
         </w:r>
       </w:hyperlink>
       <w:r>
         <w:rPr>
           <w:lang w:val="zh_TW" w:bidi="zh_TW"/>
         </w:rPr>
-        <w:t>）。希伯來文「兩個晚上之間」（</w:t>
+        <w:t>）。</w:t>
+      </w:r>
+    </w:p>
+    <w:p>
+      <w:pPr/>
+      <w:r>
+        <w:rPr>
+          <w:lang w:val="zh_TW" w:bidi="zh_TW"/>
+        </w:rPr>
+      </w:r>
+      <w:r>
+        <w:rPr>
+          <w:lang w:val="zh_TW" w:bidi="zh_TW"/>
+        </w:rPr>
+        <w:t>在尼尼微西拿基立宮殿出土的浮雕中，有描繪拉吉圍城戰的場景（參</w:t>
       </w:r>
       <w:hyperlink r:id="rId20">
         <w:r>
@@ -449,14 +728,42 @@
             <w:color w:val="0000EE"/>
             <w:u w:val="single"/>
           </w:rPr>
-          <w:t>出12:6</w:t>
+          <w:t>王下19:8</w:t>
         </w:r>
       </w:hyperlink>
       <w:r>
         <w:rPr>
           <w:lang w:val="zh_TW" w:bidi="zh_TW"/>
         </w:rPr>
-        <w:t>；譯註：和合本譯作黃昏）大概是指黃昏、入夜的時候（</w:t>
+        <w:t>）。浮雕上西拿基立坐在寶座上，向他哀求的俘虜則跪於前方；城牆上有弓箭手與撞城槌進攻，守軍以火與箭抵禦。其中一座城門，另有居民背負行囊逃離或投降的畫面，右下角可見三名赤身的男子被釘於木樁之上。</w:t>
+      </w:r>
+    </w:p>
+    <w:p>
+      <w:pPr/>
+      <w:r>
+        <w:rPr>
+          <w:lang w:val="zh_TW" w:bidi="zh_TW"/>
+        </w:rPr>
+      </w:r>
+      <w:r>
+        <w:rPr>
+          <w:lang w:val="zh_TW" w:bidi="zh_TW"/>
+        </w:rPr>
+        <w:t>在芝加哥大學東方研究所（Oriental Institute of the University of Chicago）的所收藏的棱柱和大英博物館（British Museum）的泰勒六棱柱（Taylor Prism）上，都刻有西拿基立入侵猶大之戰，由於亞述人沒有攻下耶路撒冷，西拿基立只能以誇耀自我滿足：「至於猶大人希西家，他未服我軛。我圍攻他之四十六堅城與無數鄉村，皆取之……我困他本人於耶路撒冷的皇宮中，如籠中之鳥。」</w:t>
+      </w:r>
+    </w:p>
+    <w:p>
+      <w:pPr/>
+      <w:r>
+        <w:rPr>
+          <w:lang w:val="zh_TW" w:bidi="zh_TW"/>
+        </w:rPr>
+      </w:r>
+      <w:r>
+        <w:rPr>
+          <w:lang w:val="zh_TW" w:bidi="zh_TW"/>
+        </w:rPr>
+        <w:t>與尼尼微有關的亞述諸王在以色列的歷史中扮演重要角色，然而尼尼微這個名稱在聖經歷史書中僅出現過一次。</w:t>
       </w:r>
       <w:hyperlink r:id="rId21">
         <w:r>
@@ -467,14 +774,14 @@
             <w:color w:val="0000EE"/>
             <w:u w:val="single"/>
           </w:rPr>
-          <w:t>出16:12</w:t>
+          <w:t>列王紀下十九章36節</w:t>
         </w:r>
       </w:hyperlink>
       <w:r>
         <w:rPr>
           <w:lang w:val="zh_TW" w:bidi="zh_TW"/>
         </w:rPr>
-        <w:t>）。按小時來劃分日子，是直到基督時代才開始的。在舊約中最接近的劃分是將白天分為四等份（</w:t>
+        <w:t>記載，在耶和華的使者擊殺了十八萬五千名士兵後，西拿基立回家並留在尼尼微。公元前681年，他在此被兩子所殺（參</w:t>
       </w:r>
       <w:hyperlink r:id="rId22">
         <w:r>
@@ -485,28 +792,14 @@
             <w:color w:val="0000EE"/>
             <w:u w:val="single"/>
           </w:rPr>
-          <w:t>尼9:3</w:t>
+          <w:t>王下19:37</w:t>
         </w:r>
       </w:hyperlink>
       <w:r>
         <w:rPr>
           <w:lang w:val="zh_TW" w:bidi="zh_TW"/>
         </w:rPr>
-        <w:t>），或是對應了被擄前時期的夜晚，會被分為幾更。</w:t>
-      </w:r>
-    </w:p>
-    <w:p>
-      <w:pPr/>
-      <w:r>
-        <w:rPr>
-          <w:lang w:val="zh_TW" w:bidi="zh_TW"/>
-        </w:rPr>
-      </w:r>
-      <w:r>
-        <w:rPr>
-          <w:lang w:val="zh_TW" w:bidi="zh_TW"/>
-        </w:rPr>
-        <w:t>除了安息日外，古希伯來人並沒有為一週中的日子命名，而是以數字來稱呼這些日子，這種做法延續到新約時代（</w:t>
+        <w:t>；</w:t>
       </w:r>
       <w:hyperlink r:id="rId23">
         <w:r>
@@ -517,78 +810,14 @@
             <w:color w:val="0000EE"/>
             <w:u w:val="single"/>
           </w:rPr>
-          <w:t>路24:1</w:t>
+          <w:t>代下32:21</w:t>
         </w:r>
       </w:hyperlink>
       <w:r>
         <w:rPr>
           <w:lang w:val="zh_TW" w:bidi="zh_TW"/>
         </w:rPr>
-        <w:t>）。由於希伯來人傳統上重視安息日，對猶太人來說，知道安息日何時開始尤其重要。因此，法利賽人規定：日落後天上出現三顆星星時，就算進入安息日。</w:t>
-      </w:r>
-    </w:p>
-    <w:p>
-      <w:pPr>
-        <w:pStyle w:val="Heading3"/>
-      </w:pPr>
-      <w:r>
-        <w:rPr>
-          <w:lang w:val="zh_TW" w:bidi="zh_TW"/>
-        </w:rPr>
-        <w:t>創造的日子</w:t>
-      </w:r>
-    </w:p>
-    <w:p>
-      <w:pPr/>
-      <w:r>
-        <w:rPr>
-          <w:lang w:val="zh_TW" w:bidi="zh_TW"/>
-        </w:rPr>
-      </w:r>
-      <w:r>
-        <w:rPr>
-          <w:lang w:val="zh_TW" w:bidi="zh_TW"/>
-        </w:rPr>
-        <w:t>許多人認為，創世記中提到的「日子」是二十四小時。其支持理由是經文中的短語「有晚上，有早晨」。然而，這實際上是一種蘇美（Sumerian）文學的修辭方式，以相對的兩極組合來表達「整體」。因此「晚上—早晨」並非強調精確的時間單位，而是表達整個創造循環中一個完整的階段，重點在於「完整性」而非具體時間的長度。創造的完整性是由一個又一個的階段來達成，所以，創世記的描述不一定指一段特定的時間。</w:t>
-      </w:r>
-    </w:p>
-    <w:p>
-      <w:pPr/>
-      <w:r>
-        <w:rPr>
-          <w:lang w:val="zh_TW" w:bidi="zh_TW"/>
-        </w:rPr>
-      </w:r>
-      <w:r>
-        <w:rPr>
-          <w:lang w:val="zh_TW" w:bidi="zh_TW"/>
-        </w:rPr>
-        <w:t>蘇美人所謂的「公曆日」只包括太陽可見的十二小時，因此其他國家的「法律日」則是「雙倍日」（二十四小時）。若早期的創世敘述反映了蘇美文化，那麼「晚上—早晨」就不應被理解為現代意義上的公曆日，而是指一個階段或大概的時段。</w:t>
-      </w:r>
-    </w:p>
-    <w:p>
-      <w:pPr>
-        <w:pStyle w:val="Heading3"/>
-      </w:pPr>
-      <w:r>
-        <w:rPr>
-          <w:lang w:val="zh_TW" w:bidi="zh_TW"/>
-        </w:rPr>
-        <w:t>舊約</w:t>
-      </w:r>
-    </w:p>
-    <w:p>
-      <w:pPr/>
-      <w:r>
-        <w:rPr>
-          <w:lang w:val="zh_TW" w:bidi="zh_TW"/>
-        </w:rPr>
-      </w:r>
-      <w:r>
-        <w:rPr>
-          <w:lang w:val="zh_TW" w:bidi="zh_TW"/>
-        </w:rPr>
-        <w:t>在舊約中，「日子」常常有比喻的意思，例如「耶和華的日子」（</w:t>
+        <w:t>；</w:t>
       </w:r>
       <w:hyperlink r:id="rId24">
         <w:r>
@@ -599,14 +828,28 @@
             <w:color w:val="0000EE"/>
             <w:u w:val="single"/>
           </w:rPr>
-          <w:t>珥1:15</w:t>
+          <w:t>賽37:38</w:t>
         </w:r>
       </w:hyperlink>
       <w:r>
         <w:rPr>
           <w:lang w:val="zh_TW" w:bidi="zh_TW"/>
         </w:rPr>
-        <w:t>；</w:t>
+        <w:t>）。</w:t>
+      </w:r>
+    </w:p>
+    <w:p>
+      <w:pPr/>
+      <w:r>
+        <w:rPr>
+          <w:lang w:val="zh_TW" w:bidi="zh_TW"/>
+        </w:rPr>
+      </w:r>
+      <w:r>
+        <w:rPr>
+          <w:lang w:val="zh_TW" w:bidi="zh_TW"/>
+        </w:rPr>
+        <w:t>約拿書中多次提到尼尼微，因上帝差遣先知前往該城宣告其即將臨到的審判。經文稱尼尼微為「大城」（</w:t>
       </w:r>
       <w:hyperlink r:id="rId25">
         <w:r>
@@ -617,26 +860,14 @@
             <w:color w:val="0000EE"/>
             <w:u w:val="single"/>
           </w:rPr>
-          <w:t>摩5:18</w:t>
+          <w:t>拿1:2</w:t>
         </w:r>
       </w:hyperlink>
       <w:r>
         <w:rPr>
           <w:lang w:val="zh_TW" w:bidi="zh_TW"/>
         </w:rPr>
-        <w:t>）、「</w:t>
-      </w:r>
-      <w:r>
-        <w:rPr>
-          <w:lang w:val="zh_TW" w:bidi="zh_TW"/>
-        </w:rPr>
-        <w:t>遭</w:t>
-      </w:r>
-      <w:r>
-        <w:rPr>
-          <w:lang w:val="zh_TW" w:bidi="zh_TW"/>
-        </w:rPr>
-        <w:t>難的日子」（</w:t>
+        <w:t>，</w:t>
       </w:r>
       <w:hyperlink r:id="rId26">
         <w:r>
@@ -647,26 +878,26 @@
             <w:color w:val="0000EE"/>
             <w:u w:val="single"/>
           </w:rPr>
-          <w:t>詩20:1</w:t>
+          <w:t>3:2</w:t>
         </w:r>
       </w:hyperlink>
       <w:r>
         <w:rPr>
           <w:lang w:val="zh_TW" w:bidi="zh_TW"/>
         </w:rPr>
-        <w:t>）和「</w:t>
-      </w:r>
-      <w:r>
-        <w:rPr>
-          <w:lang w:val="zh_TW" w:bidi="zh_TW"/>
-        </w:rPr>
-        <w:t>神發怒的</w:t>
-      </w:r>
-      <w:r>
-        <w:rPr>
-          <w:lang w:val="zh_TW" w:bidi="zh_TW"/>
-        </w:rPr>
-        <w:t>日子」（</w:t>
+        <w:t>），並且描述「</w:t>
+      </w:r>
+      <w:r>
+        <w:rPr>
+          <w:lang w:val="zh_TW" w:bidi="zh_TW"/>
+        </w:rPr>
+        <w:t>尼尼微是極大的城，有三日的路程。</w:t>
+      </w:r>
+      <w:r>
+        <w:rPr>
+          <w:lang w:val="zh_TW" w:bidi="zh_TW"/>
+        </w:rPr>
+        <w:t>」（</w:t>
       </w:r>
       <w:hyperlink r:id="rId27">
         <w:r>
@@ -677,14 +908,40 @@
             <w:color w:val="0000EE"/>
             <w:u w:val="single"/>
           </w:rPr>
-          <w:t>伯20:28</w:t>
+          <w:t>3:3</w:t>
         </w:r>
       </w:hyperlink>
       <w:r>
         <w:rPr>
           <w:lang w:val="zh_TW" w:bidi="zh_TW"/>
         </w:rPr>
-        <w:t>）。複數的「日子」（譯註：如「年日」、「年間」）有時用來指一位君王的統治時期（</w:t>
+        <w:t>）。尼尼微地的地界必定超過古雲吉克丘與尼比‧優努斯丘所代表的區域。一些釋經者認為，當時的尼尼微城範圍還包括與之相關的其它城市，其中包括底格里斯與大扎卜河（Great Zab）之間的「亞述三角」（Assyrian triangle）地區，北起柯沙巴（Khorsabad），南至尼姆魯德（Nimrud）。</w:t>
+      </w:r>
+    </w:p>
+    <w:p>
+      <w:pPr/>
+      <w:r>
+        <w:rPr>
+          <w:lang w:val="zh_TW" w:bidi="zh_TW"/>
+        </w:rPr>
+      </w:r>
+      <w:r>
+        <w:rPr>
+          <w:lang w:val="zh_TW" w:bidi="zh_TW"/>
+        </w:rPr>
+        <w:t>耶和華說：「</w:t>
+      </w:r>
+      <w:r>
+        <w:rPr>
+          <w:lang w:val="zh_TW" w:bidi="zh_TW"/>
+        </w:rPr>
+        <w:t>這尼尼微大城，其中不能分辨左手右手的有十二萬多人</w:t>
+      </w:r>
+      <w:r>
+        <w:rPr>
+          <w:lang w:val="zh_TW" w:bidi="zh_TW"/>
+        </w:rPr>
+        <w:t>」（</w:t>
       </w:r>
       <w:hyperlink r:id="rId28">
         <w:r>
@@ -695,14 +952,28 @@
             <w:color w:val="0000EE"/>
             <w:u w:val="single"/>
           </w:rPr>
-          <w:t>王上10:21</w:t>
+          <w:t>拿4:11</w:t>
         </w:r>
       </w:hyperlink>
       <w:r>
         <w:rPr>
           <w:lang w:val="zh_TW" w:bidi="zh_TW"/>
         </w:rPr>
-        <w:t>）、或人的一生（</w:t>
+        <w:t>）。有些人把這句話解釋為指城中無辜的孩童人數，因此推估大尼尼微人口約六十萬；但更合理的理解是，這是指全體居民，而那描述性的片語是用來說明尼尼微人完全的屬靈黑暗。</w:t>
+      </w:r>
+    </w:p>
+    <w:p>
+      <w:pPr/>
+      <w:r>
+        <w:rPr>
+          <w:lang w:val="zh_TW" w:bidi="zh_TW"/>
+        </w:rPr>
+      </w:r>
+      <w:r>
+        <w:rPr>
+          <w:lang w:val="zh_TW" w:bidi="zh_TW"/>
+        </w:rPr>
+        <w:t>約拿宣講的是審判與毀滅的信息，但全城的悔改帶來了拯救（</w:t>
       </w:r>
       <w:hyperlink r:id="rId29">
         <w:r>
@@ -713,14 +984,14 @@
             <w:color w:val="0000EE"/>
             <w:u w:val="single"/>
           </w:rPr>
-          <w:t>創5:4</w:t>
+          <w:t>3:6–10</w:t>
         </w:r>
       </w:hyperlink>
       <w:r>
         <w:rPr>
           <w:lang w:val="zh_TW" w:bidi="zh_TW"/>
         </w:rPr>
-        <w:t>；</w:t>
+        <w:t>）。那鴻以栩栩如生又激昂的語言宣告了這座城市最終的傾覆。西番亞也預言了尼尼微的毀滅，宣告它將成為荒涼之地，成為羊群躺臥之處，即使是隨意造訪的人也能體會（</w:t>
       </w:r>
       <w:hyperlink r:id="rId30">
         <w:r>
@@ -731,14 +1002,42 @@
             <w:color w:val="0000EE"/>
             <w:u w:val="single"/>
           </w:rPr>
-          <w:t>王上3:14</w:t>
+          <w:t>番2:13–15</w:t>
         </w:r>
       </w:hyperlink>
       <w:r>
         <w:rPr>
           <w:lang w:val="zh_TW" w:bidi="zh_TW"/>
         </w:rPr>
-        <w:t>；</w:t>
+        <w:t>）。</w:t>
+      </w:r>
+    </w:p>
+    <w:p>
+      <w:pPr/>
+      <w:r>
+        <w:rPr>
+          <w:lang w:val="zh_TW" w:bidi="zh_TW"/>
+        </w:rPr>
+      </w:r>
+      <w:r>
+        <w:rPr>
+          <w:lang w:val="zh_TW" w:bidi="zh_TW"/>
+        </w:rPr>
+        <w:t>尼尼微被巴比倫人、米底亞人和西古提人的聯軍所毀。這座城市遭受極其嚴重且徹底的破壞；數世紀後連確定位置也被人遺忘。色諾芬（Xenophon）和希臘軍隊在公元前401年從該地附近撤退經過，卻未意識到那裡正是尼尼微的所在。在公元第二世紀，希臘諷刺作家琉善（Lucian）評論道：「尼尼微被毀得如此徹底，以致於已無法說出它曾經位於何處；連一點痕跡都沒有留下。」</w:t>
+      </w:r>
+    </w:p>
+    <w:p>
+      <w:pPr/>
+      <w:r>
+        <w:rPr>
+          <w:lang w:val="zh_TW" w:bidi="zh_TW"/>
+        </w:rPr>
+      </w:r>
+      <w:r>
+        <w:rPr>
+          <w:lang w:val="zh_TW" w:bidi="zh_TW"/>
+        </w:rPr>
+        <w:t>新約聖經福音書中僅有幾次提到尼尼微，也都與審判有關。耶穌在回應文士和法利賽人的要求時，指出邪惡的世代在尋求神蹟；正如約拿曾是尼尼微人的一個神蹟，耶穌也將成為祂那世代的神蹟（</w:t>
       </w:r>
       <w:hyperlink r:id="rId31">
         <w:r>
@@ -749,14 +1048,14 @@
             <w:color w:val="0000EE"/>
             <w:u w:val="single"/>
           </w:rPr>
-          <w:t>詩90:12</w:t>
+          <w:t>太12:38–40</w:t>
         </w:r>
       </w:hyperlink>
       <w:r>
         <w:rPr>
           <w:lang w:val="zh_TW" w:bidi="zh_TW"/>
         </w:rPr>
-        <w:t>）。在但以理書中，神被描述為「亙古常在者」（Ancient of Days，</w:t>
+        <w:t>；</w:t>
       </w:r>
       <w:hyperlink r:id="rId32">
         <w:r>
@@ -767,28 +1066,14 @@
             <w:color w:val="0000EE"/>
             <w:u w:val="single"/>
           </w:rPr>
-          <w:t>但7:9、13</w:t>
+          <w:t>路11:29–31</w:t>
         </w:r>
       </w:hyperlink>
       <w:r>
         <w:rPr>
           <w:lang w:val="zh_TW" w:bidi="zh_TW"/>
         </w:rPr>
-        <w:t>）。</w:t>
-      </w:r>
-    </w:p>
-    <w:p>
-      <w:pPr/>
-      <w:r>
-        <w:rPr>
-          <w:lang w:val="zh_TW" w:bidi="zh_TW"/>
-        </w:rPr>
-      </w:r>
-      <w:r>
-        <w:rPr>
-          <w:lang w:val="zh_TW" w:bidi="zh_TW"/>
-        </w:rPr>
-        <w:t>除了為了休息和敬拜而保留的安息日之外（</w:t>
+        <w:t>）。祂接著宣告，尼尼微人在審判時將與祂那世代的人一同起來定這世代的罪，因為尼尼微人在約拿的宣講下悔改了。現在，有一位比約拿更大的人已經來了（</w:t>
       </w:r>
       <w:hyperlink r:id="rId33">
         <w:r>
@@ -799,7 +1084,7 @@
             <w:color w:val="0000EE"/>
             <w:u w:val="single"/>
           </w:rPr>
-          <w:t>創2:3</w:t>
+          <w:t>太12:41</w:t>
         </w:r>
       </w:hyperlink>
       <w:r>
@@ -817,79 +1102,14 @@
             <w:color w:val="0000EE"/>
             <w:u w:val="single"/>
           </w:rPr>
-          <w:t>出20:8–11</w:t>
+          <w:t>路11:32</w:t>
         </w:r>
       </w:hyperlink>
       <w:r>
         <w:rPr>
           <w:lang w:val="zh_TW" w:bidi="zh_TW"/>
         </w:rPr>
-        <w:t>），「日」一詞還指春天的逾越節（</w:t>
-      </w:r>
-      <w:hyperlink r:id="rId35">
-        <w:r>
-          <w:rPr>
-            <w:lang w:val="zh_TW" w:bidi="zh_TW"/>
-          </w:rPr>
-          <w:rPr>
-            <w:color w:val="0000EE"/>
-            <w:u w:val="single"/>
-          </w:rPr>
-          <w:t>出12:14</w:t>
-        </w:r>
-      </w:hyperlink>
-      <w:r>
-        <w:rPr>
-          <w:lang w:val="zh_TW" w:bidi="zh_TW"/>
-        </w:rPr>
-        <w:t>；</w:t>
-      </w:r>
-      <w:hyperlink r:id="rId36">
-        <w:r>
-          <w:rPr>
-            <w:lang w:val="zh_TW" w:bidi="zh_TW"/>
-          </w:rPr>
-          <w:rPr>
-            <w:color w:val="0000EE"/>
-            <w:u w:val="single"/>
-          </w:rPr>
-          <w:t>利23:5</w:t>
-        </w:r>
-      </w:hyperlink>
-      <w:r>
-        <w:rPr>
-          <w:lang w:val="zh_TW" w:bidi="zh_TW"/>
-        </w:rPr>
-        <w:t>）和每年秋天的贖罪日（</w:t>
-      </w:r>
-      <w:hyperlink r:id="rId37">
-        <w:r>
-          <w:rPr>
-            <w:lang w:val="zh_TW" w:bidi="zh_TW"/>
-          </w:rPr>
-          <w:rPr>
-            <w:color w:val="0000EE"/>
-            <w:u w:val="single"/>
-          </w:rPr>
-          <w:t>利16:29–31</w:t>
-        </w:r>
-      </w:hyperlink>
-      <w:r>
-        <w:rPr>
-          <w:lang w:val="zh_TW" w:bidi="zh_TW"/>
-        </w:rPr>
-        <w:t>）。與安息日一樣，在這些日子人不可工作，而是遵守指定的宗教禮儀。</w:t>
-      </w:r>
-    </w:p>
-    <w:p>
-      <w:pPr>
-        <w:pStyle w:val="Heading3"/>
-      </w:pPr>
-      <w:r>
-        <w:rPr>
-          <w:lang w:val="zh_TW" w:bidi="zh_TW"/>
-        </w:rPr>
-        <w:t>新約</w:t>
+        <w:t>）。</w:t>
       </w:r>
     </w:p>
     <w:p>
@@ -901,514 +1121,34 @@
       </w:r>
       <w:r>
         <w:rPr>
-          <w:lang w:val="zh_TW" w:bidi="zh_TW"/>
-        </w:rPr>
-        <w:t>在新約中，「日子」的用法部分延續了閃族的傳統，不過四更夜更的制度則源於希臘和羅馬。新約時期的十二小時白天則承襲自巴比倫的天文學（參</w:t>
-      </w:r>
-      <w:hyperlink r:id="rId38">
-        <w:r>
-          <w:rPr>
-            <w:lang w:val="zh_TW" w:bidi="zh_TW"/>
-          </w:rPr>
-          <w:rPr>
-            <w:color w:val="0000EE"/>
-            <w:u w:val="single"/>
-          </w:rPr>
-          <w:t>約11:9</w:t>
-        </w:r>
-      </w:hyperlink>
-      <w:r>
-        <w:rPr>
-          <w:lang w:val="zh_TW" w:bidi="zh_TW"/>
-        </w:rPr>
-        <w:t>）。</w:t>
-      </w:r>
-    </w:p>
-    <w:p>
-      <w:pPr/>
-      <w:r>
-        <w:rPr>
-          <w:lang w:val="zh_TW" w:bidi="zh_TW"/>
-        </w:rPr>
-      </w:r>
-      <w:r>
-        <w:rPr>
-          <w:lang w:val="zh_TW" w:bidi="zh_TW"/>
-        </w:rPr>
-        <w:t>除了字面意義上的日子，新約作者也使用比喻的說法，例如「拯救的日子」（</w:t>
-      </w:r>
-      <w:hyperlink r:id="rId39">
-        <w:r>
-          <w:rPr>
-            <w:lang w:val="zh_TW" w:bidi="zh_TW"/>
-          </w:rPr>
-          <w:rPr>
-            <w:color w:val="0000EE"/>
-            <w:u w:val="single"/>
-          </w:rPr>
-          <w:t>林後6:2</w:t>
-        </w:r>
-      </w:hyperlink>
-      <w:r>
-        <w:rPr>
-          <w:lang w:val="zh_TW" w:bidi="zh_TW"/>
-        </w:rPr>
-        <w:t>） 和「耶穌基督的日子」（</w:t>
-      </w:r>
-      <w:hyperlink r:id="rId40">
-        <w:r>
-          <w:rPr>
-            <w:lang w:val="zh_TW" w:bidi="zh_TW"/>
-          </w:rPr>
-          <w:rPr>
-            <w:color w:val="0000EE"/>
-            <w:u w:val="single"/>
-          </w:rPr>
-          <w:t>腓1:6</w:t>
-        </w:r>
-      </w:hyperlink>
-      <w:r>
-        <w:rPr>
-          <w:lang w:val="zh_TW" w:bidi="zh_TW"/>
-        </w:rPr>
-        <w:t>）。「日子」也有用來指具體的時段，如「他供職的日子」（</w:t>
-      </w:r>
-      <w:hyperlink r:id="rId41">
-        <w:r>
-          <w:rPr>
-            <w:lang w:val="zh_TW" w:bidi="zh_TW"/>
-          </w:rPr>
-          <w:rPr>
-            <w:color w:val="0000EE"/>
-            <w:u w:val="single"/>
-          </w:rPr>
-          <w:t>路1:23</w:t>
-        </w:r>
-      </w:hyperlink>
-      <w:r>
-        <w:rPr>
-          <w:lang w:val="zh_TW" w:bidi="zh_TW"/>
-        </w:rPr>
-        <w:t>）。特別節期包括逾越節（</w:t>
-      </w:r>
-      <w:hyperlink r:id="rId42">
-        <w:r>
-          <w:rPr>
-            <w:lang w:val="zh_TW" w:bidi="zh_TW"/>
-          </w:rPr>
-          <w:rPr>
-            <w:color w:val="0000EE"/>
-            <w:u w:val="single"/>
-          </w:rPr>
-          <w:t>約12:1</w:t>
-        </w:r>
-      </w:hyperlink>
-      <w:r>
-        <w:rPr>
-          <w:lang w:val="zh_TW" w:bidi="zh_TW"/>
-        </w:rPr>
-        <w:t>）、「</w:t>
-      </w:r>
-      <w:r>
-        <w:rPr>
-          <w:lang w:val="zh_TW" w:bidi="zh_TW"/>
-        </w:rPr>
-        <w:t>除酵的日子」</w:t>
-      </w:r>
-      <w:r>
-        <w:rPr>
-          <w:lang w:val="zh_TW" w:bidi="zh_TW"/>
-        </w:rPr>
-        <w:t>（</w:t>
-      </w:r>
-      <w:hyperlink r:id="rId43">
-        <w:r>
-          <w:rPr>
-            <w:lang w:val="zh_TW" w:bidi="zh_TW"/>
-          </w:rPr>
-          <w:rPr>
-            <w:color w:val="0000EE"/>
-            <w:u w:val="single"/>
-          </w:rPr>
-          <w:t>徒12:3</w:t>
-        </w:r>
-      </w:hyperlink>
-      <w:r>
-        <w:rPr>
-          <w:lang w:val="zh_TW" w:bidi="zh_TW"/>
-        </w:rPr>
-        <w:t>） 和五旬節（</w:t>
-      </w:r>
-      <w:hyperlink r:id="rId44">
-        <w:r>
-          <w:rPr>
-            <w:lang w:val="zh_TW" w:bidi="zh_TW"/>
-          </w:rPr>
-          <w:rPr>
-            <w:color w:val="0000EE"/>
-            <w:u w:val="single"/>
-          </w:rPr>
-          <w:t>徒2:1</w:t>
-        </w:r>
-      </w:hyperlink>
-      <w:r>
-        <w:rPr>
-          <w:lang w:val="zh_TW" w:bidi="zh_TW"/>
-        </w:rPr>
-        <w:t>）。</w:t>
-      </w:r>
-    </w:p>
-    <w:p>
-      <w:pPr/>
-      <w:r>
-        <w:rPr>
-          <w:lang w:val="zh_TW" w:bidi="zh_TW"/>
-        </w:rPr>
-      </w:r>
-      <w:r>
-        <w:rPr>
-          <w:lang w:val="zh_TW" w:bidi="zh_TW"/>
-        </w:rPr>
-        <w:t>與舊約一樣，日子也指人的一生（</w:t>
-      </w:r>
-      <w:hyperlink r:id="rId45">
-        <w:r>
-          <w:rPr>
-            <w:lang w:val="zh_TW" w:bidi="zh_TW"/>
-          </w:rPr>
-          <w:rPr>
-            <w:color w:val="0000EE"/>
-            <w:u w:val="single"/>
-          </w:rPr>
-          <w:t>約9:4</w:t>
-        </w:r>
-      </w:hyperlink>
-      <w:r>
-        <w:rPr>
-          <w:lang w:val="zh_TW" w:bidi="zh_TW"/>
-        </w:rPr>
-        <w:t>）。基督徒被稱為「光明之子」和「白晝之子」（</w:t>
-      </w:r>
-      <w:hyperlink r:id="rId46">
-        <w:r>
-          <w:rPr>
-            <w:lang w:val="zh_TW" w:bidi="zh_TW"/>
-          </w:rPr>
-          <w:rPr>
-            <w:color w:val="0000EE"/>
-            <w:u w:val="single"/>
-          </w:rPr>
-          <w:t>帖前5:5</w:t>
-        </w:r>
-      </w:hyperlink>
-      <w:r>
-        <w:rPr>
-          <w:lang w:val="zh_TW" w:bidi="zh_TW"/>
-        </w:rPr>
-        <w:t>），較長的時期或時代也被稱為日子（</w:t>
-      </w:r>
-      <w:hyperlink r:id="rId39">
-        <w:r>
-          <w:rPr>
-            <w:lang w:val="zh_TW" w:bidi="zh_TW"/>
-          </w:rPr>
-          <w:rPr>
-            <w:color w:val="0000EE"/>
-            <w:u w:val="single"/>
-          </w:rPr>
-          <w:t>林後6:2</w:t>
-        </w:r>
-      </w:hyperlink>
+          <w:i/>
+          <w:lang w:val="zh_TW" w:bidi="zh_TW"/>
+        </w:rPr>
+        <w:t>另見</w:t>
+      </w:r>
+      <w:r>
+        <w:rPr>
+          <w:lang w:val="zh_TW" w:bidi="zh_TW"/>
+        </w:rPr>
+        <w:t xml:space="preserve"> </w:t>
+      </w:r>
+      <w:r>
+        <w:rPr>
+          <w:lang w:val="zh_TW" w:bidi="zh_TW"/>
+        </w:rPr>
+        <w:t>亞述、亞述人</w:t>
+      </w:r>
       <w:r>
         <w:rPr>
           <w:lang w:val="zh_TW" w:bidi="zh_TW"/>
         </w:rPr>
         <w:t>；</w:t>
       </w:r>
-      <w:hyperlink r:id="rId47">
-        <w:r>
-          <w:rPr>
-            <w:lang w:val="zh_TW" w:bidi="zh_TW"/>
-          </w:rPr>
-          <w:rPr>
-            <w:color w:val="0000EE"/>
-            <w:u w:val="single"/>
-          </w:rPr>
-          <w:t>弗5:16</w:t>
-        </w:r>
-      </w:hyperlink>
-      <w:r>
-        <w:rPr>
-          <w:lang w:val="zh_TW" w:bidi="zh_TW"/>
-        </w:rPr>
-        <w:t>，</w:t>
-      </w:r>
-      <w:hyperlink r:id="rId48">
-        <w:r>
-          <w:rPr>
-            <w:lang w:val="zh_TW" w:bidi="zh_TW"/>
-          </w:rPr>
-          <w:rPr>
-            <w:color w:val="0000EE"/>
-            <w:u w:val="single"/>
-          </w:rPr>
-          <w:t>6:13</w:t>
-        </w:r>
-      </w:hyperlink>
-      <w:r>
-        <w:rPr>
-          <w:lang w:val="zh_TW" w:bidi="zh_TW"/>
-        </w:rPr>
-        <w:t>；</w:t>
-      </w:r>
-      <w:hyperlink r:id="rId49">
-        <w:r>
-          <w:rPr>
-            <w:lang w:val="zh_TW" w:bidi="zh_TW"/>
-          </w:rPr>
-          <w:rPr>
-            <w:color w:val="0000EE"/>
-            <w:u w:val="single"/>
-          </w:rPr>
-          <w:t>來5:7</w:t>
-        </w:r>
-      </w:hyperlink>
-      <w:r>
-        <w:rPr>
-          <w:lang w:val="zh_TW" w:bidi="zh_TW"/>
-        </w:rPr>
-        <w:t>）。舊約先知所強調審判的日子在新約中延續，並特別指出那是神最終審判的日子——人子（耶穌）要顯明祂是主（</w:t>
-      </w:r>
-      <w:hyperlink r:id="rId50">
-        <w:r>
-          <w:rPr>
-            <w:lang w:val="zh_TW" w:bidi="zh_TW"/>
-          </w:rPr>
-          <w:rPr>
-            <w:color w:val="0000EE"/>
-            <w:u w:val="single"/>
-          </w:rPr>
-          <w:t>路17:30</w:t>
-        </w:r>
-      </w:hyperlink>
-      <w:r>
-        <w:rPr>
-          <w:lang w:val="zh_TW" w:bidi="zh_TW"/>
-        </w:rPr>
-        <w:t>；</w:t>
-      </w:r>
-      <w:hyperlink r:id="rId51">
-        <w:r>
-          <w:rPr>
-            <w:lang w:val="zh_TW" w:bidi="zh_TW"/>
-          </w:rPr>
-          <w:rPr>
-            <w:color w:val="0000EE"/>
-            <w:u w:val="single"/>
-          </w:rPr>
-          <w:t>約6:39–44</w:t>
-        </w:r>
-      </w:hyperlink>
-      <w:r>
-        <w:rPr>
-          <w:lang w:val="zh_TW" w:bidi="zh_TW"/>
-        </w:rPr>
-        <w:t>；</w:t>
-      </w:r>
-      <w:hyperlink r:id="rId52">
-        <w:r>
-          <w:rPr>
-            <w:lang w:val="zh_TW" w:bidi="zh_TW"/>
-          </w:rPr>
-          <w:rPr>
-            <w:color w:val="0000EE"/>
-            <w:u w:val="single"/>
-          </w:rPr>
-          <w:t>林前5:5</w:t>
-        </w:r>
-      </w:hyperlink>
-      <w:r>
-        <w:rPr>
-          <w:lang w:val="zh_TW" w:bidi="zh_TW"/>
-        </w:rPr>
-        <w:t>；</w:t>
-      </w:r>
-      <w:hyperlink r:id="rId53">
-        <w:r>
-          <w:rPr>
-            <w:lang w:val="zh_TW" w:bidi="zh_TW"/>
-          </w:rPr>
-          <w:rPr>
-            <w:color w:val="0000EE"/>
-            <w:u w:val="single"/>
-          </w:rPr>
-          <w:t>帖前5:2</w:t>
-        </w:r>
-      </w:hyperlink>
-      <w:r>
-        <w:rPr>
-          <w:lang w:val="zh_TW" w:bidi="zh_TW"/>
-        </w:rPr>
-        <w:t>；</w:t>
-      </w:r>
-      <w:hyperlink r:id="rId54">
-        <w:r>
-          <w:rPr>
-            <w:lang w:val="zh_TW" w:bidi="zh_TW"/>
-          </w:rPr>
-          <w:rPr>
-            <w:color w:val="0000EE"/>
-            <w:u w:val="single"/>
-          </w:rPr>
-          <w:t>彼後2:9</w:t>
-        </w:r>
-      </w:hyperlink>
-      <w:r>
-        <w:rPr>
-          <w:lang w:val="zh_TW" w:bidi="zh_TW"/>
-        </w:rPr>
-        <w:t>，</w:t>
-      </w:r>
-      <w:hyperlink r:id="rId55">
-        <w:r>
-          <w:rPr>
-            <w:lang w:val="zh_TW" w:bidi="zh_TW"/>
-          </w:rPr>
-          <w:rPr>
-            <w:color w:val="0000EE"/>
-            <w:u w:val="single"/>
-          </w:rPr>
-          <w:t>3:7、12</w:t>
-        </w:r>
-      </w:hyperlink>
-      <w:r>
-        <w:rPr>
-          <w:lang w:val="zh_TW" w:bidi="zh_TW"/>
-        </w:rPr>
-        <w:t>；</w:t>
-      </w:r>
-      <w:hyperlink r:id="rId56">
-        <w:r>
-          <w:rPr>
-            <w:lang w:val="zh_TW" w:bidi="zh_TW"/>
-          </w:rPr>
-          <w:rPr>
-            <w:color w:val="0000EE"/>
-            <w:u w:val="single"/>
-          </w:rPr>
-          <w:t>約一4:17</w:t>
-        </w:r>
-      </w:hyperlink>
-      <w:r>
-        <w:rPr>
-          <w:lang w:val="zh_TW" w:bidi="zh_TW"/>
-        </w:rPr>
-        <w:t>；</w:t>
-      </w:r>
-      <w:hyperlink r:id="rId57">
-        <w:r>
-          <w:rPr>
-            <w:lang w:val="zh_TW" w:bidi="zh_TW"/>
-          </w:rPr>
-          <w:rPr>
-            <w:color w:val="0000EE"/>
-            <w:u w:val="single"/>
-          </w:rPr>
-          <w:t>啟16:14</w:t>
-        </w:r>
-      </w:hyperlink>
-      <w:r>
-        <w:rPr>
-          <w:lang w:val="zh_TW" w:bidi="zh_TW"/>
-        </w:rPr>
-        <w:t>）。「</w:t>
-      </w:r>
-      <w:r>
-        <w:rPr>
-          <w:lang w:val="zh_TW" w:bidi="zh_TW"/>
-        </w:rPr>
-        <w:t>永遠</w:t>
-      </w:r>
-      <w:r>
-        <w:rPr>
-          <w:lang w:val="zh_TW" w:bidi="zh_TW"/>
-        </w:rPr>
-        <w:t>」標誌著時間將成為永恆的那一刻（</w:t>
-      </w:r>
-      <w:hyperlink r:id="rId58">
-        <w:r>
-          <w:rPr>
-            <w:lang w:val="zh_TW" w:bidi="zh_TW"/>
-          </w:rPr>
-          <w:rPr>
-            <w:color w:val="0000EE"/>
-            <w:u w:val="single"/>
-          </w:rPr>
-          <w:t>彼後3:18</w:t>
-        </w:r>
-      </w:hyperlink>
-      <w:r>
-        <w:rPr>
-          <w:lang w:val="zh_TW" w:bidi="zh_TW"/>
-        </w:rPr>
-        <w:t>）。新耶路撒冷，就是神子民的居所，被描述為一個永遠白晝之地（</w:t>
-      </w:r>
-      <w:hyperlink r:id="rId59">
-        <w:r>
-          <w:rPr>
-            <w:lang w:val="zh_TW" w:bidi="zh_TW"/>
-          </w:rPr>
-          <w:rPr>
-            <w:color w:val="0000EE"/>
-            <w:u w:val="single"/>
-          </w:rPr>
-          <w:t>啟21:25</w:t>
-        </w:r>
-      </w:hyperlink>
-      <w:r>
-        <w:rPr>
-          <w:lang w:val="zh_TW" w:bidi="zh_TW"/>
-        </w:rPr>
-        <w:t>）。</w:t>
-      </w:r>
-    </w:p>
-    <w:p>
-      <w:pPr/>
-      <w:r>
-        <w:rPr>
-          <w:lang w:val="zh_TW" w:bidi="zh_TW"/>
-        </w:rPr>
-      </w:r>
-      <w:r>
-        <w:rPr>
-          <w:i/>
-          <w:lang w:val="zh_TW" w:bidi="zh_TW"/>
-        </w:rPr>
-        <w:t>另見</w:t>
-      </w:r>
-      <w:r>
-        <w:rPr>
-          <w:lang w:val="zh_TW" w:bidi="zh_TW"/>
-        </w:rPr>
-        <w:t>古代與現代曆法</w:t>
-      </w:r>
-      <w:r>
-        <w:rPr>
-          <w:lang w:val="zh_TW" w:bidi="zh_TW"/>
-        </w:rPr>
-        <w:t>；耶和華的日子</w:t>
-      </w:r>
-      <w:r>
-        <w:rPr>
-          <w:lang w:val="zh_TW" w:bidi="zh_TW"/>
-        </w:rPr>
-        <w:t>；</w:t>
-      </w:r>
-      <w:r>
-        <w:rPr>
-          <w:lang w:val="zh_TW" w:bidi="zh_TW"/>
-        </w:rPr>
-        <w:t>末世論</w:t>
+      <w:r>
+        <w:rPr>
+          <w:lang w:val="zh_TW" w:bidi="zh_TW"/>
+        </w:rPr>
+        <w:t>漢謨拉比法典</w:t>
       </w:r>
       <w:r>
         <w:rPr>

--- a/zht/docx/096.content.docx
+++ b/zht/docx/096.content.docx
@@ -19,7 +19,7 @@
         <w:rPr>
           <w:lang w:val="zh_TW" w:bidi="zh_TW"/>
         </w:rPr>
-        <w:t>Resource: 聖經詞典 (Tyndale)</w:t>
+        <w:t>Resource: Tyndale Open Bible Dictionary</w:t>
       </w:r>
       <w:r>
         <w:rPr>
@@ -112,7 +112,7 @@
         <w:rPr>
           <w:lang w:val="zh_TW" w:bidi="zh_TW"/>
         </w:rPr>
-        <w:t>聖經詞典 (Tyndale)</w:t>
+        <w:t>Tyndale Open Bible Dictionary</w:t>
       </w:r>
     </w:p>
     <w:p>
@@ -149,7 +149,7 @@
         <w:rPr>
           <w:lang w:val="zh_TW" w:bidi="zh_TW"/>
         </w:rPr>
-        <w:t>ni</w:t>
+        <w:t>mi</w:t>
       </w:r>
       <w:r>
         <w:rPr>
@@ -212,7 +212,7 @@
         <w:rPr>
           <w:lang w:val="zh_TW" w:bidi="zh_TW"/>
         </w:rPr>
-        <w:t>尼哥坡里</w:t>
+        <w:t>彌賽亞</w:t>
       </w:r>
       <w:r>
         <w:rPr>
@@ -231,7 +231,20 @@
         <w:rPr>
           <w:lang w:val="zh_TW" w:bidi="zh_TW"/>
         </w:rPr>
-        <w:t>名稱的意思是「勝利之城」。在羅馬帝國，當一個新建的城市需要命名時，尼哥坡里（Nicopolis）是一個常見的選擇。在戰爭時期為了紀念軍事勝利而建的城鎮，通常被命名為尼哥坡里。</w:t>
+        <w:t>這個稱號源於希伯來文mashiach</w:t>
+      </w:r>
+      <w:r>
+        <w:rPr>
+          <w:i/>
+          <w:lang w:val="zh_TW" w:bidi="zh_TW"/>
+        </w:rPr>
+        <w:t>，</w:t>
+      </w:r>
+      <w:r>
+        <w:rPr>
+          <w:lang w:val="zh_TW" w:bidi="zh_TW"/>
+        </w:rPr>
+        <w:t>這是一個表示「受膏者」的動詞形容詞。與其新約對應詞「christos（基督）」一樣，這個稱號表示一個人經過奉獻儀式被分別出來事奉神，並以油膏抹他。動詞根（mashach）也傳達了這個概念。</w:t>
       </w:r>
     </w:p>
     <w:p>
@@ -245,7 +258,7 @@
         <w:rPr>
           <w:lang w:val="zh_TW" w:bidi="zh_TW"/>
         </w:rPr>
-        <w:t>在保羅寫給提多的信中，保羅告訴提多離開他一直在事奉的克里特（</w:t>
+        <w:t>以色列人在幾個不同的情境中都有以油膏抹的儀式。祭司在祭壇前執行神賜予的職務之前，常常被膏抹（</w:t>
       </w:r>
       <w:hyperlink r:id="rId13">
         <w:r>
@@ -256,14 +269,14 @@
             <w:color w:val="0000EE"/>
             <w:u w:val="single"/>
           </w:rPr>
-          <w:t>多1:5</w:t>
-        </w:r>
-      </w:hyperlink>
-      <w:r>
-        <w:rPr>
-          <w:lang w:val="zh_TW" w:bidi="zh_TW"/>
-        </w:rPr>
-        <w:t>），前往尼哥坡里，使徒正在那裏作工，並且保羅計劃在那裡過冬（</w:t>
+          <w:t>利4:3</w:t>
+        </w:r>
+      </w:hyperlink>
+      <w:r>
+        <w:rPr>
+          <w:lang w:val="zh_TW" w:bidi="zh_TW"/>
+        </w:rPr>
+        <w:t>）。雖然有證據表明先知也曾被實際膏抹（</w:t>
       </w:r>
       <w:hyperlink r:id="rId14">
         <w:r>
@@ -274,14 +287,80 @@
             <w:color w:val="0000EE"/>
             <w:u w:val="single"/>
           </w:rPr>
-          <w:t>3:12</w:t>
-        </w:r>
-      </w:hyperlink>
-      <w:r>
-        <w:rPr>
-          <w:lang w:val="zh_TW" w:bidi="zh_TW"/>
-        </w:rPr>
-        <w:t>）。在整個羅馬帝國的九個尼哥坡里城中，幾乎可以肯定保羅指的是位於哥林多灣西北方和伊庇魯斯（Epirus）海岬東南方的城市。岬是一塊突入水體的高地，如同半島或俯瞰大海的懸崖。</w:t>
+          <w:t>王上19:16</w:t>
+        </w:r>
+      </w:hyperlink>
+      <w:r>
+        <w:rPr>
+          <w:lang w:val="zh_TW" w:bidi="zh_TW"/>
+        </w:rPr>
+        <w:t>），但這似乎並非一種普遍的做法。撒母耳膏立掃羅和大衛，使得這一行為成為希伯來王在就任王位領導職務前的重要先決條件。王特別被認為是耶和華的受膏者，因此被視為在人（</w:t>
+      </w:r>
+      <w:hyperlink r:id="rId15">
+        <w:r>
+          <w:rPr>
+            <w:lang w:val="zh_TW" w:bidi="zh_TW"/>
+          </w:rPr>
+          <w:rPr>
+            <w:color w:val="0000EE"/>
+            <w:u w:val="single"/>
+          </w:rPr>
+          <w:t>撒上12:14</w:t>
+        </w:r>
+      </w:hyperlink>
+      <w:r>
+        <w:rPr>
+          <w:lang w:val="zh_TW" w:bidi="zh_TW"/>
+        </w:rPr>
+        <w:t>；</w:t>
+      </w:r>
+      <w:hyperlink r:id="rId16">
+        <w:r>
+          <w:rPr>
+            <w:lang w:val="zh_TW" w:bidi="zh_TW"/>
+          </w:rPr>
+          <w:rPr>
+            <w:color w:val="0000EE"/>
+            <w:u w:val="single"/>
+          </w:rPr>
+          <w:t>撒下19:21</w:t>
+        </w:r>
+      </w:hyperlink>
+      <w:r>
+        <w:rPr>
+          <w:lang w:val="zh_TW" w:bidi="zh_TW"/>
+        </w:rPr>
+        <w:t>）和神（</w:t>
+      </w:r>
+      <w:hyperlink r:id="rId17">
+        <w:r>
+          <w:rPr>
+            <w:lang w:val="zh_TW" w:bidi="zh_TW"/>
+          </w:rPr>
+          <w:rPr>
+            <w:color w:val="0000EE"/>
+            <w:u w:val="single"/>
+          </w:rPr>
+          <w:t>詩2:2，</w:t>
+        </w:r>
+      </w:hyperlink>
+      <w:hyperlink r:id="rId18">
+        <w:r>
+          <w:rPr>
+            <w:lang w:val="zh_TW" w:bidi="zh_TW"/>
+          </w:rPr>
+          <w:rPr>
+            <w:color w:val="0000EE"/>
+            <w:u w:val="single"/>
+          </w:rPr>
+          <w:t>20:6</w:t>
+        </w:r>
+      </w:hyperlink>
+      <w:r>
+        <w:rPr>
+          <w:lang w:val="zh_TW" w:bidi="zh_TW"/>
+        </w:rPr>
+        <w:t>）面前擁有穩固的地位。這些儀式與多篇彌賽亞預言共同幫助猶太人認識到那位至高無上的受膏者，祂最終會來臨拯救以色列。</w:t>
       </w:r>
     </w:p>
     <w:p>
@@ -295,17 +374,18 @@
         <w:rPr>
           <w:lang w:val="zh_TW" w:bidi="zh_TW"/>
         </w:rPr>
-        <w:t>屋大維（Octavian，後來成為羅馬帝國第一位統治者）於公元前31年建立了這座城市，以慶祝他在附近進行的偉大的亞克興戰役（battle of Actium）中戰勝安東尼（Mark Antony）。尼哥坡里的名稱和政府都是希臘式的，並且是附近許多城的中心。這座新的尼哥坡里是一個非常大的城，擁有類似於附近的雅典城的獨立性。該城建造了神廟、劇院、競技場和水道，並設立了一年四次的慶典比賽。尼哥坡里最著名的市民，是斯多亞派（Stoic）哲學家愛比克泰德（Epictetus），他大約在公元90年居住在那裡。保羅曾在這個大城及其周邊的小社區中傳揚福音。</w:t>
-      </w:r>
-      <w:r>
-        <w:rPr>
-          <w:lang w:val="zh_TW" w:bidi="zh_TW"/>
-        </w:rPr>
-      </w:r>
-      <w:r>
-        <w:rPr>
-          <w:lang w:val="zh_TW" w:bidi="zh_TW"/>
-        </w:rPr>
+        <w:t>猶太拉比摩西·邁蒙尼德（Moses Maimonides，公元13世紀）所歸納的希伯來信仰十三條款（13 articles of Hebraic faith）的結尾是這樣一句話，至今仍見於許多希伯來禱告書中：「我全心相信彌賽亞將來臨；雖然祂的來臨延遲，我仍耐心等候祂盡快出現。」</w:t>
+      </w:r>
+    </w:p>
+    <w:p>
+      <w:pPr>
+        <w:pStyle w:val="Heading3"/>
+      </w:pPr>
+      <w:r>
+        <w:rPr>
+          <w:lang w:val="zh_TW" w:bidi="zh_TW"/>
+        </w:rPr>
+        <w:t>舊約中的彌賽亞</w:t>
       </w:r>
     </w:p>
     <w:p>
@@ -315,21 +395,83 @@
           <w:lang w:val="zh_TW" w:bidi="zh_TW"/>
         </w:rPr>
       </w:r>
-    </w:p>
-    <w:p>
-      <w:pPr>
-        <w:pStyle w:val="Heading2"/>
-      </w:pPr>
-      <w:r>
-        <w:rPr>
-          <w:lang w:val="zh_TW" w:bidi="zh_TW"/>
-        </w:rPr>
-        <w:t>尼尼微、尼尼微人</w:t>
-      </w:r>
-      <w:r>
-        <w:rPr>
-          <w:lang w:val="zh_TW" w:bidi="zh_TW"/>
-        </w:rPr>
+      <w:r>
+        <w:rPr>
+          <w:lang w:val="zh_TW" w:bidi="zh_TW"/>
+        </w:rPr>
+        <w:t>猶太人對彌賽亞來臨的盼望始於大衛統治時期，當時預言他的國度將存到永遠（</w:t>
+      </w:r>
+      <w:hyperlink r:id="rId19">
+        <w:r>
+          <w:rPr>
+            <w:lang w:val="zh_TW" w:bidi="zh_TW"/>
+          </w:rPr>
+          <w:rPr>
+            <w:color w:val="0000EE"/>
+            <w:u w:val="single"/>
+          </w:rPr>
+          <w:t>撒下7:16</w:t>
+        </w:r>
+      </w:hyperlink>
+      <w:r>
+        <w:rPr>
+          <w:lang w:val="zh_TW" w:bidi="zh_TW"/>
+        </w:rPr>
+        <w:t>）。以色列被告知，通過大衛的後裔，他的寶座將在全地上永遠掌權（</w:t>
+      </w:r>
+      <w:hyperlink r:id="rId20">
+        <w:r>
+          <w:rPr>
+            <w:lang w:val="zh_TW" w:bidi="zh_TW"/>
+          </w:rPr>
+          <w:rPr>
+            <w:color w:val="0000EE"/>
+            <w:u w:val="single"/>
+          </w:rPr>
+          <w:t>撒下22:48–51</w:t>
+        </w:r>
+      </w:hyperlink>
+      <w:r>
+        <w:rPr>
+          <w:lang w:val="zh_TW" w:bidi="zh_TW"/>
+        </w:rPr>
+        <w:t>；</w:t>
+      </w:r>
+      <w:hyperlink r:id="rId21">
+        <w:r>
+          <w:rPr>
+            <w:lang w:val="zh_TW" w:bidi="zh_TW"/>
+          </w:rPr>
+          <w:rPr>
+            <w:color w:val="0000EE"/>
+            <w:u w:val="single"/>
+          </w:rPr>
+          <w:t>耶33</w:t>
+        </w:r>
+      </w:hyperlink>
+      <w:r>
+        <w:rPr>
+          <w:lang w:val="zh_TW" w:bidi="zh_TW"/>
+        </w:rPr>
+        <w:t>）。猶太人傳統上對彌賽亞帶來救贖的這一方面充滿期待（參見</w:t>
+      </w:r>
+      <w:hyperlink r:id="rId22">
+        <w:r>
+          <w:rPr>
+            <w:lang w:val="zh_TW" w:bidi="zh_TW"/>
+          </w:rPr>
+          <w:rPr>
+            <w:color w:val="0000EE"/>
+            <w:u w:val="single"/>
+          </w:rPr>
+          <w:t>徒1:6</w:t>
+        </w:r>
+      </w:hyperlink>
+      <w:r>
+        <w:rPr>
+          <w:lang w:val="zh_TW" w:bidi="zh_TW"/>
+        </w:rPr>
+        <w:t>）。</w:t>
       </w:r>
     </w:p>
     <w:p>
@@ -343,7 +485,46 @@
         <w:rPr>
           <w:lang w:val="zh_TW" w:bidi="zh_TW"/>
         </w:rPr>
-        <w:t>亞述帝國的首都之一，且在該帝國的鼎盛時期，是世界上最偉大的城市之一。尼尼微位於現今伊拉克北部，而今日其以坐落於底格里斯河（Tigris River）以東，與摩蘇爾城（Mosul）主要區域相對的古雲吉克丘（Kouyunjik）與尼比‧優努斯丘（Nebi Yunus）為象徵。</w:t>
+        <w:t>在正統猶太教拉比中，從來不缺乏對彌賽亞事工細節的猜測。拉比們曾將不下於456處經文應用於彌賽亞的身份和救恩上。對彌賽亞的關注在</w:t>
+      </w:r>
+      <w:r>
+        <w:rPr>
+          <w:i/>
+          <w:lang w:val="zh_TW" w:bidi="zh_TW"/>
+        </w:rPr>
+        <w:t>論猶太議會</w:t>
+      </w:r>
+      <w:r>
+        <w:rPr>
+          <w:lang w:val="zh_TW" w:bidi="zh_TW"/>
+        </w:rPr>
+        <w:t>（</w:t>
+      </w:r>
+      <w:r>
+        <w:rPr>
+          <w:i/>
+          <w:lang w:val="zh_TW" w:bidi="zh_TW"/>
+        </w:rPr>
+        <w:t>Sanhedrin，</w:t>
+      </w:r>
+      <w:r>
+        <w:rPr>
+          <w:lang w:val="zh_TW" w:bidi="zh_TW"/>
+        </w:rPr>
+        <w:t>巴比倫塔木德）中尤為明顯，其中提到世界是為祂而創造的，所有先知都預言了祂的日子（</w:t>
+      </w:r>
+      <w:r>
+        <w:rPr>
+          <w:i/>
+          <w:lang w:val="zh_TW" w:bidi="zh_TW"/>
+        </w:rPr>
+        <w:t>論猶太議會</w:t>
+      </w:r>
+      <w:r>
+        <w:rPr>
+          <w:lang w:val="zh_TW" w:bidi="zh_TW"/>
+        </w:rPr>
+        <w:t>98b、99a）。總的來說，正統猶太教仍保留著對彌賽亞在耶路撒冷統治、重建聖殿以及恢復祭司職分和獻祭的古老信仰。</w:t>
       </w:r>
     </w:p>
     <w:p>
@@ -357,7 +538,7 @@
         <w:rPr>
           <w:lang w:val="zh_TW" w:bidi="zh_TW"/>
         </w:rPr>
-        <w:t>較大的古雲吉克丘位於西北方，面積約1英里乘650碼（約1.6 公里乘594.4公尺），高出平原約九十英尺（約27.4公尺），中間以科斯爾河（Khosr River）隔開。尼比‧優努斯丘上現為村落、墓地及一座傳說存放約拿墳墓的清真寺，因此未能進行廣泛考古。</w:t>
+        <w:t>儘管後來的猶太教將彌賽亞看作末世來臨的統治者，但現代猶太思想大多拋棄了個人彌賽亞的傳統觀念，取而代之的是相信彌賽亞時代的來臨。現代自由派猶太教普遍認為，世界最終會在猶太理想的正義與憐憫的影響下得到完美的改造。這種信念忽視了人類墮落的困境和聖經的教導，以人本主義的思想取代了神奇蹟般的介入。</w:t>
       </w:r>
     </w:p>
     <w:p>
@@ -371,18 +552,61 @@
         <w:rPr>
           <w:lang w:val="zh_TW" w:bidi="zh_TW"/>
         </w:rPr>
-        <w:t>尼尼微城牆以磚砌成，長約8英里（約12.9公里），設有十五座城門（已發掘其中五座），門前立有巨大的石雕公牛像，其為亞述城邑建築的典型特色。</w:t>
-      </w:r>
-    </w:p>
-    <w:p>
-      <w:pPr>
-        <w:pStyle w:val="Heading3"/>
-      </w:pPr>
-      <w:r>
-        <w:rPr>
-          <w:lang w:val="zh_TW" w:bidi="zh_TW"/>
-        </w:rPr>
-        <w:t>歷史</w:t>
+        <w:t>雖然彌賽亞的出身與大衛家緊密相關（</w:t>
+      </w:r>
+      <w:hyperlink r:id="rId23">
+        <w:r>
+          <w:rPr>
+            <w:lang w:val="zh_TW" w:bidi="zh_TW"/>
+          </w:rPr>
+          <w:rPr>
+            <w:color w:val="0000EE"/>
+            <w:u w:val="single"/>
+          </w:rPr>
+          <w:t>撒下7:14</w:t>
+        </w:r>
+      </w:hyperlink>
+      <w:r>
+        <w:rPr>
+          <w:lang w:val="zh_TW" w:bidi="zh_TW"/>
+        </w:rPr>
+        <w:t>；</w:t>
+      </w:r>
+      <w:hyperlink r:id="rId24">
+        <w:r>
+          <w:rPr>
+            <w:lang w:val="zh_TW" w:bidi="zh_TW"/>
+          </w:rPr>
+          <w:rPr>
+            <w:color w:val="0000EE"/>
+            <w:u w:val="single"/>
+          </w:rPr>
+          <w:t>何3:5</w:t>
+        </w:r>
+      </w:hyperlink>
+      <w:r>
+        <w:rPr>
+          <w:lang w:val="zh_TW" w:bidi="zh_TW"/>
+        </w:rPr>
+        <w:t>），但彌賽亞的應許早在大衛出現之前就已經給予。事實上，彌賽亞的盼望隱含在神國度建立的首次應許之中。</w:t>
+      </w:r>
+      <w:hyperlink r:id="rId25">
+        <w:r>
+          <w:rPr>
+            <w:lang w:val="zh_TW" w:bidi="zh_TW"/>
+          </w:rPr>
+          <w:rPr>
+            <w:color w:val="0000EE"/>
+            <w:u w:val="single"/>
+          </w:rPr>
+          <w:t>創世記三章15節</w:t>
+        </w:r>
+      </w:hyperlink>
+      <w:r>
+        <w:rPr>
+          <w:lang w:val="zh_TW" w:bidi="zh_TW"/>
+        </w:rPr>
+        <w:t>中，神對撒但說，祂要使蛇與女人彼此為仇，直到時候滿足，女人的「後裔」將在蛇的頭施以致命一擊。</w:t>
       </w:r>
     </w:p>
     <w:p>
@@ -396,25 +620,541 @@
         <w:rPr>
           <w:lang w:val="zh_TW" w:bidi="zh_TW"/>
         </w:rPr>
-        <w:t>尼尼微的居住歷史可追溯到史前時代（約公元前4500年），這與</w:t>
-      </w:r>
-      <w:hyperlink r:id="rId15">
-        <w:r>
-          <w:rPr>
-            <w:lang w:val="zh_TW" w:bidi="zh_TW"/>
-          </w:rPr>
-          <w:rPr>
-            <w:color w:val="0000EE"/>
-            <w:u w:val="single"/>
-          </w:rPr>
-          <w:t>創世記第十章</w:t>
-        </w:r>
-      </w:hyperlink>
-      <w:r>
-        <w:rPr>
-          <w:lang w:val="zh_TW" w:bidi="zh_TW"/>
-        </w:rPr>
-        <w:t>中關於該城市建立的記載一致。在尼尼微也發現了來自各個早期文化（哈蘇納〔Hassuna〕、薩邁拉〔Samarra〕、哈拉夫〔Halaf〕、烏拜德〔Ubaid〕）的材料。</w:t>
+        <w:t>彌賽亞預言的性質是漸進的，每一個預言都使主題更加明確。以「後裔」的概念為例：彌賽亞將由女人所生（</w:t>
+      </w:r>
+      <w:hyperlink r:id="rId25">
+        <w:r>
+          <w:rPr>
+            <w:lang w:val="zh_TW" w:bidi="zh_TW"/>
+          </w:rPr>
+          <w:rPr>
+            <w:color w:val="0000EE"/>
+            <w:u w:val="single"/>
+          </w:rPr>
+          <w:t>創3:15</w:t>
+        </w:r>
+      </w:hyperlink>
+      <w:r>
+        <w:rPr>
+          <w:lang w:val="zh_TW" w:bidi="zh_TW"/>
+        </w:rPr>
+        <w:t>），通過閃的後裔（</w:t>
+      </w:r>
+      <w:hyperlink r:id="rId26">
+        <w:r>
+          <w:rPr>
+            <w:lang w:val="zh_TW" w:bidi="zh_TW"/>
+          </w:rPr>
+          <w:rPr>
+            <w:color w:val="0000EE"/>
+            <w:u w:val="single"/>
+          </w:rPr>
+          <w:t>9:26</w:t>
+        </w:r>
+      </w:hyperlink>
+      <w:r>
+        <w:rPr>
+          <w:lang w:val="zh_TW" w:bidi="zh_TW"/>
+        </w:rPr>
+        <w:t>），並且特別從亞伯拉罕的後裔而出（</w:t>
+      </w:r>
+      <w:hyperlink r:id="rId27">
+        <w:r>
+          <w:rPr>
+            <w:lang w:val="zh_TW" w:bidi="zh_TW"/>
+          </w:rPr>
+          <w:rPr>
+            <w:color w:val="0000EE"/>
+            <w:u w:val="single"/>
+          </w:rPr>
+          <w:t>22:18</w:t>
+        </w:r>
+      </w:hyperlink>
+      <w:r>
+        <w:rPr>
+          <w:lang w:val="zh_TW" w:bidi="zh_TW"/>
+        </w:rPr>
+        <w:t>）。然而，即使在</w:t>
+      </w:r>
+      <w:hyperlink r:id="rId27">
+        <w:r>
+          <w:rPr>
+            <w:lang w:val="zh_TW" w:bidi="zh_TW"/>
+          </w:rPr>
+          <w:rPr>
+            <w:color w:val="0000EE"/>
+            <w:u w:val="single"/>
+          </w:rPr>
+          <w:t>創世記二十二章18節</w:t>
+        </w:r>
+      </w:hyperlink>
+      <w:r>
+        <w:rPr>
+          <w:lang w:val="zh_TW" w:bidi="zh_TW"/>
+        </w:rPr>
+        <w:t>中，「後裔」（希伯來文zerah）仍未明確表達為某一個人，因為zerah可以指單數或複數的對象。在這些早期的彌賽亞預言中，「傷害」的性質仍然不明顯。然而，彌賽亞因罪被壓傷的概念已隱含在創世記的宣告中，並且這一行為所涉及的暴力也已暗示其中。以賽亞是眾多預言彌賽亞的先知之首，他清楚表明受膏者必須承受極大的苦難（</w:t>
+      </w:r>
+      <w:hyperlink r:id="rId28">
+        <w:r>
+          <w:rPr>
+            <w:lang w:val="zh_TW" w:bidi="zh_TW"/>
+          </w:rPr>
+          <w:rPr>
+            <w:color w:val="0000EE"/>
+            <w:u w:val="single"/>
+          </w:rPr>
+          <w:t>賽53:1</w:t>
+        </w:r>
+      </w:hyperlink>
+      <w:r>
+        <w:rPr>
+          <w:lang w:val="zh_TW" w:bidi="zh_TW"/>
+        </w:rPr>
+        <w:t>）。在「耶和華的僕人」這一形象下，四首「僕人之歌」描述了未來拯救者的使命（</w:t>
+      </w:r>
+      <w:hyperlink r:id="rId29">
+        <w:r>
+          <w:rPr>
+            <w:lang w:val="zh_TW" w:bidi="zh_TW"/>
+          </w:rPr>
+          <w:rPr>
+            <w:color w:val="0000EE"/>
+            <w:u w:val="single"/>
+          </w:rPr>
+          <w:t>賽42:1–7</w:t>
+        </w:r>
+      </w:hyperlink>
+      <w:r>
+        <w:rPr>
+          <w:lang w:val="zh_TW" w:bidi="zh_TW"/>
+        </w:rPr>
+        <w:t>，</w:t>
+      </w:r>
+      <w:hyperlink r:id="rId30">
+        <w:r>
+          <w:rPr>
+            <w:lang w:val="zh_TW" w:bidi="zh_TW"/>
+          </w:rPr>
+          <w:rPr>
+            <w:color w:val="0000EE"/>
+            <w:u w:val="single"/>
+          </w:rPr>
+          <w:t>49:1–9</w:t>
+        </w:r>
+      </w:hyperlink>
+      <w:r>
+        <w:rPr>
+          <w:lang w:val="zh_TW" w:bidi="zh_TW"/>
+        </w:rPr>
+        <w:t>，</w:t>
+      </w:r>
+      <w:hyperlink r:id="rId31">
+        <w:r>
+          <w:rPr>
+            <w:lang w:val="zh_TW" w:bidi="zh_TW"/>
+          </w:rPr>
+          <w:rPr>
+            <w:color w:val="0000EE"/>
+            <w:u w:val="single"/>
+          </w:rPr>
+          <w:t>50:4–11</w:t>
+        </w:r>
+      </w:hyperlink>
+      <w:r>
+        <w:rPr>
+          <w:lang w:val="zh_TW" w:bidi="zh_TW"/>
+        </w:rPr>
+        <w:t>，</w:t>
+      </w:r>
+      <w:hyperlink r:id="rId32">
+        <w:r>
+          <w:rPr>
+            <w:lang w:val="zh_TW" w:bidi="zh_TW"/>
+          </w:rPr>
+          <w:rPr>
+            <w:color w:val="0000EE"/>
+            <w:u w:val="single"/>
+          </w:rPr>
+          <w:t>52:13–53:12</w:t>
+        </w:r>
+      </w:hyperlink>
+      <w:r>
+        <w:rPr>
+          <w:lang w:val="zh_TW" w:bidi="zh_TW"/>
+        </w:rPr>
+        <w:t>）。雖然以賽亞並未明確地將彌賽亞與「耶和華的僕人」這一稱號連結起來，但將這兩個形象視為同一個人是合理的。這兩個形象都被特別膏立（</w:t>
+      </w:r>
+      <w:hyperlink r:id="rId33">
+        <w:r>
+          <w:rPr>
+            <w:lang w:val="zh_TW" w:bidi="zh_TW"/>
+          </w:rPr>
+          <w:rPr>
+            <w:color w:val="0000EE"/>
+            <w:u w:val="single"/>
+          </w:rPr>
+          <w:t>61:1</w:t>
+        </w:r>
+      </w:hyperlink>
+      <w:r>
+        <w:rPr>
+          <w:lang w:val="zh_TW" w:bidi="zh_TW"/>
+        </w:rPr>
+        <w:t>）；他們都將光帶給外邦人（</w:t>
+      </w:r>
+      <w:hyperlink r:id="rId34">
+        <w:r>
+          <w:rPr>
+            <w:lang w:val="zh_TW" w:bidi="zh_TW"/>
+          </w:rPr>
+          <w:rPr>
+            <w:color w:val="0000EE"/>
+            <w:u w:val="single"/>
+          </w:rPr>
+          <w:t>55:4</w:t>
+        </w:r>
+      </w:hyperlink>
+      <w:r>
+        <w:rPr>
+          <w:lang w:val="zh_TW" w:bidi="zh_TW"/>
+        </w:rPr>
+        <w:t>；參</w:t>
+      </w:r>
+      <w:hyperlink r:id="rId35">
+        <w:r>
+          <w:rPr>
+            <w:lang w:val="zh_TW" w:bidi="zh_TW"/>
+          </w:rPr>
+          <w:rPr>
+            <w:color w:val="0000EE"/>
+            <w:u w:val="single"/>
+          </w:rPr>
+          <w:t>49:6</w:t>
+        </w:r>
+      </w:hyperlink>
+      <w:r>
+        <w:rPr>
+          <w:lang w:val="zh_TW" w:bidi="zh_TW"/>
+        </w:rPr>
+        <w:t>）；在他們初次出現時都不張揚（</w:t>
+      </w:r>
+      <w:hyperlink r:id="rId36">
+        <w:r>
+          <w:rPr>
+            <w:lang w:val="zh_TW" w:bidi="zh_TW"/>
+          </w:rPr>
+          <w:rPr>
+            <w:color w:val="0000EE"/>
+            <w:u w:val="single"/>
+          </w:rPr>
+          <w:t>7:14–15</w:t>
+        </w:r>
+      </w:hyperlink>
+      <w:r>
+        <w:rPr>
+          <w:lang w:val="zh_TW" w:bidi="zh_TW"/>
+        </w:rPr>
+        <w:t>；</w:t>
+      </w:r>
+      <w:hyperlink r:id="rId37">
+        <w:r>
+          <w:rPr>
+            <w:lang w:val="zh_TW" w:bidi="zh_TW"/>
+          </w:rPr>
+          <w:rPr>
+            <w:color w:val="0000EE"/>
+            <w:u w:val="single"/>
+          </w:rPr>
+          <w:t>11:1</w:t>
+        </w:r>
+      </w:hyperlink>
+      <w:r>
+        <w:rPr>
+          <w:lang w:val="zh_TW" w:bidi="zh_TW"/>
+        </w:rPr>
+        <w:t>；參</w:t>
+      </w:r>
+      <w:hyperlink r:id="rId38">
+        <w:r>
+          <w:rPr>
+            <w:lang w:val="zh_TW" w:bidi="zh_TW"/>
+          </w:rPr>
+          <w:rPr>
+            <w:color w:val="0000EE"/>
+            <w:u w:val="single"/>
+          </w:rPr>
+          <w:t>42:3</w:t>
+        </w:r>
+      </w:hyperlink>
+      <w:r>
+        <w:rPr>
+          <w:lang w:val="zh_TW" w:bidi="zh_TW"/>
+        </w:rPr>
+        <w:t>，</w:t>
+      </w:r>
+      <w:hyperlink r:id="rId28">
+        <w:r>
+          <w:rPr>
+            <w:lang w:val="zh_TW" w:bidi="zh_TW"/>
+          </w:rPr>
+          <w:rPr>
+            <w:color w:val="0000EE"/>
+            <w:u w:val="single"/>
+          </w:rPr>
+          <w:t>53:1</w:t>
+        </w:r>
+      </w:hyperlink>
+      <w:r>
+        <w:rPr>
+          <w:lang w:val="zh_TW" w:bidi="zh_TW"/>
+        </w:rPr>
+        <w:t>）；大衛「枝子」的稱號也歸於他們兩人（</w:t>
+      </w:r>
+      <w:hyperlink r:id="rId39">
+        <w:r>
+          <w:rPr>
+            <w:lang w:val="zh_TW" w:bidi="zh_TW"/>
+          </w:rPr>
+          <w:rPr>
+            <w:color w:val="0000EE"/>
+            <w:u w:val="single"/>
+          </w:rPr>
+          <w:t>11:1–4</w:t>
+        </w:r>
+      </w:hyperlink>
+      <w:r>
+        <w:rPr>
+          <w:lang w:val="zh_TW" w:bidi="zh_TW"/>
+        </w:rPr>
+        <w:t>）。同樣重要的是，他們都經歷了屈辱和被高舉的雙重事實（</w:t>
+      </w:r>
+      <w:hyperlink r:id="rId40">
+        <w:r>
+          <w:rPr>
+            <w:lang w:val="zh_TW" w:bidi="zh_TW"/>
+          </w:rPr>
+          <w:rPr>
+            <w:color w:val="0000EE"/>
+            <w:u w:val="single"/>
+          </w:rPr>
+          <w:t>49:7</w:t>
+        </w:r>
+      </w:hyperlink>
+      <w:r>
+        <w:rPr>
+          <w:lang w:val="zh_TW" w:bidi="zh_TW"/>
+        </w:rPr>
+        <w:t>，</w:t>
+      </w:r>
+      <w:hyperlink r:id="rId41">
+        <w:r>
+          <w:rPr>
+            <w:lang w:val="zh_TW" w:bidi="zh_TW"/>
+          </w:rPr>
+          <w:rPr>
+            <w:color w:val="0000EE"/>
+            <w:u w:val="single"/>
+          </w:rPr>
+          <w:t>52:13–15</w:t>
+        </w:r>
+      </w:hyperlink>
+      <w:r>
+        <w:rPr>
+          <w:lang w:val="zh_TW" w:bidi="zh_TW"/>
+        </w:rPr>
+        <w:t>）。早期基督教時代的猶太學者在亞蘭文他爾根譯本中將先知轉述</w:t>
+      </w:r>
+      <w:hyperlink r:id="rId42">
+        <w:r>
+          <w:rPr>
+            <w:lang w:val="zh_TW" w:bidi="zh_TW"/>
+          </w:rPr>
+          <w:rPr>
+            <w:color w:val="0000EE"/>
+            <w:u w:val="single"/>
+          </w:rPr>
+          <w:t>以賽亞書四十二章1節</w:t>
+        </w:r>
+      </w:hyperlink>
+      <w:r>
+        <w:rPr>
+          <w:lang w:val="zh_TW" w:bidi="zh_TW"/>
+        </w:rPr>
+        <w:t>譯為「看哪，我的僕人彌賽亞」，並以「看哪，我的僕人彌賽亞」，並在</w:t>
+      </w:r>
+      <w:hyperlink r:id="rId43">
+        <w:r>
+          <w:rPr>
+            <w:lang w:val="zh_TW" w:bidi="zh_TW"/>
+          </w:rPr>
+          <w:rPr>
+            <w:color w:val="0000EE"/>
+            <w:u w:val="single"/>
+          </w:rPr>
+          <w:t>以賽亞書第五十三章</w:t>
+        </w:r>
+      </w:hyperlink>
+      <w:r>
+        <w:rPr>
+          <w:lang w:val="zh_TW" w:bidi="zh_TW"/>
+        </w:rPr>
+        <w:t>開頭譯為「看哪，我的僕人彌賽亞將要昌盛。」雖然</w:t>
+      </w:r>
+      <w:r>
+        <w:rPr>
+          <w:lang w:val="zh_TW" w:bidi="zh_TW"/>
+        </w:rPr>
+        <w:t>塞魯士</w:t>
+      </w:r>
+      <w:r>
+        <w:rPr>
+          <w:lang w:val="zh_TW" w:bidi="zh_TW"/>
+        </w:rPr>
+        <w:t>可能被稱為「受膏者」，但最後救贖的工作並沒有歸功於他（</w:t>
+      </w:r>
+      <w:hyperlink r:id="rId44">
+        <w:r>
+          <w:rPr>
+            <w:lang w:val="zh_TW" w:bidi="zh_TW"/>
+          </w:rPr>
+          <w:rPr>
+            <w:color w:val="0000EE"/>
+            <w:u w:val="single"/>
+          </w:rPr>
+          <w:t>45:1–5</w:t>
+        </w:r>
+      </w:hyperlink>
+      <w:r>
+        <w:rPr>
+          <w:lang w:val="zh_TW" w:bidi="zh_TW"/>
+        </w:rPr>
+        <w:t>）。以色列雖然是神所揀選並且被愛的（</w:t>
+      </w:r>
+      <w:hyperlink r:id="rId45">
+        <w:r>
+          <w:rPr>
+            <w:lang w:val="zh_TW" w:bidi="zh_TW"/>
+          </w:rPr>
+          <w:rPr>
+            <w:color w:val="0000EE"/>
+            <w:u w:val="single"/>
+          </w:rPr>
+          <w:t>41:8</w:t>
+        </w:r>
+      </w:hyperlink>
+      <w:r>
+        <w:rPr>
+          <w:lang w:val="zh_TW" w:bidi="zh_TW"/>
+        </w:rPr>
+        <w:t>），但作為神的僕人來完成他的救贖工作卻能力不足（</w:t>
+      </w:r>
+      <w:hyperlink r:id="rId46">
+        <w:r>
+          <w:rPr>
+            <w:lang w:val="zh_TW" w:bidi="zh_TW"/>
+          </w:rPr>
+          <w:rPr>
+            <w:color w:val="0000EE"/>
+            <w:u w:val="single"/>
+          </w:rPr>
+          <w:t>42:18</w:t>
+        </w:r>
+      </w:hyperlink>
+      <w:r>
+        <w:rPr>
+          <w:lang w:val="zh_TW" w:bidi="zh_TW"/>
+        </w:rPr>
+        <w:t>）。大衛王朝的崩潰，有力地表明以色列需要一位受膏的君王來醫治其背道和不忠（</w:t>
+      </w:r>
+      <w:hyperlink r:id="rId47">
+        <w:r>
+          <w:rPr>
+            <w:lang w:val="zh_TW" w:bidi="zh_TW"/>
+          </w:rPr>
+          <w:rPr>
+            <w:color w:val="0000EE"/>
+            <w:u w:val="single"/>
+          </w:rPr>
+          <w:t>出33:5</w:t>
+        </w:r>
+      </w:hyperlink>
+      <w:r>
+        <w:rPr>
+          <w:lang w:val="zh_TW" w:bidi="zh_TW"/>
+        </w:rPr>
+        <w:t>；</w:t>
+      </w:r>
+      <w:hyperlink r:id="rId48">
+        <w:r>
+          <w:rPr>
+            <w:lang w:val="zh_TW" w:bidi="zh_TW"/>
+          </w:rPr>
+          <w:rPr>
+            <w:color w:val="0000EE"/>
+            <w:u w:val="single"/>
+          </w:rPr>
+          <w:t>何4:1</w:t>
+        </w:r>
+      </w:hyperlink>
+      <w:r>
+        <w:rPr>
+          <w:lang w:val="zh_TW" w:bidi="zh_TW"/>
+        </w:rPr>
+        <w:t>）。更在舊約歷史中，越來越多的記載展現以色列全面的道德失敗。她與全人類共同面對的問題，只有透過一個以個人救主和主權的主為確保和中心的新約，才能解決（</w:t>
+      </w:r>
+      <w:hyperlink r:id="rId49">
+        <w:r>
+          <w:rPr>
+            <w:lang w:val="zh_TW" w:bidi="zh_TW"/>
+          </w:rPr>
+          <w:rPr>
+            <w:color w:val="0000EE"/>
+            <w:u w:val="single"/>
+          </w:rPr>
+          <w:t>耶31:31–34</w:t>
+        </w:r>
+      </w:hyperlink>
+      <w:r>
+        <w:rPr>
+          <w:lang w:val="zh_TW" w:bidi="zh_TW"/>
+        </w:rPr>
+        <w:t>）。這位拯救者的來臨應驗了「從耶西的本必發一條」的應許，祂將把生命的光帶給神被黑暗籠罩的百姓（</w:t>
+      </w:r>
+      <w:hyperlink r:id="rId50">
+        <w:r>
+          <w:rPr>
+            <w:lang w:val="zh_TW" w:bidi="zh_TW"/>
+          </w:rPr>
+          <w:rPr>
+            <w:color w:val="0000EE"/>
+            <w:u w:val="single"/>
+          </w:rPr>
+          <w:t>賽9:2</w:t>
+        </w:r>
+      </w:hyperlink>
+      <w:r>
+        <w:rPr>
+          <w:lang w:val="zh_TW" w:bidi="zh_TW"/>
+        </w:rPr>
+        <w:t>，</w:t>
+      </w:r>
+      <w:hyperlink r:id="rId37">
+        <w:r>
+          <w:rPr>
+            <w:lang w:val="zh_TW" w:bidi="zh_TW"/>
+          </w:rPr>
+          <w:rPr>
+            <w:color w:val="0000EE"/>
+            <w:u w:val="single"/>
+          </w:rPr>
+          <w:t>11:1</w:t>
+        </w:r>
+      </w:hyperlink>
+      <w:r>
+        <w:rPr>
+          <w:lang w:val="zh_TW" w:bidi="zh_TW"/>
+        </w:rPr>
+        <w:t>）。</w:t>
       </w:r>
     </w:p>
     <w:p>
@@ -428,7 +1168,236 @@
         <w:rPr>
           <w:lang w:val="zh_TW" w:bidi="zh_TW"/>
         </w:rPr>
-        <w:t>亞喀得的撒珥根（Sargon of Akkad；公元前24世紀中期）對尼尼微十分熟悉，尼尼微在他的時代非常繁榮。在其後的國王沙姆希阿達德一世（Shamsi-Adad I；約公元前1800年）在位時的記錄提到，撒珥根的兒子瑪尼什圖蘇（Manishtusu）修復了尼尼微的伊什塔爾（Ishtar）聖殿。</w:t>
+        <w:t>「僕人」和「卑微」的概念很難與王權分開（</w:t>
+      </w:r>
+      <w:hyperlink r:id="rId51">
+        <w:r>
+          <w:rPr>
+            <w:lang w:val="zh_TW" w:bidi="zh_TW"/>
+          </w:rPr>
+          <w:rPr>
+            <w:color w:val="0000EE"/>
+            <w:u w:val="single"/>
+          </w:rPr>
+          <w:t>亞9:9</w:t>
+        </w:r>
+      </w:hyperlink>
+      <w:r>
+        <w:rPr>
+          <w:lang w:val="zh_TW" w:bidi="zh_TW"/>
+        </w:rPr>
+        <w:t>）。彌賽亞同時擔任祭司與君王的角色是不容置疑的（</w:t>
+      </w:r>
+      <w:hyperlink r:id="rId52">
+        <w:r>
+          <w:rPr>
+            <w:lang w:val="zh_TW" w:bidi="zh_TW"/>
+          </w:rPr>
+          <w:rPr>
+            <w:color w:val="0000EE"/>
+            <w:u w:val="single"/>
+          </w:rPr>
+          <w:t>詩110:1–4</w:t>
+        </w:r>
+      </w:hyperlink>
+      <w:r>
+        <w:rPr>
+          <w:lang w:val="zh_TW" w:bidi="zh_TW"/>
+        </w:rPr>
+        <w:t>）；但受苦的祭司-君王則不那麼顯而易見。一些塔木德的作者顯然認識到彌賽亞必須受苦的可能性。在巴比倫塔木德的</w:t>
+      </w:r>
+      <w:r>
+        <w:rPr>
+          <w:i/>
+          <w:lang w:val="zh_TW" w:bidi="zh_TW"/>
+        </w:rPr>
+        <w:t>論猶太議會</w:t>
+      </w:r>
+      <w:r>
+        <w:rPr>
+          <w:lang w:val="zh_TW" w:bidi="zh_TW"/>
+        </w:rPr>
+        <w:t>98b中，彌賽亞被描述為承擔疾病和痛苦。在贖罪日的禱告中，亞利亞撒·本·卡利（Eleazar ben Qalir，大約生活於公元1000年）曾說：「我們的義人彌賽亞已經離開我們；我們驚恐萬分，無人為我們辯護。我們的罪孽和過犯的重擔壓在祂身上，祂為我們的罪過而受傷。祂背負我們的罪孽，為了我們的罪過尋求赦免。願我們因祂的鞭傷得醫治。」以利亞·德·維達斯（Eliyya de Vidas）拉比也曾寫道：「『他為我們的過犯受害，為我們的罪孽壓傷』的意思是，由於彌賽亞承擔我們的罪孽，這些罪孽使祂受苦，因此，凡不承認彌賽亞為我們的罪孽受苦的人，必須自己承受這些苦難。」儘管如此，很難相信有人會想像彌賽亞會通過自己的死亡來完成祂的救贖工作（參</w:t>
+      </w:r>
+      <w:hyperlink r:id="rId53">
+        <w:r>
+          <w:rPr>
+            <w:lang w:val="zh_TW" w:bidi="zh_TW"/>
+          </w:rPr>
+          <w:rPr>
+            <w:color w:val="0000EE"/>
+            <w:u w:val="single"/>
+          </w:rPr>
+          <w:t>賽53:12</w:t>
+        </w:r>
+      </w:hyperlink>
+      <w:r>
+        <w:rPr>
+          <w:lang w:val="zh_TW" w:bidi="zh_TW"/>
+        </w:rPr>
+        <w:t>）。當拉比們的推測無法令人滿意地調和屈辱和高舉的矛盾事實時，有人就假設神會差派一位受苦的彌賽亞和一位統治的彌賽亞。聖經顯然指出，受膏者可怕的受難經歷不過是進入無限榮耀的必要前奏。祂不僅被描述為偉大的君王（</w:t>
+      </w:r>
+      <w:hyperlink r:id="rId54">
+        <w:r>
+          <w:rPr>
+            <w:lang w:val="zh_TW" w:bidi="zh_TW"/>
+          </w:rPr>
+          <w:rPr>
+            <w:color w:val="0000EE"/>
+            <w:u w:val="single"/>
+          </w:rPr>
+          <w:t>52:13</w:t>
+        </w:r>
+      </w:hyperlink>
+      <w:r>
+        <w:rPr>
+          <w:lang w:val="zh_TW" w:bidi="zh_TW"/>
+        </w:rPr>
+        <w:t>，</w:t>
+      </w:r>
+      <w:hyperlink r:id="rId53">
+        <w:r>
+          <w:rPr>
+            <w:lang w:val="zh_TW" w:bidi="zh_TW"/>
+          </w:rPr>
+          <w:rPr>
+            <w:color w:val="0000EE"/>
+            <w:u w:val="single"/>
+          </w:rPr>
+          <w:t>53:12</w:t>
+        </w:r>
+      </w:hyperlink>
+      <w:r>
+        <w:rPr>
+          <w:lang w:val="zh_TW" w:bidi="zh_TW"/>
+        </w:rPr>
+        <w:t>），而且還是謙卑的（</w:t>
+      </w:r>
+      <w:hyperlink r:id="rId55">
+        <w:r>
+          <w:rPr>
+            <w:lang w:val="zh_TW" w:bidi="zh_TW"/>
+          </w:rPr>
+          <w:rPr>
+            <w:color w:val="0000EE"/>
+            <w:u w:val="single"/>
+          </w:rPr>
+          <w:t>53:2</w:t>
+        </w:r>
+      </w:hyperlink>
+      <w:r>
+        <w:rPr>
+          <w:lang w:val="zh_TW" w:bidi="zh_TW"/>
+        </w:rPr>
+        <w:t>）、受辱的（</w:t>
+      </w:r>
+      <w:hyperlink r:id="rId56">
+        <w:r>
+          <w:rPr>
+            <w:lang w:val="zh_TW" w:bidi="zh_TW"/>
+          </w:rPr>
+          <w:rPr>
+            <w:color w:val="0000EE"/>
+            <w:u w:val="single"/>
+          </w:rPr>
+          <w:t>52:14</w:t>
+        </w:r>
+      </w:hyperlink>
+      <w:r>
+        <w:rPr>
+          <w:lang w:val="zh_TW" w:bidi="zh_TW"/>
+        </w:rPr>
+        <w:t>）、被拒絕的（</w:t>
+      </w:r>
+      <w:hyperlink r:id="rId57">
+        <w:r>
+          <w:rPr>
+            <w:lang w:val="zh_TW" w:bidi="zh_TW"/>
+          </w:rPr>
+          <w:rPr>
+            <w:color w:val="0000EE"/>
+            <w:u w:val="single"/>
+          </w:rPr>
+          <w:t>53:3</w:t>
+        </w:r>
+      </w:hyperlink>
+      <w:r>
+        <w:rPr>
+          <w:lang w:val="zh_TW" w:bidi="zh_TW"/>
+        </w:rPr>
+        <w:t>），並承擔人類悖逆的後果（</w:t>
+      </w:r>
+      <w:hyperlink r:id="rId58">
+        <w:r>
+          <w:rPr>
+            <w:lang w:val="zh_TW" w:bidi="zh_TW"/>
+          </w:rPr>
+          <w:rPr>
+            <w:color w:val="0000EE"/>
+            <w:u w:val="single"/>
+          </w:rPr>
+          <w:t>5–6節</w:t>
+        </w:r>
+      </w:hyperlink>
+      <w:r>
+        <w:rPr>
+          <w:lang w:val="zh_TW" w:bidi="zh_TW"/>
+        </w:rPr>
+        <w:t>）。然而，祂被高舉，為祂的百姓代求，並賜予他們豐厚的祝福（</w:t>
+      </w:r>
+      <w:hyperlink r:id="rId53">
+        <w:r>
+          <w:rPr>
+            <w:lang w:val="zh_TW" w:bidi="zh_TW"/>
+          </w:rPr>
+          <w:rPr>
+            <w:color w:val="0000EE"/>
+            <w:u w:val="single"/>
+          </w:rPr>
+          <w:t>12</w:t>
+        </w:r>
+      </w:hyperlink>
+      <w:r>
+        <w:rPr>
+          <w:lang w:val="zh_TW" w:bidi="zh_TW"/>
+        </w:rPr>
+        <w:t>節）。彌賽亞完成了亞當和以色列無法達成的完全順服，將以色列和列國重新帶回神面前（</w:t>
+      </w:r>
+      <w:hyperlink r:id="rId59">
+        <w:r>
+          <w:rPr>
+            <w:lang w:val="zh_TW" w:bidi="zh_TW"/>
+          </w:rPr>
+          <w:rPr>
+            <w:color w:val="0000EE"/>
+            <w:u w:val="single"/>
+          </w:rPr>
+          <w:t>42:18–19</w:t>
+        </w:r>
+      </w:hyperlink>
+      <w:r>
+        <w:rPr>
+          <w:lang w:val="zh_TW" w:bidi="zh_TW"/>
+        </w:rPr>
+        <w:t>，</w:t>
+      </w:r>
+      <w:hyperlink r:id="rId60">
+        <w:r>
+          <w:rPr>
+            <w:lang w:val="zh_TW" w:bidi="zh_TW"/>
+          </w:rPr>
+          <w:rPr>
+            <w:color w:val="0000EE"/>
+            <w:u w:val="single"/>
+          </w:rPr>
+          <w:t>49:3、6</w:t>
+        </w:r>
+      </w:hyperlink>
+      <w:r>
+        <w:rPr>
+          <w:lang w:val="zh_TW" w:bidi="zh_TW"/>
+        </w:rPr>
+        <w:t>）。</w:t>
       </w:r>
     </w:p>
     <w:p>
@@ -442,7 +1411,115 @@
         <w:rPr>
           <w:lang w:val="zh_TW" w:bidi="zh_TW"/>
         </w:rPr>
-        <w:t>伊什塔爾（又命：伊南娜〔Inanna〕）是愛與戰爭的女神，對於貪婪好戰的亞述人來說是十分相稱的神祇。尼尼微敬拜多位神祇，城門多以這些神祇命名。亞述人也在書寫之神、藝術與科學之神拿布（Nabu）的神廟中敬拜，反映出亞述人對文獻、文學及浮雕藝術的重視。</w:t>
+        <w:t>但以理的著作包含重要的彌賽亞信息。 尤其是但以理大膽地提到「受膏君」（</w:t>
+      </w:r>
+      <w:hyperlink r:id="rId61">
+        <w:r>
+          <w:rPr>
+            <w:lang w:val="zh_TW" w:bidi="zh_TW"/>
+          </w:rPr>
+          <w:rPr>
+            <w:color w:val="0000EE"/>
+            <w:u w:val="single"/>
+          </w:rPr>
+          <w:t>但9:25</w:t>
+        </w:r>
+      </w:hyperlink>
+      <w:r>
+        <w:rPr>
+          <w:lang w:val="zh_TW" w:bidi="zh_TW"/>
+        </w:rPr>
+        <w:t>），將祂稱為「人子」（</w:t>
+      </w:r>
+      <w:hyperlink r:id="rId62">
+        <w:r>
+          <w:rPr>
+            <w:lang w:val="zh_TW" w:bidi="zh_TW"/>
+          </w:rPr>
+          <w:rPr>
+            <w:color w:val="0000EE"/>
+            <w:u w:val="single"/>
+          </w:rPr>
+          <w:t>7:13</w:t>
+        </w:r>
+      </w:hyperlink>
+      <w:r>
+        <w:rPr>
+          <w:lang w:val="zh_TW" w:bidi="zh_TW"/>
+        </w:rPr>
+        <w:t>），並說祂將受苦（「被剪除」，</w:t>
+      </w:r>
+      <w:hyperlink r:id="rId63">
+        <w:r>
+          <w:rPr>
+            <w:lang w:val="zh_TW" w:bidi="zh_TW"/>
+          </w:rPr>
+          <w:rPr>
+            <w:color w:val="0000EE"/>
+            <w:u w:val="single"/>
+          </w:rPr>
+          <w:t>9:26</w:t>
+        </w:r>
+      </w:hyperlink>
+      <w:r>
+        <w:rPr>
+          <w:lang w:val="zh_TW" w:bidi="zh_TW"/>
+        </w:rPr>
+        <w:t>）。 這句關於彌賽亞被剪除（即死亡）的話，表明了祂藉此完成贖罪工作的可能性（</w:t>
+      </w:r>
+      <w:hyperlink r:id="rId64">
+        <w:r>
+          <w:rPr>
+            <w:lang w:val="zh_TW" w:bidi="zh_TW"/>
+          </w:rPr>
+          <w:rPr>
+            <w:color w:val="0000EE"/>
+            <w:u w:val="single"/>
+          </w:rPr>
+          <w:t>9:24</w:t>
+        </w:r>
+      </w:hyperlink>
+      <w:r>
+        <w:rPr>
+          <w:lang w:val="zh_TW" w:bidi="zh_TW"/>
+        </w:rPr>
+        <w:t>）。 代贖贖罪的教義是聖經中唯一的贖罪教義（參</w:t>
+      </w:r>
+      <w:hyperlink r:id="rId65">
+        <w:r>
+          <w:rPr>
+            <w:lang w:val="zh_TW" w:bidi="zh_TW"/>
+          </w:rPr>
+          <w:rPr>
+            <w:color w:val="0000EE"/>
+            <w:u w:val="single"/>
+          </w:rPr>
+          <w:t>利17:11</w:t>
+        </w:r>
+      </w:hyperlink>
+      <w:r>
+        <w:rPr>
+          <w:lang w:val="zh_TW" w:bidi="zh_TW"/>
+        </w:rPr>
+        <w:t>）。 以色列明白，承擔罪意味著忍受罪的後果或刑罰（參</w:t>
+      </w:r>
+      <w:hyperlink r:id="rId66">
+        <w:r>
+          <w:rPr>
+            <w:lang w:val="zh_TW" w:bidi="zh_TW"/>
+          </w:rPr>
+          <w:rPr>
+            <w:color w:val="0000EE"/>
+            <w:u w:val="single"/>
+          </w:rPr>
+          <w:t>民14:33</w:t>
+        </w:r>
+      </w:hyperlink>
+      <w:r>
+        <w:rPr>
+          <w:lang w:val="zh_TW" w:bidi="zh_TW"/>
+        </w:rPr>
+        <w:t>）。彌賽亞贖罪祭的工作原理同樣體現了這種刑罰代贖。祂是代替犯罪者承受苦難的受害者。既然刑罰已由祂代替承擔，求告者便完全得著赦免。</w:t>
       </w:r>
     </w:p>
     <w:p>
@@ -452,11 +1529,143 @@
           <w:lang w:val="zh_TW" w:bidi="zh_TW"/>
         </w:rPr>
       </w:r>
-      <w:r>
-        <w:rPr>
-          <w:lang w:val="zh_TW" w:bidi="zh_TW"/>
-        </w:rPr>
-        <w:t>沙姆希阿達德一世和漢謨拉比（Hammurabi）也修復了尼尼微的伊什塔爾聖殿，撒縵以色一世（Shalmaneser I）和突庫里尼努爾塔一世（Tukulti-Ninurta I）擴建並修葺這座城市，其他統治者如提革拉·毗列色一世（Tiglath-pileser I）、亞述拿色帕二世（Ashurnasirpal II；公元前883–859年）和撒珥根二世（Sargon II；公元前722–705年）則在此建造了他們的宮殿。然而，西拿基立（公元前705–681年）將尼尼微定為首都，且不遺餘力地美化城市。除了他著名的宮殿外，他還進行了許多工程：重建城牆、規劃公園、收集植物和動物標本，又建造引水道，將水從30英里（48.3公里）外引入城中。亞述征服列國後向各國索取的貢物，包括以色列與猶大的財寶，皆運至尼尼微。</w:t>
+      <w:hyperlink r:id="rId67">
+        <w:r>
+          <w:rPr>
+            <w:lang w:val="zh_TW" w:bidi="zh_TW"/>
+          </w:rPr>
+          <w:rPr>
+            <w:color w:val="0000EE"/>
+            <w:u w:val="single"/>
+          </w:rPr>
+          <w:t>詩篇二十二篇1節</w:t>
+        </w:r>
+      </w:hyperlink>
+      <w:r>
+        <w:rPr>
+          <w:lang w:val="zh_TW" w:bidi="zh_TW"/>
+        </w:rPr>
+        <w:t>記載了彌賽亞擔當人類罪的刑罰時那痛苦的呼喊（參</w:t>
+      </w:r>
+      <w:hyperlink r:id="rId68">
+        <w:r>
+          <w:rPr>
+            <w:lang w:val="zh_TW" w:bidi="zh_TW"/>
+          </w:rPr>
+          <w:rPr>
+            <w:color w:val="0000EE"/>
+            <w:u w:val="single"/>
+          </w:rPr>
+          <w:t>太27:46</w:t>
+        </w:r>
+      </w:hyperlink>
+      <w:r>
+        <w:rPr>
+          <w:lang w:val="zh_TW" w:bidi="zh_TW"/>
+        </w:rPr>
+        <w:t>），因為祂為祂的子民成為罪（</w:t>
+      </w:r>
+      <w:hyperlink r:id="rId69">
+        <w:r>
+          <w:rPr>
+            <w:lang w:val="zh_TW" w:bidi="zh_TW"/>
+          </w:rPr>
+          <w:rPr>
+            <w:color w:val="0000EE"/>
+            <w:u w:val="single"/>
+          </w:rPr>
+          <w:t>林後5:21</w:t>
+        </w:r>
+      </w:hyperlink>
+      <w:r>
+        <w:rPr>
+          <w:lang w:val="zh_TW" w:bidi="zh_TW"/>
+        </w:rPr>
+        <w:t>）。然而，祂的呼喊「我的神」表明了一種無法徹底切斷的親密關係。再次出現了彌賽亞在大大被高舉之前受屈辱的主題（</w:t>
+      </w:r>
+      <w:hyperlink r:id="rId70">
+        <w:r>
+          <w:rPr>
+            <w:lang w:val="zh_TW" w:bidi="zh_TW"/>
+          </w:rPr>
+          <w:rPr>
+            <w:color w:val="0000EE"/>
+            <w:u w:val="single"/>
+          </w:rPr>
+          <w:t>詩22:27</w:t>
+        </w:r>
+      </w:hyperlink>
+      <w:r>
+        <w:rPr>
+          <w:lang w:val="zh_TW" w:bidi="zh_TW"/>
+        </w:rPr>
+        <w:t>）。在所謂的「</w:t>
+      </w:r>
+      <w:r>
+        <w:rPr>
+          <w:lang w:val="zh_TW" w:bidi="zh_TW"/>
+        </w:rPr>
+        <w:t>君王詩篇（</w:t>
+      </w:r>
+      <w:r>
+        <w:rPr>
+          <w:lang w:val="zh_TW" w:bidi="zh_TW"/>
+        </w:rPr>
+        <w:t>royal psalms）」（例如，</w:t>
+      </w:r>
+      <w:hyperlink r:id="rId71">
+        <w:r>
+          <w:rPr>
+            <w:lang w:val="zh_TW" w:bidi="zh_TW"/>
+          </w:rPr>
+          <w:rPr>
+            <w:color w:val="0000EE"/>
+            <w:u w:val="single"/>
+          </w:rPr>
+          <w:t>2</w:t>
+        </w:r>
+      </w:hyperlink>
+      <w:r>
+        <w:rPr>
+          <w:lang w:val="zh_TW" w:bidi="zh_TW"/>
+        </w:rPr>
+        <w:t>，</w:t>
+      </w:r>
+      <w:hyperlink r:id="rId72">
+        <w:r>
+          <w:rPr>
+            <w:lang w:val="zh_TW" w:bidi="zh_TW"/>
+          </w:rPr>
+          <w:rPr>
+            <w:color w:val="0000EE"/>
+            <w:u w:val="single"/>
+          </w:rPr>
+          <w:t>72</w:t>
+        </w:r>
+      </w:hyperlink>
+      <w:r>
+        <w:rPr>
+          <w:lang w:val="zh_TW" w:bidi="zh_TW"/>
+        </w:rPr>
+        <w:t>，</w:t>
+      </w:r>
+      <w:hyperlink r:id="rId73">
+        <w:r>
+          <w:rPr>
+            <w:lang w:val="zh_TW" w:bidi="zh_TW"/>
+          </w:rPr>
+          <w:rPr>
+            <w:color w:val="0000EE"/>
+            <w:u w:val="single"/>
+          </w:rPr>
+          <w:t>110</w:t>
+        </w:r>
+      </w:hyperlink>
+      <w:r>
+        <w:rPr>
+          <w:lang w:val="zh_TW" w:bidi="zh_TW"/>
+        </w:rPr>
+        <w:t>篇）中，這位彌賽亞不僅是代求的祭司，也被任命為君王和審判者。</w:t>
       </w:r>
     </w:p>
     <w:p>
@@ -470,7 +1679,79 @@
         <w:rPr>
           <w:lang w:val="zh_TW" w:bidi="zh_TW"/>
         </w:rPr>
-        <w:t>西拿基立遇刺後，其子以撒·哈頓（公元前681–669年）鎮壓叛亂，重奪尼尼微，於此與迦拉建造宮殿。他一生大部份時間都在那裡度過。</w:t>
+        <w:t>耶利米更進一步描繪這幅畫像。那位使人能進入救恩之約的，賜給人神所算為義的公義：彌賽亞是神公義的苗裔，成為「耶和華我們的義」。矛盾的是，根據律法，任何沒有犯罪的人都不能被釘十字架（</w:t>
+      </w:r>
+      <w:hyperlink r:id="rId74">
+        <w:r>
+          <w:rPr>
+            <w:lang w:val="zh_TW" w:bidi="zh_TW"/>
+          </w:rPr>
+          <w:rPr>
+            <w:color w:val="0000EE"/>
+            <w:u w:val="single"/>
+          </w:rPr>
+          <w:t>申21:22</w:t>
+        </w:r>
+      </w:hyperlink>
+      <w:r>
+        <w:rPr>
+          <w:lang w:val="zh_TW" w:bidi="zh_TW"/>
+        </w:rPr>
+        <w:t>）。但被釘十字架的是公義的基督，從而永遠顛覆了任何法律主義的自信（</w:t>
+      </w:r>
+      <w:hyperlink r:id="rId75">
+        <w:r>
+          <w:rPr>
+            <w:lang w:val="zh_TW" w:bidi="zh_TW"/>
+          </w:rPr>
+          <w:rPr>
+            <w:color w:val="0000EE"/>
+            <w:u w:val="single"/>
+          </w:rPr>
+          <w:t>申21:23</w:t>
+        </w:r>
+      </w:hyperlink>
+      <w:r>
+        <w:rPr>
+          <w:lang w:val="zh_TW" w:bidi="zh_TW"/>
+        </w:rPr>
+        <w:t>；</w:t>
+      </w:r>
+      <w:hyperlink r:id="rId76">
+        <w:r>
+          <w:rPr>
+            <w:lang w:val="zh_TW" w:bidi="zh_TW"/>
+          </w:rPr>
+          <w:rPr>
+            <w:color w:val="0000EE"/>
+            <w:u w:val="single"/>
+          </w:rPr>
+          <w:t>加3:13</w:t>
+        </w:r>
+      </w:hyperlink>
+      <w:r>
+        <w:rPr>
+          <w:lang w:val="zh_TW" w:bidi="zh_TW"/>
+        </w:rPr>
+        <w:t>）。信徒不僅得蒙赦免，且因祂被稱為義（</w:t>
+      </w:r>
+      <w:hyperlink r:id="rId77">
+        <w:r>
+          <w:rPr>
+            <w:lang w:val="zh_TW" w:bidi="zh_TW"/>
+          </w:rPr>
+          <w:rPr>
+            <w:color w:val="0000EE"/>
+            <w:u w:val="single"/>
+          </w:rPr>
+          <w:t>耶23:5–6</w:t>
+        </w:r>
+      </w:hyperlink>
+      <w:r>
+        <w:rPr>
+          <w:lang w:val="zh_TW" w:bidi="zh_TW"/>
+        </w:rPr>
+        <w:t>）。</w:t>
       </w:r>
     </w:p>
     <w:p>
@@ -484,31 +1765,54 @@
         <w:rPr>
           <w:lang w:val="zh_TW" w:bidi="zh_TW"/>
         </w:rPr>
-        <w:t>以撒·哈頓的兒子亞述巴尼拔（Ashurbanipal ；公元前669至633年）將他的住所設在尼尼微，他在那裡接受教育、體育和軍事技能的訓練。他精於古董研究，精通亞喀得語（Akkadian）和蘇美語（Sumerian）。他的宮殿中設有著名的圖書館，用於亞述學（Assyriology）的研究。納布聖殿中至少有一個可以追溯到撒珥根二世時期的圖書館，但亞述巴尼拔的皇家圖書館在規模和重要性上都遠勝於它。撒珥根和他的繼任者收集了許多泥版，而亞述巴尼拔更派遣文士到亞述和巴比倫各地收集和抄寫泥版，繼而積累了數以萬計的泥版。像尼普爾（Nippur）的圖書館一樣，尼尼微圖書館內容涵蓋了極為廣泛的資料：商業帳目、書信、王室記錄、史料、字彙表、雙語文獻、傳說、神話、及讚美詩與祈禱文等各類宗教銘文。在這些泥版中，有七塊保存了巴比倫的創造故事，十二塊記載了吉加墨詩史詩（epic of Gilgamesh），其中包含一個洪水的版本。其它有時被引用為與聖經敘述相似的著作包括</w:t>
-      </w:r>
-      <w:r>
-        <w:rPr>
-          <w:lang w:val="zh_TW" w:bidi="zh_TW"/>
-        </w:rPr>
-        <w:t>阿達帕（</w:t>
-      </w:r>
-      <w:r>
-        <w:rPr>
-          <w:lang w:val="zh_TW" w:bidi="zh_TW"/>
-        </w:rPr>
-        <w:t>Adapa）的故事——講述他失去獲得永生的機會，以及</w:t>
-      </w:r>
-      <w:r>
-        <w:rPr>
-          <w:lang w:val="zh_TW" w:bidi="zh_TW"/>
-        </w:rPr>
-        <w:t>伊坦納（</w:t>
-      </w:r>
-      <w:r>
-        <w:rPr>
-          <w:lang w:val="zh_TW" w:bidi="zh_TW"/>
-        </w:rPr>
-        <w:t>Etana）的傳說，講述一位升上天堂的牧羊人的經歷。</w:t>
+        <w:t>儘管彌賽亞的誕生地已被明確預言（</w:t>
+      </w:r>
+      <w:hyperlink r:id="rId78">
+        <w:r>
+          <w:rPr>
+            <w:lang w:val="zh_TW" w:bidi="zh_TW"/>
+          </w:rPr>
+          <w:rPr>
+            <w:color w:val="0000EE"/>
+            <w:u w:val="single"/>
+          </w:rPr>
+          <w:t>彌5:2</w:t>
+        </w:r>
+      </w:hyperlink>
+      <w:r>
+        <w:rPr>
+          <w:lang w:val="zh_TW" w:bidi="zh_TW"/>
+        </w:rPr>
+        <w:t>），但祂的神性卻一直是激烈爭議的話題。儘管古以色列少有人質疑彌賽亞擁有超自然能力，但很少有人會想像祂會在最完全的意義上成為「與我們同在的神」（參</w:t>
+      </w:r>
+      <w:hyperlink r:id="rId79">
+        <w:r>
+          <w:rPr>
+            <w:lang w:val="zh_TW" w:bidi="zh_TW"/>
+          </w:rPr>
+          <w:rPr>
+            <w:color w:val="0000EE"/>
+            <w:u w:val="single"/>
+          </w:rPr>
+          <w:t>來1:3</w:t>
+        </w:r>
+      </w:hyperlink>
+      <w:r>
+        <w:rPr>
+          <w:lang w:val="zh_TW" w:bidi="zh_TW"/>
+        </w:rPr>
+        <w:t>）。</w:t>
+      </w:r>
+    </w:p>
+    <w:p>
+      <w:pPr>
+        <w:pStyle w:val="Heading3"/>
+      </w:pPr>
+      <w:r>
+        <w:rPr>
+          <w:lang w:val="zh_TW" w:bidi="zh_TW"/>
+        </w:rPr>
+        <w:t>新約中的彌賽亞</w:t>
       </w:r>
     </w:p>
     <w:p>
@@ -522,7 +1826,133 @@
         <w:rPr>
           <w:lang w:val="zh_TW" w:bidi="zh_TW"/>
         </w:rPr>
-        <w:t>亞述巴尼拔亦以戰爭與其殘酷聞名。他的宮殿浮雕中雖有宴樂場景，卻同時刻畫了掛在樹上的被斬首的以攔人首領之首。</w:t>
+        <w:t>新約作者描繪出一幅圖畫，即那位出自超自然根源的孩子（</w:t>
+      </w:r>
+      <w:hyperlink r:id="rId80">
+        <w:r>
+          <w:rPr>
+            <w:lang w:val="zh_TW" w:bidi="zh_TW"/>
+          </w:rPr>
+          <w:rPr>
+            <w:color w:val="0000EE"/>
+            <w:u w:val="single"/>
+          </w:rPr>
+          <w:t>賽7:14</w:t>
+        </w:r>
+      </w:hyperlink>
+      <w:r>
+        <w:rPr>
+          <w:lang w:val="zh_TW" w:bidi="zh_TW"/>
+        </w:rPr>
+        <w:t>；</w:t>
+      </w:r>
+      <w:hyperlink r:id="rId78">
+        <w:r>
+          <w:rPr>
+            <w:lang w:val="zh_TW" w:bidi="zh_TW"/>
+          </w:rPr>
+          <w:rPr>
+            <w:color w:val="0000EE"/>
+            <w:u w:val="single"/>
+          </w:rPr>
+          <w:t>彌5:2</w:t>
+        </w:r>
+      </w:hyperlink>
+      <w:r>
+        <w:rPr>
+          <w:lang w:val="zh_TW" w:bidi="zh_TW"/>
+        </w:rPr>
+        <w:t>）承載著完全的神性（</w:t>
+      </w:r>
+      <w:hyperlink r:id="rId81">
+        <w:r>
+          <w:rPr>
+            <w:lang w:val="zh_TW" w:bidi="zh_TW"/>
+          </w:rPr>
+          <w:rPr>
+            <w:color w:val="0000EE"/>
+            <w:u w:val="single"/>
+          </w:rPr>
+          <w:t>賽9:6</w:t>
+        </w:r>
+      </w:hyperlink>
+      <w:r>
+        <w:rPr>
+          <w:lang w:val="zh_TW" w:bidi="zh_TW"/>
+        </w:rPr>
+        <w:t>；</w:t>
+      </w:r>
+      <w:hyperlink r:id="rId82">
+        <w:r>
+          <w:rPr>
+            <w:lang w:val="zh_TW" w:bidi="zh_TW"/>
+          </w:rPr>
+          <w:rPr>
+            <w:color w:val="0000EE"/>
+            <w:u w:val="single"/>
+          </w:rPr>
+          <w:t>腓2:6</w:t>
+        </w:r>
+      </w:hyperlink>
+      <w:r>
+        <w:rPr>
+          <w:lang w:val="zh_TW" w:bidi="zh_TW"/>
+        </w:rPr>
+        <w:t>；</w:t>
+      </w:r>
+      <w:hyperlink r:id="rId83">
+        <w:r>
+          <w:rPr>
+            <w:lang w:val="zh_TW" w:bidi="zh_TW"/>
+          </w:rPr>
+          <w:rPr>
+            <w:color w:val="0000EE"/>
+            <w:u w:val="single"/>
+          </w:rPr>
+          <w:t>西1:19</w:t>
+        </w:r>
+      </w:hyperlink>
+      <w:r>
+        <w:rPr>
+          <w:lang w:val="zh_TW" w:bidi="zh_TW"/>
+        </w:rPr>
+        <w:t>）。祂是神的兒子，配受萬民的敬拜（</w:t>
+      </w:r>
+      <w:hyperlink r:id="rId84">
+        <w:r>
+          <w:rPr>
+            <w:lang w:val="zh_TW" w:bidi="zh_TW"/>
+          </w:rPr>
+          <w:rPr>
+            <w:color w:val="0000EE"/>
+            <w:u w:val="single"/>
+          </w:rPr>
+          <w:t>詩45:6–7</w:t>
+        </w:r>
+      </w:hyperlink>
+      <w:r>
+        <w:rPr>
+          <w:lang w:val="zh_TW" w:bidi="zh_TW"/>
+        </w:rPr>
+        <w:t>；參</w:t>
+      </w:r>
+      <w:hyperlink r:id="rId85">
+        <w:r>
+          <w:rPr>
+            <w:lang w:val="zh_TW" w:bidi="zh_TW"/>
+          </w:rPr>
+          <w:rPr>
+            <w:color w:val="0000EE"/>
+            <w:u w:val="single"/>
+          </w:rPr>
+          <w:t>來1:8–9</w:t>
+        </w:r>
+      </w:hyperlink>
+      <w:r>
+        <w:rPr>
+          <w:lang w:val="zh_TW" w:bidi="zh_TW"/>
+        </w:rPr>
+        <w:t>）。</w:t>
       </w:r>
     </w:p>
     <w:p>
@@ -536,19 +1966,241 @@
         <w:rPr>
           <w:lang w:val="zh_TW" w:bidi="zh_TW"/>
         </w:rPr>
-        <w:t>他晚年及死後，附庸國紛紛叛亂。巴比倫獨立並與米底亞人聯軍，於公元前614年攻取了亞述和迦拉。米底亞的</w:t>
-      </w:r>
-      <w:r>
-        <w:rPr>
-          <w:lang w:val="zh_TW" w:bidi="zh_TW"/>
-        </w:rPr>
-        <w:t>基亞克薩雷斯（</w:t>
-      </w:r>
-      <w:r>
-        <w:rPr>
-          <w:lang w:val="zh_TW" w:bidi="zh_TW"/>
-        </w:rPr>
-        <w:t>Cyaxares the Mede）、巴比倫的尼布卜拉撒（Nabopolassar of Babylon），以及一支西古提（Scythian）軍隊在公元前612年圍攻尼尼微，尼尼微城淪陷，亞述王辛沙利士庫（Sinshariskum，又名沙單拿伯羅〔Sardanapalus〕）死於烈火中。</w:t>
+        <w:t>公元一世紀巴勒斯坦的猶太人知道，彌賽亞的應許將藉著像摩西的那一位的來臨而得以成就（</w:t>
+      </w:r>
+      <w:hyperlink r:id="rId86">
+        <w:r>
+          <w:rPr>
+            <w:lang w:val="zh_TW" w:bidi="zh_TW"/>
+          </w:rPr>
+          <w:rPr>
+            <w:color w:val="0000EE"/>
+            <w:u w:val="single"/>
+          </w:rPr>
+          <w:t>申18:18</w:t>
+        </w:r>
+      </w:hyperlink>
+      <w:r>
+        <w:rPr>
+          <w:lang w:val="zh_TW" w:bidi="zh_TW"/>
+        </w:rPr>
+        <w:t>）。耶穌與摩西之間有許多相似之處。作為中保、創新者，以及為百姓開創新靈命階段的引領者，他們是無人能及的。具體而言，兩人都在嬰孩時期奇蹟般地被拯救（</w:t>
+      </w:r>
+      <w:hyperlink r:id="rId87">
+        <w:r>
+          <w:rPr>
+            <w:lang w:val="zh_TW" w:bidi="zh_TW"/>
+          </w:rPr>
+          <w:rPr>
+            <w:color w:val="0000EE"/>
+            <w:u w:val="single"/>
+          </w:rPr>
+          <w:t>出2章</w:t>
+        </w:r>
+      </w:hyperlink>
+      <w:r>
+        <w:rPr>
+          <w:lang w:val="zh_TW" w:bidi="zh_TW"/>
+        </w:rPr>
+        <w:t>；</w:t>
+      </w:r>
+      <w:hyperlink r:id="rId88">
+        <w:r>
+          <w:rPr>
+            <w:lang w:val="zh_TW" w:bidi="zh_TW"/>
+          </w:rPr>
+          <w:rPr>
+            <w:color w:val="0000EE"/>
+            <w:u w:val="single"/>
+          </w:rPr>
+          <w:t>太2:13–23</w:t>
+        </w:r>
+      </w:hyperlink>
+      <w:r>
+        <w:rPr>
+          <w:lang w:val="zh_TW" w:bidi="zh_TW"/>
+        </w:rPr>
+        <w:t>）；兩者都為了服事神的百姓而放棄皇室的榮華（</w:t>
+      </w:r>
+      <w:hyperlink r:id="rId89">
+        <w:r>
+          <w:rPr>
+            <w:lang w:val="zh_TW" w:bidi="zh_TW"/>
+          </w:rPr>
+          <w:rPr>
+            <w:color w:val="0000EE"/>
+            <w:u w:val="single"/>
+          </w:rPr>
+          <w:t>腓2:5–8</w:t>
+        </w:r>
+      </w:hyperlink>
+      <w:r>
+        <w:rPr>
+          <w:lang w:val="zh_TW" w:bidi="zh_TW"/>
+        </w:rPr>
+        <w:t>；</w:t>
+      </w:r>
+      <w:hyperlink r:id="rId90">
+        <w:r>
+          <w:rPr>
+            <w:lang w:val="zh_TW" w:bidi="zh_TW"/>
+          </w:rPr>
+          <w:rPr>
+            <w:color w:val="0000EE"/>
+            <w:u w:val="single"/>
+          </w:rPr>
+          <w:t>來11:24–28</w:t>
+        </w:r>
+      </w:hyperlink>
+      <w:r>
+        <w:rPr>
+          <w:lang w:val="zh_TW" w:bidi="zh_TW"/>
+        </w:rPr>
+        <w:t>）；兩者都對他人懷有強烈的憐憫（</w:t>
+      </w:r>
+      <w:hyperlink r:id="rId91">
+        <w:r>
+          <w:rPr>
+            <w:lang w:val="zh_TW" w:bidi="zh_TW"/>
+          </w:rPr>
+          <w:rPr>
+            <w:color w:val="0000EE"/>
+            <w:u w:val="single"/>
+          </w:rPr>
+          <w:t>民27:17</w:t>
+        </w:r>
+      </w:hyperlink>
+      <w:r>
+        <w:rPr>
+          <w:lang w:val="zh_TW" w:bidi="zh_TW"/>
+        </w:rPr>
+        <w:t>；</w:t>
+      </w:r>
+      <w:hyperlink r:id="rId92">
+        <w:r>
+          <w:rPr>
+            <w:lang w:val="zh_TW" w:bidi="zh_TW"/>
+          </w:rPr>
+          <w:rPr>
+            <w:color w:val="0000EE"/>
+            <w:u w:val="single"/>
+          </w:rPr>
+          <w:t>太9:36</w:t>
+        </w:r>
+      </w:hyperlink>
+      <w:r>
+        <w:rPr>
+          <w:lang w:val="zh_TW" w:bidi="zh_TW"/>
+        </w:rPr>
+        <w:t>）；兩者都與神「面對面」交談（</w:t>
+      </w:r>
+      <w:hyperlink r:id="rId93">
+        <w:r>
+          <w:rPr>
+            <w:lang w:val="zh_TW" w:bidi="zh_TW"/>
+          </w:rPr>
+          <w:rPr>
+            <w:color w:val="0000EE"/>
+            <w:u w:val="single"/>
+          </w:rPr>
+          <w:t>出34:29–30</w:t>
+        </w:r>
+      </w:hyperlink>
+      <w:r>
+        <w:rPr>
+          <w:lang w:val="zh_TW" w:bidi="zh_TW"/>
+        </w:rPr>
+        <w:t>；</w:t>
+      </w:r>
+      <w:hyperlink r:id="rId94">
+        <w:r>
+          <w:rPr>
+            <w:lang w:val="zh_TW" w:bidi="zh_TW"/>
+          </w:rPr>
+          <w:rPr>
+            <w:color w:val="0000EE"/>
+            <w:u w:val="single"/>
+          </w:rPr>
+          <w:t>林後3:7</w:t>
+        </w:r>
+      </w:hyperlink>
+      <w:r>
+        <w:rPr>
+          <w:lang w:val="zh_TW" w:bidi="zh_TW"/>
+        </w:rPr>
+        <w:t>）；並且都作為救贖之約的中保（</w:t>
+      </w:r>
+      <w:hyperlink r:id="rId95">
+        <w:r>
+          <w:rPr>
+            <w:lang w:val="zh_TW" w:bidi="zh_TW"/>
+          </w:rPr>
+          <w:rPr>
+            <w:color w:val="0000EE"/>
+            <w:u w:val="single"/>
+          </w:rPr>
+          <w:t>申29:1</w:t>
+        </w:r>
+      </w:hyperlink>
+      <w:r>
+        <w:rPr>
+          <w:lang w:val="zh_TW" w:bidi="zh_TW"/>
+        </w:rPr>
+        <w:t>；</w:t>
+      </w:r>
+      <w:hyperlink r:id="rId96">
+        <w:r>
+          <w:rPr>
+            <w:lang w:val="zh_TW" w:bidi="zh_TW"/>
+          </w:rPr>
+          <w:rPr>
+            <w:color w:val="0000EE"/>
+            <w:u w:val="single"/>
+          </w:rPr>
+          <w:t>來8:6–7</w:t>
+        </w:r>
+      </w:hyperlink>
+      <w:r>
+        <w:rPr>
+          <w:lang w:val="zh_TW" w:bidi="zh_TW"/>
+        </w:rPr>
+        <w:t>）。然而，正如路德所言：「基督並不是摩西。」歸根究柢，摩西只是家庭中的僕人，而彌賽亞卻是萬物的創造者和主人（</w:t>
+      </w:r>
+      <w:hyperlink r:id="rId97">
+        <w:r>
+          <w:rPr>
+            <w:lang w:val="zh_TW" w:bidi="zh_TW"/>
+          </w:rPr>
+          <w:rPr>
+            <w:color w:val="0000EE"/>
+            <w:u w:val="single"/>
+          </w:rPr>
+          <w:t>來3:3–6</w:t>
+        </w:r>
+      </w:hyperlink>
+      <w:r>
+        <w:rPr>
+          <w:lang w:val="zh_TW" w:bidi="zh_TW"/>
+        </w:rPr>
+        <w:t>；參</w:t>
+      </w:r>
+      <w:hyperlink r:id="rId98">
+        <w:r>
+          <w:rPr>
+            <w:lang w:val="zh_TW" w:bidi="zh_TW"/>
+          </w:rPr>
+          <w:rPr>
+            <w:color w:val="0000EE"/>
+            <w:u w:val="single"/>
+          </w:rPr>
+          <w:t>約1:1–2、18</w:t>
+        </w:r>
+      </w:hyperlink>
+      <w:r>
+        <w:rPr>
+          <w:lang w:val="zh_TW" w:bidi="zh_TW"/>
+        </w:rPr>
+        <w:t>）。</w:t>
       </w:r>
     </w:p>
     <w:p>
@@ -562,30 +2214,943 @@
         <w:rPr>
           <w:lang w:val="zh_TW" w:bidi="zh_TW"/>
         </w:rPr>
-        <w:t>儘管殘餘亞述勢力由</w:t>
-      </w:r>
-      <w:r>
-        <w:rPr>
-          <w:lang w:val="zh_TW" w:bidi="zh_TW"/>
-        </w:rPr>
-        <w:t>亞述烏巴列</w:t>
-      </w:r>
-      <w:r>
-        <w:rPr>
-          <w:lang w:val="zh_TW" w:bidi="zh_TW"/>
-        </w:rPr>
-        <w:t>（Ashuruballit）在哈蘭支撐至公元前609年，尼尼微仍已徹底毀滅，應驗了希伯來先知的預言。</w:t>
-      </w:r>
-    </w:p>
-    <w:p>
-      <w:pPr>
-        <w:pStyle w:val="Heading3"/>
-      </w:pPr>
-      <w:r>
-        <w:rPr>
-          <w:lang w:val="zh_TW" w:bidi="zh_TW"/>
-        </w:rPr>
-        <w:t>尼尼微與聖經</w:t>
+        <w:t>聖經中的家譜極為重要。拉比們根據</w:t>
+      </w:r>
+      <w:hyperlink r:id="rId24">
+        <w:r>
+          <w:rPr>
+            <w:lang w:val="zh_TW" w:bidi="zh_TW"/>
+          </w:rPr>
+          <w:rPr>
+            <w:color w:val="0000EE"/>
+            <w:u w:val="single"/>
+          </w:rPr>
+          <w:t>何西阿書三章5節</w:t>
+        </w:r>
+      </w:hyperlink>
+      <w:r>
+        <w:rPr>
+          <w:lang w:val="zh_TW" w:bidi="zh_TW"/>
+        </w:rPr>
+        <w:t>和</w:t>
+      </w:r>
+      <w:hyperlink r:id="rId99">
+        <w:r>
+          <w:rPr>
+            <w:lang w:val="zh_TW" w:bidi="zh_TW"/>
+          </w:rPr>
+          <w:rPr>
+            <w:color w:val="0000EE"/>
+            <w:u w:val="single"/>
+          </w:rPr>
+          <w:t>耶利米書三十章9節</w:t>
+        </w:r>
+      </w:hyperlink>
+      <w:r>
+        <w:rPr>
+          <w:lang w:val="zh_TW" w:bidi="zh_TW"/>
+        </w:rPr>
+        <w:t>，同意彌賽亞必須有大衛的血統。天使的宣告立即確立了耶穌的正確血統（</w:t>
+      </w:r>
+      <w:hyperlink r:id="rId100">
+        <w:r>
+          <w:rPr>
+            <w:lang w:val="zh_TW" w:bidi="zh_TW"/>
+          </w:rPr>
+          <w:rPr>
+            <w:color w:val="0000EE"/>
+            <w:u w:val="single"/>
+          </w:rPr>
+          <w:t>路1:32–33</w:t>
+        </w:r>
+      </w:hyperlink>
+      <w:r>
+        <w:rPr>
+          <w:lang w:val="zh_TW" w:bidi="zh_TW"/>
+        </w:rPr>
+        <w:t>；參</w:t>
+      </w:r>
+      <w:hyperlink r:id="rId101">
+        <w:r>
+          <w:rPr>
+            <w:lang w:val="zh_TW" w:bidi="zh_TW"/>
+          </w:rPr>
+          <w:rPr>
+            <w:color w:val="0000EE"/>
+            <w:u w:val="single"/>
+          </w:rPr>
+          <w:t>2:4</w:t>
+        </w:r>
+      </w:hyperlink>
+      <w:r>
+        <w:rPr>
+          <w:lang w:val="zh_TW" w:bidi="zh_TW"/>
+        </w:rPr>
+        <w:t>），馬太福音的記載也是如此（</w:t>
+      </w:r>
+      <w:hyperlink r:id="rId102">
+        <w:r>
+          <w:rPr>
+            <w:lang w:val="zh_TW" w:bidi="zh_TW"/>
+          </w:rPr>
+          <w:rPr>
+            <w:color w:val="0000EE"/>
+            <w:u w:val="single"/>
+          </w:rPr>
+          <w:t>太1:1–17</w:t>
+        </w:r>
+      </w:hyperlink>
+      <w:r>
+        <w:rPr>
+          <w:lang w:val="zh_TW" w:bidi="zh_TW"/>
+        </w:rPr>
+        <w:t>）。路加福音的家譜列表，如同馬太福音的記錄一樣，明確地證明了耶穌作為彌賽亞的王族血統（</w:t>
+      </w:r>
+      <w:hyperlink r:id="rId103">
+        <w:r>
+          <w:rPr>
+            <w:lang w:val="zh_TW" w:bidi="zh_TW"/>
+          </w:rPr>
+          <w:rPr>
+            <w:color w:val="0000EE"/>
+            <w:u w:val="single"/>
+          </w:rPr>
+          <w:t>路3:23–38</w:t>
+        </w:r>
+      </w:hyperlink>
+      <w:r>
+        <w:rPr>
+          <w:lang w:val="zh_TW" w:bidi="zh_TW"/>
+        </w:rPr>
+        <w:t>）。儘管兩個家譜之間存在差異，但它們都強調了這個獨特的彌賽亞族系的血統。耶穌深知聖經的彌賽亞焦點（</w:t>
+      </w:r>
+      <w:hyperlink r:id="rId104">
+        <w:r>
+          <w:rPr>
+            <w:lang w:val="zh_TW" w:bidi="zh_TW"/>
+          </w:rPr>
+          <w:rPr>
+            <w:color w:val="0000EE"/>
+            <w:u w:val="single"/>
+          </w:rPr>
+          <w:t>約5:46</w:t>
+        </w:r>
+      </w:hyperlink>
+      <w:r>
+        <w:rPr>
+          <w:lang w:val="zh_TW" w:bidi="zh_TW"/>
+        </w:rPr>
+        <w:t>；</w:t>
+      </w:r>
+      <w:hyperlink r:id="rId105">
+        <w:r>
+          <w:rPr>
+            <w:lang w:val="zh_TW" w:bidi="zh_TW"/>
+          </w:rPr>
+          <w:rPr>
+            <w:color w:val="0000EE"/>
+            <w:u w:val="single"/>
+          </w:rPr>
+          <w:t>8:56</w:t>
+        </w:r>
+      </w:hyperlink>
+      <w:r>
+        <w:rPr>
+          <w:lang w:val="zh_TW" w:bidi="zh_TW"/>
+        </w:rPr>
+        <w:t>），並在多次場合中承認自己是基督。祂接受了瞎子巴底買的稱呼（</w:t>
+      </w:r>
+      <w:hyperlink r:id="rId106">
+        <w:r>
+          <w:rPr>
+            <w:lang w:val="zh_TW" w:bidi="zh_TW"/>
+          </w:rPr>
+          <w:rPr>
+            <w:color w:val="0000EE"/>
+            <w:u w:val="single"/>
+          </w:rPr>
+          <w:t>可10:46–48</w:t>
+        </w:r>
+      </w:hyperlink>
+      <w:r>
+        <w:rPr>
+          <w:lang w:val="zh_TW" w:bidi="zh_TW"/>
+        </w:rPr>
+        <w:t>）；也接受了祂進入耶路撒冷時群眾的歡呼（</w:t>
+      </w:r>
+      <w:hyperlink r:id="rId107">
+        <w:r>
+          <w:rPr>
+            <w:lang w:val="zh_TW" w:bidi="zh_TW"/>
+          </w:rPr>
+          <w:rPr>
+            <w:color w:val="0000EE"/>
+            <w:u w:val="single"/>
+          </w:rPr>
+          <w:t>太21:9</w:t>
+        </w:r>
+      </w:hyperlink>
+      <w:r>
+        <w:rPr>
+          <w:lang w:val="zh_TW" w:bidi="zh_TW"/>
+        </w:rPr>
+        <w:t>）；並在聖殿裡接受了小孩子的讚美（</w:t>
+      </w:r>
+      <w:hyperlink r:id="rId108">
+        <w:r>
+          <w:rPr>
+            <w:lang w:val="zh_TW" w:bidi="zh_TW"/>
+          </w:rPr>
+          <w:rPr>
+            <w:color w:val="0000EE"/>
+            <w:u w:val="single"/>
+          </w:rPr>
+          <w:t>15</w:t>
+        </w:r>
+      </w:hyperlink>
+      <w:r>
+        <w:rPr>
+          <w:lang w:val="zh_TW" w:bidi="zh_TW"/>
+        </w:rPr>
+        <w:t>節）；以及其它場合中的稱呼（</w:t>
+      </w:r>
+      <w:hyperlink r:id="rId109">
+        <w:r>
+          <w:rPr>
+            <w:lang w:val="zh_TW" w:bidi="zh_TW"/>
+          </w:rPr>
+          <w:rPr>
+            <w:color w:val="0000EE"/>
+            <w:u w:val="single"/>
+          </w:rPr>
+          <w:t>太16:16–18</w:t>
+        </w:r>
+      </w:hyperlink>
+      <w:r>
+        <w:rPr>
+          <w:lang w:val="zh_TW" w:bidi="zh_TW"/>
+        </w:rPr>
+        <w:t>；</w:t>
+      </w:r>
+      <w:hyperlink r:id="rId110">
+        <w:r>
+          <w:rPr>
+            <w:lang w:val="zh_TW" w:bidi="zh_TW"/>
+          </w:rPr>
+          <w:rPr>
+            <w:color w:val="0000EE"/>
+            <w:u w:val="single"/>
+          </w:rPr>
+          <w:t>可14:61–62</w:t>
+        </w:r>
+      </w:hyperlink>
+      <w:r>
+        <w:rPr>
+          <w:lang w:val="zh_TW" w:bidi="zh_TW"/>
+        </w:rPr>
+        <w:t>；</w:t>
+      </w:r>
+      <w:hyperlink r:id="rId111">
+        <w:r>
+          <w:rPr>
+            <w:lang w:val="zh_TW" w:bidi="zh_TW"/>
+          </w:rPr>
+          <w:rPr>
+            <w:color w:val="0000EE"/>
+            <w:u w:val="single"/>
+          </w:rPr>
+          <w:t>路4:21</w:t>
+        </w:r>
+      </w:hyperlink>
+      <w:r>
+        <w:rPr>
+          <w:lang w:val="zh_TW" w:bidi="zh_TW"/>
+        </w:rPr>
+        <w:t>；</w:t>
+      </w:r>
+      <w:hyperlink r:id="rId112">
+        <w:r>
+          <w:rPr>
+            <w:lang w:val="zh_TW" w:bidi="zh_TW"/>
+          </w:rPr>
+          <w:rPr>
+            <w:color w:val="0000EE"/>
+            <w:u w:val="single"/>
+          </w:rPr>
+          <w:t>約4:25–26</w:t>
+        </w:r>
+      </w:hyperlink>
+      <w:r>
+        <w:rPr>
+          <w:lang w:val="zh_TW" w:bidi="zh_TW"/>
+        </w:rPr>
+        <w:t>）。儘管如此，祂警告門徒在祂復活前不要宣揚祂是彌賽亞（</w:t>
+      </w:r>
+      <w:hyperlink r:id="rId113">
+        <w:r>
+          <w:rPr>
+            <w:lang w:val="zh_TW" w:bidi="zh_TW"/>
+          </w:rPr>
+          <w:rPr>
+            <w:color w:val="0000EE"/>
+            <w:u w:val="single"/>
+          </w:rPr>
+          <w:t>太17:9</w:t>
+        </w:r>
+      </w:hyperlink>
+      <w:r>
+        <w:rPr>
+          <w:lang w:val="zh_TW" w:bidi="zh_TW"/>
+        </w:rPr>
+        <w:t>；參</w:t>
+      </w:r>
+      <w:hyperlink r:id="rId114">
+        <w:r>
+          <w:rPr>
+            <w:lang w:val="zh_TW" w:bidi="zh_TW"/>
+          </w:rPr>
+          <w:rPr>
+            <w:color w:val="0000EE"/>
+            <w:u w:val="single"/>
+          </w:rPr>
+          <w:t>路9:20–21</w:t>
+        </w:r>
+      </w:hyperlink>
+      <w:r>
+        <w:rPr>
+          <w:lang w:val="zh_TW" w:bidi="zh_TW"/>
+        </w:rPr>
+        <w:t>）。由於人們普遍（但錯誤地）認為彌賽亞主要是政治上的解救者，耶穌實際上避免使用這個稱謂，而更願意稱自己為「人子」。兩者指的是同一個人這一點，並不是人人都能理解的（參</w:t>
+      </w:r>
+      <w:hyperlink r:id="rId110">
+        <w:r>
+          <w:rPr>
+            <w:lang w:val="zh_TW" w:bidi="zh_TW"/>
+          </w:rPr>
+          <w:rPr>
+            <w:color w:val="0000EE"/>
+            <w:u w:val="single"/>
+          </w:rPr>
+          <w:t>可14:61–62</w:t>
+        </w:r>
+      </w:hyperlink>
+      <w:r>
+        <w:rPr>
+          <w:lang w:val="zh_TW" w:bidi="zh_TW"/>
+        </w:rPr>
+        <w:t>）。耶穌主要借用了但以理對天上征服者的異象（</w:t>
+      </w:r>
+      <w:hyperlink r:id="rId115">
+        <w:r>
+          <w:rPr>
+            <w:lang w:val="zh_TW" w:bidi="zh_TW"/>
+          </w:rPr>
+          <w:rPr>
+            <w:color w:val="0000EE"/>
+            <w:u w:val="single"/>
+          </w:rPr>
+          <w:t>但7:13–14</w:t>
+        </w:r>
+      </w:hyperlink>
+      <w:r>
+        <w:rPr>
+          <w:lang w:val="zh_TW" w:bidi="zh_TW"/>
+        </w:rPr>
+        <w:t>），祂不斷使用這個不太為人所知的稱號，並賦予其彌賽亞救恩的真正性質和範疇。耶穌的教導使門徒得以糾正他們對祂使命的錯誤看法（</w:t>
+      </w:r>
+      <w:hyperlink r:id="rId116">
+        <w:r>
+          <w:rPr>
+            <w:lang w:val="zh_TW" w:bidi="zh_TW"/>
+          </w:rPr>
+          <w:rPr>
+            <w:color w:val="0000EE"/>
+            <w:u w:val="single"/>
+          </w:rPr>
+          <w:t>太16:21–23</w:t>
+        </w:r>
+      </w:hyperlink>
+      <w:r>
+        <w:rPr>
+          <w:lang w:val="zh_TW" w:bidi="zh_TW"/>
+        </w:rPr>
+        <w:t>）。在時候滿足時，他們會明白祂不僅是彌賽亞，也是整卷舊約的主題（</w:t>
+      </w:r>
+      <w:hyperlink r:id="rId117">
+        <w:r>
+          <w:rPr>
+            <w:lang w:val="zh_TW" w:bidi="zh_TW"/>
+          </w:rPr>
+          <w:rPr>
+            <w:color w:val="0000EE"/>
+            <w:u w:val="single"/>
+          </w:rPr>
+          <w:t>太5:17</w:t>
+        </w:r>
+      </w:hyperlink>
+      <w:r>
+        <w:rPr>
+          <w:lang w:val="zh_TW" w:bidi="zh_TW"/>
+        </w:rPr>
+        <w:t>；</w:t>
+      </w:r>
+      <w:hyperlink r:id="rId118">
+        <w:r>
+          <w:rPr>
+            <w:lang w:val="zh_TW" w:bidi="zh_TW"/>
+          </w:rPr>
+          <w:rPr>
+            <w:color w:val="0000EE"/>
+            <w:u w:val="single"/>
+          </w:rPr>
+          <w:t>路24:27、44</w:t>
+        </w:r>
+      </w:hyperlink>
+      <w:r>
+        <w:rPr>
+          <w:lang w:val="zh_TW" w:bidi="zh_TW"/>
+        </w:rPr>
+        <w:t>；</w:t>
+      </w:r>
+      <w:hyperlink r:id="rId119">
+        <w:r>
+          <w:rPr>
+            <w:lang w:val="zh_TW" w:bidi="zh_TW"/>
+          </w:rPr>
+          <w:rPr>
+            <w:color w:val="0000EE"/>
+            <w:u w:val="single"/>
+          </w:rPr>
+          <w:t>約5:39</w:t>
+        </w:r>
+      </w:hyperlink>
+      <w:r>
+        <w:rPr>
+          <w:lang w:val="zh_TW" w:bidi="zh_TW"/>
+        </w:rPr>
+        <w:t>；參</w:t>
+      </w:r>
+      <w:hyperlink r:id="rId120">
+        <w:r>
+          <w:rPr>
+            <w:lang w:val="zh_TW" w:bidi="zh_TW"/>
+          </w:rPr>
+          <w:rPr>
+            <w:color w:val="0000EE"/>
+            <w:u w:val="single"/>
+          </w:rPr>
+          <w:t>來10:7</w:t>
+        </w:r>
+      </w:hyperlink>
+      <w:r>
+        <w:rPr>
+          <w:lang w:val="zh_TW" w:bidi="zh_TW"/>
+        </w:rPr>
+        <w:t>）。當耶穌從律法書開始解釋聖經（</w:t>
+      </w:r>
+      <w:hyperlink r:id="rId121">
+        <w:r>
+          <w:rPr>
+            <w:lang w:val="zh_TW" w:bidi="zh_TW"/>
+          </w:rPr>
+          <w:rPr>
+            <w:color w:val="0000EE"/>
+            <w:u w:val="single"/>
+          </w:rPr>
+          <w:t>路24:27</w:t>
+        </w:r>
+      </w:hyperlink>
+      <w:r>
+        <w:rPr>
+          <w:lang w:val="zh_TW" w:bidi="zh_TW"/>
+        </w:rPr>
+        <w:t>）時，祂作為神活生生的闡釋，即成為肉身的道（</w:t>
+      </w:r>
+      <w:hyperlink r:id="rId122">
+        <w:r>
+          <w:rPr>
+            <w:lang w:val="zh_TW" w:bidi="zh_TW"/>
+          </w:rPr>
+          <w:rPr>
+            <w:color w:val="0000EE"/>
+            <w:u w:val="single"/>
+          </w:rPr>
+          <w:t>約1:14、18</w:t>
+        </w:r>
+      </w:hyperlink>
+      <w:r>
+        <w:rPr>
+          <w:lang w:val="zh_TW" w:bidi="zh_TW"/>
+        </w:rPr>
+        <w:t>）。許多經文中可以看到對彌賽亞的正統解釋，如</w:t>
+      </w:r>
+      <w:hyperlink r:id="rId71">
+        <w:r>
+          <w:rPr>
+            <w:lang w:val="zh_TW" w:bidi="zh_TW"/>
+          </w:rPr>
+          <w:rPr>
+            <w:color w:val="0000EE"/>
+            <w:u w:val="single"/>
+          </w:rPr>
+          <w:t>詩2</w:t>
+        </w:r>
+      </w:hyperlink>
+      <w:r>
+        <w:rPr>
+          <w:lang w:val="zh_TW" w:bidi="zh_TW"/>
+        </w:rPr>
+        <w:t>，</w:t>
+      </w:r>
+      <w:hyperlink r:id="rId123">
+        <w:r>
+          <w:rPr>
+            <w:lang w:val="zh_TW" w:bidi="zh_TW"/>
+          </w:rPr>
+          <w:rPr>
+            <w:color w:val="0000EE"/>
+            <w:u w:val="single"/>
+          </w:rPr>
+          <w:t>16</w:t>
+        </w:r>
+      </w:hyperlink>
+      <w:r>
+        <w:rPr>
+          <w:lang w:val="zh_TW" w:bidi="zh_TW"/>
+        </w:rPr>
+        <w:t>，</w:t>
+      </w:r>
+      <w:hyperlink r:id="rId124">
+        <w:r>
+          <w:rPr>
+            <w:lang w:val="zh_TW" w:bidi="zh_TW"/>
+          </w:rPr>
+          <w:rPr>
+            <w:color w:val="0000EE"/>
+            <w:u w:val="single"/>
+          </w:rPr>
+          <w:t>22</w:t>
+        </w:r>
+      </w:hyperlink>
+      <w:r>
+        <w:rPr>
+          <w:lang w:val="zh_TW" w:bidi="zh_TW"/>
+        </w:rPr>
+        <w:t>，</w:t>
+      </w:r>
+      <w:hyperlink r:id="rId125">
+        <w:r>
+          <w:rPr>
+            <w:lang w:val="zh_TW" w:bidi="zh_TW"/>
+          </w:rPr>
+          <w:rPr>
+            <w:color w:val="0000EE"/>
+            <w:u w:val="single"/>
+          </w:rPr>
+          <w:t>40</w:t>
+        </w:r>
+      </w:hyperlink>
+      <w:r>
+        <w:rPr>
+          <w:lang w:val="zh_TW" w:bidi="zh_TW"/>
+        </w:rPr>
+        <w:t>，</w:t>
+      </w:r>
+      <w:hyperlink r:id="rId73">
+        <w:r>
+          <w:rPr>
+            <w:lang w:val="zh_TW" w:bidi="zh_TW"/>
+          </w:rPr>
+          <w:rPr>
+            <w:color w:val="0000EE"/>
+            <w:u w:val="single"/>
+          </w:rPr>
+          <w:t>110篇</w:t>
+        </w:r>
+      </w:hyperlink>
+      <w:r>
+        <w:rPr>
+          <w:lang w:val="zh_TW" w:bidi="zh_TW"/>
+        </w:rPr>
+        <w:t>；</w:t>
+      </w:r>
+      <w:hyperlink r:id="rId80">
+        <w:r>
+          <w:rPr>
+            <w:lang w:val="zh_TW" w:bidi="zh_TW"/>
+          </w:rPr>
+          <w:rPr>
+            <w:color w:val="0000EE"/>
+            <w:u w:val="single"/>
+          </w:rPr>
+          <w:t>賽7:14</w:t>
+        </w:r>
+      </w:hyperlink>
+      <w:r>
+        <w:rPr>
+          <w:lang w:val="zh_TW" w:bidi="zh_TW"/>
+        </w:rPr>
+        <w:t>，</w:t>
+      </w:r>
+      <w:hyperlink r:id="rId81">
+        <w:r>
+          <w:rPr>
+            <w:lang w:val="zh_TW" w:bidi="zh_TW"/>
+          </w:rPr>
+          <w:rPr>
+            <w:color w:val="0000EE"/>
+            <w:u w:val="single"/>
+          </w:rPr>
+          <w:t>9:6</w:t>
+        </w:r>
+      </w:hyperlink>
+      <w:r>
+        <w:rPr>
+          <w:lang w:val="zh_TW" w:bidi="zh_TW"/>
+        </w:rPr>
+        <w:t>，</w:t>
+      </w:r>
+      <w:hyperlink r:id="rId37">
+        <w:r>
+          <w:rPr>
+            <w:lang w:val="zh_TW" w:bidi="zh_TW"/>
+          </w:rPr>
+          <w:rPr>
+            <w:color w:val="0000EE"/>
+            <w:u w:val="single"/>
+          </w:rPr>
+          <w:t>11:1</w:t>
+        </w:r>
+      </w:hyperlink>
+      <w:r>
+        <w:rPr>
+          <w:lang w:val="zh_TW" w:bidi="zh_TW"/>
+        </w:rPr>
+        <w:t>，</w:t>
+      </w:r>
+      <w:hyperlink r:id="rId126">
+        <w:r>
+          <w:rPr>
+            <w:lang w:val="zh_TW" w:bidi="zh_TW"/>
+          </w:rPr>
+          <w:rPr>
+            <w:color w:val="0000EE"/>
+            <w:u w:val="single"/>
+          </w:rPr>
+          <w:t>40:10–11</w:t>
+        </w:r>
+      </w:hyperlink>
+      <w:r>
+        <w:rPr>
+          <w:lang w:val="zh_TW" w:bidi="zh_TW"/>
+        </w:rPr>
+        <w:t>，</w:t>
+      </w:r>
+      <w:hyperlink r:id="rId127">
+        <w:r>
+          <w:rPr>
+            <w:lang w:val="zh_TW" w:bidi="zh_TW"/>
+          </w:rPr>
+          <w:rPr>
+            <w:color w:val="0000EE"/>
+            <w:u w:val="single"/>
+          </w:rPr>
+          <w:t>50:6</w:t>
+        </w:r>
+      </w:hyperlink>
+      <w:r>
+        <w:rPr>
+          <w:lang w:val="zh_TW" w:bidi="zh_TW"/>
+        </w:rPr>
+        <w:t>，</w:t>
+      </w:r>
+      <w:hyperlink r:id="rId32">
+        <w:r>
+          <w:rPr>
+            <w:lang w:val="zh_TW" w:bidi="zh_TW"/>
+          </w:rPr>
+          <w:rPr>
+            <w:color w:val="0000EE"/>
+            <w:u w:val="single"/>
+          </w:rPr>
+          <w:t>52:13–53:12</w:t>
+        </w:r>
+      </w:hyperlink>
+      <w:r>
+        <w:rPr>
+          <w:lang w:val="zh_TW" w:bidi="zh_TW"/>
+        </w:rPr>
+        <w:t>，</w:t>
+      </w:r>
+      <w:hyperlink r:id="rId33">
+        <w:r>
+          <w:rPr>
+            <w:lang w:val="zh_TW" w:bidi="zh_TW"/>
+          </w:rPr>
+          <w:rPr>
+            <w:color w:val="0000EE"/>
+            <w:u w:val="single"/>
+          </w:rPr>
+          <w:t>61:1</w:t>
+        </w:r>
+      </w:hyperlink>
+      <w:r>
+        <w:rPr>
+          <w:lang w:val="zh_TW" w:bidi="zh_TW"/>
+        </w:rPr>
+        <w:t>，</w:t>
+      </w:r>
+      <w:hyperlink r:id="rId128">
+        <w:r>
+          <w:rPr>
+            <w:lang w:val="zh_TW" w:bidi="zh_TW"/>
+          </w:rPr>
+          <w:rPr>
+            <w:color w:val="0000EE"/>
+            <w:u w:val="single"/>
+          </w:rPr>
+          <w:t>63:1–6</w:t>
+        </w:r>
+      </w:hyperlink>
+      <w:r>
+        <w:rPr>
+          <w:lang w:val="zh_TW" w:bidi="zh_TW"/>
+        </w:rPr>
+        <w:t>；</w:t>
+      </w:r>
+      <w:hyperlink r:id="rId77">
+        <w:r>
+          <w:rPr>
+            <w:lang w:val="zh_TW" w:bidi="zh_TW"/>
+          </w:rPr>
+          <w:rPr>
+            <w:color w:val="0000EE"/>
+            <w:u w:val="single"/>
+          </w:rPr>
+          <w:t>耶23:5–6</w:t>
+        </w:r>
+      </w:hyperlink>
+      <w:r>
+        <w:rPr>
+          <w:lang w:val="zh_TW" w:bidi="zh_TW"/>
+        </w:rPr>
+        <w:t>，</w:t>
+      </w:r>
+      <w:hyperlink r:id="rId129">
+        <w:r>
+          <w:rPr>
+            <w:lang w:val="zh_TW" w:bidi="zh_TW"/>
+          </w:rPr>
+          <w:rPr>
+            <w:color w:val="0000EE"/>
+            <w:u w:val="single"/>
+          </w:rPr>
+          <w:t>33:14–16</w:t>
+        </w:r>
+      </w:hyperlink>
+      <w:r>
+        <w:rPr>
+          <w:lang w:val="zh_TW" w:bidi="zh_TW"/>
+        </w:rPr>
+        <w:t>；</w:t>
+      </w:r>
+      <w:hyperlink r:id="rId130">
+        <w:r>
+          <w:rPr>
+            <w:lang w:val="zh_TW" w:bidi="zh_TW"/>
+          </w:rPr>
+          <w:rPr>
+            <w:color w:val="0000EE"/>
+            <w:u w:val="single"/>
+          </w:rPr>
+          <w:t>結34:23</w:t>
+        </w:r>
+      </w:hyperlink>
+      <w:r>
+        <w:rPr>
+          <w:lang w:val="zh_TW" w:bidi="zh_TW"/>
+        </w:rPr>
+        <w:t>，</w:t>
+      </w:r>
+      <w:hyperlink r:id="rId131">
+        <w:r>
+          <w:rPr>
+            <w:lang w:val="zh_TW" w:bidi="zh_TW"/>
+          </w:rPr>
+          <w:rPr>
+            <w:color w:val="0000EE"/>
+            <w:u w:val="single"/>
+          </w:rPr>
+          <w:t>37:25</w:t>
+        </w:r>
+      </w:hyperlink>
+      <w:r>
+        <w:rPr>
+          <w:lang w:val="zh_TW" w:bidi="zh_TW"/>
+        </w:rPr>
+        <w:t>；</w:t>
+      </w:r>
+      <w:hyperlink r:id="rId132">
+        <w:r>
+          <w:rPr>
+            <w:lang w:val="zh_TW" w:bidi="zh_TW"/>
+          </w:rPr>
+          <w:rPr>
+            <w:color w:val="0000EE"/>
+            <w:u w:val="single"/>
+          </w:rPr>
+          <w:t>但9:24–27</w:t>
+        </w:r>
+      </w:hyperlink>
+      <w:r>
+        <w:rPr>
+          <w:lang w:val="zh_TW" w:bidi="zh_TW"/>
+        </w:rPr>
+        <w:t>；</w:t>
+      </w:r>
+      <w:hyperlink r:id="rId133">
+        <w:r>
+          <w:rPr>
+            <w:lang w:val="zh_TW" w:bidi="zh_TW"/>
+          </w:rPr>
+          <w:rPr>
+            <w:color w:val="0000EE"/>
+            <w:u w:val="single"/>
+          </w:rPr>
+          <w:t>何11:1</w:t>
+        </w:r>
+      </w:hyperlink>
+      <w:r>
+        <w:rPr>
+          <w:lang w:val="zh_TW" w:bidi="zh_TW"/>
+        </w:rPr>
+        <w:t>；</w:t>
+      </w:r>
+      <w:hyperlink r:id="rId78">
+        <w:r>
+          <w:rPr>
+            <w:lang w:val="zh_TW" w:bidi="zh_TW"/>
+          </w:rPr>
+          <w:rPr>
+            <w:color w:val="0000EE"/>
+            <w:u w:val="single"/>
+          </w:rPr>
+          <w:t>彌5:2</w:t>
+        </w:r>
+      </w:hyperlink>
+      <w:r>
+        <w:rPr>
+          <w:lang w:val="zh_TW" w:bidi="zh_TW"/>
+        </w:rPr>
+        <w:t>；</w:t>
+      </w:r>
+      <w:hyperlink r:id="rId51">
+        <w:r>
+          <w:rPr>
+            <w:lang w:val="zh_TW" w:bidi="zh_TW"/>
+          </w:rPr>
+          <w:rPr>
+            <w:color w:val="0000EE"/>
+            <w:u w:val="single"/>
+          </w:rPr>
+          <w:t>亞9:9</w:t>
+        </w:r>
+      </w:hyperlink>
+      <w:r>
+        <w:rPr>
+          <w:lang w:val="zh_TW" w:bidi="zh_TW"/>
+        </w:rPr>
+        <w:t>，</w:t>
+      </w:r>
+      <w:hyperlink r:id="rId134">
+        <w:r>
+          <w:rPr>
+            <w:lang w:val="zh_TW" w:bidi="zh_TW"/>
+          </w:rPr>
+          <w:rPr>
+            <w:color w:val="0000EE"/>
+            <w:u w:val="single"/>
+          </w:rPr>
+          <w:t>11:13</w:t>
+        </w:r>
+      </w:hyperlink>
+      <w:r>
+        <w:rPr>
+          <w:lang w:val="zh_TW" w:bidi="zh_TW"/>
+        </w:rPr>
+        <w:t>，</w:t>
+      </w:r>
+      <w:hyperlink r:id="rId135">
+        <w:r>
+          <w:rPr>
+            <w:lang w:val="zh_TW" w:bidi="zh_TW"/>
+          </w:rPr>
+          <w:rPr>
+            <w:color w:val="0000EE"/>
+            <w:u w:val="single"/>
+          </w:rPr>
+          <w:t>12:10</w:t>
+        </w:r>
+      </w:hyperlink>
+      <w:r>
+        <w:rPr>
+          <w:lang w:val="zh_TW" w:bidi="zh_TW"/>
+        </w:rPr>
+        <w:t>，</w:t>
+      </w:r>
+      <w:hyperlink r:id="rId136">
+        <w:r>
+          <w:rPr>
+            <w:lang w:val="zh_TW" w:bidi="zh_TW"/>
+          </w:rPr>
+          <w:rPr>
+            <w:color w:val="0000EE"/>
+            <w:u w:val="single"/>
+          </w:rPr>
+          <w:t>13:7</w:t>
+        </w:r>
+      </w:hyperlink>
+      <w:r>
+        <w:rPr>
+          <w:lang w:val="zh_TW" w:bidi="zh_TW"/>
+        </w:rPr>
+        <w:t>；</w:t>
+      </w:r>
+      <w:hyperlink r:id="rId137">
+        <w:r>
+          <w:rPr>
+            <w:lang w:val="zh_TW" w:bidi="zh_TW"/>
+          </w:rPr>
+          <w:rPr>
+            <w:color w:val="0000EE"/>
+            <w:u w:val="single"/>
+          </w:rPr>
+          <w:t>瑪3:1</w:t>
+        </w:r>
+      </w:hyperlink>
+      <w:r>
+        <w:rPr>
+          <w:lang w:val="zh_TW" w:bidi="zh_TW"/>
+        </w:rPr>
+        <w:t>，</w:t>
+      </w:r>
+      <w:hyperlink r:id="rId138">
+        <w:r>
+          <w:rPr>
+            <w:lang w:val="zh_TW" w:bidi="zh_TW"/>
+          </w:rPr>
+          <w:rPr>
+            <w:color w:val="0000EE"/>
+            <w:u w:val="single"/>
+          </w:rPr>
+          <w:t>4:2</w:t>
+        </w:r>
+      </w:hyperlink>
+      <w:r>
+        <w:rPr>
+          <w:lang w:val="zh_TW" w:bidi="zh_TW"/>
+        </w:rPr>
+        <w:t>。</w:t>
       </w:r>
     </w:p>
     <w:p>
@@ -599,43 +3164,199 @@
         <w:rPr>
           <w:lang w:val="zh_TW" w:bidi="zh_TW"/>
         </w:rPr>
-        <w:t>舊約中有六卷書提及尼尼微。在創世記中，唯一提到尼尼微的是在列國表（the table of nations）中（</w:t>
-      </w:r>
-      <w:hyperlink r:id="rId15">
-        <w:r>
-          <w:rPr>
-            <w:lang w:val="zh_TW" w:bidi="zh_TW"/>
-          </w:rPr>
-          <w:rPr>
-            <w:color w:val="0000EE"/>
-            <w:u w:val="single"/>
-          </w:rPr>
-          <w:t>創10章</w:t>
-        </w:r>
-      </w:hyperlink>
-      <w:r>
-        <w:rPr>
-          <w:lang w:val="zh_TW" w:bidi="zh_TW"/>
-        </w:rPr>
-        <w:t>），寧錄自示拿地往亞述去，建造尼尼微、利河伯、迦拉與利鮮，利鮮位於尼尼微和迦拉之間（</w:t>
-      </w:r>
-      <w:hyperlink r:id="rId16">
-        <w:r>
-          <w:rPr>
-            <w:lang w:val="zh_TW" w:bidi="zh_TW"/>
-          </w:rPr>
-          <w:rPr>
-            <w:color w:val="0000EE"/>
-            <w:u w:val="single"/>
-          </w:rPr>
-          <w:t>11–12</w:t>
-        </w:r>
-      </w:hyperlink>
-      <w:r>
-        <w:rPr>
-          <w:lang w:val="zh_TW" w:bidi="zh_TW"/>
-        </w:rPr>
-        <w:t>節；在其它譯本中，這些是亞述所造）。</w:t>
+        <w:t>四位福音書作者都堅定地宣告耶穌的彌賽亞身份（</w:t>
+      </w:r>
+      <w:hyperlink r:id="rId139">
+        <w:r>
+          <w:rPr>
+            <w:lang w:val="zh_TW" w:bidi="zh_TW"/>
+          </w:rPr>
+          <w:rPr>
+            <w:color w:val="0000EE"/>
+            <w:u w:val="single"/>
+          </w:rPr>
+          <w:t>太1:1</w:t>
+        </w:r>
+      </w:hyperlink>
+      <w:r>
+        <w:rPr>
+          <w:lang w:val="zh_TW" w:bidi="zh_TW"/>
+        </w:rPr>
+        <w:t>；</w:t>
+      </w:r>
+      <w:hyperlink r:id="rId140">
+        <w:r>
+          <w:rPr>
+            <w:lang w:val="zh_TW" w:bidi="zh_TW"/>
+          </w:rPr>
+          <w:rPr>
+            <w:color w:val="0000EE"/>
+            <w:u w:val="single"/>
+          </w:rPr>
+          <w:t>可1:1</w:t>
+        </w:r>
+      </w:hyperlink>
+      <w:r>
+        <w:rPr>
+          <w:lang w:val="zh_TW" w:bidi="zh_TW"/>
+        </w:rPr>
+        <w:t>；</w:t>
+      </w:r>
+      <w:hyperlink r:id="rId141">
+        <w:r>
+          <w:rPr>
+            <w:lang w:val="zh_TW" w:bidi="zh_TW"/>
+          </w:rPr>
+          <w:rPr>
+            <w:color w:val="0000EE"/>
+            <w:u w:val="single"/>
+          </w:rPr>
+          <w:t>路24:26</w:t>
+        </w:r>
+      </w:hyperlink>
+      <w:r>
+        <w:rPr>
+          <w:lang w:val="zh_TW" w:bidi="zh_TW"/>
+        </w:rPr>
+        <w:t>；</w:t>
+      </w:r>
+      <w:hyperlink r:id="rId142">
+        <w:r>
+          <w:rPr>
+            <w:lang w:val="zh_TW" w:bidi="zh_TW"/>
+          </w:rPr>
+          <w:rPr>
+            <w:color w:val="0000EE"/>
+            <w:u w:val="single"/>
+          </w:rPr>
+          <w:t>約20:31</w:t>
+        </w:r>
+      </w:hyperlink>
+      <w:r>
+        <w:rPr>
+          <w:lang w:val="zh_TW" w:bidi="zh_TW"/>
+        </w:rPr>
+        <w:t>）。彼得在五旬節、腓利在衣索匹亞太監面前、亞波羅在公開辯論中，都一致有力地證明耶穌是彌賽亞（</w:t>
+      </w:r>
+      <w:hyperlink r:id="rId143">
+        <w:r>
+          <w:rPr>
+            <w:lang w:val="zh_TW" w:bidi="zh_TW"/>
+          </w:rPr>
+          <w:rPr>
+            <w:color w:val="0000EE"/>
+            <w:u w:val="single"/>
+          </w:rPr>
+          <w:t>徒2:36，</w:t>
+        </w:r>
+      </w:hyperlink>
+      <w:hyperlink r:id="rId144">
+        <w:r>
+          <w:rPr>
+            <w:lang w:val="zh_TW" w:bidi="zh_TW"/>
+          </w:rPr>
+          <w:rPr>
+            <w:color w:val="0000EE"/>
+            <w:u w:val="single"/>
+          </w:rPr>
+          <w:t>8:35</w:t>
+        </w:r>
+      </w:hyperlink>
+      <w:r>
+        <w:rPr>
+          <w:lang w:val="zh_TW" w:bidi="zh_TW"/>
+        </w:rPr>
+        <w:t>，</w:t>
+      </w:r>
+      <w:hyperlink r:id="rId145">
+        <w:r>
+          <w:rPr>
+            <w:lang w:val="zh_TW" w:bidi="zh_TW"/>
+          </w:rPr>
+          <w:rPr>
+            <w:color w:val="0000EE"/>
+            <w:u w:val="single"/>
+          </w:rPr>
+          <w:t>28:28</w:t>
+        </w:r>
+      </w:hyperlink>
+      <w:r>
+        <w:rPr>
+          <w:lang w:val="zh_TW" w:bidi="zh_TW"/>
+        </w:rPr>
+        <w:t>）。彼得說他被「立」為主和基督（</w:t>
+      </w:r>
+      <w:hyperlink r:id="rId143">
+        <w:r>
+          <w:rPr>
+            <w:lang w:val="zh_TW" w:bidi="zh_TW"/>
+          </w:rPr>
+          <w:rPr>
+            <w:color w:val="0000EE"/>
+            <w:u w:val="single"/>
+          </w:rPr>
+          <w:t>2:36</w:t>
+        </w:r>
+      </w:hyperlink>
+      <w:r>
+        <w:rPr>
+          <w:lang w:val="zh_TW" w:bidi="zh_TW"/>
+        </w:rPr>
+        <w:t>），這表明復活正當地確認了祂的這個身份。同樣，使徒保羅談到耶穌的復活時，將其視為祂不容置疑的彌賽亞資格的明顯宣告（</w:t>
+      </w:r>
+      <w:hyperlink r:id="rId146">
+        <w:r>
+          <w:rPr>
+            <w:lang w:val="zh_TW" w:bidi="zh_TW"/>
+          </w:rPr>
+          <w:rPr>
+            <w:color w:val="0000EE"/>
+            <w:u w:val="single"/>
+          </w:rPr>
+          <w:t>羅1:4</w:t>
+        </w:r>
+      </w:hyperlink>
+      <w:r>
+        <w:rPr>
+          <w:lang w:val="zh_TW" w:bidi="zh_TW"/>
+        </w:rPr>
+        <w:t>）。對於保羅這位曾經的法利賽人和教會的迫害者來說，「耶穌基督」是他傳道的核心內容。沒有什麼能與彌賽亞的榮耀相比，一切在祂面前都黯然失色（</w:t>
+      </w:r>
+      <w:hyperlink r:id="rId147">
+        <w:r>
+          <w:rPr>
+            <w:lang w:val="zh_TW" w:bidi="zh_TW"/>
+          </w:rPr>
+          <w:rPr>
+            <w:color w:val="0000EE"/>
+            <w:u w:val="single"/>
+          </w:rPr>
+          <w:t>腓3:5–10</w:t>
+        </w:r>
+      </w:hyperlink>
+      <w:r>
+        <w:rPr>
+          <w:lang w:val="zh_TW" w:bidi="zh_TW"/>
+        </w:rPr>
+        <w:t>）。這位使徒的最大熱忱，就是希望他人能在神獨生子裡得以認識神豐盛的恩典（</w:t>
+      </w:r>
+      <w:hyperlink r:id="rId148">
+        <w:r>
+          <w:rPr>
+            <w:lang w:val="zh_TW" w:bidi="zh_TW"/>
+          </w:rPr>
+          <w:rPr>
+            <w:color w:val="0000EE"/>
+            <w:u w:val="single"/>
+          </w:rPr>
+          <w:t>弗3:14–19</w:t>
+        </w:r>
+      </w:hyperlink>
+      <w:r>
+        <w:rPr>
+          <w:lang w:val="zh_TW" w:bidi="zh_TW"/>
+        </w:rPr>
+        <w:t>）。</w:t>
       </w:r>
     </w:p>
     <w:p>
@@ -649,54 +3370,162 @@
         <w:rPr>
           <w:lang w:val="zh_TW" w:bidi="zh_TW"/>
         </w:rPr>
-        <w:t>米拿現所支付的貢品（</w:t>
-      </w:r>
-      <w:hyperlink r:id="rId17">
-        <w:r>
-          <w:rPr>
-            <w:lang w:val="zh_TW" w:bidi="zh_TW"/>
-          </w:rPr>
-          <w:rPr>
-            <w:color w:val="0000EE"/>
-            <w:u w:val="single"/>
-          </w:rPr>
-          <w:t>王下15:19–20</w:t>
-        </w:r>
-      </w:hyperlink>
-      <w:r>
-        <w:rPr>
-          <w:lang w:val="zh_TW" w:bidi="zh_TW"/>
-        </w:rPr>
-        <w:t>）和撒馬利亞淪陷時所奪取的戰利品（</w:t>
-      </w:r>
-      <w:hyperlink r:id="rId18">
-        <w:r>
-          <w:rPr>
-            <w:lang w:val="zh_TW" w:bidi="zh_TW"/>
-          </w:rPr>
-          <w:rPr>
-            <w:color w:val="0000EE"/>
-            <w:u w:val="single"/>
-          </w:rPr>
-          <w:t>賽8:4</w:t>
-        </w:r>
-      </w:hyperlink>
-      <w:r>
-        <w:rPr>
-          <w:lang w:val="zh_TW" w:bidi="zh_TW"/>
-        </w:rPr>
-        <w:t>）都被運送至尼尼微。西拿基立從希西家那裡所收取的貢物，也同樣被送到這座城中（</w:t>
-      </w:r>
-      <w:hyperlink r:id="rId19">
-        <w:r>
-          <w:rPr>
-            <w:lang w:val="zh_TW" w:bidi="zh_TW"/>
-          </w:rPr>
-          <w:rPr>
-            <w:color w:val="0000EE"/>
-            <w:u w:val="single"/>
-          </w:rPr>
-          <w:t>王下14–16</w:t>
+        <w:t>聖經中聖靈以多種名稱稱呼耶穌——聖者、審判者、義者、王、神的兒子和主——但這些並不全面。在祂裡面，一切關於彌賽亞的預言交織匯合；祂是驗證這些預言真實性的試金石。主耶穌基督本身是這約的核心和內容，藉此罪人得以與聖潔的神和好（</w:t>
+      </w:r>
+      <w:hyperlink r:id="rId149">
+        <w:r>
+          <w:rPr>
+            <w:lang w:val="zh_TW" w:bidi="zh_TW"/>
+          </w:rPr>
+          <w:rPr>
+            <w:color w:val="0000EE"/>
+            <w:u w:val="single"/>
+          </w:rPr>
+          <w:t>賽42:6</w:t>
+        </w:r>
+      </w:hyperlink>
+      <w:r>
+        <w:rPr>
+          <w:lang w:val="zh_TW" w:bidi="zh_TW"/>
+        </w:rPr>
+        <w:t>；</w:t>
+      </w:r>
+      <w:hyperlink r:id="rId150">
+        <w:r>
+          <w:rPr>
+            <w:lang w:val="zh_TW" w:bidi="zh_TW"/>
+          </w:rPr>
+          <w:rPr>
+            <w:color w:val="0000EE"/>
+            <w:u w:val="single"/>
+          </w:rPr>
+          <w:t>約14:6</w:t>
+        </w:r>
+      </w:hyperlink>
+      <w:r>
+        <w:rPr>
+          <w:lang w:val="zh_TW" w:bidi="zh_TW"/>
+        </w:rPr>
+        <w:t>）。耶穌是以色列的彌賽亞，是神道成肉身，完全應驗了所有的預言、預表和象徵——這些都是祂來臨的影子。因此，所有人都應當信靠祂，祂是一切恩典的源頭，是唯一長存的珍寶（</w:t>
+      </w:r>
+      <w:hyperlink r:id="rId151">
+        <w:r>
+          <w:rPr>
+            <w:lang w:val="zh_TW" w:bidi="zh_TW"/>
+          </w:rPr>
+          <w:rPr>
+            <w:color w:val="0000EE"/>
+            <w:u w:val="single"/>
+          </w:rPr>
+          <w:t>太12:21</w:t>
+        </w:r>
+      </w:hyperlink>
+      <w:r>
+        <w:rPr>
+          <w:lang w:val="zh_TW" w:bidi="zh_TW"/>
+        </w:rPr>
+        <w:t>；</w:t>
+      </w:r>
+      <w:hyperlink r:id="rId152">
+        <w:r>
+          <w:rPr>
+            <w:lang w:val="zh_TW" w:bidi="zh_TW"/>
+          </w:rPr>
+          <w:rPr>
+            <w:color w:val="0000EE"/>
+            <w:u w:val="single"/>
+          </w:rPr>
+          <w:t>約1:16–17</w:t>
+        </w:r>
+      </w:hyperlink>
+      <w:r>
+        <w:rPr>
+          <w:lang w:val="zh_TW" w:bidi="zh_TW"/>
+        </w:rPr>
+        <w:t>；</w:t>
+      </w:r>
+      <w:hyperlink r:id="rId153">
+        <w:r>
+          <w:rPr>
+            <w:lang w:val="zh_TW" w:bidi="zh_TW"/>
+          </w:rPr>
+          <w:rPr>
+            <w:color w:val="0000EE"/>
+            <w:u w:val="single"/>
+          </w:rPr>
+          <w:t>西2:3</w:t>
+        </w:r>
+      </w:hyperlink>
+      <w:r>
+        <w:rPr>
+          <w:lang w:val="zh_TW" w:bidi="zh_TW"/>
+        </w:rPr>
+        <w:t>）。作為先知，祂引導我們進入一切真理（</w:t>
+      </w:r>
+      <w:hyperlink r:id="rId154">
+        <w:r>
+          <w:rPr>
+            <w:lang w:val="zh_TW" w:bidi="zh_TW"/>
+          </w:rPr>
+          <w:rPr>
+            <w:color w:val="0000EE"/>
+            <w:u w:val="single"/>
+          </w:rPr>
+          <w:t>約6:14</w:t>
+        </w:r>
+      </w:hyperlink>
+      <w:r>
+        <w:rPr>
+          <w:lang w:val="zh_TW" w:bidi="zh_TW"/>
+        </w:rPr>
+        <w:t>，</w:t>
+      </w:r>
+      <w:hyperlink r:id="rId155">
+        <w:r>
+          <w:rPr>
+            <w:lang w:val="zh_TW" w:bidi="zh_TW"/>
+          </w:rPr>
+          <w:rPr>
+            <w:color w:val="0000EE"/>
+            <w:u w:val="single"/>
+          </w:rPr>
+          <w:t>7:16</w:t>
+        </w:r>
+      </w:hyperlink>
+      <w:r>
+        <w:rPr>
+          <w:lang w:val="zh_TW" w:bidi="zh_TW"/>
+        </w:rPr>
+        <w:t>）；作為祭司，祂為我們代求（</w:t>
+      </w:r>
+      <w:hyperlink r:id="rId156">
+        <w:r>
+          <w:rPr>
+            <w:lang w:val="zh_TW" w:bidi="zh_TW"/>
+          </w:rPr>
+          <w:rPr>
+            <w:color w:val="0000EE"/>
+            <w:u w:val="single"/>
+          </w:rPr>
+          <w:t>來7:21</w:t>
+        </w:r>
+      </w:hyperlink>
+      <w:r>
+        <w:rPr>
+          <w:lang w:val="zh_TW" w:bidi="zh_TW"/>
+        </w:rPr>
+        <w:t>）；作為王，祂統治我們（</w:t>
+      </w:r>
+      <w:hyperlink r:id="rId157">
+        <w:r>
+          <w:rPr>
+            <w:lang w:val="zh_TW" w:bidi="zh_TW"/>
+          </w:rPr>
+          <w:rPr>
+            <w:color w:val="0000EE"/>
+            <w:u w:val="single"/>
+          </w:rPr>
+          <w:t>腓2:9–10</w:t>
         </w:r>
       </w:hyperlink>
       <w:r>
@@ -715,27 +3544,110 @@
       </w:r>
       <w:r>
         <w:rPr>
-          <w:lang w:val="zh_TW" w:bidi="zh_TW"/>
-        </w:rPr>
-        <w:t>在尼尼微西拿基立宮殿出土的浮雕中，有描繪拉吉圍城戰的場景（參</w:t>
-      </w:r>
-      <w:hyperlink r:id="rId20">
-        <w:r>
-          <w:rPr>
-            <w:lang w:val="zh_TW" w:bidi="zh_TW"/>
-          </w:rPr>
-          <w:rPr>
-            <w:color w:val="0000EE"/>
-            <w:u w:val="single"/>
-          </w:rPr>
-          <w:t>王下19:8</w:t>
-        </w:r>
-      </w:hyperlink>
-      <w:r>
-        <w:rPr>
-          <w:lang w:val="zh_TW" w:bidi="zh_TW"/>
-        </w:rPr>
-        <w:t>）。浮雕上西拿基立坐在寶座上，向他哀求的俘虜則跪於前方；城牆上有弓箭手與撞城槌進攻，守軍以火與箭抵禦。其中一座城門，另有居民背負行囊逃離或投降的畫面，右下角可見三名赤身的男子被釘於木樁之上。</w:t>
+          <w:i/>
+          <w:lang w:val="zh_TW" w:bidi="zh_TW"/>
+        </w:rPr>
+        <w:t>另見</w:t>
+      </w:r>
+      <w:r>
+        <w:rPr>
+          <w:lang w:val="zh_TW" w:bidi="zh_TW"/>
+        </w:rPr>
+        <w:t xml:space="preserve"> </w:t>
+      </w:r>
+      <w:r>
+        <w:rPr>
+          <w:lang w:val="zh_TW" w:bidi="zh_TW"/>
+        </w:rPr>
+        <w:t>贖罪</w:t>
+      </w:r>
+      <w:r>
+        <w:rPr>
+          <w:lang w:val="zh_TW" w:bidi="zh_TW"/>
+        </w:rPr>
+        <w:t>；</w:t>
+      </w:r>
+      <w:r>
+        <w:rPr>
+          <w:lang w:val="zh_TW" w:bidi="zh_TW"/>
+        </w:rPr>
+        <w:t>枝子</w:t>
+      </w:r>
+      <w:r>
+        <w:rPr>
+          <w:lang w:val="zh_TW" w:bidi="zh_TW"/>
+        </w:rPr>
+        <w:t>；</w:t>
+      </w:r>
+      <w:r>
+        <w:rPr>
+          <w:lang w:val="zh_TW" w:bidi="zh_TW"/>
+        </w:rPr>
+        <w:t>基督論</w:t>
+      </w:r>
+      <w:r>
+        <w:rPr>
+          <w:lang w:val="zh_TW" w:bidi="zh_TW"/>
+        </w:rPr>
+        <w:t>；</w:t>
+      </w:r>
+      <w:r>
+        <w:rPr>
+          <w:lang w:val="zh_TW" w:bidi="zh_TW"/>
+        </w:rPr>
+        <w:t>耶穌基督的生平和教導</w:t>
+      </w:r>
+      <w:r>
+        <w:rPr>
+          <w:lang w:val="zh_TW" w:bidi="zh_TW"/>
+        </w:rPr>
+        <w:t>；</w:t>
+      </w:r>
+      <w:r>
+        <w:rPr>
+          <w:lang w:val="zh_TW" w:bidi="zh_TW"/>
+        </w:rPr>
+        <w:t>救贖主，救贖</w:t>
+      </w:r>
+      <w:r>
+        <w:rPr>
+          <w:lang w:val="zh_TW" w:bidi="zh_TW"/>
+        </w:rPr>
+        <w:t>；</w:t>
+      </w:r>
+      <w:r>
+        <w:rPr>
+          <w:lang w:val="zh_TW" w:bidi="zh_TW"/>
+        </w:rPr>
+        <w:t>神的兒子</w:t>
+      </w:r>
+      <w:r>
+        <w:rPr>
+          <w:lang w:val="zh_TW" w:bidi="zh_TW"/>
+        </w:rPr>
+        <w:t>；</w:t>
+      </w:r>
+      <w:r>
+        <w:rPr>
+          <w:lang w:val="zh_TW" w:bidi="zh_TW"/>
+        </w:rPr>
+        <w:t>人子</w:t>
+      </w:r>
+      <w:r>
+        <w:rPr>
+          <w:lang w:val="zh_TW" w:bidi="zh_TW"/>
+        </w:rPr>
+        <w:t>。</w:t>
+      </w:r>
+      <w:r>
+        <w:rPr>
+          <w:lang w:val="zh_TW" w:bidi="zh_TW"/>
+        </w:rPr>
+      </w:r>
+      <w:r>
+        <w:rPr>
+          <w:lang w:val="zh_TW" w:bidi="zh_TW"/>
+        </w:rPr>
       </w:r>
     </w:p>
     <w:p>
@@ -745,11 +3657,125 @@
           <w:lang w:val="zh_TW" w:bidi="zh_TW"/>
         </w:rPr>
       </w:r>
-      <w:r>
-        <w:rPr>
-          <w:lang w:val="zh_TW" w:bidi="zh_TW"/>
-        </w:rPr>
-        <w:t>在芝加哥大學東方研究所（Oriental Institute of the University of Chicago）的所收藏的棱柱和大英博物館（British Museum）的泰勒六棱柱（Taylor Prism）上，都刻有西拿基立入侵猶大之戰，由於亞述人沒有攻下耶路撒冷，西拿基立只能以誇耀自我滿足：「至於猶大人希西家，他未服我軛。我圍攻他之四十六堅城與無數鄉村，皆取之……我困他本人於耶路撒冷的皇宮中，如籠中之鳥。」</w:t>
+    </w:p>
+    <w:p>
+      <w:pPr>
+        <w:pStyle w:val="Heading2"/>
+      </w:pPr>
+      <w:r>
+        <w:rPr>
+          <w:lang w:val="zh_TW" w:bidi="zh_TW"/>
+        </w:rPr>
+        <w:t>米比衫</w:t>
+      </w:r>
+      <w:r>
+        <w:rPr>
+          <w:lang w:val="zh_TW" w:bidi="zh_TW"/>
+        </w:rPr>
+      </w:r>
+    </w:p>
+    <w:p>
+      <w:pPr>
+        <w:pStyle w:val="ListNumber"/>
+        <w:numPr>
+          <w:ilvl w:val="0"/>
+          <w:numId w:val="14"/>
+        </w:numPr>
+        <w:spacing w:line="240" w:lineRule="auto"/>
+        <w:ind w:left="720"/>
+      </w:pPr>
+      <w:r>
+        <w:rPr>
+          <w:lang w:val="zh_TW" w:bidi="zh_TW"/>
+        </w:rPr>
+      </w:r>
+      <w:r>
+        <w:rPr>
+          <w:lang w:val="zh_TW" w:bidi="zh_TW"/>
+        </w:rPr>
+        <w:t>以實瑪利的兒子之一，也是以他名字命名的一個部族的始祖（</w:t>
+      </w:r>
+      <w:hyperlink r:id="rId158">
+        <w:r>
+          <w:rPr>
+            <w:lang w:val="zh_TW" w:bidi="zh_TW"/>
+          </w:rPr>
+          <w:rPr>
+            <w:color w:val="0000EE"/>
+            <w:u w:val="single"/>
+          </w:rPr>
+          <w:t>創25:13</w:t>
+        </w:r>
+      </w:hyperlink>
+      <w:r>
+        <w:rPr>
+          <w:lang w:val="zh_TW" w:bidi="zh_TW"/>
+        </w:rPr>
+        <w:t>；</w:t>
+      </w:r>
+      <w:hyperlink r:id="rId159">
+        <w:r>
+          <w:rPr>
+            <w:lang w:val="zh_TW" w:bidi="zh_TW"/>
+          </w:rPr>
+          <w:rPr>
+            <w:color w:val="0000EE"/>
+            <w:u w:val="single"/>
+          </w:rPr>
+          <w:t>代上1:29</w:t>
+        </w:r>
+      </w:hyperlink>
+      <w:r>
+        <w:rPr>
+          <w:lang w:val="zh_TW" w:bidi="zh_TW"/>
+        </w:rPr>
+        <w:t>）。</w:t>
+      </w:r>
+    </w:p>
+    <w:p>
+      <w:pPr>
+        <w:pStyle w:val="ListNumber"/>
+        <w:spacing w:line="240" w:lineRule="auto"/>
+        <w:ind w:left="720"/>
+      </w:pPr>
+      <w:r>
+        <w:rPr>
+          <w:lang w:val="zh_TW" w:bidi="zh_TW"/>
+        </w:rPr>
+      </w:r>
+      <w:r>
+        <w:rPr>
+          <w:lang w:val="zh_TW" w:bidi="zh_TW"/>
+        </w:rPr>
+        <w:t>沙龍的兒子，並且是米施瑪的父親（</w:t>
+      </w:r>
+      <w:hyperlink r:id="rId160">
+        <w:r>
+          <w:rPr>
+            <w:lang w:val="zh_TW" w:bidi="zh_TW"/>
+          </w:rPr>
+          <w:rPr>
+            <w:color w:val="0000EE"/>
+            <w:u w:val="single"/>
+          </w:rPr>
+          <w:t>代上4:25</w:t>
+        </w:r>
+      </w:hyperlink>
+      <w:r>
+        <w:rPr>
+          <w:lang w:val="zh_TW" w:bidi="zh_TW"/>
+        </w:rPr>
+        <w:t>）。</w:t>
+      </w:r>
+      <w:r>
+        <w:rPr>
+          <w:lang w:val="zh_TW" w:bidi="zh_TW"/>
+        </w:rPr>
+      </w:r>
+      <w:r>
+        <w:rPr>
+          <w:lang w:val="zh_TW" w:bidi="zh_TW"/>
+        </w:rPr>
       </w:r>
     </w:p>
     <w:p>
@@ -759,83 +3785,21 @@
           <w:lang w:val="zh_TW" w:bidi="zh_TW"/>
         </w:rPr>
       </w:r>
-      <w:r>
-        <w:rPr>
-          <w:lang w:val="zh_TW" w:bidi="zh_TW"/>
-        </w:rPr>
-        <w:t>與尼尼微有關的亞述諸王在以色列的歷史中扮演重要角色，然而尼尼微這個名稱在聖經歷史書中僅出現過一次。</w:t>
-      </w:r>
-      <w:hyperlink r:id="rId21">
-        <w:r>
-          <w:rPr>
-            <w:lang w:val="zh_TW" w:bidi="zh_TW"/>
-          </w:rPr>
-          <w:rPr>
-            <w:color w:val="0000EE"/>
-            <w:u w:val="single"/>
-          </w:rPr>
-          <w:t>列王紀下十九章36節</w:t>
-        </w:r>
-      </w:hyperlink>
-      <w:r>
-        <w:rPr>
-          <w:lang w:val="zh_TW" w:bidi="zh_TW"/>
-        </w:rPr>
-        <w:t>記載，在耶和華的使者擊殺了十八萬五千名士兵後，西拿基立回家並留在尼尼微。公元前681年，他在此被兩子所殺（參</w:t>
-      </w:r>
-      <w:hyperlink r:id="rId22">
-        <w:r>
-          <w:rPr>
-            <w:lang w:val="zh_TW" w:bidi="zh_TW"/>
-          </w:rPr>
-          <w:rPr>
-            <w:color w:val="0000EE"/>
-            <w:u w:val="single"/>
-          </w:rPr>
-          <w:t>王下19:37</w:t>
-        </w:r>
-      </w:hyperlink>
-      <w:r>
-        <w:rPr>
-          <w:lang w:val="zh_TW" w:bidi="zh_TW"/>
-        </w:rPr>
-        <w:t>；</w:t>
-      </w:r>
-      <w:hyperlink r:id="rId23">
-        <w:r>
-          <w:rPr>
-            <w:lang w:val="zh_TW" w:bidi="zh_TW"/>
-          </w:rPr>
-          <w:rPr>
-            <w:color w:val="0000EE"/>
-            <w:u w:val="single"/>
-          </w:rPr>
-          <w:t>代下32:21</w:t>
-        </w:r>
-      </w:hyperlink>
-      <w:r>
-        <w:rPr>
-          <w:lang w:val="zh_TW" w:bidi="zh_TW"/>
-        </w:rPr>
-        <w:t>；</w:t>
-      </w:r>
-      <w:hyperlink r:id="rId24">
-        <w:r>
-          <w:rPr>
-            <w:lang w:val="zh_TW" w:bidi="zh_TW"/>
-          </w:rPr>
-          <w:rPr>
-            <w:color w:val="0000EE"/>
-            <w:u w:val="single"/>
-          </w:rPr>
-          <w:t>賽37:38</w:t>
-        </w:r>
-      </w:hyperlink>
-      <w:r>
-        <w:rPr>
-          <w:lang w:val="zh_TW" w:bidi="zh_TW"/>
-        </w:rPr>
-        <w:t>）。</w:t>
+    </w:p>
+    <w:p>
+      <w:pPr>
+        <w:pStyle w:val="Heading2"/>
+      </w:pPr>
+      <w:r>
+        <w:rPr>
+          <w:lang w:val="zh_TW" w:bidi="zh_TW"/>
+        </w:rPr>
+        <w:t>米但</w:t>
+      </w:r>
+      <w:r>
+        <w:rPr>
+          <w:lang w:val="zh_TW" w:bidi="zh_TW"/>
+        </w:rPr>
       </w:r>
     </w:p>
     <w:p>
@@ -849,73 +3813,53 @@
         <w:rPr>
           <w:lang w:val="zh_TW" w:bidi="zh_TW"/>
         </w:rPr>
-        <w:t>約拿書中多次提到尼尼微，因上帝差遣先知前往該城宣告其即將臨到的審判。經文稱尼尼微為「大城」（</w:t>
-      </w:r>
-      <w:hyperlink r:id="rId25">
-        <w:r>
-          <w:rPr>
-            <w:lang w:val="zh_TW" w:bidi="zh_TW"/>
-          </w:rPr>
-          <w:rPr>
-            <w:color w:val="0000EE"/>
-            <w:u w:val="single"/>
-          </w:rPr>
-          <w:t>拿1:2</w:t>
-        </w:r>
-      </w:hyperlink>
-      <w:r>
-        <w:rPr>
-          <w:lang w:val="zh_TW" w:bidi="zh_TW"/>
-        </w:rPr>
-        <w:t>，</w:t>
-      </w:r>
-      <w:hyperlink r:id="rId26">
-        <w:r>
-          <w:rPr>
-            <w:lang w:val="zh_TW" w:bidi="zh_TW"/>
-          </w:rPr>
-          <w:rPr>
-            <w:color w:val="0000EE"/>
-            <w:u w:val="single"/>
-          </w:rPr>
-          <w:t>3:2</w:t>
-        </w:r>
-      </w:hyperlink>
-      <w:r>
-        <w:rPr>
-          <w:lang w:val="zh_TW" w:bidi="zh_TW"/>
-        </w:rPr>
-        <w:t>），並且描述「</w:t>
-      </w:r>
-      <w:r>
-        <w:rPr>
-          <w:lang w:val="zh_TW" w:bidi="zh_TW"/>
-        </w:rPr>
-        <w:t>尼尼微是極大的城，有三日的路程。</w:t>
-      </w:r>
-      <w:r>
-        <w:rPr>
-          <w:lang w:val="zh_TW" w:bidi="zh_TW"/>
-        </w:rPr>
-        <w:t>」（</w:t>
-      </w:r>
-      <w:hyperlink r:id="rId27">
-        <w:r>
-          <w:rPr>
-            <w:lang w:val="zh_TW" w:bidi="zh_TW"/>
-          </w:rPr>
-          <w:rPr>
-            <w:color w:val="0000EE"/>
-            <w:u w:val="single"/>
-          </w:rPr>
-          <w:t>3:3</w:t>
-        </w:r>
-      </w:hyperlink>
-      <w:r>
-        <w:rPr>
-          <w:lang w:val="zh_TW" w:bidi="zh_TW"/>
-        </w:rPr>
-        <w:t>）。尼尼微地的地界必定超過古雲吉克丘與尼比‧優努斯丘所代表的區域。一些釋經者認為，當時的尼尼微城範圍還包括與之相關的其它城市，其中包括底格里斯與大扎卜河（Great Zab）之間的「亞述三角」（Assyrian triangle）地區，北起柯沙巴（Khorsabad），南至尼姆魯德（Nimrud）。</w:t>
+        <w:t>亞伯拉罕與他的第二位妻子基土拉所生的第三個兒子（</w:t>
+      </w:r>
+      <w:hyperlink r:id="rId161">
+        <w:r>
+          <w:rPr>
+            <w:lang w:val="zh_TW" w:bidi="zh_TW"/>
+          </w:rPr>
+          <w:rPr>
+            <w:color w:val="0000EE"/>
+            <w:u w:val="single"/>
+          </w:rPr>
+          <w:t>創25:2</w:t>
+        </w:r>
+      </w:hyperlink>
+      <w:r>
+        <w:rPr>
+          <w:lang w:val="zh_TW" w:bidi="zh_TW"/>
+        </w:rPr>
+        <w:t>；</w:t>
+      </w:r>
+      <w:hyperlink r:id="rId162">
+        <w:r>
+          <w:rPr>
+            <w:lang w:val="zh_TW" w:bidi="zh_TW"/>
+          </w:rPr>
+          <w:rPr>
+            <w:color w:val="0000EE"/>
+            <w:u w:val="single"/>
+          </w:rPr>
+          <w:t>代上1:32</w:t>
+        </w:r>
+      </w:hyperlink>
+      <w:r>
+        <w:rPr>
+          <w:lang w:val="zh_TW" w:bidi="zh_TW"/>
+        </w:rPr>
+        <w:t>）。</w:t>
+      </w:r>
+      <w:r>
+        <w:rPr>
+          <w:lang w:val="zh_TW" w:bidi="zh_TW"/>
+        </w:rPr>
+      </w:r>
+      <w:r>
+        <w:rPr>
+          <w:lang w:val="zh_TW" w:bidi="zh_TW"/>
+        </w:rPr>
       </w:r>
     </w:p>
     <w:p>
@@ -925,41 +3869,21 @@
           <w:lang w:val="zh_TW" w:bidi="zh_TW"/>
         </w:rPr>
       </w:r>
-      <w:r>
-        <w:rPr>
-          <w:lang w:val="zh_TW" w:bidi="zh_TW"/>
-        </w:rPr>
-        <w:t>耶和華說：「</w:t>
-      </w:r>
-      <w:r>
-        <w:rPr>
-          <w:lang w:val="zh_TW" w:bidi="zh_TW"/>
-        </w:rPr>
-        <w:t>這尼尼微大城，其中不能分辨左手右手的有十二萬多人</w:t>
-      </w:r>
-      <w:r>
-        <w:rPr>
-          <w:lang w:val="zh_TW" w:bidi="zh_TW"/>
-        </w:rPr>
-        <w:t>」（</w:t>
-      </w:r>
-      <w:hyperlink r:id="rId28">
-        <w:r>
-          <w:rPr>
-            <w:lang w:val="zh_TW" w:bidi="zh_TW"/>
-          </w:rPr>
-          <w:rPr>
-            <w:color w:val="0000EE"/>
-            <w:u w:val="single"/>
-          </w:rPr>
-          <w:t>拿4:11</w:t>
-        </w:r>
-      </w:hyperlink>
-      <w:r>
-        <w:rPr>
-          <w:lang w:val="zh_TW" w:bidi="zh_TW"/>
-        </w:rPr>
-        <w:t>）。有些人把這句話解釋為指城中無辜的孩童人數，因此推估大尼尼微人口約六十萬；但更合理的理解是，這是指全體居民，而那描述性的片語是用來說明尼尼微人完全的屬靈黑暗。</w:t>
+    </w:p>
+    <w:p>
+      <w:pPr>
+        <w:pStyle w:val="Heading2"/>
+      </w:pPr>
+      <w:r>
+        <w:rPr>
+          <w:lang w:val="zh_TW" w:bidi="zh_TW"/>
+        </w:rPr>
+        <w:t>米戶雅利</w:t>
+      </w:r>
+      <w:r>
+        <w:rPr>
+          <w:lang w:val="zh_TW" w:bidi="zh_TW"/>
+        </w:rPr>
       </w:r>
     </w:p>
     <w:p>
@@ -973,36 +3897,18 @@
         <w:rPr>
           <w:lang w:val="zh_TW" w:bidi="zh_TW"/>
         </w:rPr>
-        <w:t>約拿宣講的是審判與毀滅的信息，但全城的悔改帶來了拯救（</w:t>
-      </w:r>
-      <w:hyperlink r:id="rId29">
-        <w:r>
-          <w:rPr>
-            <w:lang w:val="zh_TW" w:bidi="zh_TW"/>
-          </w:rPr>
-          <w:rPr>
-            <w:color w:val="0000EE"/>
-            <w:u w:val="single"/>
-          </w:rPr>
-          <w:t>3:6–10</w:t>
-        </w:r>
-      </w:hyperlink>
-      <w:r>
-        <w:rPr>
-          <w:lang w:val="zh_TW" w:bidi="zh_TW"/>
-        </w:rPr>
-        <w:t>）。那鴻以栩栩如生又激昂的語言宣告了這座城市最終的傾覆。西番亞也預言了尼尼微的毀滅，宣告它將成為荒涼之地，成為羊群躺臥之處，即使是隨意造訪的人也能體會（</w:t>
-      </w:r>
-      <w:hyperlink r:id="rId30">
-        <w:r>
-          <w:rPr>
-            <w:lang w:val="zh_TW" w:bidi="zh_TW"/>
-          </w:rPr>
-          <w:rPr>
-            <w:color w:val="0000EE"/>
-            <w:u w:val="single"/>
-          </w:rPr>
-          <w:t>番2:13–15</w:t>
+        <w:t>以拿的兒子，瑪土撒利的父親，屬該隱的家族支系（</w:t>
+      </w:r>
+      <w:hyperlink r:id="rId163">
+        <w:r>
+          <w:rPr>
+            <w:lang w:val="zh_TW" w:bidi="zh_TW"/>
+          </w:rPr>
+          <w:rPr>
+            <w:color w:val="0000EE"/>
+            <w:u w:val="single"/>
+          </w:rPr>
+          <w:t>創4:18</w:t>
         </w:r>
       </w:hyperlink>
       <w:r>
@@ -1010,6 +3916,16 @@
           <w:lang w:val="zh_TW" w:bidi="zh_TW"/>
         </w:rPr>
         <w:t>）。</w:t>
+      </w:r>
+      <w:r>
+        <w:rPr>
+          <w:lang w:val="zh_TW" w:bidi="zh_TW"/>
+        </w:rPr>
+      </w:r>
+      <w:r>
+        <w:rPr>
+          <w:lang w:val="zh_TW" w:bidi="zh_TW"/>
+        </w:rPr>
       </w:r>
     </w:p>
     <w:p>
@@ -1019,11 +3935,161 @@
           <w:lang w:val="zh_TW" w:bidi="zh_TW"/>
         </w:rPr>
       </w:r>
-      <w:r>
-        <w:rPr>
-          <w:lang w:val="zh_TW" w:bidi="zh_TW"/>
-        </w:rPr>
-        <w:t>尼尼微被巴比倫人、米底亞人和西古提人的聯軍所毀。這座城市遭受極其嚴重且徹底的破壞；數世紀後連確定位置也被人遺忘。色諾芬（Xenophon）和希臘軍隊在公元前401年從該地附近撤退經過，卻未意識到那裡正是尼尼微的所在。在公元第二世紀，希臘諷刺作家琉善（Lucian）評論道：「尼尼微被毀得如此徹底，以致於已無法說出它曾經位於何處；連一點痕跡都沒有留下。」</w:t>
+    </w:p>
+    <w:p>
+      <w:pPr>
+        <w:pStyle w:val="Heading2"/>
+      </w:pPr>
+      <w:r>
+        <w:rPr>
+          <w:lang w:val="zh_TW" w:bidi="zh_TW"/>
+        </w:rPr>
+        <w:t>米施瑪</w:t>
+      </w:r>
+      <w:r>
+        <w:rPr>
+          <w:lang w:val="zh_TW" w:bidi="zh_TW"/>
+        </w:rPr>
+      </w:r>
+    </w:p>
+    <w:p>
+      <w:pPr>
+        <w:pStyle w:val="ListNumber"/>
+        <w:numPr>
+          <w:ilvl w:val="0"/>
+          <w:numId w:val="15"/>
+        </w:numPr>
+        <w:spacing w:line="240" w:lineRule="auto"/>
+        <w:ind w:left="720"/>
+      </w:pPr>
+      <w:r>
+        <w:rPr>
+          <w:lang w:val="zh_TW" w:bidi="zh_TW"/>
+        </w:rPr>
+      </w:r>
+      <w:r>
+        <w:rPr>
+          <w:lang w:val="zh_TW" w:bidi="zh_TW"/>
+        </w:rPr>
+        <w:t>以實瑪利的兒子之一，他是亞伯拉罕的孫子，也是一個阿拉伯部族的始祖（</w:t>
+      </w:r>
+      <w:hyperlink r:id="rId164">
+        <w:r>
+          <w:rPr>
+            <w:lang w:val="zh_TW" w:bidi="zh_TW"/>
+          </w:rPr>
+          <w:rPr>
+            <w:color w:val="0000EE"/>
+            <w:u w:val="single"/>
+          </w:rPr>
+          <w:t>創25:14</w:t>
+        </w:r>
+      </w:hyperlink>
+      <w:r>
+        <w:rPr>
+          <w:lang w:val="zh_TW" w:bidi="zh_TW"/>
+        </w:rPr>
+        <w:t>；</w:t>
+      </w:r>
+      <w:hyperlink r:id="rId165">
+        <w:r>
+          <w:rPr>
+            <w:lang w:val="zh_TW" w:bidi="zh_TW"/>
+          </w:rPr>
+          <w:rPr>
+            <w:color w:val="0000EE"/>
+            <w:u w:val="single"/>
+          </w:rPr>
+          <w:t>代上1:30</w:t>
+        </w:r>
+      </w:hyperlink>
+      <w:r>
+        <w:rPr>
+          <w:lang w:val="zh_TW" w:bidi="zh_TW"/>
+        </w:rPr>
+        <w:t>）。</w:t>
+      </w:r>
+    </w:p>
+    <w:p>
+      <w:pPr>
+        <w:pStyle w:val="ListNumber"/>
+        <w:spacing w:line="240" w:lineRule="auto"/>
+        <w:ind w:left="720"/>
+      </w:pPr>
+      <w:r>
+        <w:rPr>
+          <w:lang w:val="zh_TW" w:bidi="zh_TW"/>
+        </w:rPr>
+      </w:r>
+      <w:r>
+        <w:rPr>
+          <w:lang w:val="zh_TW" w:bidi="zh_TW"/>
+        </w:rPr>
+        <w:t>米比衫的兒子，出自於西緬支派（</w:t>
+      </w:r>
+      <w:hyperlink r:id="rId166">
+        <w:r>
+          <w:rPr>
+            <w:lang w:val="zh_TW" w:bidi="zh_TW"/>
+          </w:rPr>
+          <w:rPr>
+            <w:color w:val="0000EE"/>
+            <w:u w:val="single"/>
+          </w:rPr>
+          <w:t>代上4:25–26</w:t>
+        </w:r>
+      </w:hyperlink>
+      <w:r>
+        <w:rPr>
+          <w:lang w:val="zh_TW" w:bidi="zh_TW"/>
+        </w:rPr>
+        <w:t>）。他沒有出現在</w:t>
+      </w:r>
+      <w:hyperlink r:id="rId167">
+        <w:r>
+          <w:rPr>
+            <w:lang w:val="zh_TW" w:bidi="zh_TW"/>
+          </w:rPr>
+          <w:rPr>
+            <w:color w:val="0000EE"/>
+            <w:u w:val="single"/>
+          </w:rPr>
+          <w:t>創世記二十五章</w:t>
+        </w:r>
+      </w:hyperlink>
+      <w:r>
+        <w:rPr>
+          <w:lang w:val="zh_TW" w:bidi="zh_TW"/>
+        </w:rPr>
+        <w:t>的家譜中，但歷代志上的家譜卻有把他列入其中，這可能表示他出生於雅各帶領全家遷往埃及之後，也可能表示他所代表的是一個阿拉伯部族，在西緬支派向南擴展時，與西緬支派結合在一起（</w:t>
+      </w:r>
+      <w:hyperlink r:id="rId168">
+        <w:r>
+          <w:rPr>
+            <w:lang w:val="zh_TW" w:bidi="zh_TW"/>
+          </w:rPr>
+          <w:rPr>
+            <w:color w:val="0000EE"/>
+            <w:u w:val="single"/>
+          </w:rPr>
+          <w:t>代上4:38–43</w:t>
+        </w:r>
+      </w:hyperlink>
+      <w:r>
+        <w:rPr>
+          <w:lang w:val="zh_TW" w:bidi="zh_TW"/>
+        </w:rPr>
+        <w:t>）。</w:t>
+      </w:r>
+      <w:r>
+        <w:rPr>
+          <w:lang w:val="zh_TW" w:bidi="zh_TW"/>
+        </w:rPr>
+      </w:r>
+      <w:r>
+        <w:rPr>
+          <w:lang w:val="zh_TW" w:bidi="zh_TW"/>
+        </w:rPr>
       </w:r>
     </w:p>
     <w:p>
@@ -1033,83 +4099,21 @@
           <w:lang w:val="zh_TW" w:bidi="zh_TW"/>
         </w:rPr>
       </w:r>
-      <w:r>
-        <w:rPr>
-          <w:lang w:val="zh_TW" w:bidi="zh_TW"/>
-        </w:rPr>
-        <w:t>新約聖經福音書中僅有幾次提到尼尼微，也都與審判有關。耶穌在回應文士和法利賽人的要求時，指出邪惡的世代在尋求神蹟；正如約拿曾是尼尼微人的一個神蹟，耶穌也將成為祂那世代的神蹟（</w:t>
-      </w:r>
-      <w:hyperlink r:id="rId31">
-        <w:r>
-          <w:rPr>
-            <w:lang w:val="zh_TW" w:bidi="zh_TW"/>
-          </w:rPr>
-          <w:rPr>
-            <w:color w:val="0000EE"/>
-            <w:u w:val="single"/>
-          </w:rPr>
-          <w:t>太12:38–40</w:t>
-        </w:r>
-      </w:hyperlink>
-      <w:r>
-        <w:rPr>
-          <w:lang w:val="zh_TW" w:bidi="zh_TW"/>
-        </w:rPr>
-        <w:t>；</w:t>
-      </w:r>
-      <w:hyperlink r:id="rId32">
-        <w:r>
-          <w:rPr>
-            <w:lang w:val="zh_TW" w:bidi="zh_TW"/>
-          </w:rPr>
-          <w:rPr>
-            <w:color w:val="0000EE"/>
-            <w:u w:val="single"/>
-          </w:rPr>
-          <w:t>路11:29–31</w:t>
-        </w:r>
-      </w:hyperlink>
-      <w:r>
-        <w:rPr>
-          <w:lang w:val="zh_TW" w:bidi="zh_TW"/>
-        </w:rPr>
-        <w:t>）。祂接著宣告，尼尼微人在審判時將與祂那世代的人一同起來定這世代的罪，因為尼尼微人在約拿的宣講下悔改了。現在，有一位比約拿更大的人已經來了（</w:t>
-      </w:r>
-      <w:hyperlink r:id="rId33">
-        <w:r>
-          <w:rPr>
-            <w:lang w:val="zh_TW" w:bidi="zh_TW"/>
-          </w:rPr>
-          <w:rPr>
-            <w:color w:val="0000EE"/>
-            <w:u w:val="single"/>
-          </w:rPr>
-          <w:t>太12:41</w:t>
-        </w:r>
-      </w:hyperlink>
-      <w:r>
-        <w:rPr>
-          <w:lang w:val="zh_TW" w:bidi="zh_TW"/>
-        </w:rPr>
-        <w:t>；</w:t>
-      </w:r>
-      <w:hyperlink r:id="rId34">
-        <w:r>
-          <w:rPr>
-            <w:lang w:val="zh_TW" w:bidi="zh_TW"/>
-          </w:rPr>
-          <w:rPr>
-            <w:color w:val="0000EE"/>
-            <w:u w:val="single"/>
-          </w:rPr>
-          <w:t>路11:32</w:t>
-        </w:r>
-      </w:hyperlink>
-      <w:r>
-        <w:rPr>
-          <w:lang w:val="zh_TW" w:bidi="zh_TW"/>
-        </w:rPr>
-        <w:t>）。</w:t>
+    </w:p>
+    <w:p>
+      <w:pPr>
+        <w:pStyle w:val="Heading2"/>
+      </w:pPr>
+      <w:r>
+        <w:rPr>
+          <w:lang w:val="zh_TW" w:bidi="zh_TW"/>
+        </w:rPr>
+        <w:t>蜜</w:t>
+      </w:r>
+      <w:r>
+        <w:rPr>
+          <w:lang w:val="zh_TW" w:bidi="zh_TW"/>
+        </w:rPr>
       </w:r>
     </w:p>
     <w:p>
@@ -1121,6 +4125,218 @@
       </w:r>
       <w:r>
         <w:rPr>
+          <w:lang w:val="zh_TW" w:bidi="zh_TW"/>
+        </w:rPr>
+        <w:t>由蜜蜂所產的甜而濃稠的液體（</w:t>
+      </w:r>
+      <w:hyperlink r:id="rId169">
+        <w:r>
+          <w:rPr>
+            <w:lang w:val="zh_TW" w:bidi="zh_TW"/>
+          </w:rPr>
+          <w:rPr>
+            <w:color w:val="0000EE"/>
+            <w:u w:val="single"/>
+          </w:rPr>
+          <w:t>士14:8</w:t>
+        </w:r>
+      </w:hyperlink>
+      <w:r>
+        <w:rPr>
+          <w:lang w:val="zh_TW" w:bidi="zh_TW"/>
+        </w:rPr>
+        <w:t>）。蜜可以是野生的（</w:t>
+      </w:r>
+      <w:hyperlink r:id="rId170">
+        <w:r>
+          <w:rPr>
+            <w:lang w:val="zh_TW" w:bidi="zh_TW"/>
+          </w:rPr>
+          <w:rPr>
+            <w:color w:val="0000EE"/>
+            <w:u w:val="single"/>
+          </w:rPr>
+          <w:t>撒上14:25–26</w:t>
+        </w:r>
+      </w:hyperlink>
+      <w:r>
+        <w:rPr>
+          <w:lang w:val="zh_TW" w:bidi="zh_TW"/>
+        </w:rPr>
+        <w:t>）或養殖的（可能在</w:t>
+      </w:r>
+      <w:hyperlink r:id="rId171">
+        <w:r>
+          <w:rPr>
+            <w:lang w:val="zh_TW" w:bidi="zh_TW"/>
+          </w:rPr>
+          <w:rPr>
+            <w:color w:val="0000EE"/>
+            <w:u w:val="single"/>
+          </w:rPr>
+          <w:t>代下31:5</w:t>
+        </w:r>
+      </w:hyperlink>
+      <w:r>
+        <w:rPr>
+          <w:lang w:val="zh_TW" w:bidi="zh_TW"/>
+        </w:rPr>
+        <w:t>）。然而，有時它可能指的是濃稠的葡萄糖漿（如阿拉伯文中的用法）或棗糖漿（如約瑟夫所描述）。蜜被認為是生活的必需品之一（</w:t>
+      </w:r>
+      <w:hyperlink r:id="rId172">
+        <w:r>
+          <w:rPr>
+            <w:lang w:val="zh_TW" w:bidi="zh_TW"/>
+          </w:rPr>
+          <w:rPr>
+            <w:color w:val="0000EE"/>
+            <w:u w:val="single"/>
+          </w:rPr>
+          <w:t>便西拉智訓39:26</w:t>
+        </w:r>
+      </w:hyperlink>
+      <w:r>
+        <w:rPr>
+          <w:lang w:val="zh_TW" w:bidi="zh_TW"/>
+        </w:rPr>
+        <w:t>）。然而，人不可吃得太多（</w:t>
+      </w:r>
+      <w:hyperlink r:id="rId173">
+        <w:r>
+          <w:rPr>
+            <w:lang w:val="zh_TW" w:bidi="zh_TW"/>
+          </w:rPr>
+          <w:rPr>
+            <w:color w:val="0000EE"/>
+            <w:u w:val="single"/>
+          </w:rPr>
+          <w:t>箴25:16、27</w:t>
+        </w:r>
+      </w:hyperlink>
+      <w:r>
+        <w:rPr>
+          <w:lang w:val="zh_TW" w:bidi="zh_TW"/>
+        </w:rPr>
+        <w:t>）。它是施洗約翰（</w:t>
+      </w:r>
+      <w:hyperlink r:id="rId174">
+        <w:r>
+          <w:rPr>
+            <w:lang w:val="zh_TW" w:bidi="zh_TW"/>
+          </w:rPr>
+          <w:rPr>
+            <w:color w:val="0000EE"/>
+            <w:u w:val="single"/>
+          </w:rPr>
+          <w:t>可1:6</w:t>
+        </w:r>
+      </w:hyperlink>
+      <w:r>
+        <w:rPr>
+          <w:lang w:val="zh_TW" w:bidi="zh_TW"/>
+        </w:rPr>
+        <w:t>）和以馬內利（</w:t>
+      </w:r>
+      <w:hyperlink r:id="rId175">
+        <w:r>
+          <w:rPr>
+            <w:lang w:val="zh_TW" w:bidi="zh_TW"/>
+          </w:rPr>
+          <w:rPr>
+            <w:color w:val="0000EE"/>
+            <w:u w:val="single"/>
+          </w:rPr>
+          <w:t>賽7:15</w:t>
+        </w:r>
+      </w:hyperlink>
+      <w:r>
+        <w:rPr>
+          <w:lang w:val="zh_TW" w:bidi="zh_TW"/>
+        </w:rPr>
+        <w:t>）飲食的一部分。它與酵母一起被排除在素祭之外（</w:t>
+      </w:r>
+      <w:hyperlink r:id="rId176">
+        <w:r>
+          <w:rPr>
+            <w:lang w:val="zh_TW" w:bidi="zh_TW"/>
+          </w:rPr>
+          <w:rPr>
+            <w:color w:val="0000EE"/>
+            <w:u w:val="single"/>
+          </w:rPr>
+          <w:t>利2:11</w:t>
+        </w:r>
+      </w:hyperlink>
+      <w:r>
+        <w:rPr>
+          <w:lang w:val="zh_TW" w:bidi="zh_TW"/>
+        </w:rPr>
+        <w:t>），無疑是因為它容易發酵（將糖轉化為酒精的過程）。它的甜味成為一個熟悉常用的隱喻（</w:t>
+      </w:r>
+      <w:hyperlink r:id="rId177">
+        <w:r>
+          <w:rPr>
+            <w:lang w:val="zh_TW" w:bidi="zh_TW"/>
+          </w:rPr>
+          <w:rPr>
+            <w:color w:val="0000EE"/>
+            <w:u w:val="single"/>
+          </w:rPr>
+          <w:t>士14:18</w:t>
+        </w:r>
+      </w:hyperlink>
+      <w:r>
+        <w:rPr>
+          <w:lang w:val="zh_TW" w:bidi="zh_TW"/>
+        </w:rPr>
+        <w:t>；</w:t>
+      </w:r>
+      <w:hyperlink r:id="rId178">
+        <w:r>
+          <w:rPr>
+            <w:lang w:val="zh_TW" w:bidi="zh_TW"/>
+          </w:rPr>
+          <w:rPr>
+            <w:color w:val="0000EE"/>
+            <w:u w:val="single"/>
+          </w:rPr>
+          <w:t>詩19:10</w:t>
+        </w:r>
+      </w:hyperlink>
+      <w:r>
+        <w:rPr>
+          <w:lang w:val="zh_TW" w:bidi="zh_TW"/>
+        </w:rPr>
+        <w:t>；</w:t>
+      </w:r>
+      <w:hyperlink r:id="rId179">
+        <w:r>
+          <w:rPr>
+            <w:lang w:val="zh_TW" w:bidi="zh_TW"/>
+          </w:rPr>
+          <w:rPr>
+            <w:color w:val="0000EE"/>
+            <w:u w:val="single"/>
+          </w:rPr>
+          <w:t>啟10:9–10</w:t>
+        </w:r>
+      </w:hyperlink>
+      <w:r>
+        <w:rPr>
+          <w:lang w:val="zh_TW" w:bidi="zh_TW"/>
+        </w:rPr>
+        <w:t>）。</w:t>
+      </w:r>
+    </w:p>
+    <w:p>
+      <w:pPr/>
+      <w:r>
+        <w:rPr>
+          <w:lang w:val="zh_TW" w:bidi="zh_TW"/>
+        </w:rPr>
+      </w:r>
+      <w:r>
+        <w:rPr>
           <w:i/>
           <w:lang w:val="zh_TW" w:bidi="zh_TW"/>
         </w:rPr>
@@ -1136,19 +4352,7 @@
         <w:rPr>
           <w:lang w:val="zh_TW" w:bidi="zh_TW"/>
         </w:rPr>
-        <w:t>亞述、亞述人</w:t>
-      </w:r>
-      <w:r>
-        <w:rPr>
-          <w:lang w:val="zh_TW" w:bidi="zh_TW"/>
-        </w:rPr>
-        <w:t>；</w:t>
-      </w:r>
-      <w:r>
-        <w:rPr>
-          <w:lang w:val="zh_TW" w:bidi="zh_TW"/>
-        </w:rPr>
-        <w:t>漢謨拉比法典</w:t>
+        <w:t>食物和食物準備</w:t>
       </w:r>
       <w:r>
         <w:rPr>
@@ -3056,6 +6260,18 @@
   </w:num>
   <w:num w:numId="13" w16cid:durableId="592781308">
     <w:abstractNumId w:val="11"/>
+  </w:num>
+  <w:num w:numId="14">
+    <w:abstractNumId w:val="3"/>
+    <w:lvlOverride w:ilvl="0">
+      <w:startOverride w:val="1"/>
+    </w:lvlOverride>
+  </w:num>
+  <w:num w:numId="15">
+    <w:abstractNumId w:val="3"/>
+    <w:lvlOverride w:ilvl="0">
+      <w:startOverride w:val="1"/>
+    </w:lvlOverride>
   </w:num>
   <w:numIdMacAtCleanup w:val="10"/>
 </w:numbering>

--- a/zht/docx/096.content.docx
+++ b/zht/docx/096.content.docx
@@ -149,7 +149,7 @@
         <w:rPr>
           <w:lang w:val="zh_TW" w:bidi="zh_TW"/>
         </w:rPr>
-        <w:t>mi</w:t>
+        <w:t>men</w:t>
       </w:r>
       <w:r>
         <w:rPr>
@@ -212,7 +212,7 @@
         <w:rPr>
           <w:lang w:val="zh_TW" w:bidi="zh_TW"/>
         </w:rPr>
-        <w:t>彌賽亞</w:t>
+        <w:t>門徒</w:t>
       </w:r>
       <w:r>
         <w:rPr>
@@ -231,20 +231,61 @@
         <w:rPr>
           <w:lang w:val="zh_TW" w:bidi="zh_TW"/>
         </w:rPr>
-        <w:t>這個稱號源於希伯來文mashiach</w:t>
-      </w:r>
-      <w:r>
-        <w:rPr>
-          <w:i/>
-          <w:lang w:val="zh_TW" w:bidi="zh_TW"/>
-        </w:rPr>
-        <w:t>，</w:t>
-      </w:r>
-      <w:r>
-        <w:rPr>
-          <w:lang w:val="zh_TW" w:bidi="zh_TW"/>
-        </w:rPr>
-        <w:t>這是一個表示「受膏者」的動詞形容詞。與其新約對應詞「christos（基督）」一樣，這個稱號表示一個人經過奉獻儀式被分別出來事奉神，並以油膏抹他。動詞根（mashach）也傳達了這個概念。</w:t>
+        <w:t>跟隨另一個人或另一種生活方式，並服從其領袖或該方式之紀律（教導）的人。在聖經中，「門徒」一詞幾乎僅出現在福音書和使徒行傳，只有在</w:t>
+      </w:r>
+      <w:hyperlink r:id="rId13">
+        <w:r>
+          <w:rPr>
+            <w:lang w:val="zh_TW" w:bidi="zh_TW"/>
+          </w:rPr>
+          <w:rPr>
+            <w:color w:val="0000EE"/>
+            <w:u w:val="single"/>
+          </w:rPr>
+          <w:t>以賽亞書八章16節</w:t>
+        </w:r>
+      </w:hyperlink>
+      <w:r>
+        <w:rPr>
+          <w:lang w:val="zh_TW" w:bidi="zh_TW"/>
+        </w:rPr>
+        <w:t>和稍微間接的</w:t>
+      </w:r>
+      <w:hyperlink r:id="rId14">
+        <w:r>
+          <w:rPr>
+            <w:lang w:val="zh_TW" w:bidi="zh_TW"/>
+          </w:rPr>
+          <w:rPr>
+            <w:color w:val="0000EE"/>
+            <w:u w:val="single"/>
+          </w:rPr>
+          <w:t>以賽亞書五十章4節</w:t>
+        </w:r>
+      </w:hyperlink>
+      <w:r>
+        <w:rPr>
+          <w:lang w:val="zh_TW" w:bidi="zh_TW"/>
+        </w:rPr>
+        <w:t>和</w:t>
+      </w:r>
+      <w:hyperlink r:id="rId15">
+        <w:r>
+          <w:rPr>
+            <w:lang w:val="zh_TW" w:bidi="zh_TW"/>
+          </w:rPr>
+          <w:rPr>
+            <w:color w:val="0000EE"/>
+            <w:u w:val="single"/>
+          </w:rPr>
+          <w:t>五十四章13節</w:t>
+        </w:r>
+      </w:hyperlink>
+      <w:r>
+        <w:rPr>
+          <w:lang w:val="zh_TW" w:bidi="zh_TW"/>
+        </w:rPr>
+        <w:t>中有例外，那裡的同一個希伯來文詞語分別被譯為「受教（learned）」和「教訓（taught）」。然而，顯而易見的是，只要有老師和被教導者，就存在門徒的概念。</w:t>
       </w:r>
     </w:p>
     <w:p>
@@ -258,9 +299,9 @@
         <w:rPr>
           <w:lang w:val="zh_TW" w:bidi="zh_TW"/>
         </w:rPr>
-        <w:t>以色列人在幾個不同的情境中都有以油膏抹的儀式。祭司在祭壇前執行神賜予的職務之前，常常被膏抹（</w:t>
-      </w:r>
-      <w:hyperlink r:id="rId13">
+        <w:t>在福音書中，耶穌的直接跟隨者，從各種不同的環境中，因著耶穌的權柄而被呼召出來的，不僅包含十二使徒，還囊括所有認同祂的教導並委身於祂的人，都被稱為「門徒」。這些門徒的呼召發生在其他教師也有他們自己門徒的時代，最著名的是法利賽人（</w:t>
+      </w:r>
+      <w:hyperlink r:id="rId16">
         <w:r>
           <w:rPr>
             <w:lang w:val="zh_TW" w:bidi="zh_TW"/>
@@ -269,16 +310,16 @@
             <w:color w:val="0000EE"/>
             <w:u w:val="single"/>
           </w:rPr>
-          <w:t>利4:3</w:t>
+          <w:t>可2:18</w:t>
         </w:r>
       </w:hyperlink>
       <w:r>
         <w:rPr>
           <w:lang w:val="zh_TW" w:bidi="zh_TW"/>
         </w:rPr>
-        <w:t>）。雖然有證據表明先知也曾被實際膏抹（</w:t>
-      </w:r>
-      <w:hyperlink r:id="rId14">
+        <w:t>；</w:t>
+      </w:r>
+      <w:hyperlink r:id="rId17">
         <w:r>
           <w:rPr>
             <w:lang w:val="zh_TW" w:bidi="zh_TW"/>
@@ -287,16 +328,16 @@
             <w:color w:val="0000EE"/>
             <w:u w:val="single"/>
           </w:rPr>
-          <w:t>王上19:16</w:t>
+          <w:t>路5:33</w:t>
         </w:r>
       </w:hyperlink>
       <w:r>
         <w:rPr>
           <w:lang w:val="zh_TW" w:bidi="zh_TW"/>
         </w:rPr>
-        <w:t>），但這似乎並非一種普遍的做法。撒母耳膏立掃羅和大衛，使得這一行為成為希伯來王在就任王位領導職務前的重要先決條件。王特別被認為是耶和華的受膏者，因此被視為在人（</w:t>
-      </w:r>
-      <w:hyperlink r:id="rId15">
+        <w:t>）和施洗約翰（</w:t>
+      </w:r>
+      <w:hyperlink r:id="rId18">
         <w:r>
           <w:rPr>
             <w:lang w:val="zh_TW" w:bidi="zh_TW"/>
@@ -305,16 +346,16 @@
             <w:color w:val="0000EE"/>
             <w:u w:val="single"/>
           </w:rPr>
-          <w:t>撒上12:14</w:t>
+          <w:t>太9:14</w:t>
         </w:r>
       </w:hyperlink>
       <w:r>
         <w:rPr>
           <w:lang w:val="zh_TW" w:bidi="zh_TW"/>
         </w:rPr>
-        <w:t>；</w:t>
-      </w:r>
-      <w:hyperlink r:id="rId16">
+        <w:t>）。從施洗約翰的做法中可以看出，不同的領袖對他們的門徒有不同的要求。約翰的方式，在性質上比耶穌的方式更為禁欲主義；然而，這不僅涉及行為和生活方式的教導，還含括一種獨特的禱告模式（</w:t>
+      </w:r>
+      <w:hyperlink r:id="rId19">
         <w:r>
           <w:rPr>
             <w:lang w:val="zh_TW" w:bidi="zh_TW"/>
@@ -323,44 +364,14 @@
             <w:color w:val="0000EE"/>
             <w:u w:val="single"/>
           </w:rPr>
-          <w:t>撒下19:21</w:t>
+          <w:t>路11:1</w:t>
         </w:r>
       </w:hyperlink>
       <w:r>
         <w:rPr>
           <w:lang w:val="zh_TW" w:bidi="zh_TW"/>
         </w:rPr>
-        <w:t>）和神（</w:t>
-      </w:r>
-      <w:hyperlink r:id="rId17">
-        <w:r>
-          <w:rPr>
-            <w:lang w:val="zh_TW" w:bidi="zh_TW"/>
-          </w:rPr>
-          <w:rPr>
-            <w:color w:val="0000EE"/>
-            <w:u w:val="single"/>
-          </w:rPr>
-          <w:t>詩2:2，</w:t>
-        </w:r>
-      </w:hyperlink>
-      <w:hyperlink r:id="rId18">
-        <w:r>
-          <w:rPr>
-            <w:lang w:val="zh_TW" w:bidi="zh_TW"/>
-          </w:rPr>
-          <w:rPr>
-            <w:color w:val="0000EE"/>
-            <w:u w:val="single"/>
-          </w:rPr>
-          <w:t>20:6</w:t>
-        </w:r>
-      </w:hyperlink>
-      <w:r>
-        <w:rPr>
-          <w:lang w:val="zh_TW" w:bidi="zh_TW"/>
-        </w:rPr>
-        <w:t>）面前擁有穩固的地位。這些儀式與多篇彌賽亞預言共同幫助猶太人認識到那位至高無上的受膏者，祂最終會來臨拯救以色列。</w:t>
+        <w:t>）。</w:t>
       </w:r>
     </w:p>
     <w:p>
@@ -374,18 +385,79 @@
         <w:rPr>
           <w:lang w:val="zh_TW" w:bidi="zh_TW"/>
         </w:rPr>
-        <w:t>猶太拉比摩西·邁蒙尼德（Moses Maimonides，公元13世紀）所歸納的希伯來信仰十三條款（13 articles of Hebraic faith）的結尾是這樣一句話，至今仍見於許多希伯來禱告書中：「我全心相信彌賽亞將來臨；雖然祂的來臨延遲，我仍耐心等候祂盡快出現。」</w:t>
-      </w:r>
-    </w:p>
-    <w:p>
-      <w:pPr>
-        <w:pStyle w:val="Heading3"/>
-      </w:pPr>
-      <w:r>
-        <w:rPr>
-          <w:lang w:val="zh_TW" w:bidi="zh_TW"/>
-        </w:rPr>
-        <w:t>舊約中的彌賽亞</w:t>
+        <w:t>耶穌的門徒經歷了獨特的體驗。他們不僅直接受益於耶穌的教導、祂的神情和聲音的語調（</w:t>
+      </w:r>
+      <w:hyperlink r:id="rId20">
+        <w:r>
+          <w:rPr>
+            <w:lang w:val="zh_TW" w:bidi="zh_TW"/>
+          </w:rPr>
+          <w:rPr>
+            <w:color w:val="0000EE"/>
+            <w:u w:val="single"/>
+          </w:rPr>
+          <w:t>可10:21</w:t>
+        </w:r>
+      </w:hyperlink>
+      <w:r>
+        <w:rPr>
+          <w:lang w:val="zh_TW" w:bidi="zh_TW"/>
+        </w:rPr>
+        <w:t>）以及祂的話語，也見證了以基督為中心的救贖劇情之開展。他們跟隨的老師體現了教導的實質。最初的門徒只能逐漸地接受基督的教導，這不僅因為他們的誤解需要受糾正（</w:t>
+      </w:r>
+      <w:hyperlink r:id="rId21">
+        <w:r>
+          <w:rPr>
+            <w:lang w:val="zh_TW" w:bidi="zh_TW"/>
+          </w:rPr>
+          <w:rPr>
+            <w:color w:val="0000EE"/>
+            <w:u w:val="single"/>
+          </w:rPr>
+          <w:t>太16:21</w:t>
+        </w:r>
+      </w:hyperlink>
+      <w:r>
+        <w:rPr>
+          <w:lang w:val="zh_TW" w:bidi="zh_TW"/>
+        </w:rPr>
+        <w:t>），還因為耶穌所說和所做的全部意義，要等到祂的死與復活後才能完全被理解（</w:t>
+      </w:r>
+      <w:hyperlink r:id="rId22">
+        <w:r>
+          <w:rPr>
+            <w:lang w:val="zh_TW" w:bidi="zh_TW"/>
+          </w:rPr>
+          <w:rPr>
+            <w:color w:val="0000EE"/>
+            <w:u w:val="single"/>
+          </w:rPr>
+          <w:t>太28:9</w:t>
+        </w:r>
+      </w:hyperlink>
+      <w:r>
+        <w:rPr>
+          <w:lang w:val="zh_TW" w:bidi="zh_TW"/>
+        </w:rPr>
+        <w:t>）。所以，並不令人意外地，門徒訓練的時期涵蓋了耶穌死與復活之前和之後，以及五旬節之後，聖靈教導門徒關於耶穌在世時他們「擔當不了」的事情（</w:t>
+      </w:r>
+      <w:hyperlink r:id="rId23">
+        <w:r>
+          <w:rPr>
+            <w:lang w:val="zh_TW" w:bidi="zh_TW"/>
+          </w:rPr>
+          <w:rPr>
+            <w:color w:val="0000EE"/>
+            <w:u w:val="single"/>
+          </w:rPr>
+          <w:t>約16:12</w:t>
+        </w:r>
+      </w:hyperlink>
+      <w:r>
+        <w:rPr>
+          <w:lang w:val="zh_TW" w:bidi="zh_TW"/>
+        </w:rPr>
+        <w:t>）。</w:t>
       </w:r>
     </w:p>
     <w:p>
@@ -399,9 +471,9 @@
         <w:rPr>
           <w:lang w:val="zh_TW" w:bidi="zh_TW"/>
         </w:rPr>
-        <w:t>猶太人對彌賽亞來臨的盼望始於大衛統治時期，當時預言他的國度將存到永遠（</w:t>
-      </w:r>
-      <w:hyperlink r:id="rId19">
+        <w:t>耶穌的第一批門徒，包括十二使徒和七十個門徒（</w:t>
+      </w:r>
+      <w:hyperlink r:id="rId24">
         <w:r>
           <w:rPr>
             <w:lang w:val="zh_TW" w:bidi="zh_TW"/>
@@ -410,16 +482,16 @@
             <w:color w:val="0000EE"/>
             <w:u w:val="single"/>
           </w:rPr>
-          <w:t>撒下7:16</w:t>
+          <w:t>太26:20</w:t>
         </w:r>
       </w:hyperlink>
       <w:r>
         <w:rPr>
           <w:lang w:val="zh_TW" w:bidi="zh_TW"/>
         </w:rPr>
-        <w:t>）。以色列被告知，通過大衛的後裔，他的寶座將在全地上永遠掌權（</w:t>
-      </w:r>
-      <w:hyperlink r:id="rId20">
+        <w:t>；</w:t>
+      </w:r>
+      <w:hyperlink r:id="rId25">
         <w:r>
           <w:rPr>
             <w:lang w:val="zh_TW" w:bidi="zh_TW"/>
@@ -428,16 +500,16 @@
             <w:color w:val="0000EE"/>
             <w:u w:val="single"/>
           </w:rPr>
-          <w:t>撒下22:48–51</w:t>
+          <w:t>路10:1</w:t>
         </w:r>
       </w:hyperlink>
       <w:r>
         <w:rPr>
           <w:lang w:val="zh_TW" w:bidi="zh_TW"/>
         </w:rPr>
-        <w:t>；</w:t>
-      </w:r>
-      <w:hyperlink r:id="rId21">
+        <w:t>），接受了祂的教導，並轉而教導他人（</w:t>
+      </w:r>
+      <w:hyperlink r:id="rId26">
         <w:r>
           <w:rPr>
             <w:lang w:val="zh_TW" w:bidi="zh_TW"/>
@@ -446,16 +518,16 @@
             <w:color w:val="0000EE"/>
             <w:u w:val="single"/>
           </w:rPr>
-          <w:t>耶33</w:t>
+          <w:t>路10:1–11</w:t>
         </w:r>
       </w:hyperlink>
       <w:r>
         <w:rPr>
           <w:lang w:val="zh_TW" w:bidi="zh_TW"/>
         </w:rPr>
-        <w:t>）。猶太人傳統上對彌賽亞帶來救贖的這一方面充滿期待（參見</w:t>
-      </w:r>
-      <w:hyperlink r:id="rId22">
+        <w:t>），也被賦予了醫治的能力（</w:t>
+      </w:r>
+      <w:hyperlink r:id="rId27">
         <w:r>
           <w:rPr>
             <w:lang w:val="zh_TW" w:bidi="zh_TW"/>
@@ -464,7 +536,115 @@
             <w:color w:val="0000EE"/>
             <w:u w:val="single"/>
           </w:rPr>
-          <w:t>徒1:6</w:t>
+          <w:t>太10:1</w:t>
+        </w:r>
+      </w:hyperlink>
+      <w:r>
+        <w:rPr>
+          <w:lang w:val="zh_TW" w:bidi="zh_TW"/>
+        </w:rPr>
+        <w:t>）。他們還被吩咐去傳揚藉基督得救的信息。然而，十二使徒獲得了特別的地位，除了猶大以外（他的地位由馬提亞取代，</w:t>
+      </w:r>
+      <w:hyperlink r:id="rId28">
+        <w:r>
+          <w:rPr>
+            <w:lang w:val="zh_TW" w:bidi="zh_TW"/>
+          </w:rPr>
+          <w:rPr>
+            <w:color w:val="0000EE"/>
+            <w:u w:val="single"/>
+          </w:rPr>
+          <w:t>徒1:26</w:t>
+        </w:r>
+      </w:hyperlink>
+      <w:r>
+        <w:rPr>
+          <w:lang w:val="zh_TW" w:bidi="zh_TW"/>
+        </w:rPr>
+        <w:t>），他們成為新興基督教會的根基教師。他們在教會中的權柄是由基督所賦予的（</w:t>
+      </w:r>
+      <w:hyperlink r:id="rId29">
+        <w:r>
+          <w:rPr>
+            <w:lang w:val="zh_TW" w:bidi="zh_TW"/>
+          </w:rPr>
+          <w:rPr>
+            <w:color w:val="0000EE"/>
+            <w:u w:val="single"/>
+          </w:rPr>
+          <w:t>太16:19</w:t>
+        </w:r>
+      </w:hyperlink>
+      <w:r>
+        <w:rPr>
+          <w:lang w:val="zh_TW" w:bidi="zh_TW"/>
+        </w:rPr>
+        <w:t>，</w:t>
+      </w:r>
+      <w:hyperlink r:id="rId30">
+        <w:r>
+          <w:rPr>
+            <w:lang w:val="zh_TW" w:bidi="zh_TW"/>
+          </w:rPr>
+          <w:rPr>
+            <w:color w:val="0000EE"/>
+            <w:u w:val="single"/>
+          </w:rPr>
+          <w:t>28:16–20</w:t>
+        </w:r>
+      </w:hyperlink>
+      <w:r>
+        <w:rPr>
+          <w:lang w:val="zh_TW" w:bidi="zh_TW"/>
+        </w:rPr>
+        <w:t>），其特徵是捨己服事（</w:t>
+      </w:r>
+      <w:hyperlink r:id="rId31">
+        <w:r>
+          <w:rPr>
+            <w:lang w:val="zh_TW" w:bidi="zh_TW"/>
+          </w:rPr>
+          <w:rPr>
+            <w:color w:val="0000EE"/>
+            <w:u w:val="single"/>
+          </w:rPr>
+          <w:t>路22:24–30</w:t>
+        </w:r>
+      </w:hyperlink>
+      <w:r>
+        <w:rPr>
+          <w:lang w:val="zh_TW" w:bidi="zh_TW"/>
+        </w:rPr>
+        <w:t>）。這群門徒後來被稱為使徒（儘管這個詞偶爾有更廣泛的應用），大數的掃羅也加入其中。在他去大馬士革的路上歸信主時，他看見了復活的主，並立即被基督任命為外邦人的使徒（</w:t>
+      </w:r>
+      <w:hyperlink r:id="rId32">
+        <w:r>
+          <w:rPr>
+            <w:lang w:val="zh_TW" w:bidi="zh_TW"/>
+          </w:rPr>
+          <w:rPr>
+            <w:color w:val="0000EE"/>
+            <w:u w:val="single"/>
+          </w:rPr>
+          <w:t>加1:12、16</w:t>
+        </w:r>
+      </w:hyperlink>
+      <w:r>
+        <w:rPr>
+          <w:lang w:val="zh_TW" w:bidi="zh_TW"/>
+        </w:rPr>
+        <w:t>；</w:t>
+      </w:r>
+      <w:hyperlink r:id="rId33">
+        <w:r>
+          <w:rPr>
+            <w:lang w:val="zh_TW" w:bidi="zh_TW"/>
+          </w:rPr>
+          <w:rPr>
+            <w:color w:val="0000EE"/>
+            <w:u w:val="single"/>
+          </w:rPr>
+          <w:t>徒9:15</w:t>
         </w:r>
       </w:hyperlink>
       <w:r>
@@ -485,76 +665,9 @@
         <w:rPr>
           <w:lang w:val="zh_TW" w:bidi="zh_TW"/>
         </w:rPr>
-        <w:t>在正統猶太教拉比中，從來不缺乏對彌賽亞事工細節的猜測。拉比們曾將不下於456處經文應用於彌賽亞的身份和救恩上。對彌賽亞的關注在</w:t>
-      </w:r>
-      <w:r>
-        <w:rPr>
-          <w:i/>
-          <w:lang w:val="zh_TW" w:bidi="zh_TW"/>
-        </w:rPr>
-        <w:t>論猶太議會</w:t>
-      </w:r>
-      <w:r>
-        <w:rPr>
-          <w:lang w:val="zh_TW" w:bidi="zh_TW"/>
-        </w:rPr>
-        <w:t>（</w:t>
-      </w:r>
-      <w:r>
-        <w:rPr>
-          <w:i/>
-          <w:lang w:val="zh_TW" w:bidi="zh_TW"/>
-        </w:rPr>
-        <w:t>Sanhedrin，</w:t>
-      </w:r>
-      <w:r>
-        <w:rPr>
-          <w:lang w:val="zh_TW" w:bidi="zh_TW"/>
-        </w:rPr>
-        <w:t>巴比倫塔木德）中尤為明顯，其中提到世界是為祂而創造的，所有先知都預言了祂的日子（</w:t>
-      </w:r>
-      <w:r>
-        <w:rPr>
-          <w:i/>
-          <w:lang w:val="zh_TW" w:bidi="zh_TW"/>
-        </w:rPr>
-        <w:t>論猶太議會</w:t>
-      </w:r>
-      <w:r>
-        <w:rPr>
-          <w:lang w:val="zh_TW" w:bidi="zh_TW"/>
-        </w:rPr>
-        <w:t>98b、99a）。總的來說，正統猶太教仍保留著對彌賽亞在耶路撒冷統治、重建聖殿以及恢復祭司職分和獻祭的古老信仰。</w:t>
-      </w:r>
-    </w:p>
-    <w:p>
-      <w:pPr/>
-      <w:r>
-        <w:rPr>
-          <w:lang w:val="zh_TW" w:bidi="zh_TW"/>
-        </w:rPr>
-      </w:r>
-      <w:r>
-        <w:rPr>
-          <w:lang w:val="zh_TW" w:bidi="zh_TW"/>
-        </w:rPr>
-        <w:t>儘管後來的猶太教將彌賽亞看作末世來臨的統治者，但現代猶太思想大多拋棄了個人彌賽亞的傳統觀念，取而代之的是相信彌賽亞時代的來臨。現代自由派猶太教普遍認為，世界最終會在猶太理想的正義與憐憫的影響下得到完美的改造。這種信念忽視了人類墮落的困境和聖經的教導，以人本主義的思想取代了神奇蹟般的介入。</w:t>
-      </w:r>
-    </w:p>
-    <w:p>
-      <w:pPr/>
-      <w:r>
-        <w:rPr>
-          <w:lang w:val="zh_TW" w:bidi="zh_TW"/>
-        </w:rPr>
-      </w:r>
-      <w:r>
-        <w:rPr>
-          <w:lang w:val="zh_TW" w:bidi="zh_TW"/>
-        </w:rPr>
-        <w:t>雖然彌賽亞的出身與大衛家緊密相關（</w:t>
-      </w:r>
-      <w:hyperlink r:id="rId23">
+        <w:t>在基督升天時，祂委派了第一批門徒來「使萬民作我的門徒」（</w:t>
+      </w:r>
+      <w:hyperlink r:id="rId34">
         <w:r>
           <w:rPr>
             <w:lang w:val="zh_TW" w:bidi="zh_TW"/>
@@ -563,16 +676,16 @@
             <w:color w:val="0000EE"/>
             <w:u w:val="single"/>
           </w:rPr>
-          <w:t>撒下7:14</w:t>
+          <w:t>太28:19</w:t>
         </w:r>
       </w:hyperlink>
       <w:r>
         <w:rPr>
           <w:lang w:val="zh_TW" w:bidi="zh_TW"/>
         </w:rPr>
-        <w:t>；</w:t>
-      </w:r>
-      <w:hyperlink r:id="rId24">
+        <w:t>）；因此，「門徒」這個詞在使徒行傳中也用來指信徒，也就是那些任信基督的人。雖然他們並未直接受基督本人呼召，但這些門徒是藉著基督的靈，通過第一批門徒所傳的信息而被呼召的；後來被呼召的門徒在任何意義上，都不亞於第一批門徒，即便他們所享有的特權較少。早期基督徒被稱為拿撒勒人耶穌的門徒，或簡單稱為「門徒」（</w:t>
+      </w:r>
+      <w:hyperlink r:id="rId35">
         <w:r>
           <w:rPr>
             <w:lang w:val="zh_TW" w:bidi="zh_TW"/>
@@ -581,16 +694,16 @@
             <w:color w:val="0000EE"/>
             <w:u w:val="single"/>
           </w:rPr>
-          <w:t>何3:5</w:t>
+          <w:t>徒6:1–2、7</w:t>
         </w:r>
       </w:hyperlink>
       <w:r>
         <w:rPr>
           <w:lang w:val="zh_TW" w:bidi="zh_TW"/>
         </w:rPr>
-        <w:t>），但彌賽亞的應許早在大衛出現之前就已經給予。事實上，彌賽亞的盼望隱含在神國度建立的首次應許之中。</w:t>
-      </w:r>
-      <w:hyperlink r:id="rId25">
+        <w:t>，</w:t>
+      </w:r>
+      <w:hyperlink r:id="rId36">
         <w:r>
           <w:rPr>
             <w:lang w:val="zh_TW" w:bidi="zh_TW"/>
@@ -599,30 +712,16 @@
             <w:color w:val="0000EE"/>
             <w:u w:val="single"/>
           </w:rPr>
-          <w:t>創世記三章15節</w:t>
+          <w:t>9:36</w:t>
         </w:r>
       </w:hyperlink>
       <w:r>
         <w:rPr>
           <w:lang w:val="zh_TW" w:bidi="zh_TW"/>
         </w:rPr>
-        <w:t>中，神對撒但說，祂要使蛇與女人彼此為仇，直到時候滿足，女人的「後裔」將在蛇的頭施以致命一擊。</w:t>
-      </w:r>
-    </w:p>
-    <w:p>
-      <w:pPr/>
-      <w:r>
-        <w:rPr>
-          <w:lang w:val="zh_TW" w:bidi="zh_TW"/>
-        </w:rPr>
-      </w:r>
-      <w:r>
-        <w:rPr>
-          <w:lang w:val="zh_TW" w:bidi="zh_TW"/>
-        </w:rPr>
-        <w:t>彌賽亞預言的性質是漸進的，每一個預言都使主題更加明確。以「後裔」的概念為例：彌賽亞將由女人所生（</w:t>
-      </w:r>
-      <w:hyperlink r:id="rId25">
+        <w:t>，</w:t>
+      </w:r>
+      <w:hyperlink r:id="rId37">
         <w:r>
           <w:rPr>
             <w:lang w:val="zh_TW" w:bidi="zh_TW"/>
@@ -631,16 +730,16 @@
             <w:color w:val="0000EE"/>
             <w:u w:val="single"/>
           </w:rPr>
-          <w:t>創3:15</w:t>
+          <w:t>11:26</w:t>
         </w:r>
       </w:hyperlink>
       <w:r>
         <w:rPr>
           <w:lang w:val="zh_TW" w:bidi="zh_TW"/>
         </w:rPr>
-        <w:t>），通過閃的後裔（</w:t>
-      </w:r>
-      <w:hyperlink r:id="rId26">
+        <w:t>）這是合理的，因為他們繼續傳揚耶穌的教導，並過著耶穌所樹立榜樣的生活。他們因此被認為是一個「學派（school）」或活生生的群體，實踐他們「夫子（master）」的教導。約翰壹書強調，只有那些遵守基督誡命的人，才真正表現出對神的愛（</w:t>
+      </w:r>
+      <w:hyperlink r:id="rId38">
         <w:r>
           <w:rPr>
             <w:lang w:val="zh_TW" w:bidi="zh_TW"/>
@@ -649,16 +748,16 @@
             <w:color w:val="0000EE"/>
             <w:u w:val="single"/>
           </w:rPr>
-          <w:t>9:26</w:t>
+          <w:t>約一2:3–6</w:t>
         </w:r>
       </w:hyperlink>
       <w:r>
         <w:rPr>
           <w:lang w:val="zh_TW" w:bidi="zh_TW"/>
         </w:rPr>
-        <w:t>），並且特別從亞伯拉罕的後裔而出（</w:t>
-      </w:r>
-      <w:hyperlink r:id="rId27">
+        <w:t>，</w:t>
+      </w:r>
+      <w:hyperlink r:id="rId39">
         <w:r>
           <w:rPr>
             <w:lang w:val="zh_TW" w:bidi="zh_TW"/>
@@ -667,3698 +766,14 @@
             <w:color w:val="0000EE"/>
             <w:u w:val="single"/>
           </w:rPr>
-          <w:t>22:18</w:t>
+          <w:t>3:10–11</w:t>
         </w:r>
       </w:hyperlink>
       <w:r>
         <w:rPr>
           <w:lang w:val="zh_TW" w:bidi="zh_TW"/>
         </w:rPr>
-        <w:t>）。然而，即使在</w:t>
-      </w:r>
-      <w:hyperlink r:id="rId27">
-        <w:r>
-          <w:rPr>
-            <w:lang w:val="zh_TW" w:bidi="zh_TW"/>
-          </w:rPr>
-          <w:rPr>
-            <w:color w:val="0000EE"/>
-            <w:u w:val="single"/>
-          </w:rPr>
-          <w:t>創世記二十二章18節</w:t>
-        </w:r>
-      </w:hyperlink>
-      <w:r>
-        <w:rPr>
-          <w:lang w:val="zh_TW" w:bidi="zh_TW"/>
-        </w:rPr>
-        <w:t>中，「後裔」（希伯來文zerah）仍未明確表達為某一個人，因為zerah可以指單數或複數的對象。在這些早期的彌賽亞預言中，「傷害」的性質仍然不明顯。然而，彌賽亞因罪被壓傷的概念已隱含在創世記的宣告中，並且這一行為所涉及的暴力也已暗示其中。以賽亞是眾多預言彌賽亞的先知之首，他清楚表明受膏者必須承受極大的苦難（</w:t>
-      </w:r>
-      <w:hyperlink r:id="rId28">
-        <w:r>
-          <w:rPr>
-            <w:lang w:val="zh_TW" w:bidi="zh_TW"/>
-          </w:rPr>
-          <w:rPr>
-            <w:color w:val="0000EE"/>
-            <w:u w:val="single"/>
-          </w:rPr>
-          <w:t>賽53:1</w:t>
-        </w:r>
-      </w:hyperlink>
-      <w:r>
-        <w:rPr>
-          <w:lang w:val="zh_TW" w:bidi="zh_TW"/>
-        </w:rPr>
-        <w:t>）。在「耶和華的僕人」這一形象下，四首「僕人之歌」描述了未來拯救者的使命（</w:t>
-      </w:r>
-      <w:hyperlink r:id="rId29">
-        <w:r>
-          <w:rPr>
-            <w:lang w:val="zh_TW" w:bidi="zh_TW"/>
-          </w:rPr>
-          <w:rPr>
-            <w:color w:val="0000EE"/>
-            <w:u w:val="single"/>
-          </w:rPr>
-          <w:t>賽42:1–7</w:t>
-        </w:r>
-      </w:hyperlink>
-      <w:r>
-        <w:rPr>
-          <w:lang w:val="zh_TW" w:bidi="zh_TW"/>
-        </w:rPr>
-        <w:t>，</w:t>
-      </w:r>
-      <w:hyperlink r:id="rId30">
-        <w:r>
-          <w:rPr>
-            <w:lang w:val="zh_TW" w:bidi="zh_TW"/>
-          </w:rPr>
-          <w:rPr>
-            <w:color w:val="0000EE"/>
-            <w:u w:val="single"/>
-          </w:rPr>
-          <w:t>49:1–9</w:t>
-        </w:r>
-      </w:hyperlink>
-      <w:r>
-        <w:rPr>
-          <w:lang w:val="zh_TW" w:bidi="zh_TW"/>
-        </w:rPr>
-        <w:t>，</w:t>
-      </w:r>
-      <w:hyperlink r:id="rId31">
-        <w:r>
-          <w:rPr>
-            <w:lang w:val="zh_TW" w:bidi="zh_TW"/>
-          </w:rPr>
-          <w:rPr>
-            <w:color w:val="0000EE"/>
-            <w:u w:val="single"/>
-          </w:rPr>
-          <w:t>50:4–11</w:t>
-        </w:r>
-      </w:hyperlink>
-      <w:r>
-        <w:rPr>
-          <w:lang w:val="zh_TW" w:bidi="zh_TW"/>
-        </w:rPr>
-        <w:t>，</w:t>
-      </w:r>
-      <w:hyperlink r:id="rId32">
-        <w:r>
-          <w:rPr>
-            <w:lang w:val="zh_TW" w:bidi="zh_TW"/>
-          </w:rPr>
-          <w:rPr>
-            <w:color w:val="0000EE"/>
-            <w:u w:val="single"/>
-          </w:rPr>
-          <w:t>52:13–53:12</w:t>
-        </w:r>
-      </w:hyperlink>
-      <w:r>
-        <w:rPr>
-          <w:lang w:val="zh_TW" w:bidi="zh_TW"/>
-        </w:rPr>
-        <w:t>）。雖然以賽亞並未明確地將彌賽亞與「耶和華的僕人」這一稱號連結起來，但將這兩個形象視為同一個人是合理的。這兩個形象都被特別膏立（</w:t>
-      </w:r>
-      <w:hyperlink r:id="rId33">
-        <w:r>
-          <w:rPr>
-            <w:lang w:val="zh_TW" w:bidi="zh_TW"/>
-          </w:rPr>
-          <w:rPr>
-            <w:color w:val="0000EE"/>
-            <w:u w:val="single"/>
-          </w:rPr>
-          <w:t>61:1</w:t>
-        </w:r>
-      </w:hyperlink>
-      <w:r>
-        <w:rPr>
-          <w:lang w:val="zh_TW" w:bidi="zh_TW"/>
-        </w:rPr>
-        <w:t>）；他們都將光帶給外邦人（</w:t>
-      </w:r>
-      <w:hyperlink r:id="rId34">
-        <w:r>
-          <w:rPr>
-            <w:lang w:val="zh_TW" w:bidi="zh_TW"/>
-          </w:rPr>
-          <w:rPr>
-            <w:color w:val="0000EE"/>
-            <w:u w:val="single"/>
-          </w:rPr>
-          <w:t>55:4</w:t>
-        </w:r>
-      </w:hyperlink>
-      <w:r>
-        <w:rPr>
-          <w:lang w:val="zh_TW" w:bidi="zh_TW"/>
-        </w:rPr>
-        <w:t>；參</w:t>
-      </w:r>
-      <w:hyperlink r:id="rId35">
-        <w:r>
-          <w:rPr>
-            <w:lang w:val="zh_TW" w:bidi="zh_TW"/>
-          </w:rPr>
-          <w:rPr>
-            <w:color w:val="0000EE"/>
-            <w:u w:val="single"/>
-          </w:rPr>
-          <w:t>49:6</w:t>
-        </w:r>
-      </w:hyperlink>
-      <w:r>
-        <w:rPr>
-          <w:lang w:val="zh_TW" w:bidi="zh_TW"/>
-        </w:rPr>
-        <w:t>）；在他們初次出現時都不張揚（</w:t>
-      </w:r>
-      <w:hyperlink r:id="rId36">
-        <w:r>
-          <w:rPr>
-            <w:lang w:val="zh_TW" w:bidi="zh_TW"/>
-          </w:rPr>
-          <w:rPr>
-            <w:color w:val="0000EE"/>
-            <w:u w:val="single"/>
-          </w:rPr>
-          <w:t>7:14–15</w:t>
-        </w:r>
-      </w:hyperlink>
-      <w:r>
-        <w:rPr>
-          <w:lang w:val="zh_TW" w:bidi="zh_TW"/>
-        </w:rPr>
-        <w:t>；</w:t>
-      </w:r>
-      <w:hyperlink r:id="rId37">
-        <w:r>
-          <w:rPr>
-            <w:lang w:val="zh_TW" w:bidi="zh_TW"/>
-          </w:rPr>
-          <w:rPr>
-            <w:color w:val="0000EE"/>
-            <w:u w:val="single"/>
-          </w:rPr>
-          <w:t>11:1</w:t>
-        </w:r>
-      </w:hyperlink>
-      <w:r>
-        <w:rPr>
-          <w:lang w:val="zh_TW" w:bidi="zh_TW"/>
-        </w:rPr>
-        <w:t>；參</w:t>
-      </w:r>
-      <w:hyperlink r:id="rId38">
-        <w:r>
-          <w:rPr>
-            <w:lang w:val="zh_TW" w:bidi="zh_TW"/>
-          </w:rPr>
-          <w:rPr>
-            <w:color w:val="0000EE"/>
-            <w:u w:val="single"/>
-          </w:rPr>
-          <w:t>42:3</w:t>
-        </w:r>
-      </w:hyperlink>
-      <w:r>
-        <w:rPr>
-          <w:lang w:val="zh_TW" w:bidi="zh_TW"/>
-        </w:rPr>
-        <w:t>，</w:t>
-      </w:r>
-      <w:hyperlink r:id="rId28">
-        <w:r>
-          <w:rPr>
-            <w:lang w:val="zh_TW" w:bidi="zh_TW"/>
-          </w:rPr>
-          <w:rPr>
-            <w:color w:val="0000EE"/>
-            <w:u w:val="single"/>
-          </w:rPr>
-          <w:t>53:1</w:t>
-        </w:r>
-      </w:hyperlink>
-      <w:r>
-        <w:rPr>
-          <w:lang w:val="zh_TW" w:bidi="zh_TW"/>
-        </w:rPr>
-        <w:t>）；大衛「枝子」的稱號也歸於他們兩人（</w:t>
-      </w:r>
-      <w:hyperlink r:id="rId39">
-        <w:r>
-          <w:rPr>
-            <w:lang w:val="zh_TW" w:bidi="zh_TW"/>
-          </w:rPr>
-          <w:rPr>
-            <w:color w:val="0000EE"/>
-            <w:u w:val="single"/>
-          </w:rPr>
-          <w:t>11:1–4</w:t>
-        </w:r>
-      </w:hyperlink>
-      <w:r>
-        <w:rPr>
-          <w:lang w:val="zh_TW" w:bidi="zh_TW"/>
-        </w:rPr>
-        <w:t>）。同樣重要的是，他們都經歷了屈辱和被高舉的雙重事實（</w:t>
-      </w:r>
-      <w:hyperlink r:id="rId40">
-        <w:r>
-          <w:rPr>
-            <w:lang w:val="zh_TW" w:bidi="zh_TW"/>
-          </w:rPr>
-          <w:rPr>
-            <w:color w:val="0000EE"/>
-            <w:u w:val="single"/>
-          </w:rPr>
-          <w:t>49:7</w:t>
-        </w:r>
-      </w:hyperlink>
-      <w:r>
-        <w:rPr>
-          <w:lang w:val="zh_TW" w:bidi="zh_TW"/>
-        </w:rPr>
-        <w:t>，</w:t>
-      </w:r>
-      <w:hyperlink r:id="rId41">
-        <w:r>
-          <w:rPr>
-            <w:lang w:val="zh_TW" w:bidi="zh_TW"/>
-          </w:rPr>
-          <w:rPr>
-            <w:color w:val="0000EE"/>
-            <w:u w:val="single"/>
-          </w:rPr>
-          <w:t>52:13–15</w:t>
-        </w:r>
-      </w:hyperlink>
-      <w:r>
-        <w:rPr>
-          <w:lang w:val="zh_TW" w:bidi="zh_TW"/>
-        </w:rPr>
-        <w:t>）。早期基督教時代的猶太學者在亞蘭文他爾根譯本中將先知轉述</w:t>
-      </w:r>
-      <w:hyperlink r:id="rId42">
-        <w:r>
-          <w:rPr>
-            <w:lang w:val="zh_TW" w:bidi="zh_TW"/>
-          </w:rPr>
-          <w:rPr>
-            <w:color w:val="0000EE"/>
-            <w:u w:val="single"/>
-          </w:rPr>
-          <w:t>以賽亞書四十二章1節</w:t>
-        </w:r>
-      </w:hyperlink>
-      <w:r>
-        <w:rPr>
-          <w:lang w:val="zh_TW" w:bidi="zh_TW"/>
-        </w:rPr>
-        <w:t>譯為「看哪，我的僕人彌賽亞」，並以「看哪，我的僕人彌賽亞」，並在</w:t>
-      </w:r>
-      <w:hyperlink r:id="rId43">
-        <w:r>
-          <w:rPr>
-            <w:lang w:val="zh_TW" w:bidi="zh_TW"/>
-          </w:rPr>
-          <w:rPr>
-            <w:color w:val="0000EE"/>
-            <w:u w:val="single"/>
-          </w:rPr>
-          <w:t>以賽亞書第五十三章</w:t>
-        </w:r>
-      </w:hyperlink>
-      <w:r>
-        <w:rPr>
-          <w:lang w:val="zh_TW" w:bidi="zh_TW"/>
-        </w:rPr>
-        <w:t>開頭譯為「看哪，我的僕人彌賽亞將要昌盛。」雖然</w:t>
-      </w:r>
-      <w:r>
-        <w:rPr>
-          <w:lang w:val="zh_TW" w:bidi="zh_TW"/>
-        </w:rPr>
-        <w:t>塞魯士</w:t>
-      </w:r>
-      <w:r>
-        <w:rPr>
-          <w:lang w:val="zh_TW" w:bidi="zh_TW"/>
-        </w:rPr>
-        <w:t>可能被稱為「受膏者」，但最後救贖的工作並沒有歸功於他（</w:t>
-      </w:r>
-      <w:hyperlink r:id="rId44">
-        <w:r>
-          <w:rPr>
-            <w:lang w:val="zh_TW" w:bidi="zh_TW"/>
-          </w:rPr>
-          <w:rPr>
-            <w:color w:val="0000EE"/>
-            <w:u w:val="single"/>
-          </w:rPr>
-          <w:t>45:1–5</w:t>
-        </w:r>
-      </w:hyperlink>
-      <w:r>
-        <w:rPr>
-          <w:lang w:val="zh_TW" w:bidi="zh_TW"/>
-        </w:rPr>
-        <w:t>）。以色列雖然是神所揀選並且被愛的（</w:t>
-      </w:r>
-      <w:hyperlink r:id="rId45">
-        <w:r>
-          <w:rPr>
-            <w:lang w:val="zh_TW" w:bidi="zh_TW"/>
-          </w:rPr>
-          <w:rPr>
-            <w:color w:val="0000EE"/>
-            <w:u w:val="single"/>
-          </w:rPr>
-          <w:t>41:8</w:t>
-        </w:r>
-      </w:hyperlink>
-      <w:r>
-        <w:rPr>
-          <w:lang w:val="zh_TW" w:bidi="zh_TW"/>
-        </w:rPr>
-        <w:t>），但作為神的僕人來完成他的救贖工作卻能力不足（</w:t>
-      </w:r>
-      <w:hyperlink r:id="rId46">
-        <w:r>
-          <w:rPr>
-            <w:lang w:val="zh_TW" w:bidi="zh_TW"/>
-          </w:rPr>
-          <w:rPr>
-            <w:color w:val="0000EE"/>
-            <w:u w:val="single"/>
-          </w:rPr>
-          <w:t>42:18</w:t>
-        </w:r>
-      </w:hyperlink>
-      <w:r>
-        <w:rPr>
-          <w:lang w:val="zh_TW" w:bidi="zh_TW"/>
-        </w:rPr>
-        <w:t>）。大衛王朝的崩潰，有力地表明以色列需要一位受膏的君王來醫治其背道和不忠（</w:t>
-      </w:r>
-      <w:hyperlink r:id="rId47">
-        <w:r>
-          <w:rPr>
-            <w:lang w:val="zh_TW" w:bidi="zh_TW"/>
-          </w:rPr>
-          <w:rPr>
-            <w:color w:val="0000EE"/>
-            <w:u w:val="single"/>
-          </w:rPr>
-          <w:t>出33:5</w:t>
-        </w:r>
-      </w:hyperlink>
-      <w:r>
-        <w:rPr>
-          <w:lang w:val="zh_TW" w:bidi="zh_TW"/>
-        </w:rPr>
-        <w:t>；</w:t>
-      </w:r>
-      <w:hyperlink r:id="rId48">
-        <w:r>
-          <w:rPr>
-            <w:lang w:val="zh_TW" w:bidi="zh_TW"/>
-          </w:rPr>
-          <w:rPr>
-            <w:color w:val="0000EE"/>
-            <w:u w:val="single"/>
-          </w:rPr>
-          <w:t>何4:1</w:t>
-        </w:r>
-      </w:hyperlink>
-      <w:r>
-        <w:rPr>
-          <w:lang w:val="zh_TW" w:bidi="zh_TW"/>
-        </w:rPr>
-        <w:t>）。更在舊約歷史中，越來越多的記載展現以色列全面的道德失敗。她與全人類共同面對的問題，只有透過一個以個人救主和主權的主為確保和中心的新約，才能解決（</w:t>
-      </w:r>
-      <w:hyperlink r:id="rId49">
-        <w:r>
-          <w:rPr>
-            <w:lang w:val="zh_TW" w:bidi="zh_TW"/>
-          </w:rPr>
-          <w:rPr>
-            <w:color w:val="0000EE"/>
-            <w:u w:val="single"/>
-          </w:rPr>
-          <w:t>耶31:31–34</w:t>
-        </w:r>
-      </w:hyperlink>
-      <w:r>
-        <w:rPr>
-          <w:lang w:val="zh_TW" w:bidi="zh_TW"/>
-        </w:rPr>
-        <w:t>）。這位拯救者的來臨應驗了「從耶西的本必發一條」的應許，祂將把生命的光帶給神被黑暗籠罩的百姓（</w:t>
-      </w:r>
-      <w:hyperlink r:id="rId50">
-        <w:r>
-          <w:rPr>
-            <w:lang w:val="zh_TW" w:bidi="zh_TW"/>
-          </w:rPr>
-          <w:rPr>
-            <w:color w:val="0000EE"/>
-            <w:u w:val="single"/>
-          </w:rPr>
-          <w:t>賽9:2</w:t>
-        </w:r>
-      </w:hyperlink>
-      <w:r>
-        <w:rPr>
-          <w:lang w:val="zh_TW" w:bidi="zh_TW"/>
-        </w:rPr>
-        <w:t>，</w:t>
-      </w:r>
-      <w:hyperlink r:id="rId37">
-        <w:r>
-          <w:rPr>
-            <w:lang w:val="zh_TW" w:bidi="zh_TW"/>
-          </w:rPr>
-          <w:rPr>
-            <w:color w:val="0000EE"/>
-            <w:u w:val="single"/>
-          </w:rPr>
-          <w:t>11:1</w:t>
-        </w:r>
-      </w:hyperlink>
-      <w:r>
-        <w:rPr>
-          <w:lang w:val="zh_TW" w:bidi="zh_TW"/>
-        </w:rPr>
         <w:t>）。</w:t>
-      </w:r>
-    </w:p>
-    <w:p>
-      <w:pPr/>
-      <w:r>
-        <w:rPr>
-          <w:lang w:val="zh_TW" w:bidi="zh_TW"/>
-        </w:rPr>
-      </w:r>
-      <w:r>
-        <w:rPr>
-          <w:lang w:val="zh_TW" w:bidi="zh_TW"/>
-        </w:rPr>
-        <w:t>「僕人」和「卑微」的概念很難與王權分開（</w:t>
-      </w:r>
-      <w:hyperlink r:id="rId51">
-        <w:r>
-          <w:rPr>
-            <w:lang w:val="zh_TW" w:bidi="zh_TW"/>
-          </w:rPr>
-          <w:rPr>
-            <w:color w:val="0000EE"/>
-            <w:u w:val="single"/>
-          </w:rPr>
-          <w:t>亞9:9</w:t>
-        </w:r>
-      </w:hyperlink>
-      <w:r>
-        <w:rPr>
-          <w:lang w:val="zh_TW" w:bidi="zh_TW"/>
-        </w:rPr>
-        <w:t>）。彌賽亞同時擔任祭司與君王的角色是不容置疑的（</w:t>
-      </w:r>
-      <w:hyperlink r:id="rId52">
-        <w:r>
-          <w:rPr>
-            <w:lang w:val="zh_TW" w:bidi="zh_TW"/>
-          </w:rPr>
-          <w:rPr>
-            <w:color w:val="0000EE"/>
-            <w:u w:val="single"/>
-          </w:rPr>
-          <w:t>詩110:1–4</w:t>
-        </w:r>
-      </w:hyperlink>
-      <w:r>
-        <w:rPr>
-          <w:lang w:val="zh_TW" w:bidi="zh_TW"/>
-        </w:rPr>
-        <w:t>）；但受苦的祭司-君王則不那麼顯而易見。一些塔木德的作者顯然認識到彌賽亞必須受苦的可能性。在巴比倫塔木德的</w:t>
-      </w:r>
-      <w:r>
-        <w:rPr>
-          <w:i/>
-          <w:lang w:val="zh_TW" w:bidi="zh_TW"/>
-        </w:rPr>
-        <w:t>論猶太議會</w:t>
-      </w:r>
-      <w:r>
-        <w:rPr>
-          <w:lang w:val="zh_TW" w:bidi="zh_TW"/>
-        </w:rPr>
-        <w:t>98b中，彌賽亞被描述為承擔疾病和痛苦。在贖罪日的禱告中，亞利亞撒·本·卡利（Eleazar ben Qalir，大約生活於公元1000年）曾說：「我們的義人彌賽亞已經離開我們；我們驚恐萬分，無人為我們辯護。我們的罪孽和過犯的重擔壓在祂身上，祂為我們的罪過而受傷。祂背負我們的罪孽，為了我們的罪過尋求赦免。願我們因祂的鞭傷得醫治。」以利亞·德·維達斯（Eliyya de Vidas）拉比也曾寫道：「『他為我們的過犯受害，為我們的罪孽壓傷』的意思是，由於彌賽亞承擔我們的罪孽，這些罪孽使祂受苦，因此，凡不承認彌賽亞為我們的罪孽受苦的人，必須自己承受這些苦難。」儘管如此，很難相信有人會想像彌賽亞會通過自己的死亡來完成祂的救贖工作（參</w:t>
-      </w:r>
-      <w:hyperlink r:id="rId53">
-        <w:r>
-          <w:rPr>
-            <w:lang w:val="zh_TW" w:bidi="zh_TW"/>
-          </w:rPr>
-          <w:rPr>
-            <w:color w:val="0000EE"/>
-            <w:u w:val="single"/>
-          </w:rPr>
-          <w:t>賽53:12</w:t>
-        </w:r>
-      </w:hyperlink>
-      <w:r>
-        <w:rPr>
-          <w:lang w:val="zh_TW" w:bidi="zh_TW"/>
-        </w:rPr>
-        <w:t>）。當拉比們的推測無法令人滿意地調和屈辱和高舉的矛盾事實時，有人就假設神會差派一位受苦的彌賽亞和一位統治的彌賽亞。聖經顯然指出，受膏者可怕的受難經歷不過是進入無限榮耀的必要前奏。祂不僅被描述為偉大的君王（</w:t>
-      </w:r>
-      <w:hyperlink r:id="rId54">
-        <w:r>
-          <w:rPr>
-            <w:lang w:val="zh_TW" w:bidi="zh_TW"/>
-          </w:rPr>
-          <w:rPr>
-            <w:color w:val="0000EE"/>
-            <w:u w:val="single"/>
-          </w:rPr>
-          <w:t>52:13</w:t>
-        </w:r>
-      </w:hyperlink>
-      <w:r>
-        <w:rPr>
-          <w:lang w:val="zh_TW" w:bidi="zh_TW"/>
-        </w:rPr>
-        <w:t>，</w:t>
-      </w:r>
-      <w:hyperlink r:id="rId53">
-        <w:r>
-          <w:rPr>
-            <w:lang w:val="zh_TW" w:bidi="zh_TW"/>
-          </w:rPr>
-          <w:rPr>
-            <w:color w:val="0000EE"/>
-            <w:u w:val="single"/>
-          </w:rPr>
-          <w:t>53:12</w:t>
-        </w:r>
-      </w:hyperlink>
-      <w:r>
-        <w:rPr>
-          <w:lang w:val="zh_TW" w:bidi="zh_TW"/>
-        </w:rPr>
-        <w:t>），而且還是謙卑的（</w:t>
-      </w:r>
-      <w:hyperlink r:id="rId55">
-        <w:r>
-          <w:rPr>
-            <w:lang w:val="zh_TW" w:bidi="zh_TW"/>
-          </w:rPr>
-          <w:rPr>
-            <w:color w:val="0000EE"/>
-            <w:u w:val="single"/>
-          </w:rPr>
-          <w:t>53:2</w:t>
-        </w:r>
-      </w:hyperlink>
-      <w:r>
-        <w:rPr>
-          <w:lang w:val="zh_TW" w:bidi="zh_TW"/>
-        </w:rPr>
-        <w:t>）、受辱的（</w:t>
-      </w:r>
-      <w:hyperlink r:id="rId56">
-        <w:r>
-          <w:rPr>
-            <w:lang w:val="zh_TW" w:bidi="zh_TW"/>
-          </w:rPr>
-          <w:rPr>
-            <w:color w:val="0000EE"/>
-            <w:u w:val="single"/>
-          </w:rPr>
-          <w:t>52:14</w:t>
-        </w:r>
-      </w:hyperlink>
-      <w:r>
-        <w:rPr>
-          <w:lang w:val="zh_TW" w:bidi="zh_TW"/>
-        </w:rPr>
-        <w:t>）、被拒絕的（</w:t>
-      </w:r>
-      <w:hyperlink r:id="rId57">
-        <w:r>
-          <w:rPr>
-            <w:lang w:val="zh_TW" w:bidi="zh_TW"/>
-          </w:rPr>
-          <w:rPr>
-            <w:color w:val="0000EE"/>
-            <w:u w:val="single"/>
-          </w:rPr>
-          <w:t>53:3</w:t>
-        </w:r>
-      </w:hyperlink>
-      <w:r>
-        <w:rPr>
-          <w:lang w:val="zh_TW" w:bidi="zh_TW"/>
-        </w:rPr>
-        <w:t>），並承擔人類悖逆的後果（</w:t>
-      </w:r>
-      <w:hyperlink r:id="rId58">
-        <w:r>
-          <w:rPr>
-            <w:lang w:val="zh_TW" w:bidi="zh_TW"/>
-          </w:rPr>
-          <w:rPr>
-            <w:color w:val="0000EE"/>
-            <w:u w:val="single"/>
-          </w:rPr>
-          <w:t>5–6節</w:t>
-        </w:r>
-      </w:hyperlink>
-      <w:r>
-        <w:rPr>
-          <w:lang w:val="zh_TW" w:bidi="zh_TW"/>
-        </w:rPr>
-        <w:t>）。然而，祂被高舉，為祂的百姓代求，並賜予他們豐厚的祝福（</w:t>
-      </w:r>
-      <w:hyperlink r:id="rId53">
-        <w:r>
-          <w:rPr>
-            <w:lang w:val="zh_TW" w:bidi="zh_TW"/>
-          </w:rPr>
-          <w:rPr>
-            <w:color w:val="0000EE"/>
-            <w:u w:val="single"/>
-          </w:rPr>
-          <w:t>12</w:t>
-        </w:r>
-      </w:hyperlink>
-      <w:r>
-        <w:rPr>
-          <w:lang w:val="zh_TW" w:bidi="zh_TW"/>
-        </w:rPr>
-        <w:t>節）。彌賽亞完成了亞當和以色列無法達成的完全順服，將以色列和列國重新帶回神面前（</w:t>
-      </w:r>
-      <w:hyperlink r:id="rId59">
-        <w:r>
-          <w:rPr>
-            <w:lang w:val="zh_TW" w:bidi="zh_TW"/>
-          </w:rPr>
-          <w:rPr>
-            <w:color w:val="0000EE"/>
-            <w:u w:val="single"/>
-          </w:rPr>
-          <w:t>42:18–19</w:t>
-        </w:r>
-      </w:hyperlink>
-      <w:r>
-        <w:rPr>
-          <w:lang w:val="zh_TW" w:bidi="zh_TW"/>
-        </w:rPr>
-        <w:t>，</w:t>
-      </w:r>
-      <w:hyperlink r:id="rId60">
-        <w:r>
-          <w:rPr>
-            <w:lang w:val="zh_TW" w:bidi="zh_TW"/>
-          </w:rPr>
-          <w:rPr>
-            <w:color w:val="0000EE"/>
-            <w:u w:val="single"/>
-          </w:rPr>
-          <w:t>49:3、6</w:t>
-        </w:r>
-      </w:hyperlink>
-      <w:r>
-        <w:rPr>
-          <w:lang w:val="zh_TW" w:bidi="zh_TW"/>
-        </w:rPr>
-        <w:t>）。</w:t>
-      </w:r>
-    </w:p>
-    <w:p>
-      <w:pPr/>
-      <w:r>
-        <w:rPr>
-          <w:lang w:val="zh_TW" w:bidi="zh_TW"/>
-        </w:rPr>
-      </w:r>
-      <w:r>
-        <w:rPr>
-          <w:lang w:val="zh_TW" w:bidi="zh_TW"/>
-        </w:rPr>
-        <w:t>但以理的著作包含重要的彌賽亞信息。 尤其是但以理大膽地提到「受膏君」（</w:t>
-      </w:r>
-      <w:hyperlink r:id="rId61">
-        <w:r>
-          <w:rPr>
-            <w:lang w:val="zh_TW" w:bidi="zh_TW"/>
-          </w:rPr>
-          <w:rPr>
-            <w:color w:val="0000EE"/>
-            <w:u w:val="single"/>
-          </w:rPr>
-          <w:t>但9:25</w:t>
-        </w:r>
-      </w:hyperlink>
-      <w:r>
-        <w:rPr>
-          <w:lang w:val="zh_TW" w:bidi="zh_TW"/>
-        </w:rPr>
-        <w:t>），將祂稱為「人子」（</w:t>
-      </w:r>
-      <w:hyperlink r:id="rId62">
-        <w:r>
-          <w:rPr>
-            <w:lang w:val="zh_TW" w:bidi="zh_TW"/>
-          </w:rPr>
-          <w:rPr>
-            <w:color w:val="0000EE"/>
-            <w:u w:val="single"/>
-          </w:rPr>
-          <w:t>7:13</w:t>
-        </w:r>
-      </w:hyperlink>
-      <w:r>
-        <w:rPr>
-          <w:lang w:val="zh_TW" w:bidi="zh_TW"/>
-        </w:rPr>
-        <w:t>），並說祂將受苦（「被剪除」，</w:t>
-      </w:r>
-      <w:hyperlink r:id="rId63">
-        <w:r>
-          <w:rPr>
-            <w:lang w:val="zh_TW" w:bidi="zh_TW"/>
-          </w:rPr>
-          <w:rPr>
-            <w:color w:val="0000EE"/>
-            <w:u w:val="single"/>
-          </w:rPr>
-          <w:t>9:26</w:t>
-        </w:r>
-      </w:hyperlink>
-      <w:r>
-        <w:rPr>
-          <w:lang w:val="zh_TW" w:bidi="zh_TW"/>
-        </w:rPr>
-        <w:t>）。 這句關於彌賽亞被剪除（即死亡）的話，表明了祂藉此完成贖罪工作的可能性（</w:t>
-      </w:r>
-      <w:hyperlink r:id="rId64">
-        <w:r>
-          <w:rPr>
-            <w:lang w:val="zh_TW" w:bidi="zh_TW"/>
-          </w:rPr>
-          <w:rPr>
-            <w:color w:val="0000EE"/>
-            <w:u w:val="single"/>
-          </w:rPr>
-          <w:t>9:24</w:t>
-        </w:r>
-      </w:hyperlink>
-      <w:r>
-        <w:rPr>
-          <w:lang w:val="zh_TW" w:bidi="zh_TW"/>
-        </w:rPr>
-        <w:t>）。 代贖贖罪的教義是聖經中唯一的贖罪教義（參</w:t>
-      </w:r>
-      <w:hyperlink r:id="rId65">
-        <w:r>
-          <w:rPr>
-            <w:lang w:val="zh_TW" w:bidi="zh_TW"/>
-          </w:rPr>
-          <w:rPr>
-            <w:color w:val="0000EE"/>
-            <w:u w:val="single"/>
-          </w:rPr>
-          <w:t>利17:11</w:t>
-        </w:r>
-      </w:hyperlink>
-      <w:r>
-        <w:rPr>
-          <w:lang w:val="zh_TW" w:bidi="zh_TW"/>
-        </w:rPr>
-        <w:t>）。 以色列明白，承擔罪意味著忍受罪的後果或刑罰（參</w:t>
-      </w:r>
-      <w:hyperlink r:id="rId66">
-        <w:r>
-          <w:rPr>
-            <w:lang w:val="zh_TW" w:bidi="zh_TW"/>
-          </w:rPr>
-          <w:rPr>
-            <w:color w:val="0000EE"/>
-            <w:u w:val="single"/>
-          </w:rPr>
-          <w:t>民14:33</w:t>
-        </w:r>
-      </w:hyperlink>
-      <w:r>
-        <w:rPr>
-          <w:lang w:val="zh_TW" w:bidi="zh_TW"/>
-        </w:rPr>
-        <w:t>）。彌賽亞贖罪祭的工作原理同樣體現了這種刑罰代贖。祂是代替犯罪者承受苦難的受害者。既然刑罰已由祂代替承擔，求告者便完全得著赦免。</w:t>
-      </w:r>
-    </w:p>
-    <w:p>
-      <w:pPr/>
-      <w:r>
-        <w:rPr>
-          <w:lang w:val="zh_TW" w:bidi="zh_TW"/>
-        </w:rPr>
-      </w:r>
-      <w:hyperlink r:id="rId67">
-        <w:r>
-          <w:rPr>
-            <w:lang w:val="zh_TW" w:bidi="zh_TW"/>
-          </w:rPr>
-          <w:rPr>
-            <w:color w:val="0000EE"/>
-            <w:u w:val="single"/>
-          </w:rPr>
-          <w:t>詩篇二十二篇1節</w:t>
-        </w:r>
-      </w:hyperlink>
-      <w:r>
-        <w:rPr>
-          <w:lang w:val="zh_TW" w:bidi="zh_TW"/>
-        </w:rPr>
-        <w:t>記載了彌賽亞擔當人類罪的刑罰時那痛苦的呼喊（參</w:t>
-      </w:r>
-      <w:hyperlink r:id="rId68">
-        <w:r>
-          <w:rPr>
-            <w:lang w:val="zh_TW" w:bidi="zh_TW"/>
-          </w:rPr>
-          <w:rPr>
-            <w:color w:val="0000EE"/>
-            <w:u w:val="single"/>
-          </w:rPr>
-          <w:t>太27:46</w:t>
-        </w:r>
-      </w:hyperlink>
-      <w:r>
-        <w:rPr>
-          <w:lang w:val="zh_TW" w:bidi="zh_TW"/>
-        </w:rPr>
-        <w:t>），因為祂為祂的子民成為罪（</w:t>
-      </w:r>
-      <w:hyperlink r:id="rId69">
-        <w:r>
-          <w:rPr>
-            <w:lang w:val="zh_TW" w:bidi="zh_TW"/>
-          </w:rPr>
-          <w:rPr>
-            <w:color w:val="0000EE"/>
-            <w:u w:val="single"/>
-          </w:rPr>
-          <w:t>林後5:21</w:t>
-        </w:r>
-      </w:hyperlink>
-      <w:r>
-        <w:rPr>
-          <w:lang w:val="zh_TW" w:bidi="zh_TW"/>
-        </w:rPr>
-        <w:t>）。然而，祂的呼喊「我的神」表明了一種無法徹底切斷的親密關係。再次出現了彌賽亞在大大被高舉之前受屈辱的主題（</w:t>
-      </w:r>
-      <w:hyperlink r:id="rId70">
-        <w:r>
-          <w:rPr>
-            <w:lang w:val="zh_TW" w:bidi="zh_TW"/>
-          </w:rPr>
-          <w:rPr>
-            <w:color w:val="0000EE"/>
-            <w:u w:val="single"/>
-          </w:rPr>
-          <w:t>詩22:27</w:t>
-        </w:r>
-      </w:hyperlink>
-      <w:r>
-        <w:rPr>
-          <w:lang w:val="zh_TW" w:bidi="zh_TW"/>
-        </w:rPr>
-        <w:t>）。在所謂的「</w:t>
-      </w:r>
-      <w:r>
-        <w:rPr>
-          <w:lang w:val="zh_TW" w:bidi="zh_TW"/>
-        </w:rPr>
-        <w:t>君王詩篇（</w:t>
-      </w:r>
-      <w:r>
-        <w:rPr>
-          <w:lang w:val="zh_TW" w:bidi="zh_TW"/>
-        </w:rPr>
-        <w:t>royal psalms）」（例如，</w:t>
-      </w:r>
-      <w:hyperlink r:id="rId71">
-        <w:r>
-          <w:rPr>
-            <w:lang w:val="zh_TW" w:bidi="zh_TW"/>
-          </w:rPr>
-          <w:rPr>
-            <w:color w:val="0000EE"/>
-            <w:u w:val="single"/>
-          </w:rPr>
-          <w:t>2</w:t>
-        </w:r>
-      </w:hyperlink>
-      <w:r>
-        <w:rPr>
-          <w:lang w:val="zh_TW" w:bidi="zh_TW"/>
-        </w:rPr>
-        <w:t>，</w:t>
-      </w:r>
-      <w:hyperlink r:id="rId72">
-        <w:r>
-          <w:rPr>
-            <w:lang w:val="zh_TW" w:bidi="zh_TW"/>
-          </w:rPr>
-          <w:rPr>
-            <w:color w:val="0000EE"/>
-            <w:u w:val="single"/>
-          </w:rPr>
-          <w:t>72</w:t>
-        </w:r>
-      </w:hyperlink>
-      <w:r>
-        <w:rPr>
-          <w:lang w:val="zh_TW" w:bidi="zh_TW"/>
-        </w:rPr>
-        <w:t>，</w:t>
-      </w:r>
-      <w:hyperlink r:id="rId73">
-        <w:r>
-          <w:rPr>
-            <w:lang w:val="zh_TW" w:bidi="zh_TW"/>
-          </w:rPr>
-          <w:rPr>
-            <w:color w:val="0000EE"/>
-            <w:u w:val="single"/>
-          </w:rPr>
-          <w:t>110</w:t>
-        </w:r>
-      </w:hyperlink>
-      <w:r>
-        <w:rPr>
-          <w:lang w:val="zh_TW" w:bidi="zh_TW"/>
-        </w:rPr>
-        <w:t>篇）中，這位彌賽亞不僅是代求的祭司，也被任命為君王和審判者。</w:t>
-      </w:r>
-    </w:p>
-    <w:p>
-      <w:pPr/>
-      <w:r>
-        <w:rPr>
-          <w:lang w:val="zh_TW" w:bidi="zh_TW"/>
-        </w:rPr>
-      </w:r>
-      <w:r>
-        <w:rPr>
-          <w:lang w:val="zh_TW" w:bidi="zh_TW"/>
-        </w:rPr>
-        <w:t>耶利米更進一步描繪這幅畫像。那位使人能進入救恩之約的，賜給人神所算為義的公義：彌賽亞是神公義的苗裔，成為「耶和華我們的義」。矛盾的是，根據律法，任何沒有犯罪的人都不能被釘十字架（</w:t>
-      </w:r>
-      <w:hyperlink r:id="rId74">
-        <w:r>
-          <w:rPr>
-            <w:lang w:val="zh_TW" w:bidi="zh_TW"/>
-          </w:rPr>
-          <w:rPr>
-            <w:color w:val="0000EE"/>
-            <w:u w:val="single"/>
-          </w:rPr>
-          <w:t>申21:22</w:t>
-        </w:r>
-      </w:hyperlink>
-      <w:r>
-        <w:rPr>
-          <w:lang w:val="zh_TW" w:bidi="zh_TW"/>
-        </w:rPr>
-        <w:t>）。但被釘十字架的是公義的基督，從而永遠顛覆了任何法律主義的自信（</w:t>
-      </w:r>
-      <w:hyperlink r:id="rId75">
-        <w:r>
-          <w:rPr>
-            <w:lang w:val="zh_TW" w:bidi="zh_TW"/>
-          </w:rPr>
-          <w:rPr>
-            <w:color w:val="0000EE"/>
-            <w:u w:val="single"/>
-          </w:rPr>
-          <w:t>申21:23</w:t>
-        </w:r>
-      </w:hyperlink>
-      <w:r>
-        <w:rPr>
-          <w:lang w:val="zh_TW" w:bidi="zh_TW"/>
-        </w:rPr>
-        <w:t>；</w:t>
-      </w:r>
-      <w:hyperlink r:id="rId76">
-        <w:r>
-          <w:rPr>
-            <w:lang w:val="zh_TW" w:bidi="zh_TW"/>
-          </w:rPr>
-          <w:rPr>
-            <w:color w:val="0000EE"/>
-            <w:u w:val="single"/>
-          </w:rPr>
-          <w:t>加3:13</w:t>
-        </w:r>
-      </w:hyperlink>
-      <w:r>
-        <w:rPr>
-          <w:lang w:val="zh_TW" w:bidi="zh_TW"/>
-        </w:rPr>
-        <w:t>）。信徒不僅得蒙赦免，且因祂被稱為義（</w:t>
-      </w:r>
-      <w:hyperlink r:id="rId77">
-        <w:r>
-          <w:rPr>
-            <w:lang w:val="zh_TW" w:bidi="zh_TW"/>
-          </w:rPr>
-          <w:rPr>
-            <w:color w:val="0000EE"/>
-            <w:u w:val="single"/>
-          </w:rPr>
-          <w:t>耶23:5–6</w:t>
-        </w:r>
-      </w:hyperlink>
-      <w:r>
-        <w:rPr>
-          <w:lang w:val="zh_TW" w:bidi="zh_TW"/>
-        </w:rPr>
-        <w:t>）。</w:t>
-      </w:r>
-    </w:p>
-    <w:p>
-      <w:pPr/>
-      <w:r>
-        <w:rPr>
-          <w:lang w:val="zh_TW" w:bidi="zh_TW"/>
-        </w:rPr>
-      </w:r>
-      <w:r>
-        <w:rPr>
-          <w:lang w:val="zh_TW" w:bidi="zh_TW"/>
-        </w:rPr>
-        <w:t>儘管彌賽亞的誕生地已被明確預言（</w:t>
-      </w:r>
-      <w:hyperlink r:id="rId78">
-        <w:r>
-          <w:rPr>
-            <w:lang w:val="zh_TW" w:bidi="zh_TW"/>
-          </w:rPr>
-          <w:rPr>
-            <w:color w:val="0000EE"/>
-            <w:u w:val="single"/>
-          </w:rPr>
-          <w:t>彌5:2</w:t>
-        </w:r>
-      </w:hyperlink>
-      <w:r>
-        <w:rPr>
-          <w:lang w:val="zh_TW" w:bidi="zh_TW"/>
-        </w:rPr>
-        <w:t>），但祂的神性卻一直是激烈爭議的話題。儘管古以色列少有人質疑彌賽亞擁有超自然能力，但很少有人會想像祂會在最完全的意義上成為「與我們同在的神」（參</w:t>
-      </w:r>
-      <w:hyperlink r:id="rId79">
-        <w:r>
-          <w:rPr>
-            <w:lang w:val="zh_TW" w:bidi="zh_TW"/>
-          </w:rPr>
-          <w:rPr>
-            <w:color w:val="0000EE"/>
-            <w:u w:val="single"/>
-          </w:rPr>
-          <w:t>來1:3</w:t>
-        </w:r>
-      </w:hyperlink>
-      <w:r>
-        <w:rPr>
-          <w:lang w:val="zh_TW" w:bidi="zh_TW"/>
-        </w:rPr>
-        <w:t>）。</w:t>
-      </w:r>
-    </w:p>
-    <w:p>
-      <w:pPr>
-        <w:pStyle w:val="Heading3"/>
-      </w:pPr>
-      <w:r>
-        <w:rPr>
-          <w:lang w:val="zh_TW" w:bidi="zh_TW"/>
-        </w:rPr>
-        <w:t>新約中的彌賽亞</w:t>
-      </w:r>
-    </w:p>
-    <w:p>
-      <w:pPr/>
-      <w:r>
-        <w:rPr>
-          <w:lang w:val="zh_TW" w:bidi="zh_TW"/>
-        </w:rPr>
-      </w:r>
-      <w:r>
-        <w:rPr>
-          <w:lang w:val="zh_TW" w:bidi="zh_TW"/>
-        </w:rPr>
-        <w:t>新約作者描繪出一幅圖畫，即那位出自超自然根源的孩子（</w:t>
-      </w:r>
-      <w:hyperlink r:id="rId80">
-        <w:r>
-          <w:rPr>
-            <w:lang w:val="zh_TW" w:bidi="zh_TW"/>
-          </w:rPr>
-          <w:rPr>
-            <w:color w:val="0000EE"/>
-            <w:u w:val="single"/>
-          </w:rPr>
-          <w:t>賽7:14</w:t>
-        </w:r>
-      </w:hyperlink>
-      <w:r>
-        <w:rPr>
-          <w:lang w:val="zh_TW" w:bidi="zh_TW"/>
-        </w:rPr>
-        <w:t>；</w:t>
-      </w:r>
-      <w:hyperlink r:id="rId78">
-        <w:r>
-          <w:rPr>
-            <w:lang w:val="zh_TW" w:bidi="zh_TW"/>
-          </w:rPr>
-          <w:rPr>
-            <w:color w:val="0000EE"/>
-            <w:u w:val="single"/>
-          </w:rPr>
-          <w:t>彌5:2</w:t>
-        </w:r>
-      </w:hyperlink>
-      <w:r>
-        <w:rPr>
-          <w:lang w:val="zh_TW" w:bidi="zh_TW"/>
-        </w:rPr>
-        <w:t>）承載著完全的神性（</w:t>
-      </w:r>
-      <w:hyperlink r:id="rId81">
-        <w:r>
-          <w:rPr>
-            <w:lang w:val="zh_TW" w:bidi="zh_TW"/>
-          </w:rPr>
-          <w:rPr>
-            <w:color w:val="0000EE"/>
-            <w:u w:val="single"/>
-          </w:rPr>
-          <w:t>賽9:6</w:t>
-        </w:r>
-      </w:hyperlink>
-      <w:r>
-        <w:rPr>
-          <w:lang w:val="zh_TW" w:bidi="zh_TW"/>
-        </w:rPr>
-        <w:t>；</w:t>
-      </w:r>
-      <w:hyperlink r:id="rId82">
-        <w:r>
-          <w:rPr>
-            <w:lang w:val="zh_TW" w:bidi="zh_TW"/>
-          </w:rPr>
-          <w:rPr>
-            <w:color w:val="0000EE"/>
-            <w:u w:val="single"/>
-          </w:rPr>
-          <w:t>腓2:6</w:t>
-        </w:r>
-      </w:hyperlink>
-      <w:r>
-        <w:rPr>
-          <w:lang w:val="zh_TW" w:bidi="zh_TW"/>
-        </w:rPr>
-        <w:t>；</w:t>
-      </w:r>
-      <w:hyperlink r:id="rId83">
-        <w:r>
-          <w:rPr>
-            <w:lang w:val="zh_TW" w:bidi="zh_TW"/>
-          </w:rPr>
-          <w:rPr>
-            <w:color w:val="0000EE"/>
-            <w:u w:val="single"/>
-          </w:rPr>
-          <w:t>西1:19</w:t>
-        </w:r>
-      </w:hyperlink>
-      <w:r>
-        <w:rPr>
-          <w:lang w:val="zh_TW" w:bidi="zh_TW"/>
-        </w:rPr>
-        <w:t>）。祂是神的兒子，配受萬民的敬拜（</w:t>
-      </w:r>
-      <w:hyperlink r:id="rId84">
-        <w:r>
-          <w:rPr>
-            <w:lang w:val="zh_TW" w:bidi="zh_TW"/>
-          </w:rPr>
-          <w:rPr>
-            <w:color w:val="0000EE"/>
-            <w:u w:val="single"/>
-          </w:rPr>
-          <w:t>詩45:6–7</w:t>
-        </w:r>
-      </w:hyperlink>
-      <w:r>
-        <w:rPr>
-          <w:lang w:val="zh_TW" w:bidi="zh_TW"/>
-        </w:rPr>
-        <w:t>；參</w:t>
-      </w:r>
-      <w:hyperlink r:id="rId85">
-        <w:r>
-          <w:rPr>
-            <w:lang w:val="zh_TW" w:bidi="zh_TW"/>
-          </w:rPr>
-          <w:rPr>
-            <w:color w:val="0000EE"/>
-            <w:u w:val="single"/>
-          </w:rPr>
-          <w:t>來1:8–9</w:t>
-        </w:r>
-      </w:hyperlink>
-      <w:r>
-        <w:rPr>
-          <w:lang w:val="zh_TW" w:bidi="zh_TW"/>
-        </w:rPr>
-        <w:t>）。</w:t>
-      </w:r>
-    </w:p>
-    <w:p>
-      <w:pPr/>
-      <w:r>
-        <w:rPr>
-          <w:lang w:val="zh_TW" w:bidi="zh_TW"/>
-        </w:rPr>
-      </w:r>
-      <w:r>
-        <w:rPr>
-          <w:lang w:val="zh_TW" w:bidi="zh_TW"/>
-        </w:rPr>
-        <w:t>公元一世紀巴勒斯坦的猶太人知道，彌賽亞的應許將藉著像摩西的那一位的來臨而得以成就（</w:t>
-      </w:r>
-      <w:hyperlink r:id="rId86">
-        <w:r>
-          <w:rPr>
-            <w:lang w:val="zh_TW" w:bidi="zh_TW"/>
-          </w:rPr>
-          <w:rPr>
-            <w:color w:val="0000EE"/>
-            <w:u w:val="single"/>
-          </w:rPr>
-          <w:t>申18:18</w:t>
-        </w:r>
-      </w:hyperlink>
-      <w:r>
-        <w:rPr>
-          <w:lang w:val="zh_TW" w:bidi="zh_TW"/>
-        </w:rPr>
-        <w:t>）。耶穌與摩西之間有許多相似之處。作為中保、創新者，以及為百姓開創新靈命階段的引領者，他們是無人能及的。具體而言，兩人都在嬰孩時期奇蹟般地被拯救（</w:t>
-      </w:r>
-      <w:hyperlink r:id="rId87">
-        <w:r>
-          <w:rPr>
-            <w:lang w:val="zh_TW" w:bidi="zh_TW"/>
-          </w:rPr>
-          <w:rPr>
-            <w:color w:val="0000EE"/>
-            <w:u w:val="single"/>
-          </w:rPr>
-          <w:t>出2章</w:t>
-        </w:r>
-      </w:hyperlink>
-      <w:r>
-        <w:rPr>
-          <w:lang w:val="zh_TW" w:bidi="zh_TW"/>
-        </w:rPr>
-        <w:t>；</w:t>
-      </w:r>
-      <w:hyperlink r:id="rId88">
-        <w:r>
-          <w:rPr>
-            <w:lang w:val="zh_TW" w:bidi="zh_TW"/>
-          </w:rPr>
-          <w:rPr>
-            <w:color w:val="0000EE"/>
-            <w:u w:val="single"/>
-          </w:rPr>
-          <w:t>太2:13–23</w:t>
-        </w:r>
-      </w:hyperlink>
-      <w:r>
-        <w:rPr>
-          <w:lang w:val="zh_TW" w:bidi="zh_TW"/>
-        </w:rPr>
-        <w:t>）；兩者都為了服事神的百姓而放棄皇室的榮華（</w:t>
-      </w:r>
-      <w:hyperlink r:id="rId89">
-        <w:r>
-          <w:rPr>
-            <w:lang w:val="zh_TW" w:bidi="zh_TW"/>
-          </w:rPr>
-          <w:rPr>
-            <w:color w:val="0000EE"/>
-            <w:u w:val="single"/>
-          </w:rPr>
-          <w:t>腓2:5–8</w:t>
-        </w:r>
-      </w:hyperlink>
-      <w:r>
-        <w:rPr>
-          <w:lang w:val="zh_TW" w:bidi="zh_TW"/>
-        </w:rPr>
-        <w:t>；</w:t>
-      </w:r>
-      <w:hyperlink r:id="rId90">
-        <w:r>
-          <w:rPr>
-            <w:lang w:val="zh_TW" w:bidi="zh_TW"/>
-          </w:rPr>
-          <w:rPr>
-            <w:color w:val="0000EE"/>
-            <w:u w:val="single"/>
-          </w:rPr>
-          <w:t>來11:24–28</w:t>
-        </w:r>
-      </w:hyperlink>
-      <w:r>
-        <w:rPr>
-          <w:lang w:val="zh_TW" w:bidi="zh_TW"/>
-        </w:rPr>
-        <w:t>）；兩者都對他人懷有強烈的憐憫（</w:t>
-      </w:r>
-      <w:hyperlink r:id="rId91">
-        <w:r>
-          <w:rPr>
-            <w:lang w:val="zh_TW" w:bidi="zh_TW"/>
-          </w:rPr>
-          <w:rPr>
-            <w:color w:val="0000EE"/>
-            <w:u w:val="single"/>
-          </w:rPr>
-          <w:t>民27:17</w:t>
-        </w:r>
-      </w:hyperlink>
-      <w:r>
-        <w:rPr>
-          <w:lang w:val="zh_TW" w:bidi="zh_TW"/>
-        </w:rPr>
-        <w:t>；</w:t>
-      </w:r>
-      <w:hyperlink r:id="rId92">
-        <w:r>
-          <w:rPr>
-            <w:lang w:val="zh_TW" w:bidi="zh_TW"/>
-          </w:rPr>
-          <w:rPr>
-            <w:color w:val="0000EE"/>
-            <w:u w:val="single"/>
-          </w:rPr>
-          <w:t>太9:36</w:t>
-        </w:r>
-      </w:hyperlink>
-      <w:r>
-        <w:rPr>
-          <w:lang w:val="zh_TW" w:bidi="zh_TW"/>
-        </w:rPr>
-        <w:t>）；兩者都與神「面對面」交談（</w:t>
-      </w:r>
-      <w:hyperlink r:id="rId93">
-        <w:r>
-          <w:rPr>
-            <w:lang w:val="zh_TW" w:bidi="zh_TW"/>
-          </w:rPr>
-          <w:rPr>
-            <w:color w:val="0000EE"/>
-            <w:u w:val="single"/>
-          </w:rPr>
-          <w:t>出34:29–30</w:t>
-        </w:r>
-      </w:hyperlink>
-      <w:r>
-        <w:rPr>
-          <w:lang w:val="zh_TW" w:bidi="zh_TW"/>
-        </w:rPr>
-        <w:t>；</w:t>
-      </w:r>
-      <w:hyperlink r:id="rId94">
-        <w:r>
-          <w:rPr>
-            <w:lang w:val="zh_TW" w:bidi="zh_TW"/>
-          </w:rPr>
-          <w:rPr>
-            <w:color w:val="0000EE"/>
-            <w:u w:val="single"/>
-          </w:rPr>
-          <w:t>林後3:7</w:t>
-        </w:r>
-      </w:hyperlink>
-      <w:r>
-        <w:rPr>
-          <w:lang w:val="zh_TW" w:bidi="zh_TW"/>
-        </w:rPr>
-        <w:t>）；並且都作為救贖之約的中保（</w:t>
-      </w:r>
-      <w:hyperlink r:id="rId95">
-        <w:r>
-          <w:rPr>
-            <w:lang w:val="zh_TW" w:bidi="zh_TW"/>
-          </w:rPr>
-          <w:rPr>
-            <w:color w:val="0000EE"/>
-            <w:u w:val="single"/>
-          </w:rPr>
-          <w:t>申29:1</w:t>
-        </w:r>
-      </w:hyperlink>
-      <w:r>
-        <w:rPr>
-          <w:lang w:val="zh_TW" w:bidi="zh_TW"/>
-        </w:rPr>
-        <w:t>；</w:t>
-      </w:r>
-      <w:hyperlink r:id="rId96">
-        <w:r>
-          <w:rPr>
-            <w:lang w:val="zh_TW" w:bidi="zh_TW"/>
-          </w:rPr>
-          <w:rPr>
-            <w:color w:val="0000EE"/>
-            <w:u w:val="single"/>
-          </w:rPr>
-          <w:t>來8:6–7</w:t>
-        </w:r>
-      </w:hyperlink>
-      <w:r>
-        <w:rPr>
-          <w:lang w:val="zh_TW" w:bidi="zh_TW"/>
-        </w:rPr>
-        <w:t>）。然而，正如路德所言：「基督並不是摩西。」歸根究柢，摩西只是家庭中的僕人，而彌賽亞卻是萬物的創造者和主人（</w:t>
-      </w:r>
-      <w:hyperlink r:id="rId97">
-        <w:r>
-          <w:rPr>
-            <w:lang w:val="zh_TW" w:bidi="zh_TW"/>
-          </w:rPr>
-          <w:rPr>
-            <w:color w:val="0000EE"/>
-            <w:u w:val="single"/>
-          </w:rPr>
-          <w:t>來3:3–6</w:t>
-        </w:r>
-      </w:hyperlink>
-      <w:r>
-        <w:rPr>
-          <w:lang w:val="zh_TW" w:bidi="zh_TW"/>
-        </w:rPr>
-        <w:t>；參</w:t>
-      </w:r>
-      <w:hyperlink r:id="rId98">
-        <w:r>
-          <w:rPr>
-            <w:lang w:val="zh_TW" w:bidi="zh_TW"/>
-          </w:rPr>
-          <w:rPr>
-            <w:color w:val="0000EE"/>
-            <w:u w:val="single"/>
-          </w:rPr>
-          <w:t>約1:1–2、18</w:t>
-        </w:r>
-      </w:hyperlink>
-      <w:r>
-        <w:rPr>
-          <w:lang w:val="zh_TW" w:bidi="zh_TW"/>
-        </w:rPr>
-        <w:t>）。</w:t>
-      </w:r>
-    </w:p>
-    <w:p>
-      <w:pPr/>
-      <w:r>
-        <w:rPr>
-          <w:lang w:val="zh_TW" w:bidi="zh_TW"/>
-        </w:rPr>
-      </w:r>
-      <w:r>
-        <w:rPr>
-          <w:lang w:val="zh_TW" w:bidi="zh_TW"/>
-        </w:rPr>
-        <w:t>聖經中的家譜極為重要。拉比們根據</w:t>
-      </w:r>
-      <w:hyperlink r:id="rId24">
-        <w:r>
-          <w:rPr>
-            <w:lang w:val="zh_TW" w:bidi="zh_TW"/>
-          </w:rPr>
-          <w:rPr>
-            <w:color w:val="0000EE"/>
-            <w:u w:val="single"/>
-          </w:rPr>
-          <w:t>何西阿書三章5節</w:t>
-        </w:r>
-      </w:hyperlink>
-      <w:r>
-        <w:rPr>
-          <w:lang w:val="zh_TW" w:bidi="zh_TW"/>
-        </w:rPr>
-        <w:t>和</w:t>
-      </w:r>
-      <w:hyperlink r:id="rId99">
-        <w:r>
-          <w:rPr>
-            <w:lang w:val="zh_TW" w:bidi="zh_TW"/>
-          </w:rPr>
-          <w:rPr>
-            <w:color w:val="0000EE"/>
-            <w:u w:val="single"/>
-          </w:rPr>
-          <w:t>耶利米書三十章9節</w:t>
-        </w:r>
-      </w:hyperlink>
-      <w:r>
-        <w:rPr>
-          <w:lang w:val="zh_TW" w:bidi="zh_TW"/>
-        </w:rPr>
-        <w:t>，同意彌賽亞必須有大衛的血統。天使的宣告立即確立了耶穌的正確血統（</w:t>
-      </w:r>
-      <w:hyperlink r:id="rId100">
-        <w:r>
-          <w:rPr>
-            <w:lang w:val="zh_TW" w:bidi="zh_TW"/>
-          </w:rPr>
-          <w:rPr>
-            <w:color w:val="0000EE"/>
-            <w:u w:val="single"/>
-          </w:rPr>
-          <w:t>路1:32–33</w:t>
-        </w:r>
-      </w:hyperlink>
-      <w:r>
-        <w:rPr>
-          <w:lang w:val="zh_TW" w:bidi="zh_TW"/>
-        </w:rPr>
-        <w:t>；參</w:t>
-      </w:r>
-      <w:hyperlink r:id="rId101">
-        <w:r>
-          <w:rPr>
-            <w:lang w:val="zh_TW" w:bidi="zh_TW"/>
-          </w:rPr>
-          <w:rPr>
-            <w:color w:val="0000EE"/>
-            <w:u w:val="single"/>
-          </w:rPr>
-          <w:t>2:4</w:t>
-        </w:r>
-      </w:hyperlink>
-      <w:r>
-        <w:rPr>
-          <w:lang w:val="zh_TW" w:bidi="zh_TW"/>
-        </w:rPr>
-        <w:t>），馬太福音的記載也是如此（</w:t>
-      </w:r>
-      <w:hyperlink r:id="rId102">
-        <w:r>
-          <w:rPr>
-            <w:lang w:val="zh_TW" w:bidi="zh_TW"/>
-          </w:rPr>
-          <w:rPr>
-            <w:color w:val="0000EE"/>
-            <w:u w:val="single"/>
-          </w:rPr>
-          <w:t>太1:1–17</w:t>
-        </w:r>
-      </w:hyperlink>
-      <w:r>
-        <w:rPr>
-          <w:lang w:val="zh_TW" w:bidi="zh_TW"/>
-        </w:rPr>
-        <w:t>）。路加福音的家譜列表，如同馬太福音的記錄一樣，明確地證明了耶穌作為彌賽亞的王族血統（</w:t>
-      </w:r>
-      <w:hyperlink r:id="rId103">
-        <w:r>
-          <w:rPr>
-            <w:lang w:val="zh_TW" w:bidi="zh_TW"/>
-          </w:rPr>
-          <w:rPr>
-            <w:color w:val="0000EE"/>
-            <w:u w:val="single"/>
-          </w:rPr>
-          <w:t>路3:23–38</w:t>
-        </w:r>
-      </w:hyperlink>
-      <w:r>
-        <w:rPr>
-          <w:lang w:val="zh_TW" w:bidi="zh_TW"/>
-        </w:rPr>
-        <w:t>）。儘管兩個家譜之間存在差異，但它們都強調了這個獨特的彌賽亞族系的血統。耶穌深知聖經的彌賽亞焦點（</w:t>
-      </w:r>
-      <w:hyperlink r:id="rId104">
-        <w:r>
-          <w:rPr>
-            <w:lang w:val="zh_TW" w:bidi="zh_TW"/>
-          </w:rPr>
-          <w:rPr>
-            <w:color w:val="0000EE"/>
-            <w:u w:val="single"/>
-          </w:rPr>
-          <w:t>約5:46</w:t>
-        </w:r>
-      </w:hyperlink>
-      <w:r>
-        <w:rPr>
-          <w:lang w:val="zh_TW" w:bidi="zh_TW"/>
-        </w:rPr>
-        <w:t>；</w:t>
-      </w:r>
-      <w:hyperlink r:id="rId105">
-        <w:r>
-          <w:rPr>
-            <w:lang w:val="zh_TW" w:bidi="zh_TW"/>
-          </w:rPr>
-          <w:rPr>
-            <w:color w:val="0000EE"/>
-            <w:u w:val="single"/>
-          </w:rPr>
-          <w:t>8:56</w:t>
-        </w:r>
-      </w:hyperlink>
-      <w:r>
-        <w:rPr>
-          <w:lang w:val="zh_TW" w:bidi="zh_TW"/>
-        </w:rPr>
-        <w:t>），並在多次場合中承認自己是基督。祂接受了瞎子巴底買的稱呼（</w:t>
-      </w:r>
-      <w:hyperlink r:id="rId106">
-        <w:r>
-          <w:rPr>
-            <w:lang w:val="zh_TW" w:bidi="zh_TW"/>
-          </w:rPr>
-          <w:rPr>
-            <w:color w:val="0000EE"/>
-            <w:u w:val="single"/>
-          </w:rPr>
-          <w:t>可10:46–48</w:t>
-        </w:r>
-      </w:hyperlink>
-      <w:r>
-        <w:rPr>
-          <w:lang w:val="zh_TW" w:bidi="zh_TW"/>
-        </w:rPr>
-        <w:t>）；也接受了祂進入耶路撒冷時群眾的歡呼（</w:t>
-      </w:r>
-      <w:hyperlink r:id="rId107">
-        <w:r>
-          <w:rPr>
-            <w:lang w:val="zh_TW" w:bidi="zh_TW"/>
-          </w:rPr>
-          <w:rPr>
-            <w:color w:val="0000EE"/>
-            <w:u w:val="single"/>
-          </w:rPr>
-          <w:t>太21:9</w:t>
-        </w:r>
-      </w:hyperlink>
-      <w:r>
-        <w:rPr>
-          <w:lang w:val="zh_TW" w:bidi="zh_TW"/>
-        </w:rPr>
-        <w:t>）；並在聖殿裡接受了小孩子的讚美（</w:t>
-      </w:r>
-      <w:hyperlink r:id="rId108">
-        <w:r>
-          <w:rPr>
-            <w:lang w:val="zh_TW" w:bidi="zh_TW"/>
-          </w:rPr>
-          <w:rPr>
-            <w:color w:val="0000EE"/>
-            <w:u w:val="single"/>
-          </w:rPr>
-          <w:t>15</w:t>
-        </w:r>
-      </w:hyperlink>
-      <w:r>
-        <w:rPr>
-          <w:lang w:val="zh_TW" w:bidi="zh_TW"/>
-        </w:rPr>
-        <w:t>節）；以及其它場合中的稱呼（</w:t>
-      </w:r>
-      <w:hyperlink r:id="rId109">
-        <w:r>
-          <w:rPr>
-            <w:lang w:val="zh_TW" w:bidi="zh_TW"/>
-          </w:rPr>
-          <w:rPr>
-            <w:color w:val="0000EE"/>
-            <w:u w:val="single"/>
-          </w:rPr>
-          <w:t>太16:16–18</w:t>
-        </w:r>
-      </w:hyperlink>
-      <w:r>
-        <w:rPr>
-          <w:lang w:val="zh_TW" w:bidi="zh_TW"/>
-        </w:rPr>
-        <w:t>；</w:t>
-      </w:r>
-      <w:hyperlink r:id="rId110">
-        <w:r>
-          <w:rPr>
-            <w:lang w:val="zh_TW" w:bidi="zh_TW"/>
-          </w:rPr>
-          <w:rPr>
-            <w:color w:val="0000EE"/>
-            <w:u w:val="single"/>
-          </w:rPr>
-          <w:t>可14:61–62</w:t>
-        </w:r>
-      </w:hyperlink>
-      <w:r>
-        <w:rPr>
-          <w:lang w:val="zh_TW" w:bidi="zh_TW"/>
-        </w:rPr>
-        <w:t>；</w:t>
-      </w:r>
-      <w:hyperlink r:id="rId111">
-        <w:r>
-          <w:rPr>
-            <w:lang w:val="zh_TW" w:bidi="zh_TW"/>
-          </w:rPr>
-          <w:rPr>
-            <w:color w:val="0000EE"/>
-            <w:u w:val="single"/>
-          </w:rPr>
-          <w:t>路4:21</w:t>
-        </w:r>
-      </w:hyperlink>
-      <w:r>
-        <w:rPr>
-          <w:lang w:val="zh_TW" w:bidi="zh_TW"/>
-        </w:rPr>
-        <w:t>；</w:t>
-      </w:r>
-      <w:hyperlink r:id="rId112">
-        <w:r>
-          <w:rPr>
-            <w:lang w:val="zh_TW" w:bidi="zh_TW"/>
-          </w:rPr>
-          <w:rPr>
-            <w:color w:val="0000EE"/>
-            <w:u w:val="single"/>
-          </w:rPr>
-          <w:t>約4:25–26</w:t>
-        </w:r>
-      </w:hyperlink>
-      <w:r>
-        <w:rPr>
-          <w:lang w:val="zh_TW" w:bidi="zh_TW"/>
-        </w:rPr>
-        <w:t>）。儘管如此，祂警告門徒在祂復活前不要宣揚祂是彌賽亞（</w:t>
-      </w:r>
-      <w:hyperlink r:id="rId113">
-        <w:r>
-          <w:rPr>
-            <w:lang w:val="zh_TW" w:bidi="zh_TW"/>
-          </w:rPr>
-          <w:rPr>
-            <w:color w:val="0000EE"/>
-            <w:u w:val="single"/>
-          </w:rPr>
-          <w:t>太17:9</w:t>
-        </w:r>
-      </w:hyperlink>
-      <w:r>
-        <w:rPr>
-          <w:lang w:val="zh_TW" w:bidi="zh_TW"/>
-        </w:rPr>
-        <w:t>；參</w:t>
-      </w:r>
-      <w:hyperlink r:id="rId114">
-        <w:r>
-          <w:rPr>
-            <w:lang w:val="zh_TW" w:bidi="zh_TW"/>
-          </w:rPr>
-          <w:rPr>
-            <w:color w:val="0000EE"/>
-            <w:u w:val="single"/>
-          </w:rPr>
-          <w:t>路9:20–21</w:t>
-        </w:r>
-      </w:hyperlink>
-      <w:r>
-        <w:rPr>
-          <w:lang w:val="zh_TW" w:bidi="zh_TW"/>
-        </w:rPr>
-        <w:t>）。由於人們普遍（但錯誤地）認為彌賽亞主要是政治上的解救者，耶穌實際上避免使用這個稱謂，而更願意稱自己為「人子」。兩者指的是同一個人這一點，並不是人人都能理解的（參</w:t>
-      </w:r>
-      <w:hyperlink r:id="rId110">
-        <w:r>
-          <w:rPr>
-            <w:lang w:val="zh_TW" w:bidi="zh_TW"/>
-          </w:rPr>
-          <w:rPr>
-            <w:color w:val="0000EE"/>
-            <w:u w:val="single"/>
-          </w:rPr>
-          <w:t>可14:61–62</w:t>
-        </w:r>
-      </w:hyperlink>
-      <w:r>
-        <w:rPr>
-          <w:lang w:val="zh_TW" w:bidi="zh_TW"/>
-        </w:rPr>
-        <w:t>）。耶穌主要借用了但以理對天上征服者的異象（</w:t>
-      </w:r>
-      <w:hyperlink r:id="rId115">
-        <w:r>
-          <w:rPr>
-            <w:lang w:val="zh_TW" w:bidi="zh_TW"/>
-          </w:rPr>
-          <w:rPr>
-            <w:color w:val="0000EE"/>
-            <w:u w:val="single"/>
-          </w:rPr>
-          <w:t>但7:13–14</w:t>
-        </w:r>
-      </w:hyperlink>
-      <w:r>
-        <w:rPr>
-          <w:lang w:val="zh_TW" w:bidi="zh_TW"/>
-        </w:rPr>
-        <w:t>），祂不斷使用這個不太為人所知的稱號，並賦予其彌賽亞救恩的真正性質和範疇。耶穌的教導使門徒得以糾正他們對祂使命的錯誤看法（</w:t>
-      </w:r>
-      <w:hyperlink r:id="rId116">
-        <w:r>
-          <w:rPr>
-            <w:lang w:val="zh_TW" w:bidi="zh_TW"/>
-          </w:rPr>
-          <w:rPr>
-            <w:color w:val="0000EE"/>
-            <w:u w:val="single"/>
-          </w:rPr>
-          <w:t>太16:21–23</w:t>
-        </w:r>
-      </w:hyperlink>
-      <w:r>
-        <w:rPr>
-          <w:lang w:val="zh_TW" w:bidi="zh_TW"/>
-        </w:rPr>
-        <w:t>）。在時候滿足時，他們會明白祂不僅是彌賽亞，也是整卷舊約的主題（</w:t>
-      </w:r>
-      <w:hyperlink r:id="rId117">
-        <w:r>
-          <w:rPr>
-            <w:lang w:val="zh_TW" w:bidi="zh_TW"/>
-          </w:rPr>
-          <w:rPr>
-            <w:color w:val="0000EE"/>
-            <w:u w:val="single"/>
-          </w:rPr>
-          <w:t>太5:17</w:t>
-        </w:r>
-      </w:hyperlink>
-      <w:r>
-        <w:rPr>
-          <w:lang w:val="zh_TW" w:bidi="zh_TW"/>
-        </w:rPr>
-        <w:t>；</w:t>
-      </w:r>
-      <w:hyperlink r:id="rId118">
-        <w:r>
-          <w:rPr>
-            <w:lang w:val="zh_TW" w:bidi="zh_TW"/>
-          </w:rPr>
-          <w:rPr>
-            <w:color w:val="0000EE"/>
-            <w:u w:val="single"/>
-          </w:rPr>
-          <w:t>路24:27、44</w:t>
-        </w:r>
-      </w:hyperlink>
-      <w:r>
-        <w:rPr>
-          <w:lang w:val="zh_TW" w:bidi="zh_TW"/>
-        </w:rPr>
-        <w:t>；</w:t>
-      </w:r>
-      <w:hyperlink r:id="rId119">
-        <w:r>
-          <w:rPr>
-            <w:lang w:val="zh_TW" w:bidi="zh_TW"/>
-          </w:rPr>
-          <w:rPr>
-            <w:color w:val="0000EE"/>
-            <w:u w:val="single"/>
-          </w:rPr>
-          <w:t>約5:39</w:t>
-        </w:r>
-      </w:hyperlink>
-      <w:r>
-        <w:rPr>
-          <w:lang w:val="zh_TW" w:bidi="zh_TW"/>
-        </w:rPr>
-        <w:t>；參</w:t>
-      </w:r>
-      <w:hyperlink r:id="rId120">
-        <w:r>
-          <w:rPr>
-            <w:lang w:val="zh_TW" w:bidi="zh_TW"/>
-          </w:rPr>
-          <w:rPr>
-            <w:color w:val="0000EE"/>
-            <w:u w:val="single"/>
-          </w:rPr>
-          <w:t>來10:7</w:t>
-        </w:r>
-      </w:hyperlink>
-      <w:r>
-        <w:rPr>
-          <w:lang w:val="zh_TW" w:bidi="zh_TW"/>
-        </w:rPr>
-        <w:t>）。當耶穌從律法書開始解釋聖經（</w:t>
-      </w:r>
-      <w:hyperlink r:id="rId121">
-        <w:r>
-          <w:rPr>
-            <w:lang w:val="zh_TW" w:bidi="zh_TW"/>
-          </w:rPr>
-          <w:rPr>
-            <w:color w:val="0000EE"/>
-            <w:u w:val="single"/>
-          </w:rPr>
-          <w:t>路24:27</w:t>
-        </w:r>
-      </w:hyperlink>
-      <w:r>
-        <w:rPr>
-          <w:lang w:val="zh_TW" w:bidi="zh_TW"/>
-        </w:rPr>
-        <w:t>）時，祂作為神活生生的闡釋，即成為肉身的道（</w:t>
-      </w:r>
-      <w:hyperlink r:id="rId122">
-        <w:r>
-          <w:rPr>
-            <w:lang w:val="zh_TW" w:bidi="zh_TW"/>
-          </w:rPr>
-          <w:rPr>
-            <w:color w:val="0000EE"/>
-            <w:u w:val="single"/>
-          </w:rPr>
-          <w:t>約1:14、18</w:t>
-        </w:r>
-      </w:hyperlink>
-      <w:r>
-        <w:rPr>
-          <w:lang w:val="zh_TW" w:bidi="zh_TW"/>
-        </w:rPr>
-        <w:t>）。許多經文中可以看到對彌賽亞的正統解釋，如</w:t>
-      </w:r>
-      <w:hyperlink r:id="rId71">
-        <w:r>
-          <w:rPr>
-            <w:lang w:val="zh_TW" w:bidi="zh_TW"/>
-          </w:rPr>
-          <w:rPr>
-            <w:color w:val="0000EE"/>
-            <w:u w:val="single"/>
-          </w:rPr>
-          <w:t>詩2</w:t>
-        </w:r>
-      </w:hyperlink>
-      <w:r>
-        <w:rPr>
-          <w:lang w:val="zh_TW" w:bidi="zh_TW"/>
-        </w:rPr>
-        <w:t>，</w:t>
-      </w:r>
-      <w:hyperlink r:id="rId123">
-        <w:r>
-          <w:rPr>
-            <w:lang w:val="zh_TW" w:bidi="zh_TW"/>
-          </w:rPr>
-          <w:rPr>
-            <w:color w:val="0000EE"/>
-            <w:u w:val="single"/>
-          </w:rPr>
-          <w:t>16</w:t>
-        </w:r>
-      </w:hyperlink>
-      <w:r>
-        <w:rPr>
-          <w:lang w:val="zh_TW" w:bidi="zh_TW"/>
-        </w:rPr>
-        <w:t>，</w:t>
-      </w:r>
-      <w:hyperlink r:id="rId124">
-        <w:r>
-          <w:rPr>
-            <w:lang w:val="zh_TW" w:bidi="zh_TW"/>
-          </w:rPr>
-          <w:rPr>
-            <w:color w:val="0000EE"/>
-            <w:u w:val="single"/>
-          </w:rPr>
-          <w:t>22</w:t>
-        </w:r>
-      </w:hyperlink>
-      <w:r>
-        <w:rPr>
-          <w:lang w:val="zh_TW" w:bidi="zh_TW"/>
-        </w:rPr>
-        <w:t>，</w:t>
-      </w:r>
-      <w:hyperlink r:id="rId125">
-        <w:r>
-          <w:rPr>
-            <w:lang w:val="zh_TW" w:bidi="zh_TW"/>
-          </w:rPr>
-          <w:rPr>
-            <w:color w:val="0000EE"/>
-            <w:u w:val="single"/>
-          </w:rPr>
-          <w:t>40</w:t>
-        </w:r>
-      </w:hyperlink>
-      <w:r>
-        <w:rPr>
-          <w:lang w:val="zh_TW" w:bidi="zh_TW"/>
-        </w:rPr>
-        <w:t>，</w:t>
-      </w:r>
-      <w:hyperlink r:id="rId73">
-        <w:r>
-          <w:rPr>
-            <w:lang w:val="zh_TW" w:bidi="zh_TW"/>
-          </w:rPr>
-          <w:rPr>
-            <w:color w:val="0000EE"/>
-            <w:u w:val="single"/>
-          </w:rPr>
-          <w:t>110篇</w:t>
-        </w:r>
-      </w:hyperlink>
-      <w:r>
-        <w:rPr>
-          <w:lang w:val="zh_TW" w:bidi="zh_TW"/>
-        </w:rPr>
-        <w:t>；</w:t>
-      </w:r>
-      <w:hyperlink r:id="rId80">
-        <w:r>
-          <w:rPr>
-            <w:lang w:val="zh_TW" w:bidi="zh_TW"/>
-          </w:rPr>
-          <w:rPr>
-            <w:color w:val="0000EE"/>
-            <w:u w:val="single"/>
-          </w:rPr>
-          <w:t>賽7:14</w:t>
-        </w:r>
-      </w:hyperlink>
-      <w:r>
-        <w:rPr>
-          <w:lang w:val="zh_TW" w:bidi="zh_TW"/>
-        </w:rPr>
-        <w:t>，</w:t>
-      </w:r>
-      <w:hyperlink r:id="rId81">
-        <w:r>
-          <w:rPr>
-            <w:lang w:val="zh_TW" w:bidi="zh_TW"/>
-          </w:rPr>
-          <w:rPr>
-            <w:color w:val="0000EE"/>
-            <w:u w:val="single"/>
-          </w:rPr>
-          <w:t>9:6</w:t>
-        </w:r>
-      </w:hyperlink>
-      <w:r>
-        <w:rPr>
-          <w:lang w:val="zh_TW" w:bidi="zh_TW"/>
-        </w:rPr>
-        <w:t>，</w:t>
-      </w:r>
-      <w:hyperlink r:id="rId37">
-        <w:r>
-          <w:rPr>
-            <w:lang w:val="zh_TW" w:bidi="zh_TW"/>
-          </w:rPr>
-          <w:rPr>
-            <w:color w:val="0000EE"/>
-            <w:u w:val="single"/>
-          </w:rPr>
-          <w:t>11:1</w:t>
-        </w:r>
-      </w:hyperlink>
-      <w:r>
-        <w:rPr>
-          <w:lang w:val="zh_TW" w:bidi="zh_TW"/>
-        </w:rPr>
-        <w:t>，</w:t>
-      </w:r>
-      <w:hyperlink r:id="rId126">
-        <w:r>
-          <w:rPr>
-            <w:lang w:val="zh_TW" w:bidi="zh_TW"/>
-          </w:rPr>
-          <w:rPr>
-            <w:color w:val="0000EE"/>
-            <w:u w:val="single"/>
-          </w:rPr>
-          <w:t>40:10–11</w:t>
-        </w:r>
-      </w:hyperlink>
-      <w:r>
-        <w:rPr>
-          <w:lang w:val="zh_TW" w:bidi="zh_TW"/>
-        </w:rPr>
-        <w:t>，</w:t>
-      </w:r>
-      <w:hyperlink r:id="rId127">
-        <w:r>
-          <w:rPr>
-            <w:lang w:val="zh_TW" w:bidi="zh_TW"/>
-          </w:rPr>
-          <w:rPr>
-            <w:color w:val="0000EE"/>
-            <w:u w:val="single"/>
-          </w:rPr>
-          <w:t>50:6</w:t>
-        </w:r>
-      </w:hyperlink>
-      <w:r>
-        <w:rPr>
-          <w:lang w:val="zh_TW" w:bidi="zh_TW"/>
-        </w:rPr>
-        <w:t>，</w:t>
-      </w:r>
-      <w:hyperlink r:id="rId32">
-        <w:r>
-          <w:rPr>
-            <w:lang w:val="zh_TW" w:bidi="zh_TW"/>
-          </w:rPr>
-          <w:rPr>
-            <w:color w:val="0000EE"/>
-            <w:u w:val="single"/>
-          </w:rPr>
-          <w:t>52:13–53:12</w:t>
-        </w:r>
-      </w:hyperlink>
-      <w:r>
-        <w:rPr>
-          <w:lang w:val="zh_TW" w:bidi="zh_TW"/>
-        </w:rPr>
-        <w:t>，</w:t>
-      </w:r>
-      <w:hyperlink r:id="rId33">
-        <w:r>
-          <w:rPr>
-            <w:lang w:val="zh_TW" w:bidi="zh_TW"/>
-          </w:rPr>
-          <w:rPr>
-            <w:color w:val="0000EE"/>
-            <w:u w:val="single"/>
-          </w:rPr>
-          <w:t>61:1</w:t>
-        </w:r>
-      </w:hyperlink>
-      <w:r>
-        <w:rPr>
-          <w:lang w:val="zh_TW" w:bidi="zh_TW"/>
-        </w:rPr>
-        <w:t>，</w:t>
-      </w:r>
-      <w:hyperlink r:id="rId128">
-        <w:r>
-          <w:rPr>
-            <w:lang w:val="zh_TW" w:bidi="zh_TW"/>
-          </w:rPr>
-          <w:rPr>
-            <w:color w:val="0000EE"/>
-            <w:u w:val="single"/>
-          </w:rPr>
-          <w:t>63:1–6</w:t>
-        </w:r>
-      </w:hyperlink>
-      <w:r>
-        <w:rPr>
-          <w:lang w:val="zh_TW" w:bidi="zh_TW"/>
-        </w:rPr>
-        <w:t>；</w:t>
-      </w:r>
-      <w:hyperlink r:id="rId77">
-        <w:r>
-          <w:rPr>
-            <w:lang w:val="zh_TW" w:bidi="zh_TW"/>
-          </w:rPr>
-          <w:rPr>
-            <w:color w:val="0000EE"/>
-            <w:u w:val="single"/>
-          </w:rPr>
-          <w:t>耶23:5–6</w:t>
-        </w:r>
-      </w:hyperlink>
-      <w:r>
-        <w:rPr>
-          <w:lang w:val="zh_TW" w:bidi="zh_TW"/>
-        </w:rPr>
-        <w:t>，</w:t>
-      </w:r>
-      <w:hyperlink r:id="rId129">
-        <w:r>
-          <w:rPr>
-            <w:lang w:val="zh_TW" w:bidi="zh_TW"/>
-          </w:rPr>
-          <w:rPr>
-            <w:color w:val="0000EE"/>
-            <w:u w:val="single"/>
-          </w:rPr>
-          <w:t>33:14–16</w:t>
-        </w:r>
-      </w:hyperlink>
-      <w:r>
-        <w:rPr>
-          <w:lang w:val="zh_TW" w:bidi="zh_TW"/>
-        </w:rPr>
-        <w:t>；</w:t>
-      </w:r>
-      <w:hyperlink r:id="rId130">
-        <w:r>
-          <w:rPr>
-            <w:lang w:val="zh_TW" w:bidi="zh_TW"/>
-          </w:rPr>
-          <w:rPr>
-            <w:color w:val="0000EE"/>
-            <w:u w:val="single"/>
-          </w:rPr>
-          <w:t>結34:23</w:t>
-        </w:r>
-      </w:hyperlink>
-      <w:r>
-        <w:rPr>
-          <w:lang w:val="zh_TW" w:bidi="zh_TW"/>
-        </w:rPr>
-        <w:t>，</w:t>
-      </w:r>
-      <w:hyperlink r:id="rId131">
-        <w:r>
-          <w:rPr>
-            <w:lang w:val="zh_TW" w:bidi="zh_TW"/>
-          </w:rPr>
-          <w:rPr>
-            <w:color w:val="0000EE"/>
-            <w:u w:val="single"/>
-          </w:rPr>
-          <w:t>37:25</w:t>
-        </w:r>
-      </w:hyperlink>
-      <w:r>
-        <w:rPr>
-          <w:lang w:val="zh_TW" w:bidi="zh_TW"/>
-        </w:rPr>
-        <w:t>；</w:t>
-      </w:r>
-      <w:hyperlink r:id="rId132">
-        <w:r>
-          <w:rPr>
-            <w:lang w:val="zh_TW" w:bidi="zh_TW"/>
-          </w:rPr>
-          <w:rPr>
-            <w:color w:val="0000EE"/>
-            <w:u w:val="single"/>
-          </w:rPr>
-          <w:t>但9:24–27</w:t>
-        </w:r>
-      </w:hyperlink>
-      <w:r>
-        <w:rPr>
-          <w:lang w:val="zh_TW" w:bidi="zh_TW"/>
-        </w:rPr>
-        <w:t>；</w:t>
-      </w:r>
-      <w:hyperlink r:id="rId133">
-        <w:r>
-          <w:rPr>
-            <w:lang w:val="zh_TW" w:bidi="zh_TW"/>
-          </w:rPr>
-          <w:rPr>
-            <w:color w:val="0000EE"/>
-            <w:u w:val="single"/>
-          </w:rPr>
-          <w:t>何11:1</w:t>
-        </w:r>
-      </w:hyperlink>
-      <w:r>
-        <w:rPr>
-          <w:lang w:val="zh_TW" w:bidi="zh_TW"/>
-        </w:rPr>
-        <w:t>；</w:t>
-      </w:r>
-      <w:hyperlink r:id="rId78">
-        <w:r>
-          <w:rPr>
-            <w:lang w:val="zh_TW" w:bidi="zh_TW"/>
-          </w:rPr>
-          <w:rPr>
-            <w:color w:val="0000EE"/>
-            <w:u w:val="single"/>
-          </w:rPr>
-          <w:t>彌5:2</w:t>
-        </w:r>
-      </w:hyperlink>
-      <w:r>
-        <w:rPr>
-          <w:lang w:val="zh_TW" w:bidi="zh_TW"/>
-        </w:rPr>
-        <w:t>；</w:t>
-      </w:r>
-      <w:hyperlink r:id="rId51">
-        <w:r>
-          <w:rPr>
-            <w:lang w:val="zh_TW" w:bidi="zh_TW"/>
-          </w:rPr>
-          <w:rPr>
-            <w:color w:val="0000EE"/>
-            <w:u w:val="single"/>
-          </w:rPr>
-          <w:t>亞9:9</w:t>
-        </w:r>
-      </w:hyperlink>
-      <w:r>
-        <w:rPr>
-          <w:lang w:val="zh_TW" w:bidi="zh_TW"/>
-        </w:rPr>
-        <w:t>，</w:t>
-      </w:r>
-      <w:hyperlink r:id="rId134">
-        <w:r>
-          <w:rPr>
-            <w:lang w:val="zh_TW" w:bidi="zh_TW"/>
-          </w:rPr>
-          <w:rPr>
-            <w:color w:val="0000EE"/>
-            <w:u w:val="single"/>
-          </w:rPr>
-          <w:t>11:13</w:t>
-        </w:r>
-      </w:hyperlink>
-      <w:r>
-        <w:rPr>
-          <w:lang w:val="zh_TW" w:bidi="zh_TW"/>
-        </w:rPr>
-        <w:t>，</w:t>
-      </w:r>
-      <w:hyperlink r:id="rId135">
-        <w:r>
-          <w:rPr>
-            <w:lang w:val="zh_TW" w:bidi="zh_TW"/>
-          </w:rPr>
-          <w:rPr>
-            <w:color w:val="0000EE"/>
-            <w:u w:val="single"/>
-          </w:rPr>
-          <w:t>12:10</w:t>
-        </w:r>
-      </w:hyperlink>
-      <w:r>
-        <w:rPr>
-          <w:lang w:val="zh_TW" w:bidi="zh_TW"/>
-        </w:rPr>
-        <w:t>，</w:t>
-      </w:r>
-      <w:hyperlink r:id="rId136">
-        <w:r>
-          <w:rPr>
-            <w:lang w:val="zh_TW" w:bidi="zh_TW"/>
-          </w:rPr>
-          <w:rPr>
-            <w:color w:val="0000EE"/>
-            <w:u w:val="single"/>
-          </w:rPr>
-          <w:t>13:7</w:t>
-        </w:r>
-      </w:hyperlink>
-      <w:r>
-        <w:rPr>
-          <w:lang w:val="zh_TW" w:bidi="zh_TW"/>
-        </w:rPr>
-        <w:t>；</w:t>
-      </w:r>
-      <w:hyperlink r:id="rId137">
-        <w:r>
-          <w:rPr>
-            <w:lang w:val="zh_TW" w:bidi="zh_TW"/>
-          </w:rPr>
-          <w:rPr>
-            <w:color w:val="0000EE"/>
-            <w:u w:val="single"/>
-          </w:rPr>
-          <w:t>瑪3:1</w:t>
-        </w:r>
-      </w:hyperlink>
-      <w:r>
-        <w:rPr>
-          <w:lang w:val="zh_TW" w:bidi="zh_TW"/>
-        </w:rPr>
-        <w:t>，</w:t>
-      </w:r>
-      <w:hyperlink r:id="rId138">
-        <w:r>
-          <w:rPr>
-            <w:lang w:val="zh_TW" w:bidi="zh_TW"/>
-          </w:rPr>
-          <w:rPr>
-            <w:color w:val="0000EE"/>
-            <w:u w:val="single"/>
-          </w:rPr>
-          <w:t>4:2</w:t>
-        </w:r>
-      </w:hyperlink>
-      <w:r>
-        <w:rPr>
-          <w:lang w:val="zh_TW" w:bidi="zh_TW"/>
-        </w:rPr>
-        <w:t>。</w:t>
-      </w:r>
-    </w:p>
-    <w:p>
-      <w:pPr/>
-      <w:r>
-        <w:rPr>
-          <w:lang w:val="zh_TW" w:bidi="zh_TW"/>
-        </w:rPr>
-      </w:r>
-      <w:r>
-        <w:rPr>
-          <w:lang w:val="zh_TW" w:bidi="zh_TW"/>
-        </w:rPr>
-        <w:t>四位福音書作者都堅定地宣告耶穌的彌賽亞身份（</w:t>
-      </w:r>
-      <w:hyperlink r:id="rId139">
-        <w:r>
-          <w:rPr>
-            <w:lang w:val="zh_TW" w:bidi="zh_TW"/>
-          </w:rPr>
-          <w:rPr>
-            <w:color w:val="0000EE"/>
-            <w:u w:val="single"/>
-          </w:rPr>
-          <w:t>太1:1</w:t>
-        </w:r>
-      </w:hyperlink>
-      <w:r>
-        <w:rPr>
-          <w:lang w:val="zh_TW" w:bidi="zh_TW"/>
-        </w:rPr>
-        <w:t>；</w:t>
-      </w:r>
-      <w:hyperlink r:id="rId140">
-        <w:r>
-          <w:rPr>
-            <w:lang w:val="zh_TW" w:bidi="zh_TW"/>
-          </w:rPr>
-          <w:rPr>
-            <w:color w:val="0000EE"/>
-            <w:u w:val="single"/>
-          </w:rPr>
-          <w:t>可1:1</w:t>
-        </w:r>
-      </w:hyperlink>
-      <w:r>
-        <w:rPr>
-          <w:lang w:val="zh_TW" w:bidi="zh_TW"/>
-        </w:rPr>
-        <w:t>；</w:t>
-      </w:r>
-      <w:hyperlink r:id="rId141">
-        <w:r>
-          <w:rPr>
-            <w:lang w:val="zh_TW" w:bidi="zh_TW"/>
-          </w:rPr>
-          <w:rPr>
-            <w:color w:val="0000EE"/>
-            <w:u w:val="single"/>
-          </w:rPr>
-          <w:t>路24:26</w:t>
-        </w:r>
-      </w:hyperlink>
-      <w:r>
-        <w:rPr>
-          <w:lang w:val="zh_TW" w:bidi="zh_TW"/>
-        </w:rPr>
-        <w:t>；</w:t>
-      </w:r>
-      <w:hyperlink r:id="rId142">
-        <w:r>
-          <w:rPr>
-            <w:lang w:val="zh_TW" w:bidi="zh_TW"/>
-          </w:rPr>
-          <w:rPr>
-            <w:color w:val="0000EE"/>
-            <w:u w:val="single"/>
-          </w:rPr>
-          <w:t>約20:31</w:t>
-        </w:r>
-      </w:hyperlink>
-      <w:r>
-        <w:rPr>
-          <w:lang w:val="zh_TW" w:bidi="zh_TW"/>
-        </w:rPr>
-        <w:t>）。彼得在五旬節、腓利在衣索匹亞太監面前、亞波羅在公開辯論中，都一致有力地證明耶穌是彌賽亞（</w:t>
-      </w:r>
-      <w:hyperlink r:id="rId143">
-        <w:r>
-          <w:rPr>
-            <w:lang w:val="zh_TW" w:bidi="zh_TW"/>
-          </w:rPr>
-          <w:rPr>
-            <w:color w:val="0000EE"/>
-            <w:u w:val="single"/>
-          </w:rPr>
-          <w:t>徒2:36，</w:t>
-        </w:r>
-      </w:hyperlink>
-      <w:hyperlink r:id="rId144">
-        <w:r>
-          <w:rPr>
-            <w:lang w:val="zh_TW" w:bidi="zh_TW"/>
-          </w:rPr>
-          <w:rPr>
-            <w:color w:val="0000EE"/>
-            <w:u w:val="single"/>
-          </w:rPr>
-          <w:t>8:35</w:t>
-        </w:r>
-      </w:hyperlink>
-      <w:r>
-        <w:rPr>
-          <w:lang w:val="zh_TW" w:bidi="zh_TW"/>
-        </w:rPr>
-        <w:t>，</w:t>
-      </w:r>
-      <w:hyperlink r:id="rId145">
-        <w:r>
-          <w:rPr>
-            <w:lang w:val="zh_TW" w:bidi="zh_TW"/>
-          </w:rPr>
-          <w:rPr>
-            <w:color w:val="0000EE"/>
-            <w:u w:val="single"/>
-          </w:rPr>
-          <w:t>28:28</w:t>
-        </w:r>
-      </w:hyperlink>
-      <w:r>
-        <w:rPr>
-          <w:lang w:val="zh_TW" w:bidi="zh_TW"/>
-        </w:rPr>
-        <w:t>）。彼得說他被「立」為主和基督（</w:t>
-      </w:r>
-      <w:hyperlink r:id="rId143">
-        <w:r>
-          <w:rPr>
-            <w:lang w:val="zh_TW" w:bidi="zh_TW"/>
-          </w:rPr>
-          <w:rPr>
-            <w:color w:val="0000EE"/>
-            <w:u w:val="single"/>
-          </w:rPr>
-          <w:t>2:36</w:t>
-        </w:r>
-      </w:hyperlink>
-      <w:r>
-        <w:rPr>
-          <w:lang w:val="zh_TW" w:bidi="zh_TW"/>
-        </w:rPr>
-        <w:t>），這表明復活正當地確認了祂的這個身份。同樣，使徒保羅談到耶穌的復活時，將其視為祂不容置疑的彌賽亞資格的明顯宣告（</w:t>
-      </w:r>
-      <w:hyperlink r:id="rId146">
-        <w:r>
-          <w:rPr>
-            <w:lang w:val="zh_TW" w:bidi="zh_TW"/>
-          </w:rPr>
-          <w:rPr>
-            <w:color w:val="0000EE"/>
-            <w:u w:val="single"/>
-          </w:rPr>
-          <w:t>羅1:4</w:t>
-        </w:r>
-      </w:hyperlink>
-      <w:r>
-        <w:rPr>
-          <w:lang w:val="zh_TW" w:bidi="zh_TW"/>
-        </w:rPr>
-        <w:t>）。對於保羅這位曾經的法利賽人和教會的迫害者來說，「耶穌基督」是他傳道的核心內容。沒有什麼能與彌賽亞的榮耀相比，一切在祂面前都黯然失色（</w:t>
-      </w:r>
-      <w:hyperlink r:id="rId147">
-        <w:r>
-          <w:rPr>
-            <w:lang w:val="zh_TW" w:bidi="zh_TW"/>
-          </w:rPr>
-          <w:rPr>
-            <w:color w:val="0000EE"/>
-            <w:u w:val="single"/>
-          </w:rPr>
-          <w:t>腓3:5–10</w:t>
-        </w:r>
-      </w:hyperlink>
-      <w:r>
-        <w:rPr>
-          <w:lang w:val="zh_TW" w:bidi="zh_TW"/>
-        </w:rPr>
-        <w:t>）。這位使徒的最大熱忱，就是希望他人能在神獨生子裡得以認識神豐盛的恩典（</w:t>
-      </w:r>
-      <w:hyperlink r:id="rId148">
-        <w:r>
-          <w:rPr>
-            <w:lang w:val="zh_TW" w:bidi="zh_TW"/>
-          </w:rPr>
-          <w:rPr>
-            <w:color w:val="0000EE"/>
-            <w:u w:val="single"/>
-          </w:rPr>
-          <w:t>弗3:14–19</w:t>
-        </w:r>
-      </w:hyperlink>
-      <w:r>
-        <w:rPr>
-          <w:lang w:val="zh_TW" w:bidi="zh_TW"/>
-        </w:rPr>
-        <w:t>）。</w:t>
-      </w:r>
-    </w:p>
-    <w:p>
-      <w:pPr/>
-      <w:r>
-        <w:rPr>
-          <w:lang w:val="zh_TW" w:bidi="zh_TW"/>
-        </w:rPr>
-      </w:r>
-      <w:r>
-        <w:rPr>
-          <w:lang w:val="zh_TW" w:bidi="zh_TW"/>
-        </w:rPr>
-        <w:t>聖經中聖靈以多種名稱稱呼耶穌——聖者、審判者、義者、王、神的兒子和主——但這些並不全面。在祂裡面，一切關於彌賽亞的預言交織匯合；祂是驗證這些預言真實性的試金石。主耶穌基督本身是這約的核心和內容，藉此罪人得以與聖潔的神和好（</w:t>
-      </w:r>
-      <w:hyperlink r:id="rId149">
-        <w:r>
-          <w:rPr>
-            <w:lang w:val="zh_TW" w:bidi="zh_TW"/>
-          </w:rPr>
-          <w:rPr>
-            <w:color w:val="0000EE"/>
-            <w:u w:val="single"/>
-          </w:rPr>
-          <w:t>賽42:6</w:t>
-        </w:r>
-      </w:hyperlink>
-      <w:r>
-        <w:rPr>
-          <w:lang w:val="zh_TW" w:bidi="zh_TW"/>
-        </w:rPr>
-        <w:t>；</w:t>
-      </w:r>
-      <w:hyperlink r:id="rId150">
-        <w:r>
-          <w:rPr>
-            <w:lang w:val="zh_TW" w:bidi="zh_TW"/>
-          </w:rPr>
-          <w:rPr>
-            <w:color w:val="0000EE"/>
-            <w:u w:val="single"/>
-          </w:rPr>
-          <w:t>約14:6</w:t>
-        </w:r>
-      </w:hyperlink>
-      <w:r>
-        <w:rPr>
-          <w:lang w:val="zh_TW" w:bidi="zh_TW"/>
-        </w:rPr>
-        <w:t>）。耶穌是以色列的彌賽亞，是神道成肉身，完全應驗了所有的預言、預表和象徵——這些都是祂來臨的影子。因此，所有人都應當信靠祂，祂是一切恩典的源頭，是唯一長存的珍寶（</w:t>
-      </w:r>
-      <w:hyperlink r:id="rId151">
-        <w:r>
-          <w:rPr>
-            <w:lang w:val="zh_TW" w:bidi="zh_TW"/>
-          </w:rPr>
-          <w:rPr>
-            <w:color w:val="0000EE"/>
-            <w:u w:val="single"/>
-          </w:rPr>
-          <w:t>太12:21</w:t>
-        </w:r>
-      </w:hyperlink>
-      <w:r>
-        <w:rPr>
-          <w:lang w:val="zh_TW" w:bidi="zh_TW"/>
-        </w:rPr>
-        <w:t>；</w:t>
-      </w:r>
-      <w:hyperlink r:id="rId152">
-        <w:r>
-          <w:rPr>
-            <w:lang w:val="zh_TW" w:bidi="zh_TW"/>
-          </w:rPr>
-          <w:rPr>
-            <w:color w:val="0000EE"/>
-            <w:u w:val="single"/>
-          </w:rPr>
-          <w:t>約1:16–17</w:t>
-        </w:r>
-      </w:hyperlink>
-      <w:r>
-        <w:rPr>
-          <w:lang w:val="zh_TW" w:bidi="zh_TW"/>
-        </w:rPr>
-        <w:t>；</w:t>
-      </w:r>
-      <w:hyperlink r:id="rId153">
-        <w:r>
-          <w:rPr>
-            <w:lang w:val="zh_TW" w:bidi="zh_TW"/>
-          </w:rPr>
-          <w:rPr>
-            <w:color w:val="0000EE"/>
-            <w:u w:val="single"/>
-          </w:rPr>
-          <w:t>西2:3</w:t>
-        </w:r>
-      </w:hyperlink>
-      <w:r>
-        <w:rPr>
-          <w:lang w:val="zh_TW" w:bidi="zh_TW"/>
-        </w:rPr>
-        <w:t>）。作為先知，祂引導我們進入一切真理（</w:t>
-      </w:r>
-      <w:hyperlink r:id="rId154">
-        <w:r>
-          <w:rPr>
-            <w:lang w:val="zh_TW" w:bidi="zh_TW"/>
-          </w:rPr>
-          <w:rPr>
-            <w:color w:val="0000EE"/>
-            <w:u w:val="single"/>
-          </w:rPr>
-          <w:t>約6:14</w:t>
-        </w:r>
-      </w:hyperlink>
-      <w:r>
-        <w:rPr>
-          <w:lang w:val="zh_TW" w:bidi="zh_TW"/>
-        </w:rPr>
-        <w:t>，</w:t>
-      </w:r>
-      <w:hyperlink r:id="rId155">
-        <w:r>
-          <w:rPr>
-            <w:lang w:val="zh_TW" w:bidi="zh_TW"/>
-          </w:rPr>
-          <w:rPr>
-            <w:color w:val="0000EE"/>
-            <w:u w:val="single"/>
-          </w:rPr>
-          <w:t>7:16</w:t>
-        </w:r>
-      </w:hyperlink>
-      <w:r>
-        <w:rPr>
-          <w:lang w:val="zh_TW" w:bidi="zh_TW"/>
-        </w:rPr>
-        <w:t>）；作為祭司，祂為我們代求（</w:t>
-      </w:r>
-      <w:hyperlink r:id="rId156">
-        <w:r>
-          <w:rPr>
-            <w:lang w:val="zh_TW" w:bidi="zh_TW"/>
-          </w:rPr>
-          <w:rPr>
-            <w:color w:val="0000EE"/>
-            <w:u w:val="single"/>
-          </w:rPr>
-          <w:t>來7:21</w:t>
-        </w:r>
-      </w:hyperlink>
-      <w:r>
-        <w:rPr>
-          <w:lang w:val="zh_TW" w:bidi="zh_TW"/>
-        </w:rPr>
-        <w:t>）；作為王，祂統治我們（</w:t>
-      </w:r>
-      <w:hyperlink r:id="rId157">
-        <w:r>
-          <w:rPr>
-            <w:lang w:val="zh_TW" w:bidi="zh_TW"/>
-          </w:rPr>
-          <w:rPr>
-            <w:color w:val="0000EE"/>
-            <w:u w:val="single"/>
-          </w:rPr>
-          <w:t>腓2:9–10</w:t>
-        </w:r>
-      </w:hyperlink>
-      <w:r>
-        <w:rPr>
-          <w:lang w:val="zh_TW" w:bidi="zh_TW"/>
-        </w:rPr>
-        <w:t>）。</w:t>
-      </w:r>
-    </w:p>
-    <w:p>
-      <w:pPr/>
-      <w:r>
-        <w:rPr>
-          <w:lang w:val="zh_TW" w:bidi="zh_TW"/>
-        </w:rPr>
-      </w:r>
-      <w:r>
-        <w:rPr>
-          <w:i/>
-          <w:lang w:val="zh_TW" w:bidi="zh_TW"/>
-        </w:rPr>
-        <w:t>另見</w:t>
-      </w:r>
-      <w:r>
-        <w:rPr>
-          <w:lang w:val="zh_TW" w:bidi="zh_TW"/>
-        </w:rPr>
-        <w:t xml:space="preserve"> </w:t>
-      </w:r>
-      <w:r>
-        <w:rPr>
-          <w:lang w:val="zh_TW" w:bidi="zh_TW"/>
-        </w:rPr>
-        <w:t>贖罪</w:t>
-      </w:r>
-      <w:r>
-        <w:rPr>
-          <w:lang w:val="zh_TW" w:bidi="zh_TW"/>
-        </w:rPr>
-        <w:t>；</w:t>
-      </w:r>
-      <w:r>
-        <w:rPr>
-          <w:lang w:val="zh_TW" w:bidi="zh_TW"/>
-        </w:rPr>
-        <w:t>枝子</w:t>
-      </w:r>
-      <w:r>
-        <w:rPr>
-          <w:lang w:val="zh_TW" w:bidi="zh_TW"/>
-        </w:rPr>
-        <w:t>；</w:t>
-      </w:r>
-      <w:r>
-        <w:rPr>
-          <w:lang w:val="zh_TW" w:bidi="zh_TW"/>
-        </w:rPr>
-        <w:t>基督論</w:t>
-      </w:r>
-      <w:r>
-        <w:rPr>
-          <w:lang w:val="zh_TW" w:bidi="zh_TW"/>
-        </w:rPr>
-        <w:t>；</w:t>
-      </w:r>
-      <w:r>
-        <w:rPr>
-          <w:lang w:val="zh_TW" w:bidi="zh_TW"/>
-        </w:rPr>
-        <w:t>耶穌基督的生平和教導</w:t>
-      </w:r>
-      <w:r>
-        <w:rPr>
-          <w:lang w:val="zh_TW" w:bidi="zh_TW"/>
-        </w:rPr>
-        <w:t>；</w:t>
-      </w:r>
-      <w:r>
-        <w:rPr>
-          <w:lang w:val="zh_TW" w:bidi="zh_TW"/>
-        </w:rPr>
-        <w:t>救贖主，救贖</w:t>
-      </w:r>
-      <w:r>
-        <w:rPr>
-          <w:lang w:val="zh_TW" w:bidi="zh_TW"/>
-        </w:rPr>
-        <w:t>；</w:t>
-      </w:r>
-      <w:r>
-        <w:rPr>
-          <w:lang w:val="zh_TW" w:bidi="zh_TW"/>
-        </w:rPr>
-        <w:t>神的兒子</w:t>
-      </w:r>
-      <w:r>
-        <w:rPr>
-          <w:lang w:val="zh_TW" w:bidi="zh_TW"/>
-        </w:rPr>
-        <w:t>；</w:t>
-      </w:r>
-      <w:r>
-        <w:rPr>
-          <w:lang w:val="zh_TW" w:bidi="zh_TW"/>
-        </w:rPr>
-        <w:t>人子</w:t>
-      </w:r>
-      <w:r>
-        <w:rPr>
-          <w:lang w:val="zh_TW" w:bidi="zh_TW"/>
-        </w:rPr>
-        <w:t>。</w:t>
-      </w:r>
-      <w:r>
-        <w:rPr>
-          <w:lang w:val="zh_TW" w:bidi="zh_TW"/>
-        </w:rPr>
-      </w:r>
-      <w:r>
-        <w:rPr>
-          <w:lang w:val="zh_TW" w:bidi="zh_TW"/>
-        </w:rPr>
-      </w:r>
-    </w:p>
-    <w:p>
-      <w:pPr/>
-      <w:r>
-        <w:rPr>
-          <w:lang w:val="zh_TW" w:bidi="zh_TW"/>
-        </w:rPr>
-      </w:r>
-    </w:p>
-    <w:p>
-      <w:pPr>
-        <w:pStyle w:val="Heading2"/>
-      </w:pPr>
-      <w:r>
-        <w:rPr>
-          <w:lang w:val="zh_TW" w:bidi="zh_TW"/>
-        </w:rPr>
-        <w:t>米比衫</w:t>
-      </w:r>
-      <w:r>
-        <w:rPr>
-          <w:lang w:val="zh_TW" w:bidi="zh_TW"/>
-        </w:rPr>
-      </w:r>
-    </w:p>
-    <w:p>
-      <w:pPr>
-        <w:pStyle w:val="ListNumber"/>
-        <w:numPr>
-          <w:ilvl w:val="0"/>
-          <w:numId w:val="14"/>
-        </w:numPr>
-        <w:spacing w:line="240" w:lineRule="auto"/>
-        <w:ind w:left="720"/>
-      </w:pPr>
-      <w:r>
-        <w:rPr>
-          <w:lang w:val="zh_TW" w:bidi="zh_TW"/>
-        </w:rPr>
-      </w:r>
-      <w:r>
-        <w:rPr>
-          <w:lang w:val="zh_TW" w:bidi="zh_TW"/>
-        </w:rPr>
-        <w:t>以實瑪利的兒子之一，也是以他名字命名的一個部族的始祖（</w:t>
-      </w:r>
-      <w:hyperlink r:id="rId158">
-        <w:r>
-          <w:rPr>
-            <w:lang w:val="zh_TW" w:bidi="zh_TW"/>
-          </w:rPr>
-          <w:rPr>
-            <w:color w:val="0000EE"/>
-            <w:u w:val="single"/>
-          </w:rPr>
-          <w:t>創25:13</w:t>
-        </w:r>
-      </w:hyperlink>
-      <w:r>
-        <w:rPr>
-          <w:lang w:val="zh_TW" w:bidi="zh_TW"/>
-        </w:rPr>
-        <w:t>；</w:t>
-      </w:r>
-      <w:hyperlink r:id="rId159">
-        <w:r>
-          <w:rPr>
-            <w:lang w:val="zh_TW" w:bidi="zh_TW"/>
-          </w:rPr>
-          <w:rPr>
-            <w:color w:val="0000EE"/>
-            <w:u w:val="single"/>
-          </w:rPr>
-          <w:t>代上1:29</w:t>
-        </w:r>
-      </w:hyperlink>
-      <w:r>
-        <w:rPr>
-          <w:lang w:val="zh_TW" w:bidi="zh_TW"/>
-        </w:rPr>
-        <w:t>）。</w:t>
-      </w:r>
-    </w:p>
-    <w:p>
-      <w:pPr>
-        <w:pStyle w:val="ListNumber"/>
-        <w:spacing w:line="240" w:lineRule="auto"/>
-        <w:ind w:left="720"/>
-      </w:pPr>
-      <w:r>
-        <w:rPr>
-          <w:lang w:val="zh_TW" w:bidi="zh_TW"/>
-        </w:rPr>
-      </w:r>
-      <w:r>
-        <w:rPr>
-          <w:lang w:val="zh_TW" w:bidi="zh_TW"/>
-        </w:rPr>
-        <w:t>沙龍的兒子，並且是米施瑪的父親（</w:t>
-      </w:r>
-      <w:hyperlink r:id="rId160">
-        <w:r>
-          <w:rPr>
-            <w:lang w:val="zh_TW" w:bidi="zh_TW"/>
-          </w:rPr>
-          <w:rPr>
-            <w:color w:val="0000EE"/>
-            <w:u w:val="single"/>
-          </w:rPr>
-          <w:t>代上4:25</w:t>
-        </w:r>
-      </w:hyperlink>
-      <w:r>
-        <w:rPr>
-          <w:lang w:val="zh_TW" w:bidi="zh_TW"/>
-        </w:rPr>
-        <w:t>）。</w:t>
-      </w:r>
-      <w:r>
-        <w:rPr>
-          <w:lang w:val="zh_TW" w:bidi="zh_TW"/>
-        </w:rPr>
-      </w:r>
-      <w:r>
-        <w:rPr>
-          <w:lang w:val="zh_TW" w:bidi="zh_TW"/>
-        </w:rPr>
-      </w:r>
-    </w:p>
-    <w:p>
-      <w:pPr/>
-      <w:r>
-        <w:rPr>
-          <w:lang w:val="zh_TW" w:bidi="zh_TW"/>
-        </w:rPr>
-      </w:r>
-    </w:p>
-    <w:p>
-      <w:pPr>
-        <w:pStyle w:val="Heading2"/>
-      </w:pPr>
-      <w:r>
-        <w:rPr>
-          <w:lang w:val="zh_TW" w:bidi="zh_TW"/>
-        </w:rPr>
-        <w:t>米但</w:t>
-      </w:r>
-      <w:r>
-        <w:rPr>
-          <w:lang w:val="zh_TW" w:bidi="zh_TW"/>
-        </w:rPr>
-      </w:r>
-    </w:p>
-    <w:p>
-      <w:pPr/>
-      <w:r>
-        <w:rPr>
-          <w:lang w:val="zh_TW" w:bidi="zh_TW"/>
-        </w:rPr>
-      </w:r>
-      <w:r>
-        <w:rPr>
-          <w:lang w:val="zh_TW" w:bidi="zh_TW"/>
-        </w:rPr>
-        <w:t>亞伯拉罕與他的第二位妻子基土拉所生的第三個兒子（</w:t>
-      </w:r>
-      <w:hyperlink r:id="rId161">
-        <w:r>
-          <w:rPr>
-            <w:lang w:val="zh_TW" w:bidi="zh_TW"/>
-          </w:rPr>
-          <w:rPr>
-            <w:color w:val="0000EE"/>
-            <w:u w:val="single"/>
-          </w:rPr>
-          <w:t>創25:2</w:t>
-        </w:r>
-      </w:hyperlink>
-      <w:r>
-        <w:rPr>
-          <w:lang w:val="zh_TW" w:bidi="zh_TW"/>
-        </w:rPr>
-        <w:t>；</w:t>
-      </w:r>
-      <w:hyperlink r:id="rId162">
-        <w:r>
-          <w:rPr>
-            <w:lang w:val="zh_TW" w:bidi="zh_TW"/>
-          </w:rPr>
-          <w:rPr>
-            <w:color w:val="0000EE"/>
-            <w:u w:val="single"/>
-          </w:rPr>
-          <w:t>代上1:32</w:t>
-        </w:r>
-      </w:hyperlink>
-      <w:r>
-        <w:rPr>
-          <w:lang w:val="zh_TW" w:bidi="zh_TW"/>
-        </w:rPr>
-        <w:t>）。</w:t>
-      </w:r>
-      <w:r>
-        <w:rPr>
-          <w:lang w:val="zh_TW" w:bidi="zh_TW"/>
-        </w:rPr>
-      </w:r>
-      <w:r>
-        <w:rPr>
-          <w:lang w:val="zh_TW" w:bidi="zh_TW"/>
-        </w:rPr>
-      </w:r>
-    </w:p>
-    <w:p>
-      <w:pPr/>
-      <w:r>
-        <w:rPr>
-          <w:lang w:val="zh_TW" w:bidi="zh_TW"/>
-        </w:rPr>
-      </w:r>
-    </w:p>
-    <w:p>
-      <w:pPr>
-        <w:pStyle w:val="Heading2"/>
-      </w:pPr>
-      <w:r>
-        <w:rPr>
-          <w:lang w:val="zh_TW" w:bidi="zh_TW"/>
-        </w:rPr>
-        <w:t>米戶雅利</w:t>
-      </w:r>
-      <w:r>
-        <w:rPr>
-          <w:lang w:val="zh_TW" w:bidi="zh_TW"/>
-        </w:rPr>
-      </w:r>
-    </w:p>
-    <w:p>
-      <w:pPr/>
-      <w:r>
-        <w:rPr>
-          <w:lang w:val="zh_TW" w:bidi="zh_TW"/>
-        </w:rPr>
-      </w:r>
-      <w:r>
-        <w:rPr>
-          <w:lang w:val="zh_TW" w:bidi="zh_TW"/>
-        </w:rPr>
-        <w:t>以拿的兒子，瑪土撒利的父親，屬該隱的家族支系（</w:t>
-      </w:r>
-      <w:hyperlink r:id="rId163">
-        <w:r>
-          <w:rPr>
-            <w:lang w:val="zh_TW" w:bidi="zh_TW"/>
-          </w:rPr>
-          <w:rPr>
-            <w:color w:val="0000EE"/>
-            <w:u w:val="single"/>
-          </w:rPr>
-          <w:t>創4:18</w:t>
-        </w:r>
-      </w:hyperlink>
-      <w:r>
-        <w:rPr>
-          <w:lang w:val="zh_TW" w:bidi="zh_TW"/>
-        </w:rPr>
-        <w:t>）。</w:t>
-      </w:r>
-      <w:r>
-        <w:rPr>
-          <w:lang w:val="zh_TW" w:bidi="zh_TW"/>
-        </w:rPr>
-      </w:r>
-      <w:r>
-        <w:rPr>
-          <w:lang w:val="zh_TW" w:bidi="zh_TW"/>
-        </w:rPr>
-      </w:r>
-    </w:p>
-    <w:p>
-      <w:pPr/>
-      <w:r>
-        <w:rPr>
-          <w:lang w:val="zh_TW" w:bidi="zh_TW"/>
-        </w:rPr>
-      </w:r>
-    </w:p>
-    <w:p>
-      <w:pPr>
-        <w:pStyle w:val="Heading2"/>
-      </w:pPr>
-      <w:r>
-        <w:rPr>
-          <w:lang w:val="zh_TW" w:bidi="zh_TW"/>
-        </w:rPr>
-        <w:t>米施瑪</w:t>
-      </w:r>
-      <w:r>
-        <w:rPr>
-          <w:lang w:val="zh_TW" w:bidi="zh_TW"/>
-        </w:rPr>
-      </w:r>
-    </w:p>
-    <w:p>
-      <w:pPr>
-        <w:pStyle w:val="ListNumber"/>
-        <w:numPr>
-          <w:ilvl w:val="0"/>
-          <w:numId w:val="15"/>
-        </w:numPr>
-        <w:spacing w:line="240" w:lineRule="auto"/>
-        <w:ind w:left="720"/>
-      </w:pPr>
-      <w:r>
-        <w:rPr>
-          <w:lang w:val="zh_TW" w:bidi="zh_TW"/>
-        </w:rPr>
-      </w:r>
-      <w:r>
-        <w:rPr>
-          <w:lang w:val="zh_TW" w:bidi="zh_TW"/>
-        </w:rPr>
-        <w:t>以實瑪利的兒子之一，他是亞伯拉罕的孫子，也是一個阿拉伯部族的始祖（</w:t>
-      </w:r>
-      <w:hyperlink r:id="rId164">
-        <w:r>
-          <w:rPr>
-            <w:lang w:val="zh_TW" w:bidi="zh_TW"/>
-          </w:rPr>
-          <w:rPr>
-            <w:color w:val="0000EE"/>
-            <w:u w:val="single"/>
-          </w:rPr>
-          <w:t>創25:14</w:t>
-        </w:r>
-      </w:hyperlink>
-      <w:r>
-        <w:rPr>
-          <w:lang w:val="zh_TW" w:bidi="zh_TW"/>
-        </w:rPr>
-        <w:t>；</w:t>
-      </w:r>
-      <w:hyperlink r:id="rId165">
-        <w:r>
-          <w:rPr>
-            <w:lang w:val="zh_TW" w:bidi="zh_TW"/>
-          </w:rPr>
-          <w:rPr>
-            <w:color w:val="0000EE"/>
-            <w:u w:val="single"/>
-          </w:rPr>
-          <w:t>代上1:30</w:t>
-        </w:r>
-      </w:hyperlink>
-      <w:r>
-        <w:rPr>
-          <w:lang w:val="zh_TW" w:bidi="zh_TW"/>
-        </w:rPr>
-        <w:t>）。</w:t>
-      </w:r>
-    </w:p>
-    <w:p>
-      <w:pPr>
-        <w:pStyle w:val="ListNumber"/>
-        <w:spacing w:line="240" w:lineRule="auto"/>
-        <w:ind w:left="720"/>
-      </w:pPr>
-      <w:r>
-        <w:rPr>
-          <w:lang w:val="zh_TW" w:bidi="zh_TW"/>
-        </w:rPr>
-      </w:r>
-      <w:r>
-        <w:rPr>
-          <w:lang w:val="zh_TW" w:bidi="zh_TW"/>
-        </w:rPr>
-        <w:t>米比衫的兒子，出自於西緬支派（</w:t>
-      </w:r>
-      <w:hyperlink r:id="rId166">
-        <w:r>
-          <w:rPr>
-            <w:lang w:val="zh_TW" w:bidi="zh_TW"/>
-          </w:rPr>
-          <w:rPr>
-            <w:color w:val="0000EE"/>
-            <w:u w:val="single"/>
-          </w:rPr>
-          <w:t>代上4:25–26</w:t>
-        </w:r>
-      </w:hyperlink>
-      <w:r>
-        <w:rPr>
-          <w:lang w:val="zh_TW" w:bidi="zh_TW"/>
-        </w:rPr>
-        <w:t>）。他沒有出現在</w:t>
-      </w:r>
-      <w:hyperlink r:id="rId167">
-        <w:r>
-          <w:rPr>
-            <w:lang w:val="zh_TW" w:bidi="zh_TW"/>
-          </w:rPr>
-          <w:rPr>
-            <w:color w:val="0000EE"/>
-            <w:u w:val="single"/>
-          </w:rPr>
-          <w:t>創世記二十五章</w:t>
-        </w:r>
-      </w:hyperlink>
-      <w:r>
-        <w:rPr>
-          <w:lang w:val="zh_TW" w:bidi="zh_TW"/>
-        </w:rPr>
-        <w:t>的家譜中，但歷代志上的家譜卻有把他列入其中，這可能表示他出生於雅各帶領全家遷往埃及之後，也可能表示他所代表的是一個阿拉伯部族，在西緬支派向南擴展時，與西緬支派結合在一起（</w:t>
-      </w:r>
-      <w:hyperlink r:id="rId168">
-        <w:r>
-          <w:rPr>
-            <w:lang w:val="zh_TW" w:bidi="zh_TW"/>
-          </w:rPr>
-          <w:rPr>
-            <w:color w:val="0000EE"/>
-            <w:u w:val="single"/>
-          </w:rPr>
-          <w:t>代上4:38–43</w:t>
-        </w:r>
-      </w:hyperlink>
-      <w:r>
-        <w:rPr>
-          <w:lang w:val="zh_TW" w:bidi="zh_TW"/>
-        </w:rPr>
-        <w:t>）。</w:t>
-      </w:r>
-      <w:r>
-        <w:rPr>
-          <w:lang w:val="zh_TW" w:bidi="zh_TW"/>
-        </w:rPr>
-      </w:r>
-      <w:r>
-        <w:rPr>
-          <w:lang w:val="zh_TW" w:bidi="zh_TW"/>
-        </w:rPr>
-      </w:r>
-    </w:p>
-    <w:p>
-      <w:pPr/>
-      <w:r>
-        <w:rPr>
-          <w:lang w:val="zh_TW" w:bidi="zh_TW"/>
-        </w:rPr>
-      </w:r>
-    </w:p>
-    <w:p>
-      <w:pPr>
-        <w:pStyle w:val="Heading2"/>
-      </w:pPr>
-      <w:r>
-        <w:rPr>
-          <w:lang w:val="zh_TW" w:bidi="zh_TW"/>
-        </w:rPr>
-        <w:t>蜜</w:t>
-      </w:r>
-      <w:r>
-        <w:rPr>
-          <w:lang w:val="zh_TW" w:bidi="zh_TW"/>
-        </w:rPr>
-      </w:r>
-    </w:p>
-    <w:p>
-      <w:pPr/>
-      <w:r>
-        <w:rPr>
-          <w:lang w:val="zh_TW" w:bidi="zh_TW"/>
-        </w:rPr>
-      </w:r>
-      <w:r>
-        <w:rPr>
-          <w:lang w:val="zh_TW" w:bidi="zh_TW"/>
-        </w:rPr>
-        <w:t>由蜜蜂所產的甜而濃稠的液體（</w:t>
-      </w:r>
-      <w:hyperlink r:id="rId169">
-        <w:r>
-          <w:rPr>
-            <w:lang w:val="zh_TW" w:bidi="zh_TW"/>
-          </w:rPr>
-          <w:rPr>
-            <w:color w:val="0000EE"/>
-            <w:u w:val="single"/>
-          </w:rPr>
-          <w:t>士14:8</w:t>
-        </w:r>
-      </w:hyperlink>
-      <w:r>
-        <w:rPr>
-          <w:lang w:val="zh_TW" w:bidi="zh_TW"/>
-        </w:rPr>
-        <w:t>）。蜜可以是野生的（</w:t>
-      </w:r>
-      <w:hyperlink r:id="rId170">
-        <w:r>
-          <w:rPr>
-            <w:lang w:val="zh_TW" w:bidi="zh_TW"/>
-          </w:rPr>
-          <w:rPr>
-            <w:color w:val="0000EE"/>
-            <w:u w:val="single"/>
-          </w:rPr>
-          <w:t>撒上14:25–26</w:t>
-        </w:r>
-      </w:hyperlink>
-      <w:r>
-        <w:rPr>
-          <w:lang w:val="zh_TW" w:bidi="zh_TW"/>
-        </w:rPr>
-        <w:t>）或養殖的（可能在</w:t>
-      </w:r>
-      <w:hyperlink r:id="rId171">
-        <w:r>
-          <w:rPr>
-            <w:lang w:val="zh_TW" w:bidi="zh_TW"/>
-          </w:rPr>
-          <w:rPr>
-            <w:color w:val="0000EE"/>
-            <w:u w:val="single"/>
-          </w:rPr>
-          <w:t>代下31:5</w:t>
-        </w:r>
-      </w:hyperlink>
-      <w:r>
-        <w:rPr>
-          <w:lang w:val="zh_TW" w:bidi="zh_TW"/>
-        </w:rPr>
-        <w:t>）。然而，有時它可能指的是濃稠的葡萄糖漿（如阿拉伯文中的用法）或棗糖漿（如約瑟夫所描述）。蜜被認為是生活的必需品之一（</w:t>
-      </w:r>
-      <w:hyperlink r:id="rId172">
-        <w:r>
-          <w:rPr>
-            <w:lang w:val="zh_TW" w:bidi="zh_TW"/>
-          </w:rPr>
-          <w:rPr>
-            <w:color w:val="0000EE"/>
-            <w:u w:val="single"/>
-          </w:rPr>
-          <w:t>便西拉智訓39:26</w:t>
-        </w:r>
-      </w:hyperlink>
-      <w:r>
-        <w:rPr>
-          <w:lang w:val="zh_TW" w:bidi="zh_TW"/>
-        </w:rPr>
-        <w:t>）。然而，人不可吃得太多（</w:t>
-      </w:r>
-      <w:hyperlink r:id="rId173">
-        <w:r>
-          <w:rPr>
-            <w:lang w:val="zh_TW" w:bidi="zh_TW"/>
-          </w:rPr>
-          <w:rPr>
-            <w:color w:val="0000EE"/>
-            <w:u w:val="single"/>
-          </w:rPr>
-          <w:t>箴25:16、27</w:t>
-        </w:r>
-      </w:hyperlink>
-      <w:r>
-        <w:rPr>
-          <w:lang w:val="zh_TW" w:bidi="zh_TW"/>
-        </w:rPr>
-        <w:t>）。它是施洗約翰（</w:t>
-      </w:r>
-      <w:hyperlink r:id="rId174">
-        <w:r>
-          <w:rPr>
-            <w:lang w:val="zh_TW" w:bidi="zh_TW"/>
-          </w:rPr>
-          <w:rPr>
-            <w:color w:val="0000EE"/>
-            <w:u w:val="single"/>
-          </w:rPr>
-          <w:t>可1:6</w:t>
-        </w:r>
-      </w:hyperlink>
-      <w:r>
-        <w:rPr>
-          <w:lang w:val="zh_TW" w:bidi="zh_TW"/>
-        </w:rPr>
-        <w:t>）和以馬內利（</w:t>
-      </w:r>
-      <w:hyperlink r:id="rId175">
-        <w:r>
-          <w:rPr>
-            <w:lang w:val="zh_TW" w:bidi="zh_TW"/>
-          </w:rPr>
-          <w:rPr>
-            <w:color w:val="0000EE"/>
-            <w:u w:val="single"/>
-          </w:rPr>
-          <w:t>賽7:15</w:t>
-        </w:r>
-      </w:hyperlink>
-      <w:r>
-        <w:rPr>
-          <w:lang w:val="zh_TW" w:bidi="zh_TW"/>
-        </w:rPr>
-        <w:t>）飲食的一部分。它與酵母一起被排除在素祭之外（</w:t>
-      </w:r>
-      <w:hyperlink r:id="rId176">
-        <w:r>
-          <w:rPr>
-            <w:lang w:val="zh_TW" w:bidi="zh_TW"/>
-          </w:rPr>
-          <w:rPr>
-            <w:color w:val="0000EE"/>
-            <w:u w:val="single"/>
-          </w:rPr>
-          <w:t>利2:11</w:t>
-        </w:r>
-      </w:hyperlink>
-      <w:r>
-        <w:rPr>
-          <w:lang w:val="zh_TW" w:bidi="zh_TW"/>
-        </w:rPr>
-        <w:t>），無疑是因為它容易發酵（將糖轉化為酒精的過程）。它的甜味成為一個熟悉常用的隱喻（</w:t>
-      </w:r>
-      <w:hyperlink r:id="rId177">
-        <w:r>
-          <w:rPr>
-            <w:lang w:val="zh_TW" w:bidi="zh_TW"/>
-          </w:rPr>
-          <w:rPr>
-            <w:color w:val="0000EE"/>
-            <w:u w:val="single"/>
-          </w:rPr>
-          <w:t>士14:18</w:t>
-        </w:r>
-      </w:hyperlink>
-      <w:r>
-        <w:rPr>
-          <w:lang w:val="zh_TW" w:bidi="zh_TW"/>
-        </w:rPr>
-        <w:t>；</w:t>
-      </w:r>
-      <w:hyperlink r:id="rId178">
-        <w:r>
-          <w:rPr>
-            <w:lang w:val="zh_TW" w:bidi="zh_TW"/>
-          </w:rPr>
-          <w:rPr>
-            <w:color w:val="0000EE"/>
-            <w:u w:val="single"/>
-          </w:rPr>
-          <w:t>詩19:10</w:t>
-        </w:r>
-      </w:hyperlink>
-      <w:r>
-        <w:rPr>
-          <w:lang w:val="zh_TW" w:bidi="zh_TW"/>
-        </w:rPr>
-        <w:t>；</w:t>
-      </w:r>
-      <w:hyperlink r:id="rId179">
-        <w:r>
-          <w:rPr>
-            <w:lang w:val="zh_TW" w:bidi="zh_TW"/>
-          </w:rPr>
-          <w:rPr>
-            <w:color w:val="0000EE"/>
-            <w:u w:val="single"/>
-          </w:rPr>
-          <w:t>啟10:9–10</w:t>
-        </w:r>
-      </w:hyperlink>
-      <w:r>
-        <w:rPr>
-          <w:lang w:val="zh_TW" w:bidi="zh_TW"/>
-        </w:rPr>
-        <w:t>）。</w:t>
-      </w:r>
-    </w:p>
-    <w:p>
-      <w:pPr/>
-      <w:r>
-        <w:rPr>
-          <w:lang w:val="zh_TW" w:bidi="zh_TW"/>
-        </w:rPr>
-      </w:r>
-      <w:r>
-        <w:rPr>
-          <w:i/>
-          <w:lang w:val="zh_TW" w:bidi="zh_TW"/>
-        </w:rPr>
-        <w:t>另見</w:t>
-      </w:r>
-      <w:r>
-        <w:rPr>
-          <w:lang w:val="zh_TW" w:bidi="zh_TW"/>
-        </w:rPr>
-        <w:t xml:space="preserve"> </w:t>
-      </w:r>
-      <w:r>
-        <w:rPr>
-          <w:lang w:val="zh_TW" w:bidi="zh_TW"/>
-        </w:rPr>
-        <w:t>食物和食物準備</w:t>
-      </w:r>
-      <w:r>
-        <w:rPr>
-          <w:lang w:val="zh_TW" w:bidi="zh_TW"/>
-        </w:rPr>
-        <w:t>。</w:t>
       </w:r>
       <w:r>
         <w:rPr>
@@ -6260,18 +2675,6 @@
   </w:num>
   <w:num w:numId="13" w16cid:durableId="592781308">
     <w:abstractNumId w:val="11"/>
-  </w:num>
-  <w:num w:numId="14">
-    <w:abstractNumId w:val="3"/>
-    <w:lvlOverride w:ilvl="0">
-      <w:startOverride w:val="1"/>
-    </w:lvlOverride>
-  </w:num>
-  <w:num w:numId="15">
-    <w:abstractNumId w:val="3"/>
-    <w:lvlOverride w:ilvl="0">
-      <w:startOverride w:val="1"/>
-    </w:lvlOverride>
   </w:num>
   <w:numIdMacAtCleanup w:val="10"/>
 </w:numbering>

--- a/zht/docx/096.content.docx
+++ b/zht/docx/096.content.docx
@@ -149,7 +149,7 @@
         <w:rPr>
           <w:lang w:val="zh_TW" w:bidi="zh_TW"/>
         </w:rPr>
-        <w:t>men</w:t>
+        <w:t>luo</w:t>
       </w:r>
       <w:r>
         <w:rPr>
@@ -212,7 +212,7 @@
         <w:rPr>
           <w:lang w:val="zh_TW" w:bidi="zh_TW"/>
         </w:rPr>
-        <w:t>門徒</w:t>
+        <w:t>羅單</w:t>
       </w:r>
       <w:r>
         <w:rPr>
@@ -231,7 +231,7 @@
         <w:rPr>
           <w:lang w:val="zh_TW" w:bidi="zh_TW"/>
         </w:rPr>
-        <w:t>跟隨另一個人或另一種生活方式，並服從其領袖或該方式之紀律（教導）的人。在聖經中，「門徒」一詞幾乎僅出現在福音書和使徒行傳，只有在</w:t>
+        <w:t>雅完的第四個兒子，也是挪亞經由雅弗家系的後裔（譯註：和合本譯為「多單」；</w:t>
       </w:r>
       <w:hyperlink r:id="rId13">
         <w:r>
@@ -242,14 +242,14 @@
             <w:color w:val="0000EE"/>
             <w:u w:val="single"/>
           </w:rPr>
-          <w:t>以賽亞書八章16節</w:t>
+          <w:t>代上1:7</w:t>
         </w:r>
       </w:hyperlink>
       <w:r>
         <w:rPr>
           <w:lang w:val="zh_TW" w:bidi="zh_TW"/>
         </w:rPr>
-        <w:t>和稍微間接的</w:t>
+        <w:t>）。在</w:t>
       </w:r>
       <w:hyperlink r:id="rId14">
         <w:r>
@@ -260,14 +260,62 @@
             <w:color w:val="0000EE"/>
             <w:u w:val="single"/>
           </w:rPr>
-          <w:t>以賽亞書五十章4節</w:t>
+          <w:t>創世記十章4節</w:t>
         </w:r>
       </w:hyperlink>
       <w:r>
         <w:rPr>
           <w:lang w:val="zh_TW" w:bidi="zh_TW"/>
         </w:rPr>
-        <w:t>和</w:t>
+        <w:t>中有另一個拼法為「Dodanim（多單）」，這可能是一個抄寫員的錯誤。這兩個詞（譯註：和合本皆譯為「多單」）可能都是指愛琴海（the Aegean Sea）中羅底（Rhodes）及其鄰近島嶼的希臘民族。</w:t>
+      </w:r>
+      <w:r>
+        <w:rPr>
+          <w:lang w:val="zh_TW" w:bidi="zh_TW"/>
+        </w:rPr>
+      </w:r>
+      <w:r>
+        <w:rPr>
+          <w:lang w:val="zh_TW" w:bidi="zh_TW"/>
+        </w:rPr>
+      </w:r>
+    </w:p>
+    <w:p>
+      <w:pPr/>
+      <w:r>
+        <w:rPr>
+          <w:lang w:val="zh_TW" w:bidi="zh_TW"/>
+        </w:rPr>
+      </w:r>
+    </w:p>
+    <w:p>
+      <w:pPr>
+        <w:pStyle w:val="Heading2"/>
+      </w:pPr>
+      <w:r>
+        <w:rPr>
+          <w:lang w:val="zh_TW" w:bidi="zh_TW"/>
+        </w:rPr>
+        <w:t>羅得</w:t>
+      </w:r>
+      <w:r>
+        <w:rPr>
+          <w:lang w:val="zh_TW" w:bidi="zh_TW"/>
+        </w:rPr>
+      </w:r>
+    </w:p>
+    <w:p>
+      <w:pPr/>
+      <w:r>
+        <w:rPr>
+          <w:lang w:val="zh_TW" w:bidi="zh_TW"/>
+        </w:rPr>
+      </w:r>
+      <w:r>
+        <w:rPr>
+          <w:lang w:val="zh_TW" w:bidi="zh_TW"/>
+        </w:rPr>
+        <w:t>亞伯拉罕的姪兒，也是摩押人與亞捫人的祖先。羅得與亞伯拉罕一樣出生於吾珥。在羅得的父親死後，祂由祖父他拉照顧；他也隨他拉與叔叔亞伯蘭一同前往哈蘭（</w:t>
       </w:r>
       <w:hyperlink r:id="rId15">
         <w:r>
@@ -278,14 +326,14 @@
             <w:color w:val="0000EE"/>
             <w:u w:val="single"/>
           </w:rPr>
-          <w:t>五十四章13節</w:t>
+          <w:t>創11:27–32</w:t>
         </w:r>
       </w:hyperlink>
       <w:r>
         <w:rPr>
           <w:lang w:val="zh_TW" w:bidi="zh_TW"/>
         </w:rPr>
-        <w:t>中有例外，那裡的同一個希伯來文詞語分別被譯為「受教（learned）」和「教訓（taught）」。然而，顯而易見的是，只要有老師和被教導者，就存在門徒的概念。</w:t>
+        <w:t>）。他拉去世後，羅得與亞伯蘭同行進入迦南，後又下到埃及，之後再返回迦南地。</w:t>
       </w:r>
     </w:p>
     <w:p>
@@ -299,7 +347,19 @@
         <w:rPr>
           <w:lang w:val="zh_TW" w:bidi="zh_TW"/>
         </w:rPr>
-        <w:t>在福音書中，耶穌的直接跟隨者，從各種不同的環境中，因著耶穌的權柄而被呼召出來的，不僅包含十二使徒，還囊括所有認同祂的教導並委身於祂的人，都被稱為「門徒」。這些門徒的呼召發生在其他教師也有他們自己門徒的時代，最著名的是法利賽人（</w:t>
+        <w:t>回到迦南後，羅得與亞伯蘭的牲畜眾多，已無法在同一地區共同居住。亞伯蘭以寬厚的態度讓羅得先選擇居住之地；羅得選了約旦河谷，因那裡土地肥美，適合耕種。在神的審判降臨此地以前，這個山谷美麗如同「</w:t>
+      </w:r>
+      <w:r>
+        <w:rPr>
+          <w:lang w:val="zh_TW" w:bidi="zh_TW"/>
+        </w:rPr>
+        <w:t>耶和華的園子</w:t>
+      </w:r>
+      <w:r>
+        <w:rPr>
+          <w:lang w:val="zh_TW" w:bidi="zh_TW"/>
+        </w:rPr>
+        <w:t>」（</w:t>
       </w:r>
       <w:hyperlink r:id="rId16">
         <w:r>
@@ -310,14 +370,28 @@
             <w:color w:val="0000EE"/>
             <w:u w:val="single"/>
           </w:rPr>
-          <w:t>可2:18</w:t>
+          <w:t>創13:10</w:t>
         </w:r>
       </w:hyperlink>
       <w:r>
         <w:rPr>
           <w:lang w:val="zh_TW" w:bidi="zh_TW"/>
         </w:rPr>
-        <w:t>；</w:t>
+        <w:t>）。羅得遂搬入所多瑪城，並逐漸捲入那城所行的惡事之中。</w:t>
+      </w:r>
+    </w:p>
+    <w:p>
+      <w:pPr/>
+      <w:r>
+        <w:rPr>
+          <w:lang w:val="zh_TW" w:bidi="zh_TW"/>
+        </w:rPr>
+      </w:r>
+      <w:r>
+        <w:rPr>
+          <w:lang w:val="zh_TW" w:bidi="zh_TW"/>
+        </w:rPr>
+        <w:t>羅得住在所多瑪期間，來自美索不達米亞的四王打帶了包含所多瑪在內的鄰近五城的王。這些王很可能是統治小型城邦的領主。他們擄走羅得一家及財物。亞伯蘭聽見後率人前往營救，在大馬士革以北的何把擊敗入侵的王，奪回被擄者與掠物 （</w:t>
       </w:r>
       <w:hyperlink r:id="rId17">
         <w:r>
@@ -328,14 +402,28 @@
             <w:color w:val="0000EE"/>
             <w:u w:val="single"/>
           </w:rPr>
-          <w:t>路5:33</w:t>
+          <w:t>創14章</w:t>
         </w:r>
       </w:hyperlink>
       <w:r>
         <w:rPr>
           <w:lang w:val="zh_TW" w:bidi="zh_TW"/>
         </w:rPr>
-        <w:t>）和施洗約翰（</w:t>
+        <w:t>）。</w:t>
+      </w:r>
+    </w:p>
+    <w:p>
+      <w:pPr/>
+      <w:r>
+        <w:rPr>
+          <w:lang w:val="zh_TW" w:bidi="zh_TW"/>
+        </w:rPr>
+      </w:r>
+      <w:r>
+        <w:rPr>
+          <w:lang w:val="zh_TW" w:bidi="zh_TW"/>
+        </w:rPr>
+        <w:t>後來，兩位天使來到索多瑪，催促羅得在城市被毀滅之前離開。當地的居民試圖襲擊這些訪客時，顯示出所多瑪的邪惡行為表露無遺。羅得竟提議讓眾人傷害自己的女兒，這顯示出他長期生活在邪惡之地已對他產生影響。羅得起初不願離開所多瑪，他的未來女婿也拒絕與他同行。他的妻子在離開時回頭看了城市，上帝便將她變成鹽柱（</w:t>
       </w:r>
       <w:hyperlink r:id="rId18">
         <w:r>
@@ -346,14 +434,28 @@
             <w:color w:val="0000EE"/>
             <w:u w:val="single"/>
           </w:rPr>
-          <w:t>太9:14</w:t>
+          <w:t>創19章</w:t>
         </w:r>
       </w:hyperlink>
       <w:r>
         <w:rPr>
           <w:lang w:val="zh_TW" w:bidi="zh_TW"/>
         </w:rPr>
-        <w:t>）。從施洗約翰的做法中可以看出，不同的領袖對他們的門徒有不同的要求。約翰的方式，在性質上比耶穌的方式更為禁欲主義；然而，這不僅涉及行為和生活方式的教導，還含括一種獨特的禱告模式（</w:t>
+        <w:t>）。</w:t>
+      </w:r>
+    </w:p>
+    <w:p>
+      <w:pPr/>
+      <w:r>
+        <w:rPr>
+          <w:lang w:val="zh_TW" w:bidi="zh_TW"/>
+        </w:rPr>
+      </w:r>
+      <w:r>
+        <w:rPr>
+          <w:lang w:val="zh_TW" w:bidi="zh_TW"/>
+        </w:rPr>
+        <w:t>接下來發生的事情非常令人不安：羅得的兩個女兒以為她們永遠找不到丈夫，便將父親灌醉，與他同寢，她們各生一子；一名為摩押，另一名為便‧亞米。這兩人後來成為摩押人與亞捫人的祖先；兩族在後世常與以色列為敵（</w:t>
       </w:r>
       <w:hyperlink r:id="rId19">
         <w:r>
@@ -364,7 +466,7 @@
             <w:color w:val="0000EE"/>
             <w:u w:val="single"/>
           </w:rPr>
-          <w:t>路11:1</w:t>
+          <w:t>創19:30–38</w:t>
         </w:r>
       </w:hyperlink>
       <w:r>
@@ -385,7 +487,7 @@
         <w:rPr>
           <w:lang w:val="zh_TW" w:bidi="zh_TW"/>
         </w:rPr>
-        <w:t>耶穌的門徒經歷了獨特的體驗。他們不僅直接受益於耶穌的教導、祂的神情和聲音的語調（</w:t>
+        <w:t>儘管羅得犯了許多錯誤，新約聖經仍稱他為「義人」（</w:t>
       </w:r>
       <w:hyperlink r:id="rId20">
         <w:r>
@@ -396,14 +498,14 @@
             <w:color w:val="0000EE"/>
             <w:u w:val="single"/>
           </w:rPr>
-          <w:t>可10:21</w:t>
+          <w:t>彼後2:7–9</w:t>
         </w:r>
       </w:hyperlink>
       <w:r>
         <w:rPr>
           <w:lang w:val="zh_TW" w:bidi="zh_TW"/>
         </w:rPr>
-        <w:t>）以及祂的話語，也見證了以基督為中心的救贖劇情之開展。他們跟隨的老師體現了教導的實質。最初的門徒只能逐漸地接受基督的教導，這不僅因為他們的誤解需要受糾正（</w:t>
+        <w:t>）。這意味著因為羅得信靠神，神接納了他。雖然也有人質疑羅得的故事與所多瑪被毀是否為真實歷史，但耶穌親自提及這些事件，表明了其真實性（</w:t>
       </w:r>
       <w:hyperlink r:id="rId21">
         <w:r>
@@ -414,14 +516,100 @@
             <w:color w:val="0000EE"/>
             <w:u w:val="single"/>
           </w:rPr>
-          <w:t>太16:21</w:t>
+          <w:t>路17:28–29</w:t>
         </w:r>
       </w:hyperlink>
       <w:r>
         <w:rPr>
           <w:lang w:val="zh_TW" w:bidi="zh_TW"/>
         </w:rPr>
-        <w:t>），還因為耶穌所說和所做的全部意義，要等到祂的死與復活後才能完全被理解（</w:t>
+        <w:t>）。</w:t>
+      </w:r>
+    </w:p>
+    <w:p>
+      <w:pPr/>
+      <w:r>
+        <w:rPr>
+          <w:lang w:val="zh_TW" w:bidi="zh_TW"/>
+        </w:rPr>
+      </w:r>
+      <w:r>
+        <w:rPr>
+          <w:i/>
+          <w:lang w:val="zh_TW" w:bidi="zh_TW"/>
+        </w:rPr>
+        <w:t>另見</w:t>
+      </w:r>
+      <w:r>
+        <w:rPr>
+          <w:lang w:val="zh_TW" w:bidi="zh_TW"/>
+        </w:rPr>
+        <w:t>所多瑪和蛾摩拉</w:t>
+      </w:r>
+      <w:r>
+        <w:rPr>
+          <w:lang w:val="zh_TW" w:bidi="zh_TW"/>
+        </w:rPr>
+        <w:t>。</w:t>
+      </w:r>
+      <w:r>
+        <w:rPr>
+          <w:lang w:val="zh_TW" w:bidi="zh_TW"/>
+        </w:rPr>
+      </w:r>
+      <w:r>
+        <w:rPr>
+          <w:lang w:val="zh_TW" w:bidi="zh_TW"/>
+        </w:rPr>
+      </w:r>
+    </w:p>
+    <w:p>
+      <w:pPr/>
+      <w:r>
+        <w:rPr>
+          <w:lang w:val="zh_TW" w:bidi="zh_TW"/>
+        </w:rPr>
+      </w:r>
+    </w:p>
+    <w:p>
+      <w:pPr>
+        <w:pStyle w:val="Heading2"/>
+      </w:pPr>
+      <w:r>
+        <w:rPr>
+          <w:lang w:val="zh_TW" w:bidi="zh_TW"/>
+        </w:rPr>
+        <w:t>羅底</w:t>
+      </w:r>
+      <w:r>
+        <w:rPr>
+          <w:lang w:val="zh_TW" w:bidi="zh_TW"/>
+        </w:rPr>
+      </w:r>
+    </w:p>
+    <w:p>
+      <w:pPr>
+        <w:pStyle w:val="Heading2"/>
+      </w:pPr>
+      <w:r>
+        <w:rPr>
+          <w:lang w:val="zh_TW" w:bidi="zh_TW"/>
+        </w:rPr>
+        <w:t>羅底</w:t>
+      </w:r>
+    </w:p>
+    <w:p>
+      <w:pPr/>
+      <w:r>
+        <w:rPr>
+          <w:lang w:val="zh_TW" w:bidi="zh_TW"/>
+        </w:rPr>
+      </w:r>
+      <w:r>
+        <w:rPr>
+          <w:lang w:val="zh_TW" w:bidi="zh_TW"/>
+        </w:rPr>
+        <w:t>保羅在第三次宣教旅程返回耶路撒冷的途中，曾在羅底停靠（</w:t>
       </w:r>
       <w:hyperlink r:id="rId22">
         <w:r>
@@ -432,14 +620,32 @@
             <w:color w:val="0000EE"/>
             <w:u w:val="single"/>
           </w:rPr>
-          <w:t>太28:9</w:t>
+          <w:t>徒21:1</w:t>
         </w:r>
       </w:hyperlink>
       <w:r>
         <w:rPr>
           <w:lang w:val="zh_TW" w:bidi="zh_TW"/>
         </w:rPr>
-        <w:t>）。所以，並不令人意外地，門徒訓練的時期涵蓋了耶穌死與復活之前和之後，以及五旬節之後，聖靈教導門徒關於耶穌在世時他們「擔當不了」的事情（</w:t>
+        <w:t>）。在</w:t>
+      </w:r>
+      <w:hyperlink r:id="rId14">
+        <w:r>
+          <w:rPr>
+            <w:lang w:val="zh_TW" w:bidi="zh_TW"/>
+          </w:rPr>
+          <w:rPr>
+            <w:color w:val="0000EE"/>
+            <w:u w:val="single"/>
+          </w:rPr>
+          <w:t>創世記十章4節</w:t>
+        </w:r>
+      </w:hyperlink>
+      <w:r>
+        <w:rPr>
+          <w:lang w:val="zh_TW" w:bidi="zh_TW"/>
+        </w:rPr>
+        <w:t>、</w:t>
       </w:r>
       <w:hyperlink r:id="rId23">
         <w:r>
@@ -450,30 +656,16 @@
             <w:color w:val="0000EE"/>
             <w:u w:val="single"/>
           </w:rPr>
-          <w:t>約16:12</w:t>
+          <w:t>以西結書二十七章15節</w:t>
         </w:r>
       </w:hyperlink>
       <w:r>
         <w:rPr>
           <w:lang w:val="zh_TW" w:bidi="zh_TW"/>
         </w:rPr>
-        <w:t>）。</w:t>
-      </w:r>
-    </w:p>
-    <w:p>
-      <w:pPr/>
-      <w:r>
-        <w:rPr>
-          <w:lang w:val="zh_TW" w:bidi="zh_TW"/>
-        </w:rPr>
-      </w:r>
-      <w:r>
-        <w:rPr>
-          <w:lang w:val="zh_TW" w:bidi="zh_TW"/>
-        </w:rPr>
-        <w:t>耶穌的第一批門徒，包括十二使徒和七十個門徒（</w:t>
-      </w:r>
-      <w:hyperlink r:id="rId24">
+        <w:t>和</w:t>
+      </w:r>
+      <w:hyperlink r:id="rId13">
         <w:r>
           <w:rPr>
             <w:lang w:val="zh_TW" w:bidi="zh_TW"/>
@@ -482,176 +674,26 @@
             <w:color w:val="0000EE"/>
             <w:u w:val="single"/>
           </w:rPr>
-          <w:t>太26:20</w:t>
+          <w:t>歷代志上一章7節</w:t>
         </w:r>
       </w:hyperlink>
       <w:r>
         <w:rPr>
           <w:lang w:val="zh_TW" w:bidi="zh_TW"/>
         </w:rPr>
-        <w:t>；</w:t>
-      </w:r>
-      <w:hyperlink r:id="rId25">
-        <w:r>
-          <w:rPr>
-            <w:lang w:val="zh_TW" w:bidi="zh_TW"/>
-          </w:rPr>
-          <w:rPr>
-            <w:color w:val="0000EE"/>
-            <w:u w:val="single"/>
-          </w:rPr>
-          <w:t>路10:1</w:t>
-        </w:r>
-      </w:hyperlink>
-      <w:r>
-        <w:rPr>
-          <w:lang w:val="zh_TW" w:bidi="zh_TW"/>
-        </w:rPr>
-        <w:t>），接受了祂的教導，並轉而教導他人（</w:t>
-      </w:r>
-      <w:hyperlink r:id="rId26">
-        <w:r>
-          <w:rPr>
-            <w:lang w:val="zh_TW" w:bidi="zh_TW"/>
-          </w:rPr>
-          <w:rPr>
-            <w:color w:val="0000EE"/>
-            <w:u w:val="single"/>
-          </w:rPr>
-          <w:t>路10:1–11</w:t>
-        </w:r>
-      </w:hyperlink>
-      <w:r>
-        <w:rPr>
-          <w:lang w:val="zh_TW" w:bidi="zh_TW"/>
-        </w:rPr>
-        <w:t>），也被賦予了醫治的能力（</w:t>
-      </w:r>
-      <w:hyperlink r:id="rId27">
-        <w:r>
-          <w:rPr>
-            <w:lang w:val="zh_TW" w:bidi="zh_TW"/>
-          </w:rPr>
-          <w:rPr>
-            <w:color w:val="0000EE"/>
-            <w:u w:val="single"/>
-          </w:rPr>
-          <w:t>太10:1</w:t>
-        </w:r>
-      </w:hyperlink>
-      <w:r>
-        <w:rPr>
-          <w:lang w:val="zh_TW" w:bidi="zh_TW"/>
-        </w:rPr>
-        <w:t>）。他們還被吩咐去傳揚藉基督得救的信息。然而，十二使徒獲得了特別的地位，除了猶大以外（他的地位由馬提亞取代，</w:t>
-      </w:r>
-      <w:hyperlink r:id="rId28">
-        <w:r>
-          <w:rPr>
-            <w:lang w:val="zh_TW" w:bidi="zh_TW"/>
-          </w:rPr>
-          <w:rPr>
-            <w:color w:val="0000EE"/>
-            <w:u w:val="single"/>
-          </w:rPr>
-          <w:t>徒1:26</w:t>
-        </w:r>
-      </w:hyperlink>
-      <w:r>
-        <w:rPr>
-          <w:lang w:val="zh_TW" w:bidi="zh_TW"/>
-        </w:rPr>
-        <w:t>），他們成為新興基督教會的根基教師。他們在教會中的權柄是由基督所賦予的（</w:t>
-      </w:r>
-      <w:hyperlink r:id="rId29">
-        <w:r>
-          <w:rPr>
-            <w:lang w:val="zh_TW" w:bidi="zh_TW"/>
-          </w:rPr>
-          <w:rPr>
-            <w:color w:val="0000EE"/>
-            <w:u w:val="single"/>
-          </w:rPr>
-          <w:t>太16:19</w:t>
-        </w:r>
-      </w:hyperlink>
-      <w:r>
-        <w:rPr>
-          <w:lang w:val="zh_TW" w:bidi="zh_TW"/>
-        </w:rPr>
-        <w:t>，</w:t>
-      </w:r>
-      <w:hyperlink r:id="rId30">
-        <w:r>
-          <w:rPr>
-            <w:lang w:val="zh_TW" w:bidi="zh_TW"/>
-          </w:rPr>
-          <w:rPr>
-            <w:color w:val="0000EE"/>
-            <w:u w:val="single"/>
-          </w:rPr>
-          <w:t>28:16–20</w:t>
-        </w:r>
-      </w:hyperlink>
-      <w:r>
-        <w:rPr>
-          <w:lang w:val="zh_TW" w:bidi="zh_TW"/>
-        </w:rPr>
-        <w:t>），其特徵是捨己服事（</w:t>
-      </w:r>
-      <w:hyperlink r:id="rId31">
-        <w:r>
-          <w:rPr>
-            <w:lang w:val="zh_TW" w:bidi="zh_TW"/>
-          </w:rPr>
-          <w:rPr>
-            <w:color w:val="0000EE"/>
-            <w:u w:val="single"/>
-          </w:rPr>
-          <w:t>路22:24–30</w:t>
-        </w:r>
-      </w:hyperlink>
-      <w:r>
-        <w:rPr>
-          <w:lang w:val="zh_TW" w:bidi="zh_TW"/>
-        </w:rPr>
-        <w:t>）。這群門徒後來被稱為使徒（儘管這個詞偶爾有更廣泛的應用），大數的掃羅也加入其中。在他去大馬士革的路上歸信主時，他看見了復活的主，並立即被基督任命為外邦人的使徒（</w:t>
-      </w:r>
-      <w:hyperlink r:id="rId32">
-        <w:r>
-          <w:rPr>
-            <w:lang w:val="zh_TW" w:bidi="zh_TW"/>
-          </w:rPr>
-          <w:rPr>
-            <w:color w:val="0000EE"/>
-            <w:u w:val="single"/>
-          </w:rPr>
-          <w:t>加1:12、16</w:t>
-        </w:r>
-      </w:hyperlink>
-      <w:r>
-        <w:rPr>
-          <w:lang w:val="zh_TW" w:bidi="zh_TW"/>
-        </w:rPr>
-        <w:t>；</w:t>
-      </w:r>
-      <w:hyperlink r:id="rId33">
-        <w:r>
-          <w:rPr>
-            <w:lang w:val="zh_TW" w:bidi="zh_TW"/>
-          </w:rPr>
-          <w:rPr>
-            <w:color w:val="0000EE"/>
-            <w:u w:val="single"/>
-          </w:rPr>
-          <w:t>徒9:15</w:t>
-        </w:r>
-      </w:hyperlink>
-      <w:r>
-        <w:rPr>
-          <w:lang w:val="zh_TW" w:bidi="zh_TW"/>
-        </w:rPr>
-        <w:t>）。</w:t>
+        <w:t>中提到的</w:t>
+      </w:r>
+      <w:r>
+        <w:rPr>
+          <w:lang w:val="zh_TW" w:bidi="zh_TW"/>
+        </w:rPr>
+        <w:t>多單（譯註：此名在和合本以西結書二十七章15節中被譯為「底但〔Dedan〕）</w:t>
+      </w:r>
+      <w:r>
+        <w:rPr>
+          <w:lang w:val="zh_TW" w:bidi="zh_TW"/>
+        </w:rPr>
+        <w:t>，並非基於舊約聖經的希伯來文文本，而是根據其希臘文譯本。羅底島面積超過500平方英里（1,295平方公里），位於現今土耳其東南沿海附近。</w:t>
       </w:r>
     </w:p>
     <w:p>
@@ -665,115 +707,21 @@
         <w:rPr>
           <w:lang w:val="zh_TW" w:bidi="zh_TW"/>
         </w:rPr>
-        <w:t>在基督升天時，祂委派了第一批門徒來「使萬民作我的門徒」（</w:t>
-      </w:r>
-      <w:hyperlink r:id="rId34">
-        <w:r>
-          <w:rPr>
-            <w:lang w:val="zh_TW" w:bidi="zh_TW"/>
-          </w:rPr>
-          <w:rPr>
-            <w:color w:val="0000EE"/>
-            <w:u w:val="single"/>
-          </w:rPr>
-          <w:t>太28:19</w:t>
-        </w:r>
-      </w:hyperlink>
-      <w:r>
-        <w:rPr>
-          <w:lang w:val="zh_TW" w:bidi="zh_TW"/>
-        </w:rPr>
-        <w:t>）；因此，「門徒」這個詞在使徒行傳中也用來指信徒，也就是那些任信基督的人。雖然他們並未直接受基督本人呼召，但這些門徒是藉著基督的靈，通過第一批門徒所傳的信息而被呼召的；後來被呼召的門徒在任何意義上，都不亞於第一批門徒，即便他們所享有的特權較少。早期基督徒被稱為拿撒勒人耶穌的門徒，或簡單稱為「門徒」（</w:t>
-      </w:r>
-      <w:hyperlink r:id="rId35">
-        <w:r>
-          <w:rPr>
-            <w:lang w:val="zh_TW" w:bidi="zh_TW"/>
-          </w:rPr>
-          <w:rPr>
-            <w:color w:val="0000EE"/>
-            <w:u w:val="single"/>
-          </w:rPr>
-          <w:t>徒6:1–2、7</w:t>
-        </w:r>
-      </w:hyperlink>
-      <w:r>
-        <w:rPr>
-          <w:lang w:val="zh_TW" w:bidi="zh_TW"/>
-        </w:rPr>
-        <w:t>，</w:t>
-      </w:r>
-      <w:hyperlink r:id="rId36">
-        <w:r>
-          <w:rPr>
-            <w:lang w:val="zh_TW" w:bidi="zh_TW"/>
-          </w:rPr>
-          <w:rPr>
-            <w:color w:val="0000EE"/>
-            <w:u w:val="single"/>
-          </w:rPr>
-          <w:t>9:36</w:t>
-        </w:r>
-      </w:hyperlink>
-      <w:r>
-        <w:rPr>
-          <w:lang w:val="zh_TW" w:bidi="zh_TW"/>
-        </w:rPr>
-        <w:t>，</w:t>
-      </w:r>
-      <w:hyperlink r:id="rId37">
-        <w:r>
-          <w:rPr>
-            <w:lang w:val="zh_TW" w:bidi="zh_TW"/>
-          </w:rPr>
-          <w:rPr>
-            <w:color w:val="0000EE"/>
-            <w:u w:val="single"/>
-          </w:rPr>
-          <w:t>11:26</w:t>
-        </w:r>
-      </w:hyperlink>
-      <w:r>
-        <w:rPr>
-          <w:lang w:val="zh_TW" w:bidi="zh_TW"/>
-        </w:rPr>
-        <w:t>）這是合理的，因為他們繼續傳揚耶穌的教導，並過著耶穌所樹立榜樣的生活。他們因此被認為是一個「學派（school）」或活生生的群體，實踐他們「夫子（master）」的教導。約翰壹書強調，只有那些遵守基督誡命的人，才真正表現出對神的愛（</w:t>
-      </w:r>
-      <w:hyperlink r:id="rId38">
-        <w:r>
-          <w:rPr>
-            <w:lang w:val="zh_TW" w:bidi="zh_TW"/>
-          </w:rPr>
-          <w:rPr>
-            <w:color w:val="0000EE"/>
-            <w:u w:val="single"/>
-          </w:rPr>
-          <w:t>約一2:3–6</w:t>
-        </w:r>
-      </w:hyperlink>
-      <w:r>
-        <w:rPr>
-          <w:lang w:val="zh_TW" w:bidi="zh_TW"/>
-        </w:rPr>
-        <w:t>，</w:t>
-      </w:r>
-      <w:hyperlink r:id="rId39">
-        <w:r>
-          <w:rPr>
-            <w:lang w:val="zh_TW" w:bidi="zh_TW"/>
-          </w:rPr>
-          <w:rPr>
-            <w:color w:val="0000EE"/>
-            <w:u w:val="single"/>
-          </w:rPr>
-          <w:t>3:10–11</w:t>
-        </w:r>
-      </w:hyperlink>
-      <w:r>
-        <w:rPr>
-          <w:lang w:val="zh_TW" w:bidi="zh_TW"/>
-        </w:rPr>
-        <w:t>）。</w:t>
+        <w:t>在保羅的時代，這座島嶼長期以來一直是多利安（Dorian）希臘文化的重要據點，島上有好幾座城市。首府羅底城坐落於古代最繁忙的海運航線上，連接西邊的意大利港口、亞細亞省，以及東邊的敘利亞和埃及港口。它以天然港口和公共工程聞名。羅底當時是顯赫的商業中心，並為羅馬海法提供了大部分的先例。公元前二世紀是其政治權力的巔峰，當時它控制了小亞細亞大陸上的大部分卡利亞（Caria）和呂家（Lycia）地區。後來，羅馬勢力先是剝奪了羅底的商業霸權，到了西元前一世紀的羅馬內戰期間，它的政治地位被削弱到僅僅是羅馬帝國的一個省級小鎮。</w:t>
+      </w:r>
+    </w:p>
+    <w:p>
+      <w:pPr/>
+      <w:r>
+        <w:rPr>
+          <w:lang w:val="zh_TW" w:bidi="zh_TW"/>
+        </w:rPr>
+      </w:r>
+      <w:r>
+        <w:rPr>
+          <w:lang w:val="zh_TW" w:bidi="zh_TW"/>
+        </w:rPr>
+        <w:t>為了慶祝公元前280年的一場軍事勝利，羅底城豎立了一尊巨大的希臘太陽神青銅像，高達121英尺（36.9公尺）——大約跟自由女神像一樣高。這尊雕像耗時12年才建成，但在完工後不久，一場地震（公元前224年）就將它從膝蓋處震斷了。不過，這些破碎的遺跡一直被視作古蹟奇觀保留著，直到七世紀阿拉伯人佔領該島為止。這尊「羅得島太陽神巨像（Colossus of Rhodes）」曾被列入一些古代的世界奇觀名單中。</w:t>
       </w:r>
       <w:r>
         <w:rPr>

--- a/zht/docx/096.content.docx
+++ b/zht/docx/096.content.docx
@@ -19,7 +19,7 @@
         <w:rPr>
           <w:lang w:val="zh_TW" w:bidi="zh_TW"/>
         </w:rPr>
-        <w:t>Resource: Tyndale Open Bible Dictionary</w:t>
+        <w:t>Resource: Aquifer Open Bible Dictionary</w:t>
       </w:r>
       <w:r>
         <w:rPr>
@@ -112,7 +112,7 @@
         <w:rPr>
           <w:lang w:val="zh_TW" w:bidi="zh_TW"/>
         </w:rPr>
-        <w:t>Tyndale Open Bible Dictionary</w:t>
+        <w:t>Aquifer Open Bible Dictionary</w:t>
       </w:r>
     </w:p>
     <w:p>
@@ -722,6 +722,72 @@
           <w:lang w:val="zh_TW" w:bidi="zh_TW"/>
         </w:rPr>
         <w:t>為了慶祝公元前280年的一場軍事勝利，羅底城豎立了一尊巨大的希臘太陽神青銅像，高達121英尺（36.9公尺）——大約跟自由女神像一樣高。這尊雕像耗時12年才建成，但在完工後不久，一場地震（公元前224年）就將它從膝蓋處震斷了。不過，這些破碎的遺跡一直被視作古蹟奇觀保留著，直到七世紀阿拉伯人佔領該島為止。這尊「羅得島太陽神巨像（Colossus of Rhodes）」曾被列入一些古代的世界奇觀名單中。</w:t>
+      </w:r>
+      <w:r>
+        <w:rPr>
+          <w:lang w:val="zh_TW" w:bidi="zh_TW"/>
+        </w:rPr>
+      </w:r>
+      <w:r>
+        <w:rPr>
+          <w:lang w:val="zh_TW" w:bidi="zh_TW"/>
+        </w:rPr>
+      </w:r>
+    </w:p>
+    <w:p>
+      <w:pPr/>
+      <w:r>
+        <w:rPr>
+          <w:lang w:val="zh_TW" w:bidi="zh_TW"/>
+        </w:rPr>
+      </w:r>
+    </w:p>
+    <w:p>
+      <w:pPr>
+        <w:pStyle w:val="Heading2"/>
+      </w:pPr>
+      <w:r>
+        <w:rPr>
+          <w:lang w:val="zh_TW" w:bidi="zh_TW"/>
+        </w:rPr>
+        <w:t>羅實</w:t>
+      </w:r>
+      <w:r>
+        <w:rPr>
+          <w:lang w:val="zh_TW" w:bidi="zh_TW"/>
+        </w:rPr>
+      </w:r>
+    </w:p>
+    <w:p>
+      <w:pPr/>
+      <w:r>
+        <w:rPr>
+          <w:lang w:val="zh_TW" w:bidi="zh_TW"/>
+        </w:rPr>
+      </w:r>
+      <w:r>
+        <w:rPr>
+          <w:lang w:val="zh_TW" w:bidi="zh_TW"/>
+        </w:rPr>
+        <w:t>便雅憫十個兒子中的第七個（</w:t>
+      </w:r>
+      <w:hyperlink r:id="rId24">
+        <w:r>
+          <w:rPr>
+            <w:lang w:val="zh_TW" w:bidi="zh_TW"/>
+          </w:rPr>
+          <w:rPr>
+            <w:color w:val="0000EE"/>
+            <w:u w:val="single"/>
+          </w:rPr>
+          <w:t>創46:21</w:t>
+        </w:r>
+      </w:hyperlink>
+      <w:r>
+        <w:rPr>
+          <w:lang w:val="zh_TW" w:bidi="zh_TW"/>
+        </w:rPr>
+        <w:t>）。</w:t>
       </w:r>
       <w:r>
         <w:rPr>

--- a/zht/docx/096.content.docx
+++ b/zht/docx/096.content.docx
@@ -149,7 +149,7 @@
         <w:rPr>
           <w:lang w:val="zh_TW" w:bidi="zh_TW"/>
         </w:rPr>
-        <w:t>luo</w:t>
+        <w:t>lv</w:t>
       </w:r>
       <w:r>
         <w:rPr>
@@ -212,7 +212,7 @@
         <w:rPr>
           <w:lang w:val="zh_TW" w:bidi="zh_TW"/>
         </w:rPr>
-        <w:t>羅單</w:t>
+        <w:t>呂便（人物）</w:t>
       </w:r>
       <w:r>
         <w:rPr>
@@ -231,7 +231,7 @@
         <w:rPr>
           <w:lang w:val="zh_TW" w:bidi="zh_TW"/>
         </w:rPr>
-        <w:t>雅完的第四個兒子，也是挪亞經由雅弗家系的後裔（譯註：和合本譯為「多單」；</w:t>
+        <w:t>呂便是雅各和利亞的長子（</w:t>
       </w:r>
       <w:hyperlink r:id="rId13">
         <w:r>
@@ -242,14 +242,14 @@
             <w:color w:val="0000EE"/>
             <w:u w:val="single"/>
           </w:rPr>
-          <w:t>代上1:7</w:t>
-        </w:r>
-      </w:hyperlink>
-      <w:r>
-        <w:rPr>
-          <w:lang w:val="zh_TW" w:bidi="zh_TW"/>
-        </w:rPr>
-        <w:t>）。在</w:t>
+          <w:t>創29:32</w:t>
+        </w:r>
+      </w:hyperlink>
+      <w:r>
+        <w:rPr>
+          <w:lang w:val="zh_TW" w:bidi="zh_TW"/>
+        </w:rPr>
+        <w:t>，</w:t>
       </w:r>
       <w:hyperlink r:id="rId14">
         <w:r>
@@ -260,24 +260,122 @@
             <w:color w:val="0000EE"/>
             <w:u w:val="single"/>
           </w:rPr>
-          <w:t>創世記十章4節</w:t>
-        </w:r>
-      </w:hyperlink>
-      <w:r>
-        <w:rPr>
-          <w:lang w:val="zh_TW" w:bidi="zh_TW"/>
-        </w:rPr>
-        <w:t>中有另一個拼法為「Dodanim（多單）」，這可能是一個抄寫員的錯誤。這兩個詞（譯註：和合本皆譯為「多單」）可能都是指愛琴海（the Aegean Sea）中羅底（Rhodes）及其鄰近島嶼的希臘民族。</w:t>
-      </w:r>
-      <w:r>
-        <w:rPr>
-          <w:lang w:val="zh_TW" w:bidi="zh_TW"/>
-        </w:rPr>
-      </w:r>
-      <w:r>
-        <w:rPr>
-          <w:lang w:val="zh_TW" w:bidi="zh_TW"/>
-        </w:rPr>
+          <w:t>46:8</w:t>
+        </w:r>
+      </w:hyperlink>
+      <w:r>
+        <w:rPr>
+          <w:lang w:val="zh_TW" w:bidi="zh_TW"/>
+        </w:rPr>
+        <w:t>），也是以色列十二支派之一的祖先。呂便曾涉及風茄事件（</w:t>
+      </w:r>
+      <w:hyperlink r:id="rId15">
+        <w:r>
+          <w:rPr>
+            <w:lang w:val="zh_TW" w:bidi="zh_TW"/>
+          </w:rPr>
+          <w:rPr>
+            <w:color w:val="0000EE"/>
+            <w:u w:val="single"/>
+          </w:rPr>
+          <w:t>30:14</w:t>
+        </w:r>
+      </w:hyperlink>
+      <w:r>
+        <w:rPr>
+          <w:lang w:val="zh_TW" w:bidi="zh_TW"/>
+        </w:rPr>
+        <w:t>），又與他父親的妾辟拉同寢（</w:t>
+      </w:r>
+      <w:hyperlink r:id="rId16">
+        <w:r>
+          <w:rPr>
+            <w:lang w:val="zh_TW" w:bidi="zh_TW"/>
+          </w:rPr>
+          <w:rPr>
+            <w:color w:val="0000EE"/>
+            <w:u w:val="single"/>
+          </w:rPr>
+          <w:t>35:22</w:t>
+        </w:r>
+      </w:hyperlink>
+      <w:r>
+        <w:rPr>
+          <w:lang w:val="zh_TW" w:bidi="zh_TW"/>
+        </w:rPr>
+        <w:t>）。然而，當他成年後，他在雅各眾子中顯得較為正直。當眾兄弟計劃殺害約瑟時，呂便表示反對，並打算把約瑟從坑裡救出來（</w:t>
+      </w:r>
+      <w:hyperlink r:id="rId17">
+        <w:r>
+          <w:rPr>
+            <w:lang w:val="zh_TW" w:bidi="zh_TW"/>
+          </w:rPr>
+          <w:rPr>
+            <w:color w:val="0000EE"/>
+            <w:u w:val="single"/>
+          </w:rPr>
+          <w:t>37:22–35</w:t>
+        </w:r>
+      </w:hyperlink>
+      <w:r>
+        <w:rPr>
+          <w:lang w:val="zh_TW" w:bidi="zh_TW"/>
+        </w:rPr>
+        <w:t>）。眾兄弟在埃及被囚期間，呂便責備他們當初傷害約瑟（</w:t>
+      </w:r>
+      <w:hyperlink r:id="rId18">
+        <w:r>
+          <w:rPr>
+            <w:lang w:val="zh_TW" w:bidi="zh_TW"/>
+          </w:rPr>
+          <w:rPr>
+            <w:color w:val="0000EE"/>
+            <w:u w:val="single"/>
+          </w:rPr>
+          <w:t>42:22</w:t>
+        </w:r>
+      </w:hyperlink>
+      <w:r>
+        <w:rPr>
+          <w:lang w:val="zh_TW" w:bidi="zh_TW"/>
+        </w:rPr>
+        <w:t>），他也曾以自己全家的安危作保，保證便雅憫的安全。然而，雅各為眾子祝福時，宣告呂便反覆不定，因此失去了長子的名分（</w:t>
+      </w:r>
+      <w:hyperlink r:id="rId19">
+        <w:r>
+          <w:rPr>
+            <w:lang w:val="zh_TW" w:bidi="zh_TW"/>
+          </w:rPr>
+          <w:rPr>
+            <w:color w:val="0000EE"/>
+            <w:u w:val="single"/>
+          </w:rPr>
+          <w:t>49:3–4</w:t>
+        </w:r>
+      </w:hyperlink>
+      <w:r>
+        <w:rPr>
+          <w:lang w:val="zh_TW" w:bidi="zh_TW"/>
+        </w:rPr>
+        <w:t>）。呂便生了四個兒子（</w:t>
+      </w:r>
+      <w:hyperlink r:id="rId20">
+        <w:r>
+          <w:rPr>
+            <w:lang w:val="zh_TW" w:bidi="zh_TW"/>
+          </w:rPr>
+          <w:rPr>
+            <w:color w:val="0000EE"/>
+            <w:u w:val="single"/>
+          </w:rPr>
+          <w:t>代上5:3</w:t>
+        </w:r>
+      </w:hyperlink>
+      <w:r>
+        <w:rPr>
+          <w:lang w:val="zh_TW" w:bidi="zh_TW"/>
+        </w:rPr>
+        <w:t>）。</w:t>
       </w:r>
     </w:p>
     <w:p>
@@ -287,16 +385,47 @@
           <w:lang w:val="zh_TW" w:bidi="zh_TW"/>
         </w:rPr>
       </w:r>
-    </w:p>
-    <w:p>
-      <w:pPr>
-        <w:pStyle w:val="Heading2"/>
-      </w:pPr>
-      <w:r>
-        <w:rPr>
-          <w:lang w:val="zh_TW" w:bidi="zh_TW"/>
-        </w:rPr>
-        <w:t>羅得</w:t>
+      <w:r>
+        <w:rPr>
+          <w:i/>
+          <w:lang w:val="zh_TW" w:bidi="zh_TW"/>
+        </w:rPr>
+        <w:t>另見</w:t>
+      </w:r>
+      <w:r>
+        <w:rPr>
+          <w:lang w:val="zh_TW" w:bidi="zh_TW"/>
+        </w:rPr>
+        <w:t xml:space="preserve"> </w:t>
+      </w:r>
+      <w:r>
+        <w:rPr>
+          <w:lang w:val="zh_TW" w:bidi="zh_TW"/>
+        </w:rPr>
+        <w:t>呂便（地點）</w:t>
+      </w:r>
+      <w:r>
+        <w:rPr>
+          <w:lang w:val="zh_TW" w:bidi="zh_TW"/>
+        </w:rPr>
+        <w:t>；</w:t>
+      </w:r>
+      <w:r>
+        <w:rPr>
+          <w:lang w:val="zh_TW" w:bidi="zh_TW"/>
+        </w:rPr>
+        <w:t>呂便支派</w:t>
+      </w:r>
+      <w:r>
+        <w:rPr>
+          <w:lang w:val="zh_TW" w:bidi="zh_TW"/>
+        </w:rPr>
+        <w:t>。</w:t>
+      </w:r>
+      <w:r>
+        <w:rPr>
+          <w:lang w:val="zh_TW" w:bidi="zh_TW"/>
+        </w:rPr>
       </w:r>
       <w:r>
         <w:rPr>
@@ -311,29 +440,32 @@
           <w:lang w:val="zh_TW" w:bidi="zh_TW"/>
         </w:rPr>
       </w:r>
-      <w:r>
-        <w:rPr>
-          <w:lang w:val="zh_TW" w:bidi="zh_TW"/>
-        </w:rPr>
-        <w:t>亞伯拉罕的姪兒，也是摩押人與亞捫人的祖先。羅得與亞伯拉罕一樣出生於吾珥。在羅得的父親死後，祂由祖父他拉照顧；他也隨他拉與叔叔亞伯蘭一同前往哈蘭（</w:t>
-      </w:r>
-      <w:hyperlink r:id="rId15">
-        <w:r>
-          <w:rPr>
-            <w:lang w:val="zh_TW" w:bidi="zh_TW"/>
-          </w:rPr>
-          <w:rPr>
-            <w:color w:val="0000EE"/>
-            <w:u w:val="single"/>
-          </w:rPr>
-          <w:t>創11:27–32</w:t>
-        </w:r>
-      </w:hyperlink>
-      <w:r>
-        <w:rPr>
-          <w:lang w:val="zh_TW" w:bidi="zh_TW"/>
-        </w:rPr>
-        <w:t>）。他拉去世後，羅得與亞伯蘭同行進入迦南，後又下到埃及，之後再返回迦南地。</w:t>
+    </w:p>
+    <w:p>
+      <w:pPr>
+        <w:pStyle w:val="Heading2"/>
+      </w:pPr>
+      <w:r>
+        <w:rPr>
+          <w:lang w:val="zh_TW" w:bidi="zh_TW"/>
+        </w:rPr>
+        <w:t>呂便支派</w:t>
+      </w:r>
+      <w:r>
+        <w:rPr>
+          <w:lang w:val="zh_TW" w:bidi="zh_TW"/>
+        </w:rPr>
+      </w:r>
+    </w:p>
+    <w:p>
+      <w:pPr>
+        <w:pStyle w:val="Heading3"/>
+      </w:pPr>
+      <w:r>
+        <w:rPr>
+          <w:lang w:val="zh_TW" w:bidi="zh_TW"/>
+        </w:rPr>
+        <w:t>呂便支派的起源</w:t>
       </w:r>
     </w:p>
     <w:p>
@@ -347,19 +479,61 @@
         <w:rPr>
           <w:lang w:val="zh_TW" w:bidi="zh_TW"/>
         </w:rPr>
-        <w:t>回到迦南後，羅得與亞伯蘭的牲畜眾多，已無法在同一地區共同居住。亞伯蘭以寬厚的態度讓羅得先選擇居住之地；羅得選了約旦河谷，因那裡土地肥美，適合耕種。在神的審判降臨此地以前，這個山谷美麗如同「</w:t>
-      </w:r>
-      <w:r>
-        <w:rPr>
-          <w:lang w:val="zh_TW" w:bidi="zh_TW"/>
-        </w:rPr>
-        <w:t>耶和華的園子</w:t>
-      </w:r>
-      <w:r>
-        <w:rPr>
-          <w:lang w:val="zh_TW" w:bidi="zh_TW"/>
-        </w:rPr>
-        <w:t>」（</w:t>
+        <w:t>雅各長子呂便後裔的支派 （</w:t>
+      </w:r>
+      <w:hyperlink r:id="rId13">
+        <w:r>
+          <w:rPr>
+            <w:lang w:val="zh_TW" w:bidi="zh_TW"/>
+          </w:rPr>
+          <w:rPr>
+            <w:color w:val="0000EE"/>
+            <w:u w:val="single"/>
+          </w:rPr>
+          <w:t>創29:32</w:t>
+        </w:r>
+      </w:hyperlink>
+      <w:r>
+        <w:rPr>
+          <w:lang w:val="zh_TW" w:bidi="zh_TW"/>
+        </w:rPr>
+        <w:t>）。呂便支派是長子的支派，在以色列各支派的名單中經常列在首位（</w:t>
+      </w:r>
+      <w:hyperlink r:id="rId21">
+        <w:r>
+          <w:rPr>
+            <w:lang w:val="zh_TW" w:bidi="zh_TW"/>
+          </w:rPr>
+          <w:rPr>
+            <w:color w:val="0000EE"/>
+            <w:u w:val="single"/>
+          </w:rPr>
+          <w:t>民13:4</w:t>
+        </w:r>
+      </w:hyperlink>
+      <w:r>
+        <w:rPr>
+          <w:lang w:val="zh_TW" w:bidi="zh_TW"/>
+        </w:rPr>
+        <w:t>）。在約旦河東定居的兩個半支派中，呂便支派也列在首位（</w:t>
+      </w:r>
+      <w:hyperlink r:id="rId22">
+        <w:r>
+          <w:rPr>
+            <w:lang w:val="zh_TW" w:bidi="zh_TW"/>
+          </w:rPr>
+          <w:rPr>
+            <w:color w:val="0000EE"/>
+            <w:u w:val="single"/>
+          </w:rPr>
+          <w:t>書1:12</w:t>
+        </w:r>
+      </w:hyperlink>
+      <w:r>
+        <w:rPr>
+          <w:lang w:val="zh_TW" w:bidi="zh_TW"/>
+        </w:rPr>
+        <w:t>）。然而，儘管享有這種榮譽地位，呂便支派後來逐漸失去重要性。部分原因在於呂便所犯的罪（</w:t>
       </w:r>
       <w:hyperlink r:id="rId16">
         <w:r>
@@ -370,14 +544,61 @@
             <w:color w:val="0000EE"/>
             <w:u w:val="single"/>
           </w:rPr>
-          <w:t>創13:10</w:t>
-        </w:r>
-      </w:hyperlink>
-      <w:r>
-        <w:rPr>
-          <w:lang w:val="zh_TW" w:bidi="zh_TW"/>
-        </w:rPr>
-        <w:t>）。羅得遂搬入所多瑪城，並逐漸捲入那城所行的惡事之中。</w:t>
+          <w:t>創35:22</w:t>
+        </w:r>
+      </w:hyperlink>
+      <w:r>
+        <w:rPr>
+          <w:lang w:val="zh_TW" w:bidi="zh_TW"/>
+        </w:rPr>
+        <w:t>），因此，他的父親雅各宣告，呂便將失去在眾支派中的領導地位（</w:t>
+      </w:r>
+      <w:hyperlink r:id="rId23">
+        <w:r>
+          <w:rPr>
+            <w:lang w:val="zh_TW" w:bidi="zh_TW"/>
+          </w:rPr>
+          <w:rPr>
+            <w:color w:val="0000EE"/>
+            <w:u w:val="single"/>
+          </w:rPr>
+          <w:t>49:4</w:t>
+        </w:r>
+      </w:hyperlink>
+      <w:r>
+        <w:rPr>
+          <w:lang w:val="zh_TW" w:bidi="zh_TW"/>
+        </w:rPr>
+        <w:t>）。雖然</w:t>
+      </w:r>
+      <w:hyperlink r:id="rId24">
+        <w:r>
+          <w:rPr>
+            <w:lang w:val="zh_TW" w:bidi="zh_TW"/>
+          </w:rPr>
+          <w:rPr>
+            <w:color w:val="0000EE"/>
+            <w:u w:val="single"/>
+          </w:rPr>
+          <w:t>申命記三十三章6節</w:t>
+        </w:r>
+      </w:hyperlink>
+      <w:r>
+        <w:rPr>
+          <w:lang w:val="zh_TW" w:bidi="zh_TW"/>
+        </w:rPr>
+        <w:t>記載了一段為呂便得以存活而發出的禱告，但這個支派後來仍然衰落了。</w:t>
+      </w:r>
+    </w:p>
+    <w:p>
+      <w:pPr>
+        <w:pStyle w:val="Heading3"/>
+      </w:pPr>
+      <w:r>
+        <w:rPr>
+          <w:lang w:val="zh_TW" w:bidi="zh_TW"/>
+        </w:rPr>
+        <w:t>歷史角色與掙扎</w:t>
       </w:r>
     </w:p>
     <w:p>
@@ -391,18 +612,54 @@
         <w:rPr>
           <w:lang w:val="zh_TW" w:bidi="zh_TW"/>
         </w:rPr>
-        <w:t>羅得住在所多瑪期間，來自美索不達米亞的四王打帶了包含所多瑪在內的鄰近五城的王。這些王很可能是統治小型城邦的領主。他們擄走羅得一家及財物。亞伯蘭聽見後率人前往營救，在大馬士革以北的何把擊敗入侵的王，奪回被擄者與掠物 （</w:t>
-      </w:r>
-      <w:hyperlink r:id="rId17">
-        <w:r>
-          <w:rPr>
-            <w:lang w:val="zh_TW" w:bidi="zh_TW"/>
-          </w:rPr>
-          <w:rPr>
-            <w:color w:val="0000EE"/>
-            <w:u w:val="single"/>
-          </w:rPr>
-          <w:t>創14章</w:t>
+        <w:t>以色列人在曠野期間，呂便支派與其它支派一樣，派出首領和探子窺探迦南地（</w:t>
+      </w:r>
+      <w:hyperlink r:id="rId25">
+        <w:r>
+          <w:rPr>
+            <w:lang w:val="zh_TW" w:bidi="zh_TW"/>
+          </w:rPr>
+          <w:rPr>
+            <w:color w:val="0000EE"/>
+            <w:u w:val="single"/>
+          </w:rPr>
+          <w:t>民1:5</w:t>
+        </w:r>
+      </w:hyperlink>
+      <w:r>
+        <w:rPr>
+          <w:lang w:val="zh_TW" w:bidi="zh_TW"/>
+        </w:rPr>
+        <w:t>，</w:t>
+      </w:r>
+      <w:hyperlink r:id="rId21">
+        <w:r>
+          <w:rPr>
+            <w:lang w:val="zh_TW" w:bidi="zh_TW"/>
+          </w:rPr>
+          <w:rPr>
+            <w:color w:val="0000EE"/>
+            <w:u w:val="single"/>
+          </w:rPr>
+          <w:t>13:4</w:t>
+        </w:r>
+      </w:hyperlink>
+      <w:r>
+        <w:rPr>
+          <w:lang w:val="zh_TW" w:bidi="zh_TW"/>
+        </w:rPr>
+        <w:t>）。然而，只有以法蓮的探子（約書亞）和猶大的探子（迦勒）忠於神。其它支派都沒有信靠神，呂便支派既不比其它支派更好，也不比其它支派更差（</w:t>
+      </w:r>
+      <w:hyperlink r:id="rId26">
+        <w:r>
+          <w:rPr>
+            <w:lang w:val="zh_TW" w:bidi="zh_TW"/>
+          </w:rPr>
+          <w:rPr>
+            <w:color w:val="0000EE"/>
+            <w:u w:val="single"/>
+          </w:rPr>
+          <w:t>民14:6</w:t>
         </w:r>
       </w:hyperlink>
       <w:r>
@@ -423,18 +680,36 @@
         <w:rPr>
           <w:lang w:val="zh_TW" w:bidi="zh_TW"/>
         </w:rPr>
-        <w:t>後來，兩位天使來到索多瑪，催促羅得在城市被毀滅之前離開。當地的居民試圖襲擊這些訪客時，顯示出所多瑪的邪惡行為表露無遺。羅得竟提議讓眾人傷害自己的女兒，這顯示出他長期生活在邪惡之地已對他產生影響。羅得起初不願離開所多瑪，他的未來女婿也拒絕與他同行。他的妻子在離開時回頭看了城市，上帝便將她變成鹽柱（</w:t>
-      </w:r>
-      <w:hyperlink r:id="rId18">
-        <w:r>
-          <w:rPr>
-            <w:lang w:val="zh_TW" w:bidi="zh_TW"/>
-          </w:rPr>
-          <w:rPr>
-            <w:color w:val="0000EE"/>
-            <w:u w:val="single"/>
-          </w:rPr>
-          <w:t>創19章</w:t>
+        <w:t>呂便支派的歷史也包括兩名呂便人（大坍和亞比蘭）起來反抗摩西權柄的事件（</w:t>
+      </w:r>
+      <w:hyperlink r:id="rId27">
+        <w:r>
+          <w:rPr>
+            <w:lang w:val="zh_TW" w:bidi="zh_TW"/>
+          </w:rPr>
+          <w:rPr>
+            <w:color w:val="0000EE"/>
+            <w:u w:val="single"/>
+          </w:rPr>
+          <w:t>民16:1</w:t>
+        </w:r>
+      </w:hyperlink>
+      <w:r>
+        <w:rPr>
+          <w:lang w:val="zh_TW" w:bidi="zh_TW"/>
+        </w:rPr>
+        <w:t>）。他們這樣做可能是想恢復呂便支派在眾支派中的領先地位。然而，這次叛亂以失敗告終，神也施行了嚴厲的審判（</w:t>
+      </w:r>
+      <w:hyperlink r:id="rId28">
+        <w:r>
+          <w:rPr>
+            <w:lang w:val="zh_TW" w:bidi="zh_TW"/>
+          </w:rPr>
+          <w:rPr>
+            <w:color w:val="0000EE"/>
+            <w:u w:val="single"/>
+          </w:rPr>
+          <w:t>民16:33</w:t>
         </w:r>
       </w:hyperlink>
       <w:r>
@@ -442,6 +717,17 @@
           <w:lang w:val="zh_TW" w:bidi="zh_TW"/>
         </w:rPr>
         <w:t>）。</w:t>
+      </w:r>
+    </w:p>
+    <w:p>
+      <w:pPr>
+        <w:pStyle w:val="Heading3"/>
+      </w:pPr>
+      <w:r>
+        <w:rPr>
+          <w:lang w:val="zh_TW" w:bidi="zh_TW"/>
+        </w:rPr>
+        <w:t>財富與土地的解決方案</w:t>
       </w:r>
     </w:p>
     <w:p>
@@ -455,18 +741,72 @@
         <w:rPr>
           <w:lang w:val="zh_TW" w:bidi="zh_TW"/>
         </w:rPr>
-        <w:t>接下來發生的事情非常令人不安：羅得的兩個女兒以為她們永遠找不到丈夫，便將父親灌醉，與他同寢，她們各生一子；一名為摩押，另一名為便‧亞米。這兩人後來成為摩押人與亞捫人的祖先；兩族在後世常與以色列為敵（</w:t>
-      </w:r>
-      <w:hyperlink r:id="rId19">
-        <w:r>
-          <w:rPr>
-            <w:lang w:val="zh_TW" w:bidi="zh_TW"/>
-          </w:rPr>
-          <w:rPr>
-            <w:color w:val="0000EE"/>
-            <w:u w:val="single"/>
-          </w:rPr>
-          <w:t>創19:30–38</w:t>
+        <w:t>呂便支派以擁有眾多牲畜聞名（</w:t>
+      </w:r>
+      <w:hyperlink r:id="rId29">
+        <w:r>
+          <w:rPr>
+            <w:lang w:val="zh_TW" w:bidi="zh_TW"/>
+          </w:rPr>
+          <w:rPr>
+            <w:color w:val="0000EE"/>
+            <w:u w:val="single"/>
+          </w:rPr>
+          <w:t>民32:1</w:t>
+        </w:r>
+      </w:hyperlink>
+      <w:r>
+        <w:rPr>
+          <w:lang w:val="zh_TW" w:bidi="zh_TW"/>
+        </w:rPr>
+        <w:t>）。起初，呂便支派希望留在約旦河東、從亞摩利王西宏和噩手中奪得的土地上。雖然摩西責備他們提出這項要求，但呂便人以及與他們結盟的迦得支派和瑪拿西半支派同意渡過約旦河，與以色列人一同爭戰。於是，摩西准許了他們的請求（</w:t>
+      </w:r>
+      <w:hyperlink r:id="rId30">
+        <w:r>
+          <w:rPr>
+            <w:lang w:val="zh_TW" w:bidi="zh_TW"/>
+          </w:rPr>
+          <w:rPr>
+            <w:color w:val="0000EE"/>
+            <w:u w:val="single"/>
+          </w:rPr>
+          <w:t>民32:20–22</w:t>
+        </w:r>
+      </w:hyperlink>
+      <w:r>
+        <w:rPr>
+          <w:lang w:val="zh_TW" w:bidi="zh_TW"/>
+        </w:rPr>
+        <w:t>）。他們在爭戰中奮勇作戰，爭戰結束後便獲准返回家園（</w:t>
+      </w:r>
+      <w:hyperlink r:id="rId31">
+        <w:r>
+          <w:rPr>
+            <w:lang w:val="zh_TW" w:bidi="zh_TW"/>
+          </w:rPr>
+          <w:rPr>
+            <w:color w:val="0000EE"/>
+            <w:u w:val="single"/>
+          </w:rPr>
+          <w:t>書22:1–6</w:t>
+        </w:r>
+      </w:hyperlink>
+      <w:r>
+        <w:rPr>
+          <w:lang w:val="zh_TW" w:bidi="zh_TW"/>
+        </w:rPr>
+        <w:t>）。雖然約旦河將他們與其它支派分隔開來，他們仍築了一座紀念壇，表明自己仍視自己為以色列的一部分（</w:t>
+      </w:r>
+      <w:hyperlink r:id="rId32">
+        <w:r>
+          <w:rPr>
+            <w:lang w:val="zh_TW" w:bidi="zh_TW"/>
+          </w:rPr>
+          <w:rPr>
+            <w:color w:val="0000EE"/>
+            <w:u w:val="single"/>
+          </w:rPr>
+          <w:t>書22:10</w:t>
         </w:r>
       </w:hyperlink>
       <w:r>
@@ -474,6 +814,17 @@
           <w:lang w:val="zh_TW" w:bidi="zh_TW"/>
         </w:rPr>
         <w:t>）。</w:t>
+      </w:r>
+    </w:p>
+    <w:p>
+      <w:pPr>
+        <w:pStyle w:val="Heading3"/>
+      </w:pPr>
+      <w:r>
+        <w:rPr>
+          <w:lang w:val="zh_TW" w:bidi="zh_TW"/>
+        </w:rPr>
+        <w:t>衰落與後期歷史</w:t>
       </w:r>
     </w:p>
     <w:p>
@@ -487,36 +838,54 @@
         <w:rPr>
           <w:lang w:val="zh_TW" w:bidi="zh_TW"/>
         </w:rPr>
-        <w:t>儘管羅得犯了許多錯誤，新約聖經仍稱他為「義人」（</w:t>
-      </w:r>
-      <w:hyperlink r:id="rId20">
-        <w:r>
-          <w:rPr>
-            <w:lang w:val="zh_TW" w:bidi="zh_TW"/>
-          </w:rPr>
-          <w:rPr>
-            <w:color w:val="0000EE"/>
-            <w:u w:val="single"/>
-          </w:rPr>
-          <w:t>彼後2:7–9</w:t>
-        </w:r>
-      </w:hyperlink>
-      <w:r>
-        <w:rPr>
-          <w:lang w:val="zh_TW" w:bidi="zh_TW"/>
-        </w:rPr>
-        <w:t>）。這意味著因為羅得信靠神，神接納了他。雖然也有人質疑羅得的故事與所多瑪被毀是否為真實歷史，但耶穌親自提及這些事件，表明了其真實性（</w:t>
-      </w:r>
-      <w:hyperlink r:id="rId21">
-        <w:r>
-          <w:rPr>
-            <w:lang w:val="zh_TW" w:bidi="zh_TW"/>
-          </w:rPr>
-          <w:rPr>
-            <w:color w:val="0000EE"/>
-            <w:u w:val="single"/>
-          </w:rPr>
-          <w:t>路17:28–29</w:t>
+        <w:t>呂便支派直到女先知底波拉的時代才再次出現在聖經記載中。當以色列人聚集起來與西西拉爭戰時，呂便支派沒有回應這個呼召。這個支派似乎更看重物質財富，而不是參與爭戰。例如，他們選擇了約旦河東肥沃的土地（</w:t>
+      </w:r>
+      <w:hyperlink r:id="rId33">
+        <w:r>
+          <w:rPr>
+            <w:lang w:val="zh_TW" w:bidi="zh_TW"/>
+          </w:rPr>
+          <w:rPr>
+            <w:color w:val="0000EE"/>
+            <w:u w:val="single"/>
+          </w:rPr>
+          <w:t>民32:5</w:t>
+        </w:r>
+      </w:hyperlink>
+      <w:r>
+        <w:rPr>
+          <w:lang w:val="zh_TW" w:bidi="zh_TW"/>
+        </w:rPr>
+        <w:t>）。對他們來說，牧人的生活可能比爭戰的生活更具吸引力（</w:t>
+      </w:r>
+      <w:hyperlink r:id="rId34">
+        <w:r>
+          <w:rPr>
+            <w:lang w:val="zh_TW" w:bidi="zh_TW"/>
+          </w:rPr>
+          <w:rPr>
+            <w:color w:val="0000EE"/>
+            <w:u w:val="single"/>
+          </w:rPr>
+          <w:t>士5:16</w:t>
+        </w:r>
+      </w:hyperlink>
+      <w:r>
+        <w:rPr>
+          <w:lang w:val="zh_TW" w:bidi="zh_TW"/>
+        </w:rPr>
+        <w:t>）。呂便支派的表現反映出雅各所說「滾沸如水」的宣告（</w:t>
+      </w:r>
+      <w:hyperlink r:id="rId23">
+        <w:r>
+          <w:rPr>
+            <w:lang w:val="zh_TW" w:bidi="zh_TW"/>
+          </w:rPr>
+          <w:rPr>
+            <w:color w:val="0000EE"/>
+            <w:u w:val="single"/>
+          </w:rPr>
+          <w:t>創49:4</w:t>
         </w:r>
       </w:hyperlink>
       <w:r>
@@ -535,22 +904,81 @@
       </w:r>
       <w:r>
         <w:rPr>
-          <w:i/>
-          <w:lang w:val="zh_TW" w:bidi="zh_TW"/>
-        </w:rPr>
-        <w:t>另見</w:t>
-      </w:r>
-      <w:r>
-        <w:rPr>
-          <w:lang w:val="zh_TW" w:bidi="zh_TW"/>
-        </w:rPr>
-        <w:t>所多瑪和蛾摩拉</w:t>
-      </w:r>
-      <w:r>
-        <w:rPr>
-          <w:lang w:val="zh_TW" w:bidi="zh_TW"/>
-        </w:rPr>
-        <w:t>。</w:t>
+          <w:lang w:val="zh_TW" w:bidi="zh_TW"/>
+        </w:rPr>
+        <w:t>後來，呂便支派的土地很可能是被摩押人佔據。該地區也成為以色列與其它民族（例如亞蘭）交戰的戰場（</w:t>
+      </w:r>
+      <w:hyperlink r:id="rId35">
+        <w:r>
+          <w:rPr>
+            <w:lang w:val="zh_TW" w:bidi="zh_TW"/>
+          </w:rPr>
+          <w:rPr>
+            <w:color w:val="0000EE"/>
+            <w:u w:val="single"/>
+          </w:rPr>
+          <w:t>王上22:3</w:t>
+        </w:r>
+      </w:hyperlink>
+      <w:r>
+        <w:rPr>
+          <w:lang w:val="zh_TW" w:bidi="zh_TW"/>
+        </w:rPr>
+        <w:t>）。呂便支派是最早遭亞述人重創的支派之一（</w:t>
+      </w:r>
+      <w:hyperlink r:id="rId36">
+        <w:r>
+          <w:rPr>
+            <w:lang w:val="zh_TW" w:bidi="zh_TW"/>
+          </w:rPr>
+          <w:rPr>
+            <w:color w:val="0000EE"/>
+            <w:u w:val="single"/>
+          </w:rPr>
+          <w:t>王下15:29</w:t>
+        </w:r>
+      </w:hyperlink>
+      <w:r>
+        <w:rPr>
+          <w:lang w:val="zh_TW" w:bidi="zh_TW"/>
+        </w:rPr>
+        <w:t>）。雖然以西結的異象提到呂便支派所得的一小塊土地（</w:t>
+      </w:r>
+      <w:hyperlink r:id="rId37">
+        <w:r>
+          <w:rPr>
+            <w:lang w:val="zh_TW" w:bidi="zh_TW"/>
+          </w:rPr>
+          <w:rPr>
+            <w:color w:val="0000EE"/>
+            <w:u w:val="single"/>
+          </w:rPr>
+          <w:t>結48:6</w:t>
+        </w:r>
+      </w:hyperlink>
+      <w:r>
+        <w:rPr>
+          <w:lang w:val="zh_TW" w:bidi="zh_TW"/>
+        </w:rPr>
+        <w:t>），但這個支派在被擄歸回後似乎已大致消失。啟示錄把呂便列在蒙救贖的人當中（</w:t>
+      </w:r>
+      <w:hyperlink r:id="rId38">
+        <w:r>
+          <w:rPr>
+            <w:lang w:val="zh_TW" w:bidi="zh_TW"/>
+          </w:rPr>
+          <w:rPr>
+            <w:color w:val="0000EE"/>
+            <w:u w:val="single"/>
+          </w:rPr>
+          <w:t>啟7:5</w:t>
+        </w:r>
+      </w:hyperlink>
+      <w:r>
+        <w:rPr>
+          <w:lang w:val="zh_TW" w:bidi="zh_TW"/>
+        </w:rPr>
+        <w:t>），但新約聖經沒有提到任何出自呂便支派的人。</w:t>
       </w:r>
       <w:r>
         <w:rPr>
@@ -579,23 +1007,12 @@
         <w:rPr>
           <w:lang w:val="zh_TW" w:bidi="zh_TW"/>
         </w:rPr>
-        <w:t>羅底</w:t>
-      </w:r>
-      <w:r>
-        <w:rPr>
-          <w:lang w:val="zh_TW" w:bidi="zh_TW"/>
-        </w:rPr>
-      </w:r>
-    </w:p>
-    <w:p>
-      <w:pPr>
-        <w:pStyle w:val="Heading2"/>
-      </w:pPr>
-      <w:r>
-        <w:rPr>
-          <w:lang w:val="zh_TW" w:bidi="zh_TW"/>
-        </w:rPr>
-        <w:t>羅底</w:t>
+        <w:t>旅行</w:t>
+      </w:r>
+      <w:r>
+        <w:rPr>
+          <w:lang w:val="zh_TW" w:bidi="zh_TW"/>
+        </w:rPr>
       </w:r>
     </w:p>
     <w:p>
@@ -609,91 +1026,18 @@
         <w:rPr>
           <w:lang w:val="zh_TW" w:bidi="zh_TW"/>
         </w:rPr>
-        <w:t>保羅在第三次宣教旅程返回耶路撒冷的途中，曾在羅底停靠（</w:t>
-      </w:r>
-      <w:hyperlink r:id="rId22">
-        <w:r>
-          <w:rPr>
-            <w:lang w:val="zh_TW" w:bidi="zh_TW"/>
-          </w:rPr>
-          <w:rPr>
-            <w:color w:val="0000EE"/>
-            <w:u w:val="single"/>
-          </w:rPr>
-          <w:t>徒21:1</w:t>
-        </w:r>
-      </w:hyperlink>
-      <w:r>
-        <w:rPr>
-          <w:lang w:val="zh_TW" w:bidi="zh_TW"/>
-        </w:rPr>
-        <w:t>）。在</w:t>
-      </w:r>
-      <w:hyperlink r:id="rId14">
-        <w:r>
-          <w:rPr>
-            <w:lang w:val="zh_TW" w:bidi="zh_TW"/>
-          </w:rPr>
-          <w:rPr>
-            <w:color w:val="0000EE"/>
-            <w:u w:val="single"/>
-          </w:rPr>
-          <w:t>創世記十章4節</w:t>
-        </w:r>
-      </w:hyperlink>
-      <w:r>
-        <w:rPr>
-          <w:lang w:val="zh_TW" w:bidi="zh_TW"/>
-        </w:rPr>
-        <w:t>、</w:t>
-      </w:r>
-      <w:hyperlink r:id="rId23">
-        <w:r>
-          <w:rPr>
-            <w:lang w:val="zh_TW" w:bidi="zh_TW"/>
-          </w:rPr>
-          <w:rPr>
-            <w:color w:val="0000EE"/>
-            <w:u w:val="single"/>
-          </w:rPr>
-          <w:t>以西結書二十七章15節</w:t>
-        </w:r>
-      </w:hyperlink>
-      <w:r>
-        <w:rPr>
-          <w:lang w:val="zh_TW" w:bidi="zh_TW"/>
-        </w:rPr>
-        <w:t>和</w:t>
-      </w:r>
-      <w:hyperlink r:id="rId13">
-        <w:r>
-          <w:rPr>
-            <w:lang w:val="zh_TW" w:bidi="zh_TW"/>
-          </w:rPr>
-          <w:rPr>
-            <w:color w:val="0000EE"/>
-            <w:u w:val="single"/>
-          </w:rPr>
-          <w:t>歷代志上一章7節</w:t>
-        </w:r>
-      </w:hyperlink>
-      <w:r>
-        <w:rPr>
-          <w:lang w:val="zh_TW" w:bidi="zh_TW"/>
-        </w:rPr>
-        <w:t>中提到的</w:t>
-      </w:r>
-      <w:r>
-        <w:rPr>
-          <w:lang w:val="zh_TW" w:bidi="zh_TW"/>
-        </w:rPr>
-        <w:t>多單（譯註：此名在和合本以西結書二十七章15節中被譯為「底但〔Dedan〕）</w:t>
-      </w:r>
-      <w:r>
-        <w:rPr>
-          <w:lang w:val="zh_TW" w:bidi="zh_TW"/>
-        </w:rPr>
-        <w:t>，並非基於舊約聖經的希伯來文文本，而是根據其希臘文譯本。羅底島面積超過500平方英里（1,295平方公里），位於現今土耳其東南沿海附近。</w:t>
+        <w:t>在聖經時代，旅行者常見道路崎嶇難行，且無法通行。通常是相對較小的船隻在海上航行，且主要是軍事和商船，極少是為了簡單的旅遊交通而航行的船隻。因為沒有什麼理由需要去旅行，一般公民往往只會留在相當有限的區域內。偶爾會有群體的遷徙，有時人們因宗教節期而旅行，或為了逃避戰爭和饑荒而遷徙。</w:t>
+      </w:r>
+    </w:p>
+    <w:p>
+      <w:pPr>
+        <w:pStyle w:val="Heading3"/>
+      </w:pPr>
+      <w:r>
+        <w:rPr>
+          <w:lang w:val="zh_TW" w:bidi="zh_TW"/>
+        </w:rPr>
+        <w:t>舊約時代的旅行</w:t>
       </w:r>
     </w:p>
     <w:p>
@@ -707,7 +1051,61 @@
         <w:rPr>
           <w:lang w:val="zh_TW" w:bidi="zh_TW"/>
         </w:rPr>
-        <w:t>在保羅的時代，這座島嶼長期以來一直是多利安（Dorian）希臘文化的重要據點，島上有好幾座城市。首府羅底城坐落於古代最繁忙的海運航線上，連接西邊的意大利港口、亞細亞省，以及東邊的敘利亞和埃及港口。它以天然港口和公共工程聞名。羅底當時是顯赫的商業中心，並為羅馬海法提供了大部分的先例。公元前二世紀是其政治權力的巔峰，當時它控制了小亞細亞大陸上的大部分卡利亞（Caria）和呂家（Lycia）地區。後來，羅馬勢力先是剝奪了羅底的商業霸權，到了西元前一世紀的羅馬內戰期間，它的政治地位被削弱到僅僅是羅馬帝國的一個省級小鎮。</w:t>
+        <w:t>有幾個描繪了以色列百姓為了放牧而在有限區域內移動的記載。約瑟的兄弟們將他們的羊群從南地帶到示劍，後來又到多坍（</w:t>
+      </w:r>
+      <w:hyperlink r:id="rId39">
+        <w:r>
+          <w:rPr>
+            <w:lang w:val="zh_TW" w:bidi="zh_TW"/>
+          </w:rPr>
+          <w:rPr>
+            <w:color w:val="0000EE"/>
+            <w:u w:val="single"/>
+          </w:rPr>
+          <w:t>創37:12–17</w:t>
+        </w:r>
+      </w:hyperlink>
+      <w:r>
+        <w:rPr>
+          <w:lang w:val="zh_TW" w:bidi="zh_TW"/>
+        </w:rPr>
+        <w:t>），但這不過是60英里（96.5公里）。大衛曾環遊巴勒斯坦，甚至去了摩押地（</w:t>
+      </w:r>
+      <w:hyperlink r:id="rId40">
+        <w:r>
+          <w:rPr>
+            <w:lang w:val="zh_TW" w:bidi="zh_TW"/>
+          </w:rPr>
+          <w:rPr>
+            <w:color w:val="0000EE"/>
+            <w:u w:val="single"/>
+          </w:rPr>
+          <w:t>撒上22:3</w:t>
+        </w:r>
+      </w:hyperlink>
+      <w:r>
+        <w:rPr>
+          <w:lang w:val="zh_TW" w:bidi="zh_TW"/>
+        </w:rPr>
+        <w:t>）。但支派的人從耶路撒冷西南遷到北部——就在黎巴嫩山脈南端（</w:t>
+      </w:r>
+      <w:hyperlink r:id="rId41">
+        <w:r>
+          <w:rPr>
+            <w:lang w:val="zh_TW" w:bidi="zh_TW"/>
+          </w:rPr>
+          <w:rPr>
+            <w:color w:val="0000EE"/>
+            <w:u w:val="single"/>
+          </w:rPr>
+          <w:t>士18章</w:t>
+        </w:r>
+      </w:hyperlink>
+      <w:r>
+        <w:rPr>
+          <w:lang w:val="zh_TW" w:bidi="zh_TW"/>
+        </w:rPr>
+        <w:t>）。</w:t>
       </w:r>
     </w:p>
     <w:p>
@@ -721,17 +1119,126 @@
         <w:rPr>
           <w:lang w:val="zh_TW" w:bidi="zh_TW"/>
         </w:rPr>
-        <w:t>為了慶祝公元前280年的一場軍事勝利，羅底城豎立了一尊巨大的希臘太陽神青銅像，高達121英尺（36.9公尺）——大約跟自由女神像一樣高。這尊雕像耗時12年才建成，但在完工後不久，一場地震（公元前224年）就將它從膝蓋處震斷了。不過，這些破碎的遺跡一直被視作古蹟奇觀保留著，直到七世紀阿拉伯人佔領該島為止。這尊「羅得島太陽神巨像（Colossus of Rhodes）」曾被列入一些古代的世界奇觀名單中。</w:t>
-      </w:r>
-      <w:r>
-        <w:rPr>
-          <w:lang w:val="zh_TW" w:bidi="zh_TW"/>
-        </w:rPr>
-      </w:r>
-      <w:r>
-        <w:rPr>
-          <w:lang w:val="zh_TW" w:bidi="zh_TW"/>
-        </w:rPr>
+        <w:t>為了放牧、遷徙和保護而旅行的例子可謂多不勝數。這些旅行者通常會步行，但驢也被用來騎乘和作為馱運動物之用。牛用來運送重物，有時也載人（</w:t>
+      </w:r>
+      <w:hyperlink r:id="rId42">
+        <w:r>
+          <w:rPr>
+            <w:lang w:val="zh_TW" w:bidi="zh_TW"/>
+          </w:rPr>
+          <w:rPr>
+            <w:color w:val="0000EE"/>
+            <w:u w:val="single"/>
+          </w:rPr>
+          <w:t>創46:5</w:t>
+        </w:r>
+      </w:hyperlink>
+      <w:r>
+        <w:rPr>
+          <w:lang w:val="zh_TW" w:bidi="zh_TW"/>
+        </w:rPr>
+        <w:t>）。後來駱駝也成為普遍的交通工具（</w:t>
+      </w:r>
+      <w:hyperlink r:id="rId43">
+        <w:r>
+          <w:rPr>
+            <w:lang w:val="zh_TW" w:bidi="zh_TW"/>
+          </w:rPr>
+          <w:rPr>
+            <w:color w:val="0000EE"/>
+            <w:u w:val="single"/>
+          </w:rPr>
+          <w:t>王上10:2</w:t>
+        </w:r>
+      </w:hyperlink>
+      <w:r>
+        <w:rPr>
+          <w:lang w:val="zh_TW" w:bidi="zh_TW"/>
+        </w:rPr>
+        <w:t>；</w:t>
+      </w:r>
+      <w:hyperlink r:id="rId44">
+        <w:r>
+          <w:rPr>
+            <w:lang w:val="zh_TW" w:bidi="zh_TW"/>
+          </w:rPr>
+          <w:rPr>
+            <w:color w:val="0000EE"/>
+            <w:u w:val="single"/>
+          </w:rPr>
+          <w:t>王下8:9</w:t>
+        </w:r>
+      </w:hyperlink>
+      <w:r>
+        <w:rPr>
+          <w:lang w:val="zh_TW" w:bidi="zh_TW"/>
+        </w:rPr>
+        <w:t>）。我們對舊約時代的旅客休息地點所知甚少。舊約只有幾處提到了「住宿的地方（malon）」（</w:t>
+      </w:r>
+      <w:hyperlink r:id="rId45">
+        <w:r>
+          <w:rPr>
+            <w:lang w:val="zh_TW" w:bidi="zh_TW"/>
+          </w:rPr>
+          <w:rPr>
+            <w:color w:val="0000EE"/>
+            <w:u w:val="single"/>
+          </w:rPr>
+          <w:t>創42:27</w:t>
+        </w:r>
+      </w:hyperlink>
+      <w:r>
+        <w:rPr>
+          <w:lang w:val="zh_TW" w:bidi="zh_TW"/>
+        </w:rPr>
+        <w:t>，</w:t>
+      </w:r>
+      <w:hyperlink r:id="rId46">
+        <w:r>
+          <w:rPr>
+            <w:lang w:val="zh_TW" w:bidi="zh_TW"/>
+          </w:rPr>
+          <w:rPr>
+            <w:color w:val="0000EE"/>
+            <w:u w:val="single"/>
+          </w:rPr>
+          <w:t>43:21</w:t>
+        </w:r>
+      </w:hyperlink>
+      <w:r>
+        <w:rPr>
+          <w:lang w:val="zh_TW" w:bidi="zh_TW"/>
+        </w:rPr>
+        <w:t>；</w:t>
+      </w:r>
+      <w:hyperlink r:id="rId47">
+        <w:r>
+          <w:rPr>
+            <w:lang w:val="zh_TW" w:bidi="zh_TW"/>
+          </w:rPr>
+          <w:rPr>
+            <w:color w:val="0000EE"/>
+            <w:u w:val="single"/>
+          </w:rPr>
+          <w:t>出4:24</w:t>
+        </w:r>
+      </w:hyperlink>
+      <w:r>
+        <w:rPr>
+          <w:lang w:val="zh_TW" w:bidi="zh_TW"/>
+        </w:rPr>
+        <w:t>）。</w:t>
+      </w:r>
+    </w:p>
+    <w:p>
+      <w:pPr>
+        <w:pStyle w:val="Heading3"/>
+      </w:pPr>
+      <w:r>
+        <w:rPr>
+          <w:lang w:val="zh_TW" w:bidi="zh_TW"/>
+        </w:rPr>
+        <w:t>新約時代的旅行</w:t>
       </w:r>
     </w:p>
     <w:p>
@@ -741,21 +1248,11 @@
           <w:lang w:val="zh_TW" w:bidi="zh_TW"/>
         </w:rPr>
       </w:r>
-    </w:p>
-    <w:p>
-      <w:pPr>
-        <w:pStyle w:val="Heading2"/>
-      </w:pPr>
-      <w:r>
-        <w:rPr>
-          <w:lang w:val="zh_TW" w:bidi="zh_TW"/>
-        </w:rPr>
-        <w:t>羅實</w:t>
-      </w:r>
-      <w:r>
-        <w:rPr>
-          <w:lang w:val="zh_TW" w:bidi="zh_TW"/>
-        </w:rPr>
+      <w:r>
+        <w:rPr>
+          <w:lang w:val="zh_TW" w:bidi="zh_TW"/>
+        </w:rPr>
+        <w:t>羅馬世界對旅行的了解非常通透，主要是為了在節期履行宗教義務、為了從事貿易、為了政府行政以及軍事目的。公元一世紀的基督徒傳教士是當時眾多旅行者中的一部分。</w:t>
       </w:r>
     </w:p>
     <w:p>
@@ -769,18 +1266,90 @@
         <w:rPr>
           <w:lang w:val="zh_TW" w:bidi="zh_TW"/>
         </w:rPr>
-        <w:t>便雅憫十個兒子中的第七個（</w:t>
-      </w:r>
-      <w:hyperlink r:id="rId24">
-        <w:r>
-          <w:rPr>
-            <w:lang w:val="zh_TW" w:bidi="zh_TW"/>
-          </w:rPr>
-          <w:rPr>
-            <w:color w:val="0000EE"/>
-            <w:u w:val="single"/>
-          </w:rPr>
-          <w:t>創46:21</w:t>
+        <w:t>羅馬和平與權威的來臨，以及精心建造的石頭道路，使旅行相對的安全快捷。相比舊約時代，旅行的方式有所改善。在羅馬帝國內，人們可以在良好的道路上長途旅行，而且相對安全。然而，仍有一些危險，特別是在海上旅行，風暴和海盜是常見的威脅（</w:t>
+      </w:r>
+      <w:hyperlink r:id="rId48">
+        <w:r>
+          <w:rPr>
+            <w:lang w:val="zh_TW" w:bidi="zh_TW"/>
+          </w:rPr>
+          <w:rPr>
+            <w:color w:val="0000EE"/>
+            <w:u w:val="single"/>
+          </w:rPr>
+          <w:t>徒15:39</w:t>
+        </w:r>
+      </w:hyperlink>
+      <w:r>
+        <w:rPr>
+          <w:lang w:val="zh_TW" w:bidi="zh_TW"/>
+        </w:rPr>
+        <w:t>，</w:t>
+      </w:r>
+      <w:hyperlink r:id="rId49">
+        <w:r>
+          <w:rPr>
+            <w:lang w:val="zh_TW" w:bidi="zh_TW"/>
+          </w:rPr>
+          <w:rPr>
+            <w:color w:val="0000EE"/>
+            <w:u w:val="single"/>
+          </w:rPr>
+          <w:t>18:18–22</w:t>
+        </w:r>
+      </w:hyperlink>
+      <w:r>
+        <w:rPr>
+          <w:lang w:val="zh_TW" w:bidi="zh_TW"/>
+        </w:rPr>
+        <w:t>；</w:t>
+      </w:r>
+      <w:hyperlink r:id="rId50">
+        <w:r>
+          <w:rPr>
+            <w:lang w:val="zh_TW" w:bidi="zh_TW"/>
+          </w:rPr>
+          <w:rPr>
+            <w:color w:val="0000EE"/>
+            <w:u w:val="single"/>
+          </w:rPr>
+          <w:t>羅15:24–25</w:t>
+        </w:r>
+      </w:hyperlink>
+      <w:r>
+        <w:rPr>
+          <w:lang w:val="zh_TW" w:bidi="zh_TW"/>
+        </w:rPr>
+        <w:t>；</w:t>
+      </w:r>
+      <w:hyperlink r:id="rId51">
+        <w:r>
+          <w:rPr>
+            <w:lang w:val="zh_TW" w:bidi="zh_TW"/>
+          </w:rPr>
+          <w:rPr>
+            <w:color w:val="0000EE"/>
+            <w:u w:val="single"/>
+          </w:rPr>
+          <w:t>林後11:25–26</w:t>
+        </w:r>
+      </w:hyperlink>
+      <w:r>
+        <w:rPr>
+          <w:lang w:val="zh_TW" w:bidi="zh_TW"/>
+        </w:rPr>
+        <w:t>）。保羅去羅馬的海上旅程便是一個危險的例子（</w:t>
+      </w:r>
+      <w:hyperlink r:id="rId52">
+        <w:r>
+          <w:rPr>
+            <w:lang w:val="zh_TW" w:bidi="zh_TW"/>
+          </w:rPr>
+          <w:rPr>
+            <w:color w:val="0000EE"/>
+            <w:u w:val="single"/>
+          </w:rPr>
+          <w:t>徒27:1–28:14</w:t>
         </w:r>
       </w:hyperlink>
       <w:r>
@@ -788,6 +1357,946 @@
           <w:lang w:val="zh_TW" w:bidi="zh_TW"/>
         </w:rPr>
         <w:t>）。</w:t>
+      </w:r>
+    </w:p>
+    <w:p>
+      <w:pPr/>
+      <w:r>
+        <w:rPr>
+          <w:lang w:val="zh_TW" w:bidi="zh_TW"/>
+        </w:rPr>
+      </w:r>
+      <w:r>
+        <w:rPr>
+          <w:lang w:val="zh_TW" w:bidi="zh_TW"/>
+        </w:rPr>
+        <w:t>新約提到了一些徒步旅行的例子。馬利亞從加利利到猶大去探望伊利莎白（</w:t>
+      </w:r>
+      <w:hyperlink r:id="rId53">
+        <w:r>
+          <w:rPr>
+            <w:lang w:val="zh_TW" w:bidi="zh_TW"/>
+          </w:rPr>
+          <w:rPr>
+            <w:color w:val="0000EE"/>
+            <w:u w:val="single"/>
+          </w:rPr>
+          <w:t>路1:39–40、56</w:t>
+        </w:r>
+      </w:hyperlink>
+      <w:r>
+        <w:rPr>
+          <w:lang w:val="zh_TW" w:bidi="zh_TW"/>
+        </w:rPr>
+        <w:t>）。耶穌在人口普查時出生在伯利恆（</w:t>
+      </w:r>
+      <w:hyperlink r:id="rId54">
+        <w:r>
+          <w:rPr>
+            <w:lang w:val="zh_TW" w:bidi="zh_TW"/>
+          </w:rPr>
+          <w:rPr>
+            <w:color w:val="0000EE"/>
+            <w:u w:val="single"/>
+          </w:rPr>
+          <w:t>2:1–7</w:t>
+        </w:r>
+      </w:hyperlink>
+      <w:r>
+        <w:rPr>
+          <w:lang w:val="zh_TW" w:bidi="zh_TW"/>
+        </w:rPr>
+        <w:t>）；耶穌被帶到耶路撒冷以遵行猶太人潔淨的律法（</w:t>
+      </w:r>
+      <w:hyperlink r:id="rId55">
+        <w:r>
+          <w:rPr>
+            <w:lang w:val="zh_TW" w:bidi="zh_TW"/>
+          </w:rPr>
+          <w:rPr>
+            <w:color w:val="0000EE"/>
+            <w:u w:val="single"/>
+          </w:rPr>
+          <w:t>22</w:t>
+        </w:r>
+      </w:hyperlink>
+      <w:r>
+        <w:rPr>
+          <w:lang w:val="zh_TW" w:bidi="zh_TW"/>
+        </w:rPr>
+        <w:t>節）。因此，從馬利亞聖靈感孕耶穌到馬利亞潔淨的期間，往返三次拿撒勒到耶路撒冷，其距離約70英里（112.6公里）。約瑟和馬利亞每年都去耶路撒冷過逾越節（</w:t>
+      </w:r>
+      <w:hyperlink r:id="rId56">
+        <w:r>
+          <w:rPr>
+            <w:lang w:val="zh_TW" w:bidi="zh_TW"/>
+          </w:rPr>
+          <w:rPr>
+            <w:color w:val="0000EE"/>
+            <w:u w:val="single"/>
+          </w:rPr>
+          <w:t>41–51</w:t>
+        </w:r>
+      </w:hyperlink>
+      <w:r>
+        <w:rPr>
+          <w:lang w:val="zh_TW" w:bidi="zh_TW"/>
+        </w:rPr>
+        <w:t>節）。其它旅行還包括（</w:t>
+      </w:r>
+      <w:hyperlink r:id="rId57">
+        <w:r>
+          <w:rPr>
+            <w:lang w:val="zh_TW" w:bidi="zh_TW"/>
+          </w:rPr>
+          <w:rPr>
+            <w:color w:val="0000EE"/>
+            <w:u w:val="single"/>
+          </w:rPr>
+          <w:t>約2:13</w:t>
+        </w:r>
+      </w:hyperlink>
+      <w:r>
+        <w:rPr>
+          <w:lang w:val="zh_TW" w:bidi="zh_TW"/>
+        </w:rPr>
+        <w:t>，</w:t>
+      </w:r>
+      <w:hyperlink r:id="rId58">
+        <w:r>
+          <w:rPr>
+            <w:lang w:val="zh_TW" w:bidi="zh_TW"/>
+          </w:rPr>
+          <w:rPr>
+            <w:color w:val="0000EE"/>
+            <w:u w:val="single"/>
+          </w:rPr>
+          <w:t>5:1，</w:t>
+        </w:r>
+      </w:hyperlink>
+      <w:hyperlink r:id="rId59">
+        <w:r>
+          <w:rPr>
+            <w:lang w:val="zh_TW" w:bidi="zh_TW"/>
+          </w:rPr>
+          <w:rPr>
+            <w:color w:val="0000EE"/>
+            <w:u w:val="single"/>
+          </w:rPr>
+          <w:t>7:1–10</w:t>
+        </w:r>
+      </w:hyperlink>
+      <w:r>
+        <w:rPr>
+          <w:lang w:val="zh_TW" w:bidi="zh_TW"/>
+        </w:rPr>
+        <w:t>，</w:t>
+      </w:r>
+      <w:hyperlink r:id="rId60">
+        <w:r>
+          <w:rPr>
+            <w:lang w:val="zh_TW" w:bidi="zh_TW"/>
+          </w:rPr>
+          <w:rPr>
+            <w:color w:val="0000EE"/>
+            <w:u w:val="single"/>
+          </w:rPr>
+          <w:t>12:1</w:t>
+        </w:r>
+      </w:hyperlink>
+      <w:r>
+        <w:rPr>
+          <w:lang w:val="zh_TW" w:bidi="zh_TW"/>
+        </w:rPr>
+        <w:t>）耶穌曾步行從加利利到耶利哥（</w:t>
+      </w:r>
+      <w:hyperlink r:id="rId61">
+        <w:r>
+          <w:rPr>
+            <w:lang w:val="zh_TW" w:bidi="zh_TW"/>
+          </w:rPr>
+          <w:rPr>
+            <w:color w:val="0000EE"/>
+            <w:u w:val="single"/>
+          </w:rPr>
+          <w:t>可1:1–11</w:t>
+        </w:r>
+      </w:hyperlink>
+      <w:r>
+        <w:rPr>
+          <w:lang w:val="zh_TW" w:bidi="zh_TW"/>
+        </w:rPr>
+        <w:t>），也去過泰爾和西頓的地區（</w:t>
+      </w:r>
+      <w:hyperlink r:id="rId62">
+        <w:r>
+          <w:rPr>
+            <w:lang w:val="zh_TW" w:bidi="zh_TW"/>
+          </w:rPr>
+          <w:rPr>
+            <w:color w:val="0000EE"/>
+            <w:u w:val="single"/>
+          </w:rPr>
+          <w:t>7:24</w:t>
+        </w:r>
+      </w:hyperlink>
+      <w:r>
+        <w:rPr>
+          <w:lang w:val="zh_TW" w:bidi="zh_TW"/>
+        </w:rPr>
+        <w:t>）。耶穌不止一次到過撒馬利亞（</w:t>
+      </w:r>
+      <w:hyperlink r:id="rId63">
+        <w:r>
+          <w:rPr>
+            <w:lang w:val="zh_TW" w:bidi="zh_TW"/>
+          </w:rPr>
+          <w:rPr>
+            <w:color w:val="0000EE"/>
+            <w:u w:val="single"/>
+          </w:rPr>
+          <w:t>路17:11</w:t>
+        </w:r>
+      </w:hyperlink>
+      <w:r>
+        <w:rPr>
+          <w:lang w:val="zh_TW" w:bidi="zh_TW"/>
+        </w:rPr>
+        <w:t>；</w:t>
+      </w:r>
+      <w:hyperlink r:id="rId64">
+        <w:r>
+          <w:rPr>
+            <w:lang w:val="zh_TW" w:bidi="zh_TW"/>
+          </w:rPr>
+          <w:rPr>
+            <w:color w:val="0000EE"/>
+            <w:u w:val="single"/>
+          </w:rPr>
+          <w:t>約4:4</w:t>
+        </w:r>
+      </w:hyperlink>
+      <w:r>
+        <w:rPr>
+          <w:lang w:val="zh_TW" w:bidi="zh_TW"/>
+        </w:rPr>
+        <w:t>）。耶穌最後一次去耶路撒冷的旅程是經由耶利哥，穿過山路上耶路撒冷（</w:t>
+      </w:r>
+      <w:hyperlink r:id="rId65">
+        <w:r>
+          <w:rPr>
+            <w:lang w:val="zh_TW" w:bidi="zh_TW"/>
+          </w:rPr>
+          <w:rPr>
+            <w:color w:val="0000EE"/>
+            <w:u w:val="single"/>
+          </w:rPr>
+          <w:t>可10:1、46</w:t>
+        </w:r>
+      </w:hyperlink>
+      <w:r>
+        <w:rPr>
+          <w:lang w:val="zh_TW" w:bidi="zh_TW"/>
+        </w:rPr>
+        <w:t>，</w:t>
+      </w:r>
+      <w:hyperlink r:id="rId66">
+        <w:r>
+          <w:rPr>
+            <w:lang w:val="zh_TW" w:bidi="zh_TW"/>
+          </w:rPr>
+          <w:rPr>
+            <w:color w:val="0000EE"/>
+            <w:u w:val="single"/>
+          </w:rPr>
+          <w:t>11:1</w:t>
+        </w:r>
+      </w:hyperlink>
+      <w:r>
+        <w:rPr>
+          <w:lang w:val="zh_TW" w:bidi="zh_TW"/>
+        </w:rPr>
+        <w:t>）。耶穌復活後的最後一次旅程是到以馬忤斯（</w:t>
+      </w:r>
+      <w:hyperlink r:id="rId67">
+        <w:r>
+          <w:rPr>
+            <w:lang w:val="zh_TW" w:bidi="zh_TW"/>
+          </w:rPr>
+          <w:rPr>
+            <w:color w:val="0000EE"/>
+            <w:u w:val="single"/>
+          </w:rPr>
+          <w:t>路24:13–35</w:t>
+        </w:r>
+      </w:hyperlink>
+      <w:r>
+        <w:rPr>
+          <w:lang w:val="zh_TW" w:bidi="zh_TW"/>
+        </w:rPr>
+        <w:t>）。</w:t>
+      </w:r>
+    </w:p>
+    <w:p>
+      <w:pPr/>
+      <w:r>
+        <w:rPr>
+          <w:lang w:val="zh_TW" w:bidi="zh_TW"/>
+        </w:rPr>
+      </w:r>
+      <w:r>
+        <w:rPr>
+          <w:lang w:val="zh_TW" w:bidi="zh_TW"/>
+        </w:rPr>
+        <w:t>保羅每次宣教旅行都乘船（</w:t>
+      </w:r>
+      <w:hyperlink r:id="rId68">
+        <w:r>
+          <w:rPr>
+            <w:lang w:val="zh_TW" w:bidi="zh_TW"/>
+          </w:rPr>
+          <w:rPr>
+            <w:color w:val="0000EE"/>
+            <w:u w:val="single"/>
+          </w:rPr>
+          <w:t>徒13:1–14</w:t>
+        </w:r>
+      </w:hyperlink>
+      <w:r>
+        <w:rPr>
+          <w:lang w:val="zh_TW" w:bidi="zh_TW"/>
+        </w:rPr>
+        <w:t>，</w:t>
+      </w:r>
+      <w:hyperlink r:id="rId69">
+        <w:r>
+          <w:rPr>
+            <w:lang w:val="zh_TW" w:bidi="zh_TW"/>
+          </w:rPr>
+          <w:rPr>
+            <w:color w:val="0000EE"/>
+            <w:u w:val="single"/>
+          </w:rPr>
+          <w:t>15:41–18:22</w:t>
+        </w:r>
+      </w:hyperlink>
+      <w:r>
+        <w:rPr>
+          <w:lang w:val="zh_TW" w:bidi="zh_TW"/>
+        </w:rPr>
+        <w:t>，</w:t>
+      </w:r>
+      <w:hyperlink r:id="rId70">
+        <w:r>
+          <w:rPr>
+            <w:lang w:val="zh_TW" w:bidi="zh_TW"/>
+          </w:rPr>
+          <w:rPr>
+            <w:color w:val="0000EE"/>
+            <w:u w:val="single"/>
+          </w:rPr>
+          <w:t>18:23–21:17</w:t>
+        </w:r>
+      </w:hyperlink>
+      <w:r>
+        <w:rPr>
+          <w:lang w:val="zh_TW" w:bidi="zh_TW"/>
+        </w:rPr>
+        <w:t>），通常有朋友陪伴。他也曾在巴勒斯坦、小亞細亞和希臘半島徒步旅行。但在新約時代並非所有旅行都是徒步進行。驢子常用來馱運貨物，也經常載人。耶穌曾騎驢從伯法其到耶路撒冷，這段路程雖短但象徵意義深遠（</w:t>
+      </w:r>
+      <w:hyperlink r:id="rId71">
+        <w:r>
+          <w:rPr>
+            <w:lang w:val="zh_TW" w:bidi="zh_TW"/>
+          </w:rPr>
+          <w:rPr>
+            <w:color w:val="0000EE"/>
+            <w:u w:val="single"/>
+          </w:rPr>
+          <w:t>太21:2–7</w:t>
+        </w:r>
+      </w:hyperlink>
+      <w:r>
+        <w:rPr>
+          <w:lang w:val="zh_TW" w:bidi="zh_TW"/>
+        </w:rPr>
+        <w:t>；</w:t>
+      </w:r>
+      <w:hyperlink r:id="rId72">
+        <w:r>
+          <w:rPr>
+            <w:lang w:val="zh_TW" w:bidi="zh_TW"/>
+          </w:rPr>
+          <w:rPr>
+            <w:color w:val="0000EE"/>
+            <w:u w:val="single"/>
+          </w:rPr>
+          <w:t>可11:1–11</w:t>
+        </w:r>
+      </w:hyperlink>
+      <w:r>
+        <w:rPr>
+          <w:lang w:val="zh_TW" w:bidi="zh_TW"/>
+        </w:rPr>
+        <w:t>；</w:t>
+      </w:r>
+      <w:hyperlink r:id="rId73">
+        <w:r>
+          <w:rPr>
+            <w:lang w:val="zh_TW" w:bidi="zh_TW"/>
+          </w:rPr>
+          <w:rPr>
+            <w:color w:val="0000EE"/>
+            <w:u w:val="single"/>
+          </w:rPr>
+          <w:t>約12:12–15</w:t>
+        </w:r>
+      </w:hyperlink>
+      <w:r>
+        <w:rPr>
+          <w:lang w:val="zh_TW" w:bidi="zh_TW"/>
+        </w:rPr>
+        <w:t>）。當約瑟與懷孕的馬利亞一起去伯利恆人口普查時，馬利亞很可能是騎驢而行。衣索匹亞的太監從耶路撒冷敬拜後，坐在車上，而腓利則徒步與他同行（</w:t>
+      </w:r>
+      <w:hyperlink r:id="rId74">
+        <w:r>
+          <w:rPr>
+            <w:lang w:val="zh_TW" w:bidi="zh_TW"/>
+          </w:rPr>
+          <w:rPr>
+            <w:color w:val="0000EE"/>
+            <w:u w:val="single"/>
+          </w:rPr>
+          <w:t>徒8:26–38</w:t>
+        </w:r>
+      </w:hyperlink>
+      <w:r>
+        <w:rPr>
+          <w:lang w:val="zh_TW" w:bidi="zh_TW"/>
+        </w:rPr>
+        <w:t>）。羅馬士兵既步行也大量使用馬匹。當保羅從耶路撒冷被押送到凱撒利亞時，他們為他準備了坐騎（</w:t>
+      </w:r>
+      <w:hyperlink r:id="rId75">
+        <w:r>
+          <w:rPr>
+            <w:lang w:val="zh_TW" w:bidi="zh_TW"/>
+          </w:rPr>
+          <w:rPr>
+            <w:color w:val="0000EE"/>
+            <w:u w:val="single"/>
+          </w:rPr>
+          <w:t>23:23–24</w:t>
+        </w:r>
+      </w:hyperlink>
+      <w:r>
+        <w:rPr>
+          <w:lang w:val="zh_TW" w:bidi="zh_TW"/>
+        </w:rPr>
+        <w:t>）。</w:t>
+      </w:r>
+    </w:p>
+    <w:p>
+      <w:pPr>
+        <w:pStyle w:val="Heading3"/>
+      </w:pPr>
+      <w:r>
+        <w:rPr>
+          <w:lang w:val="zh_TW" w:bidi="zh_TW"/>
+        </w:rPr>
+        <w:t>道路與海上航線</w:t>
+      </w:r>
+    </w:p>
+    <w:p>
+      <w:pPr/>
+      <w:r>
+        <w:rPr>
+          <w:lang w:val="zh_TW" w:bidi="zh_TW"/>
+        </w:rPr>
+      </w:r>
+      <w:r>
+        <w:rPr>
+          <w:lang w:val="zh_TW" w:bidi="zh_TW"/>
+        </w:rPr>
+        <w:t>聖經時代的道路在巴勒斯坦的地理、地形和歷史中佔有重要地位，這片土地充當了埃及與中東文明和貿易中心之間的橋樑。許多道路在商業和軍事上具有戰略意義。有些道路因為是朝聖路線而變得重要，方便前往像耶路撒冷這樣的宗教中心。聖經時代的道路主要分為三種：遠距離的國際道路、中距離的區域內道路，以及各區域或國家內部的各種道路。</w:t>
+      </w:r>
+    </w:p>
+    <w:p>
+      <w:pPr>
+        <w:pStyle w:val="Heading4"/>
+      </w:pPr>
+      <w:r>
+        <w:rPr>
+          <w:lang w:val="zh_TW" w:bidi="zh_TW"/>
+        </w:rPr>
+        <w:t>國際大路</w:t>
+      </w:r>
+    </w:p>
+    <w:p>
+      <w:pPr/>
+      <w:r>
+        <w:rPr>
+          <w:lang w:val="zh_TW" w:bidi="zh_TW"/>
+        </w:rPr>
+      </w:r>
+      <w:r>
+        <w:rPr>
+          <w:lang w:val="zh_TW" w:bidi="zh_TW"/>
+        </w:rPr>
+        <w:t>這些道路連接了地中海沿岸與北部的底格里斯河谷和南部的美索不達米亞。一些道路將美索不達米亞與小亞細亞連接起來，另一些則通往南方的埃及，或者沿著海岸線，或者穿過約旦河和死海以東，再穿過西奈半島。早在公元前二千年初期，安納托利亞（Anatolia）和亞述之間便已存在貿易路線。顯然，</w:t>
+      </w:r>
+      <w:hyperlink r:id="rId76">
+        <w:r>
+          <w:rPr>
+            <w:lang w:val="zh_TW" w:bidi="zh_TW"/>
+          </w:rPr>
+          <w:rPr>
+            <w:color w:val="0000EE"/>
+            <w:u w:val="single"/>
+          </w:rPr>
+          <w:t>創世記第十四章</w:t>
+        </w:r>
+      </w:hyperlink>
+      <w:r>
+        <w:rPr>
+          <w:lang w:val="zh_TW" w:bidi="zh_TW"/>
+        </w:rPr>
+        <w:t>中提到的軍事行動旨在確保從美索不達米亞北部通往埃及的大貿易路線——「王的大道（King’s Highway）」的安全。來自巴比倫、亞述和波斯的軍事入侵者和旅行者會穿過敘利亞內陸，然後轉向南方進入巴勒斯坦和埃及。歐洲列強希臘和羅馬進入中東後，為東方人民開闢了另一個龐大的國際道路網絡。在羅馬時代之前，這些道路沒有用石頭鋪設，而只是開闢出來的通路。它們非常粗糙，沒有經過平整，而且在潮濕的天氣裡，許多地方無法通行。然而，這些道路顯然有「路標」和「指路碑」明確標示</w:t>
+      </w:r>
+      <w:hyperlink r:id="rId77">
+        <w:r>
+          <w:rPr>
+            <w:lang w:val="zh_TW" w:bidi="zh_TW"/>
+          </w:rPr>
+          <w:rPr>
+            <w:color w:val="0000EE"/>
+            <w:u w:val="single"/>
+          </w:rPr>
+          <w:t>（耶31:21）</w:t>
+        </w:r>
+      </w:hyperlink>
+      <w:r>
+        <w:rPr>
+          <w:lang w:val="zh_TW" w:bidi="zh_TW"/>
+        </w:rPr>
+        <w:t>。隨著羅馬人到來之後，重要的道路開始有了深厚的地基，並在表面鋪設大塊平坦的石塊。這些道路的遺跡在中東和歐洲的許多地方至今仍然可見。沿途定點設置了距離標記或里程碑。</w:t>
+      </w:r>
+    </w:p>
+    <w:p>
+      <w:pPr>
+        <w:pStyle w:val="Heading4"/>
+      </w:pPr>
+      <w:r>
+        <w:rPr>
+          <w:lang w:val="zh_TW" w:bidi="zh_TW"/>
+        </w:rPr>
+        <w:t>巴勒斯坦的國際南北道路</w:t>
+      </w:r>
+    </w:p>
+    <w:p>
+      <w:pPr/>
+      <w:r>
+        <w:rPr>
+          <w:lang w:val="zh_TW" w:bidi="zh_TW"/>
+        </w:rPr>
+      </w:r>
+      <w:r>
+        <w:rPr>
+          <w:lang w:val="zh_TW" w:bidi="zh_TW"/>
+        </w:rPr>
+        <w:t>連接北方國家與埃及的道路都經過巴勒斯坦，這裡是一座天然的陸地橋樑。主要有三條重要的道路。沿海道路起自大馬士革，經過夏瑣，穿越以斯得倫平原，經過米吉多隘口，沿著海岸經加薩進入埃及。這很可能是「沿海的路」（</w:t>
+      </w:r>
+      <w:hyperlink r:id="rId78">
+        <w:r>
+          <w:rPr>
+            <w:lang w:val="zh_TW" w:bidi="zh_TW"/>
+          </w:rPr>
+          <w:rPr>
+            <w:color w:val="0000EE"/>
+            <w:u w:val="single"/>
+          </w:rPr>
+          <w:t>賽9:1</w:t>
+        </w:r>
+      </w:hyperlink>
+      <w:r>
+        <w:rPr>
+          <w:lang w:val="zh_TW" w:bidi="zh_TW"/>
+        </w:rPr>
+        <w:t>）。西奈道路從埃及通往南地南部，然後到加低斯巴尼亞、別是巴、希伯崙、耶路撒冷、示劍、亞柯、泰爾和西頓。紅海道路從亞喀巴灣進入巴勒斯坦地區，那裡有古代的港口以拉他和所羅門的港口以旬迦別（</w:t>
+      </w:r>
+      <w:hyperlink r:id="rId79">
+        <w:r>
+          <w:rPr>
+            <w:lang w:val="zh_TW" w:bidi="zh_TW"/>
+          </w:rPr>
+          <w:rPr>
+            <w:color w:val="0000EE"/>
+            <w:u w:val="single"/>
+          </w:rPr>
+          <w:t>民33:35</w:t>
+        </w:r>
+      </w:hyperlink>
+      <w:r>
+        <w:rPr>
+          <w:lang w:val="zh_TW" w:bidi="zh_TW"/>
+        </w:rPr>
+        <w:t>；</w:t>
+      </w:r>
+      <w:hyperlink r:id="rId80">
+        <w:r>
+          <w:rPr>
+            <w:lang w:val="zh_TW" w:bidi="zh_TW"/>
+          </w:rPr>
+          <w:rPr>
+            <w:color w:val="0000EE"/>
+            <w:u w:val="single"/>
+          </w:rPr>
+          <w:t>代下8:17</w:t>
+        </w:r>
+      </w:hyperlink>
+      <w:r>
+        <w:rPr>
+          <w:lang w:val="zh_TW" w:bidi="zh_TW"/>
+        </w:rPr>
+        <w:t>）。從那裡，這條道路經過外約旦的山區，穿過深谷，然後向北穿過哈蘭地區到達大馬士革。這是來自阿拉伯南部到大馬士革的商隊所走的路，也就是古代的「王的大道」（</w:t>
+      </w:r>
+      <w:hyperlink r:id="rId81">
+        <w:r>
+          <w:rPr>
+            <w:lang w:val="zh_TW" w:bidi="zh_TW"/>
+          </w:rPr>
+          <w:rPr>
+            <w:color w:val="0000EE"/>
+            <w:u w:val="single"/>
+          </w:rPr>
+          <w:t>民20:17</w:t>
+        </w:r>
+      </w:hyperlink>
+      <w:r>
+        <w:rPr>
+          <w:lang w:val="zh_TW" w:bidi="zh_TW"/>
+        </w:rPr>
+        <w:t>；</w:t>
+      </w:r>
+      <w:hyperlink r:id="rId82">
+        <w:r>
+          <w:rPr>
+            <w:lang w:val="zh_TW" w:bidi="zh_TW"/>
+          </w:rPr>
+          <w:rPr>
+            <w:color w:val="0000EE"/>
+            <w:u w:val="single"/>
+          </w:rPr>
+          <w:t>21:22</w:t>
+        </w:r>
+      </w:hyperlink>
+      <w:r>
+        <w:rPr>
+          <w:lang w:val="zh_TW" w:bidi="zh_TW"/>
+        </w:rPr>
+        <w:t>）。</w:t>
+      </w:r>
+    </w:p>
+    <w:p>
+      <w:pPr/>
+      <w:r>
+        <w:rPr>
+          <w:lang w:val="zh_TW" w:bidi="zh_TW"/>
+        </w:rPr>
+      </w:r>
+      <w:r>
+        <w:rPr>
+          <w:lang w:val="zh_TW" w:bidi="zh_TW"/>
+        </w:rPr>
+        <w:t>還有一些重要性較低的南北道路。其中一條沿海道路從約帕經過凱撒利亞和多珥通往亞柯，與西奈道路相連。顯然，直到羅馬時代，凱撒利亞港口建成後，這條路才變得更為重要。沙崙平原的沼澤地區帶來了許多問題。以斯得倫平原也是沼澤地，在惡劣季節時道路常被中斷。後來在沼澤地段建造了一條高架道路。另一條路從夏瑣向北，分支通往大馬士革的主幹道。約旦谷道路繞過加利利西南部，沿約旦谷地通往耶利哥。</w:t>
+      </w:r>
+    </w:p>
+    <w:p>
+      <w:pPr>
+        <w:pStyle w:val="Heading4"/>
+      </w:pPr>
+      <w:r>
+        <w:rPr>
+          <w:lang w:val="zh_TW" w:bidi="zh_TW"/>
+        </w:rPr>
+        <w:t>東西向道路</w:t>
+      </w:r>
+    </w:p>
+    <w:p>
+      <w:pPr/>
+      <w:r>
+        <w:rPr>
+          <w:lang w:val="zh_TW" w:bidi="zh_TW"/>
+        </w:rPr>
+      </w:r>
+      <w:r>
+        <w:rPr>
+          <w:lang w:val="zh_TW" w:bidi="zh_TW"/>
+        </w:rPr>
+        <w:t>有幾條重要的道路呈東西走向，與通往北方的主要道路相交。其中一條道路從加薩通往別是巴，然後沿著亞拉巴平原延伸，並有一條分支通往佩特拉（Petra）。另一條道路則從亞實基倫經過迦特通往希伯崙，然後到死海的隱基底。還有一條道路從約帕往東穿過亞雅崙谷（</w:t>
+      </w:r>
+      <w:hyperlink r:id="rId83">
+        <w:r>
+          <w:rPr>
+            <w:lang w:val="zh_TW" w:bidi="zh_TW"/>
+          </w:rPr>
+          <w:rPr>
+            <w:color w:val="0000EE"/>
+            <w:u w:val="single"/>
+          </w:rPr>
+          <w:t>書10:6–14</w:t>
+        </w:r>
+      </w:hyperlink>
+      <w:r>
+        <w:rPr>
+          <w:lang w:val="zh_TW" w:bidi="zh_TW"/>
+        </w:rPr>
+        <w:t>），到達伯特利，然後前往耶利哥。有一條常用的道路從約帕通往示劍，然後在亞當城（</w:t>
+      </w:r>
+      <w:hyperlink r:id="rId84">
+        <w:r>
+          <w:rPr>
+            <w:lang w:val="zh_TW" w:bidi="zh_TW"/>
+          </w:rPr>
+          <w:rPr>
+            <w:color w:val="0000EE"/>
+            <w:u w:val="single"/>
+          </w:rPr>
+          <w:t>3:16</w:t>
+        </w:r>
+      </w:hyperlink>
+      <w:r>
+        <w:rPr>
+          <w:lang w:val="zh_TW" w:bidi="zh_TW"/>
+        </w:rPr>
+        <w:t>）處穿過約旦河進入外約旦的基列地區。還有一些道路從亞柯向東通往加利利，也沿著海岸線向北通往泰爾和西頓。事實上，有許多東西走向的道路將巴勒斯坦的各個地區聯繫起來。在羅馬時代，由於軍隊的快速移動是至關重要的，因此一些舊道路得到了極大改善，並建造了新的道路。</w:t>
+      </w:r>
+    </w:p>
+    <w:p>
+      <w:pPr>
+        <w:pStyle w:val="Heading4"/>
+      </w:pPr>
+      <w:r>
+        <w:rPr>
+          <w:lang w:val="zh_TW" w:bidi="zh_TW"/>
+        </w:rPr>
+        <w:t>海上航道</w:t>
+      </w:r>
+    </w:p>
+    <w:p>
+      <w:pPr/>
+      <w:r>
+        <w:rPr>
+          <w:lang w:val="zh_TW" w:bidi="zh_TW"/>
+        </w:rPr>
+      </w:r>
+      <w:r>
+        <w:rPr>
+          <w:lang w:val="zh_TW" w:bidi="zh_TW"/>
+        </w:rPr>
+        <w:t>以色列人與腓尼基人不同，以色列人很少使用海上航線。當所羅門計劃派船隊經紅海前往俄斐時（</w:t>
+      </w:r>
+      <w:hyperlink r:id="rId85">
+        <w:r>
+          <w:rPr>
+            <w:lang w:val="zh_TW" w:bidi="zh_TW"/>
+          </w:rPr>
+          <w:rPr>
+            <w:color w:val="0000EE"/>
+            <w:u w:val="single"/>
+          </w:rPr>
+          <w:t>王上9:26–28</w:t>
+        </w:r>
+      </w:hyperlink>
+      <w:r>
+        <w:rPr>
+          <w:lang w:val="zh_TW" w:bidi="zh_TW"/>
+        </w:rPr>
+        <w:t>），他使用了腓尼基的水手。約沙法也計劃了一次類似的遠航，但他的船隻被毀壞了（</w:t>
+      </w:r>
+      <w:hyperlink r:id="rId86">
+        <w:r>
+          <w:rPr>
+            <w:lang w:val="zh_TW" w:bidi="zh_TW"/>
+          </w:rPr>
+          <w:rPr>
+            <w:color w:val="0000EE"/>
+            <w:u w:val="single"/>
+          </w:rPr>
+          <w:t>22:48–49</w:t>
+        </w:r>
+      </w:hyperlink>
+      <w:r>
+        <w:rPr>
+          <w:lang w:val="zh_TW" w:bidi="zh_TW"/>
+        </w:rPr>
+        <w:t>）。在舊約時代，沿海貿易由非利士人和腓尼基人掌控。地中海沿岸有幾個港口，例如加薩、約帕、多珥和亞柯，但都不是很理想的港口。還有一些海上航線將地中海沿岸與埃及和遠至他施（可能是西班牙）相連。另一條沿海水路是亞喀巴灣，擁有兩個港口——服務於外約旦地區的，和服務於約旦河以西地區的以拉。所羅門的船隊以以旬迦別為母港。</w:t>
+      </w:r>
+    </w:p>
+    <w:p>
+      <w:pPr/>
+      <w:r>
+        <w:rPr>
+          <w:lang w:val="zh_TW" w:bidi="zh_TW"/>
+        </w:rPr>
+      </w:r>
+      <w:r>
+        <w:rPr>
+          <w:lang w:val="zh_TW" w:bidi="zh_TW"/>
+        </w:rPr>
+        <w:t>到新約時代，情況發生了顯著變化。中東生產的商品被運往西方，尤其是羅馬人所使用。埃及的亞歷山大和敘利亞的安提阿處理了大量的貨物和旅客。像巴勒斯坦的小港口以及小亞細亞沿海的許多其他港口為船隻提供了避風港。為了避免繞過希臘半島的200英里（約322公里）路程，一種巧妙的計劃，就是使用拖曳小船橫跨科林斯地峽——其寬約5英里（約8公里）。即使是新約時代的最大船隻也難以抵擋海上的風暴（</w:t>
+      </w:r>
+      <w:hyperlink r:id="rId87">
+        <w:r>
+          <w:rPr>
+            <w:lang w:val="zh_TW" w:bidi="zh_TW"/>
+          </w:rPr>
+          <w:rPr>
+            <w:color w:val="0000EE"/>
+            <w:u w:val="single"/>
+          </w:rPr>
+          <w:t>徒27章</w:t>
+        </w:r>
+      </w:hyperlink>
+      <w:r>
+        <w:rPr>
+          <w:lang w:val="zh_TW" w:bidi="zh_TW"/>
+        </w:rPr>
+        <w:t>），因此海上旅行最好在風暴風險最小的時候進行，大約是從11月到3月。在適宜航海的季節裡，地中海有大量的海上交通，主要是貿易活動。糧船定期從羅馬駛往埃及和東方。</w:t>
+      </w:r>
+    </w:p>
+    <w:p>
+      <w:pPr/>
+      <w:r>
+        <w:rPr>
+          <w:lang w:val="zh_TW" w:bidi="zh_TW"/>
+        </w:rPr>
+      </w:r>
+      <w:r>
+        <w:rPr>
+          <w:lang w:val="zh_TW" w:bidi="zh_TW"/>
+        </w:rPr>
+        <w:t>船隻由帆驅動，必要時由奴隸划槳來補充動力。古代沉船的發現以及拉丁文和希臘文的文獻，提供了一些船隻規模大小的資料。在雅典附近發現的一座長130英尺（約39.6米）的古代乾船塢，曾用於希臘戰船，這些戰船比貨船小。羅馬作家路西亞（Lucian）提到了一艘長180英尺（約54.9米）的亞歷山大糧船，估計載重約1,200噸（約1,088.6公噸）。保羅的船上載有276人（</w:t>
+      </w:r>
+      <w:hyperlink r:id="rId88">
+        <w:r>
+          <w:rPr>
+            <w:lang w:val="zh_TW" w:bidi="zh_TW"/>
+          </w:rPr>
+          <w:rPr>
+            <w:color w:val="0000EE"/>
+            <w:u w:val="single"/>
+          </w:rPr>
+          <w:t>徒27:37</w:t>
+        </w:r>
+      </w:hyperlink>
+      <w:r>
+        <w:rPr>
+          <w:lang w:val="zh_TW" w:bidi="zh_TW"/>
+        </w:rPr>
+        <w:t>）。現代水下考古學（underwater archaeology）正在為我們提供關於這些古代船隻的寶貴信息。</w:t>
+      </w:r>
+    </w:p>
+    <w:p>
+      <w:pPr>
+        <w:pStyle w:val="Heading4"/>
+      </w:pPr>
+      <w:r>
+        <w:rPr>
+          <w:lang w:val="zh_TW" w:bidi="zh_TW"/>
+        </w:rPr>
+        <w:t>旅行的原因</w:t>
+      </w:r>
+    </w:p>
+    <w:p>
+      <w:pPr/>
+      <w:r>
+        <w:rPr>
+          <w:lang w:val="zh_TW" w:bidi="zh_TW"/>
+        </w:rPr>
+      </w:r>
+      <w:r>
+        <w:rPr>
+          <w:lang w:val="zh_TW" w:bidi="zh_TW"/>
+        </w:rPr>
+        <w:t>在新約時代，旅行的最重要原因是貿易和商業，這不僅僅是運輸貨物。參與這些活動的有貨物代理人、監管員、貨物保險商、兌換銀錢的人，以及整個涉及貨物獲取和安全運送的專業人員隊伍。</w:t>
+      </w:r>
+    </w:p>
+    <w:p>
+      <w:pPr/>
+      <w:r>
+        <w:rPr>
+          <w:lang w:val="zh_TW" w:bidi="zh_TW"/>
+        </w:rPr>
+      </w:r>
+      <w:r>
+        <w:rPr>
+          <w:lang w:val="zh_TW" w:bidi="zh_TW"/>
+        </w:rPr>
+        <w:t>軍事旅行也非常頻繁。這包括偵察、採購物資、為軍隊臨時駐紮地做準備，以及運送軍隊和裝備等各種任務。</w:t>
+      </w:r>
+    </w:p>
+    <w:p>
+      <w:pPr/>
+      <w:r>
+        <w:rPr>
+          <w:lang w:val="zh_TW" w:bidi="zh_TW"/>
+        </w:rPr>
+      </w:r>
+      <w:r>
+        <w:rPr>
+          <w:lang w:val="zh_TW" w:bidi="zh_TW"/>
+        </w:rPr>
+        <w:t>有些旅行者是因工作而變遷的商人，例如亞居拉和百基拉（</w:t>
+      </w:r>
+      <w:hyperlink r:id="rId89">
+        <w:r>
+          <w:rPr>
+            <w:lang w:val="zh_TW" w:bidi="zh_TW"/>
+          </w:rPr>
+          <w:rPr>
+            <w:color w:val="0000EE"/>
+            <w:u w:val="single"/>
+          </w:rPr>
+          <w:t>徒18:2–3</w:t>
+        </w:r>
+      </w:hyperlink>
+      <w:r>
+        <w:rPr>
+          <w:lang w:val="zh_TW" w:bidi="zh_TW"/>
+        </w:rPr>
+        <w:t>）。亞居拉從黑海的本都移居到羅馬，後來在遭遇逼迫時，他與妻子逃往哥林多。許多人也因類似原因而旅行。</w:t>
+      </w:r>
+    </w:p>
+    <w:p>
+      <w:pPr/>
+      <w:r>
+        <w:rPr>
+          <w:lang w:val="zh_TW" w:bidi="zh_TW"/>
+        </w:rPr>
+      </w:r>
+      <w:r>
+        <w:rPr>
+          <w:lang w:val="zh_TW" w:bidi="zh_TW"/>
+        </w:rPr>
+        <w:t>宗教朝聖者們從陸路或海路前往目的地。來自各地的猶太人前往耶路撒冷參加一年一度的逾越節慶典（參</w:t>
+      </w:r>
+      <w:hyperlink r:id="rId90">
+        <w:r>
+          <w:rPr>
+            <w:lang w:val="zh_TW" w:bidi="zh_TW"/>
+          </w:rPr>
+          <w:rPr>
+            <w:color w:val="0000EE"/>
+            <w:u w:val="single"/>
+          </w:rPr>
+          <w:t>徒2:5–11</w:t>
+        </w:r>
+      </w:hyperlink>
+      <w:r>
+        <w:rPr>
+          <w:lang w:val="zh_TW" w:bidi="zh_TW"/>
+        </w:rPr>
+        <w:t>）。外邦人則前往以弗所、雅典和艾盧西斯（Eleusis）的宗教中心，那裡有重要的廟宇。許多較小的廟宇也吸引朝聖者。新廟宇的建造，和各類政府行政建築的建設吸引了遠道而來的工匠，建築材料也常需要運輸到施工現場。建築中使用的材料通常需要運送到工地。一些人則為了健康，前往以醫治神蹟聞名的廟宇，或是享受溫泉的療效，像迦百農或提比哩亞的溫泉。運動員也會前往重要的比賽中心，參加像奧林匹克運動會這樣的重要比賽，大批群眾則聚集觀看盛會。一些旅行者是學生或教師，他們會前往當時的學術中心——相當於古代的大學。此外，還有一些人是政府或商業的官方使者，攜帶重要文件出使。儘管有這些活動，大多數普通公民幾乎從未離開過他們家鄉幾英里以外的地方。</w:t>
       </w:r>
       <w:r>
         <w:rPr>

--- a/zht/docx/096.content.docx
+++ b/zht/docx/096.content.docx
@@ -149,7 +149,7 @@
         <w:rPr>
           <w:lang w:val="zh_TW" w:bidi="zh_TW"/>
         </w:rPr>
-        <w:t>lv</w:t>
+        <w:t>long</w:t>
       </w:r>
       <w:r>
         <w:rPr>
@@ -212,7 +212,7 @@
         <w:rPr>
           <w:lang w:val="zh_TW" w:bidi="zh_TW"/>
         </w:rPr>
-        <w:t>呂便（人物）</w:t>
+        <w:t>聾（形容詞），聾（名詞）</w:t>
       </w:r>
       <w:r>
         <w:rPr>
@@ -231,7 +231,7 @@
         <w:rPr>
           <w:lang w:val="zh_TW" w:bidi="zh_TW"/>
         </w:rPr>
-        <w:t>呂便是雅各和利亞的長子（</w:t>
+        <w:t>無法聽見；在聖經中，此術語既指字面上身體的聽力缺陷，也指比喻上的屬靈問題。屬靈的「聾」是指那些拒絕聽取神的信息，或因缺乏屬靈生命而無法領受的人（</w:t>
       </w:r>
       <w:hyperlink r:id="rId13">
         <w:r>
@@ -242,15 +242,27 @@
             <w:color w:val="0000EE"/>
             <w:u w:val="single"/>
           </w:rPr>
-          <w:t>創29:32</w:t>
+          <w:t>以賽亞書 42:18</w:t>
         </w:r>
       </w:hyperlink>
       <w:r>
         <w:rPr>
           <w:lang w:val="zh_TW" w:bidi="zh_TW"/>
         </w:rPr>
-        <w:t>，</w:t>
+        <w:t>）。先知以賽亞嚴正地指出了這兩類聾子的情況（比喻上的聾見於</w:t>
       </w:r>
+      <w:hyperlink r:id="rId13">
+        <w:r>
+          <w:rPr>
+            <w:lang w:val="zh_TW" w:bidi="zh_TW"/>
+          </w:rPr>
+          <w:rPr>
+            <w:color w:val="0000EE"/>
+            <w:u w:val="single"/>
+          </w:rPr>
+          <w:t>賽42:18，</w:t>
+        </w:r>
+      </w:hyperlink>
       <w:hyperlink r:id="rId14">
         <w:r>
           <w:rPr>
@@ -260,14 +272,14 @@
             <w:color w:val="0000EE"/>
             <w:u w:val="single"/>
           </w:rPr>
-          <w:t>46:8</w:t>
+          <w:t>43:8</w:t>
         </w:r>
       </w:hyperlink>
       <w:r>
         <w:rPr>
           <w:lang w:val="zh_TW" w:bidi="zh_TW"/>
         </w:rPr>
-        <w:t>），也是以色列十二支派之一的祖先。呂便曾涉及風茄事件（</w:t>
+        <w:t>；字面的聾見於</w:t>
       </w:r>
       <w:hyperlink r:id="rId15">
         <w:r>
@@ -278,15 +290,9 @@
             <w:color w:val="0000EE"/>
             <w:u w:val="single"/>
           </w:rPr>
-          <w:t>30:14</w:t>
+          <w:t>賽29:18，</w:t>
         </w:r>
       </w:hyperlink>
-      <w:r>
-        <w:rPr>
-          <w:lang w:val="zh_TW" w:bidi="zh_TW"/>
-        </w:rPr>
-        <w:t>），又與他父親的妾辟拉同寢（</w:t>
-      </w:r>
       <w:hyperlink r:id="rId16">
         <w:r>
           <w:rPr>
@@ -296,14 +302,14 @@
             <w:color w:val="0000EE"/>
             <w:u w:val="single"/>
           </w:rPr>
-          <w:t>35:22</w:t>
+          <w:t>35:5</w:t>
         </w:r>
       </w:hyperlink>
       <w:r>
         <w:rPr>
           <w:lang w:val="zh_TW" w:bidi="zh_TW"/>
         </w:rPr>
-        <w:t>）。然而，當他成年後，他在雅各眾子中顯得較為正直。當眾兄弟計劃殺害約瑟時，呂便表示反對，並打算把約瑟從坑裡救出來（</w:t>
+        <w:t>）。在舊約中，雖然聾的狀況被認為是神審判的結果（</w:t>
       </w:r>
       <w:hyperlink r:id="rId17">
         <w:r>
@@ -314,14 +320,14 @@
             <w:color w:val="0000EE"/>
             <w:u w:val="single"/>
           </w:rPr>
-          <w:t>37:22–35</w:t>
+          <w:t>彌7:16</w:t>
         </w:r>
       </w:hyperlink>
       <w:r>
         <w:rPr>
           <w:lang w:val="zh_TW" w:bidi="zh_TW"/>
         </w:rPr>
-        <w:t>）。眾兄弟在埃及被囚期間，呂便責備他們當初傷害約瑟（</w:t>
+        <w:t>），但咒罵聾子被認為是錯誤的行為（</w:t>
       </w:r>
       <w:hyperlink r:id="rId18">
         <w:r>
@@ -332,14 +338,14 @@
             <w:color w:val="0000EE"/>
             <w:u w:val="single"/>
           </w:rPr>
-          <w:t>42:22</w:t>
+          <w:t>利19:14</w:t>
         </w:r>
       </w:hyperlink>
       <w:r>
         <w:rPr>
           <w:lang w:val="zh_TW" w:bidi="zh_TW"/>
         </w:rPr>
-        <w:t>），他也曾以自己全家的安危作保，保證便雅憫的安全。然而，雅各為眾子祝福時，宣告呂便反覆不定，因此失去了長子的名分（</w:t>
+        <w:t>）。在新約中，聾子是耶穌所醫治的人之一（</w:t>
       </w:r>
       <w:hyperlink r:id="rId19">
         <w:r>
@@ -350,14 +356,14 @@
             <w:color w:val="0000EE"/>
             <w:u w:val="single"/>
           </w:rPr>
-          <w:t>49:3–4</w:t>
+          <w:t>太11:5</w:t>
         </w:r>
       </w:hyperlink>
       <w:r>
         <w:rPr>
           <w:lang w:val="zh_TW" w:bidi="zh_TW"/>
         </w:rPr>
-        <w:t>）。呂便生了四個兒子（</w:t>
+        <w:t>；</w:t>
       </w:r>
       <w:hyperlink r:id="rId20">
         <w:r>
@@ -368,14 +374,50 @@
             <w:color w:val="0000EE"/>
             <w:u w:val="single"/>
           </w:rPr>
-          <w:t>代上5:3</w:t>
+          <w:t>可7:32–37</w:t>
         </w:r>
       </w:hyperlink>
       <w:r>
         <w:rPr>
           <w:lang w:val="zh_TW" w:bidi="zh_TW"/>
         </w:rPr>
-        <w:t>）。</w:t>
+        <w:t>；</w:t>
+      </w:r>
+      <w:hyperlink r:id="rId21">
+        <w:r>
+          <w:rPr>
+            <w:lang w:val="zh_TW" w:bidi="zh_TW"/>
+          </w:rPr>
+          <w:rPr>
+            <w:color w:val="0000EE"/>
+            <w:u w:val="single"/>
+          </w:rPr>
+          <w:t>路7:22</w:t>
+        </w:r>
+      </w:hyperlink>
+      <w:r>
+        <w:rPr>
+          <w:lang w:val="zh_TW" w:bidi="zh_TW"/>
+        </w:rPr>
+        <w:t>）。耶穌所醫治的一名癲癇男孩受到「聾啞的鬼」所折磨（</w:t>
+      </w:r>
+      <w:hyperlink r:id="rId22">
+        <w:r>
+          <w:rPr>
+            <w:lang w:val="zh_TW" w:bidi="zh_TW"/>
+          </w:rPr>
+          <w:rPr>
+            <w:color w:val="0000EE"/>
+            <w:u w:val="single"/>
+          </w:rPr>
+          <w:t>可9:25</w:t>
+        </w:r>
+      </w:hyperlink>
+      <w:r>
+        <w:rPr>
+          <w:lang w:val="zh_TW" w:bidi="zh_TW"/>
+        </w:rPr>
+        <w:t>）。此類醫治見證了耶穌作為彌賽亞的身分與使命。</w:t>
       </w:r>
     </w:p>
     <w:p>
@@ -402,1901 +444,13 @@
         <w:rPr>
           <w:lang w:val="zh_TW" w:bidi="zh_TW"/>
         </w:rPr>
-        <w:t>呂便（地點）</w:t>
-      </w:r>
-      <w:r>
-        <w:rPr>
-          <w:lang w:val="zh_TW" w:bidi="zh_TW"/>
-        </w:rPr>
-        <w:t>；</w:t>
-      </w:r>
-      <w:r>
-        <w:rPr>
-          <w:lang w:val="zh_TW" w:bidi="zh_TW"/>
-        </w:rPr>
-        <w:t>呂便支派</w:t>
+        <w:t>藥物與醫療實踐</w:t>
       </w:r>
       <w:r>
         <w:rPr>
           <w:lang w:val="zh_TW" w:bidi="zh_TW"/>
         </w:rPr>
         <w:t>。</w:t>
-      </w:r>
-      <w:r>
-        <w:rPr>
-          <w:lang w:val="zh_TW" w:bidi="zh_TW"/>
-        </w:rPr>
-      </w:r>
-      <w:r>
-        <w:rPr>
-          <w:lang w:val="zh_TW" w:bidi="zh_TW"/>
-        </w:rPr>
-      </w:r>
-    </w:p>
-    <w:p>
-      <w:pPr/>
-      <w:r>
-        <w:rPr>
-          <w:lang w:val="zh_TW" w:bidi="zh_TW"/>
-        </w:rPr>
-      </w:r>
-    </w:p>
-    <w:p>
-      <w:pPr>
-        <w:pStyle w:val="Heading2"/>
-      </w:pPr>
-      <w:r>
-        <w:rPr>
-          <w:lang w:val="zh_TW" w:bidi="zh_TW"/>
-        </w:rPr>
-        <w:t>呂便支派</w:t>
-      </w:r>
-      <w:r>
-        <w:rPr>
-          <w:lang w:val="zh_TW" w:bidi="zh_TW"/>
-        </w:rPr>
-      </w:r>
-    </w:p>
-    <w:p>
-      <w:pPr>
-        <w:pStyle w:val="Heading3"/>
-      </w:pPr>
-      <w:r>
-        <w:rPr>
-          <w:lang w:val="zh_TW" w:bidi="zh_TW"/>
-        </w:rPr>
-        <w:t>呂便支派的起源</w:t>
-      </w:r>
-    </w:p>
-    <w:p>
-      <w:pPr/>
-      <w:r>
-        <w:rPr>
-          <w:lang w:val="zh_TW" w:bidi="zh_TW"/>
-        </w:rPr>
-      </w:r>
-      <w:r>
-        <w:rPr>
-          <w:lang w:val="zh_TW" w:bidi="zh_TW"/>
-        </w:rPr>
-        <w:t>雅各長子呂便後裔的支派 （</w:t>
-      </w:r>
-      <w:hyperlink r:id="rId13">
-        <w:r>
-          <w:rPr>
-            <w:lang w:val="zh_TW" w:bidi="zh_TW"/>
-          </w:rPr>
-          <w:rPr>
-            <w:color w:val="0000EE"/>
-            <w:u w:val="single"/>
-          </w:rPr>
-          <w:t>創29:32</w:t>
-        </w:r>
-      </w:hyperlink>
-      <w:r>
-        <w:rPr>
-          <w:lang w:val="zh_TW" w:bidi="zh_TW"/>
-        </w:rPr>
-        <w:t>）。呂便支派是長子的支派，在以色列各支派的名單中經常列在首位（</w:t>
-      </w:r>
-      <w:hyperlink r:id="rId21">
-        <w:r>
-          <w:rPr>
-            <w:lang w:val="zh_TW" w:bidi="zh_TW"/>
-          </w:rPr>
-          <w:rPr>
-            <w:color w:val="0000EE"/>
-            <w:u w:val="single"/>
-          </w:rPr>
-          <w:t>民13:4</w:t>
-        </w:r>
-      </w:hyperlink>
-      <w:r>
-        <w:rPr>
-          <w:lang w:val="zh_TW" w:bidi="zh_TW"/>
-        </w:rPr>
-        <w:t>）。在約旦河東定居的兩個半支派中，呂便支派也列在首位（</w:t>
-      </w:r>
-      <w:hyperlink r:id="rId22">
-        <w:r>
-          <w:rPr>
-            <w:lang w:val="zh_TW" w:bidi="zh_TW"/>
-          </w:rPr>
-          <w:rPr>
-            <w:color w:val="0000EE"/>
-            <w:u w:val="single"/>
-          </w:rPr>
-          <w:t>書1:12</w:t>
-        </w:r>
-      </w:hyperlink>
-      <w:r>
-        <w:rPr>
-          <w:lang w:val="zh_TW" w:bidi="zh_TW"/>
-        </w:rPr>
-        <w:t>）。然而，儘管享有這種榮譽地位，呂便支派後來逐漸失去重要性。部分原因在於呂便所犯的罪（</w:t>
-      </w:r>
-      <w:hyperlink r:id="rId16">
-        <w:r>
-          <w:rPr>
-            <w:lang w:val="zh_TW" w:bidi="zh_TW"/>
-          </w:rPr>
-          <w:rPr>
-            <w:color w:val="0000EE"/>
-            <w:u w:val="single"/>
-          </w:rPr>
-          <w:t>創35:22</w:t>
-        </w:r>
-      </w:hyperlink>
-      <w:r>
-        <w:rPr>
-          <w:lang w:val="zh_TW" w:bidi="zh_TW"/>
-        </w:rPr>
-        <w:t>），因此，他的父親雅各宣告，呂便將失去在眾支派中的領導地位（</w:t>
-      </w:r>
-      <w:hyperlink r:id="rId23">
-        <w:r>
-          <w:rPr>
-            <w:lang w:val="zh_TW" w:bidi="zh_TW"/>
-          </w:rPr>
-          <w:rPr>
-            <w:color w:val="0000EE"/>
-            <w:u w:val="single"/>
-          </w:rPr>
-          <w:t>49:4</w:t>
-        </w:r>
-      </w:hyperlink>
-      <w:r>
-        <w:rPr>
-          <w:lang w:val="zh_TW" w:bidi="zh_TW"/>
-        </w:rPr>
-        <w:t>）。雖然</w:t>
-      </w:r>
-      <w:hyperlink r:id="rId24">
-        <w:r>
-          <w:rPr>
-            <w:lang w:val="zh_TW" w:bidi="zh_TW"/>
-          </w:rPr>
-          <w:rPr>
-            <w:color w:val="0000EE"/>
-            <w:u w:val="single"/>
-          </w:rPr>
-          <w:t>申命記三十三章6節</w:t>
-        </w:r>
-      </w:hyperlink>
-      <w:r>
-        <w:rPr>
-          <w:lang w:val="zh_TW" w:bidi="zh_TW"/>
-        </w:rPr>
-        <w:t>記載了一段為呂便得以存活而發出的禱告，但這個支派後來仍然衰落了。</w:t>
-      </w:r>
-    </w:p>
-    <w:p>
-      <w:pPr>
-        <w:pStyle w:val="Heading3"/>
-      </w:pPr>
-      <w:r>
-        <w:rPr>
-          <w:lang w:val="zh_TW" w:bidi="zh_TW"/>
-        </w:rPr>
-        <w:t>歷史角色與掙扎</w:t>
-      </w:r>
-    </w:p>
-    <w:p>
-      <w:pPr/>
-      <w:r>
-        <w:rPr>
-          <w:lang w:val="zh_TW" w:bidi="zh_TW"/>
-        </w:rPr>
-      </w:r>
-      <w:r>
-        <w:rPr>
-          <w:lang w:val="zh_TW" w:bidi="zh_TW"/>
-        </w:rPr>
-        <w:t>以色列人在曠野期間，呂便支派與其它支派一樣，派出首領和探子窺探迦南地（</w:t>
-      </w:r>
-      <w:hyperlink r:id="rId25">
-        <w:r>
-          <w:rPr>
-            <w:lang w:val="zh_TW" w:bidi="zh_TW"/>
-          </w:rPr>
-          <w:rPr>
-            <w:color w:val="0000EE"/>
-            <w:u w:val="single"/>
-          </w:rPr>
-          <w:t>民1:5</w:t>
-        </w:r>
-      </w:hyperlink>
-      <w:r>
-        <w:rPr>
-          <w:lang w:val="zh_TW" w:bidi="zh_TW"/>
-        </w:rPr>
-        <w:t>，</w:t>
-      </w:r>
-      <w:hyperlink r:id="rId21">
-        <w:r>
-          <w:rPr>
-            <w:lang w:val="zh_TW" w:bidi="zh_TW"/>
-          </w:rPr>
-          <w:rPr>
-            <w:color w:val="0000EE"/>
-            <w:u w:val="single"/>
-          </w:rPr>
-          <w:t>13:4</w:t>
-        </w:r>
-      </w:hyperlink>
-      <w:r>
-        <w:rPr>
-          <w:lang w:val="zh_TW" w:bidi="zh_TW"/>
-        </w:rPr>
-        <w:t>）。然而，只有以法蓮的探子（約書亞）和猶大的探子（迦勒）忠於神。其它支派都沒有信靠神，呂便支派既不比其它支派更好，也不比其它支派更差（</w:t>
-      </w:r>
-      <w:hyperlink r:id="rId26">
-        <w:r>
-          <w:rPr>
-            <w:lang w:val="zh_TW" w:bidi="zh_TW"/>
-          </w:rPr>
-          <w:rPr>
-            <w:color w:val="0000EE"/>
-            <w:u w:val="single"/>
-          </w:rPr>
-          <w:t>民14:6</w:t>
-        </w:r>
-      </w:hyperlink>
-      <w:r>
-        <w:rPr>
-          <w:lang w:val="zh_TW" w:bidi="zh_TW"/>
-        </w:rPr>
-        <w:t>）。</w:t>
-      </w:r>
-    </w:p>
-    <w:p>
-      <w:pPr/>
-      <w:r>
-        <w:rPr>
-          <w:lang w:val="zh_TW" w:bidi="zh_TW"/>
-        </w:rPr>
-      </w:r>
-      <w:r>
-        <w:rPr>
-          <w:lang w:val="zh_TW" w:bidi="zh_TW"/>
-        </w:rPr>
-        <w:t>呂便支派的歷史也包括兩名呂便人（大坍和亞比蘭）起來反抗摩西權柄的事件（</w:t>
-      </w:r>
-      <w:hyperlink r:id="rId27">
-        <w:r>
-          <w:rPr>
-            <w:lang w:val="zh_TW" w:bidi="zh_TW"/>
-          </w:rPr>
-          <w:rPr>
-            <w:color w:val="0000EE"/>
-            <w:u w:val="single"/>
-          </w:rPr>
-          <w:t>民16:1</w:t>
-        </w:r>
-      </w:hyperlink>
-      <w:r>
-        <w:rPr>
-          <w:lang w:val="zh_TW" w:bidi="zh_TW"/>
-        </w:rPr>
-        <w:t>）。他們這樣做可能是想恢復呂便支派在眾支派中的領先地位。然而，這次叛亂以失敗告終，神也施行了嚴厲的審判（</w:t>
-      </w:r>
-      <w:hyperlink r:id="rId28">
-        <w:r>
-          <w:rPr>
-            <w:lang w:val="zh_TW" w:bidi="zh_TW"/>
-          </w:rPr>
-          <w:rPr>
-            <w:color w:val="0000EE"/>
-            <w:u w:val="single"/>
-          </w:rPr>
-          <w:t>民16:33</w:t>
-        </w:r>
-      </w:hyperlink>
-      <w:r>
-        <w:rPr>
-          <w:lang w:val="zh_TW" w:bidi="zh_TW"/>
-        </w:rPr>
-        <w:t>）。</w:t>
-      </w:r>
-    </w:p>
-    <w:p>
-      <w:pPr>
-        <w:pStyle w:val="Heading3"/>
-      </w:pPr>
-      <w:r>
-        <w:rPr>
-          <w:lang w:val="zh_TW" w:bidi="zh_TW"/>
-        </w:rPr>
-        <w:t>財富與土地的解決方案</w:t>
-      </w:r>
-    </w:p>
-    <w:p>
-      <w:pPr/>
-      <w:r>
-        <w:rPr>
-          <w:lang w:val="zh_TW" w:bidi="zh_TW"/>
-        </w:rPr>
-      </w:r>
-      <w:r>
-        <w:rPr>
-          <w:lang w:val="zh_TW" w:bidi="zh_TW"/>
-        </w:rPr>
-        <w:t>呂便支派以擁有眾多牲畜聞名（</w:t>
-      </w:r>
-      <w:hyperlink r:id="rId29">
-        <w:r>
-          <w:rPr>
-            <w:lang w:val="zh_TW" w:bidi="zh_TW"/>
-          </w:rPr>
-          <w:rPr>
-            <w:color w:val="0000EE"/>
-            <w:u w:val="single"/>
-          </w:rPr>
-          <w:t>民32:1</w:t>
-        </w:r>
-      </w:hyperlink>
-      <w:r>
-        <w:rPr>
-          <w:lang w:val="zh_TW" w:bidi="zh_TW"/>
-        </w:rPr>
-        <w:t>）。起初，呂便支派希望留在約旦河東、從亞摩利王西宏和噩手中奪得的土地上。雖然摩西責備他們提出這項要求，但呂便人以及與他們結盟的迦得支派和瑪拿西半支派同意渡過約旦河，與以色列人一同爭戰。於是，摩西准許了他們的請求（</w:t>
-      </w:r>
-      <w:hyperlink r:id="rId30">
-        <w:r>
-          <w:rPr>
-            <w:lang w:val="zh_TW" w:bidi="zh_TW"/>
-          </w:rPr>
-          <w:rPr>
-            <w:color w:val="0000EE"/>
-            <w:u w:val="single"/>
-          </w:rPr>
-          <w:t>民32:20–22</w:t>
-        </w:r>
-      </w:hyperlink>
-      <w:r>
-        <w:rPr>
-          <w:lang w:val="zh_TW" w:bidi="zh_TW"/>
-        </w:rPr>
-        <w:t>）。他們在爭戰中奮勇作戰，爭戰結束後便獲准返回家園（</w:t>
-      </w:r>
-      <w:hyperlink r:id="rId31">
-        <w:r>
-          <w:rPr>
-            <w:lang w:val="zh_TW" w:bidi="zh_TW"/>
-          </w:rPr>
-          <w:rPr>
-            <w:color w:val="0000EE"/>
-            <w:u w:val="single"/>
-          </w:rPr>
-          <w:t>書22:1–6</w:t>
-        </w:r>
-      </w:hyperlink>
-      <w:r>
-        <w:rPr>
-          <w:lang w:val="zh_TW" w:bidi="zh_TW"/>
-        </w:rPr>
-        <w:t>）。雖然約旦河將他們與其它支派分隔開來，他們仍築了一座紀念壇，表明自己仍視自己為以色列的一部分（</w:t>
-      </w:r>
-      <w:hyperlink r:id="rId32">
-        <w:r>
-          <w:rPr>
-            <w:lang w:val="zh_TW" w:bidi="zh_TW"/>
-          </w:rPr>
-          <w:rPr>
-            <w:color w:val="0000EE"/>
-            <w:u w:val="single"/>
-          </w:rPr>
-          <w:t>書22:10</w:t>
-        </w:r>
-      </w:hyperlink>
-      <w:r>
-        <w:rPr>
-          <w:lang w:val="zh_TW" w:bidi="zh_TW"/>
-        </w:rPr>
-        <w:t>）。</w:t>
-      </w:r>
-    </w:p>
-    <w:p>
-      <w:pPr>
-        <w:pStyle w:val="Heading3"/>
-      </w:pPr>
-      <w:r>
-        <w:rPr>
-          <w:lang w:val="zh_TW" w:bidi="zh_TW"/>
-        </w:rPr>
-        <w:t>衰落與後期歷史</w:t>
-      </w:r>
-    </w:p>
-    <w:p>
-      <w:pPr/>
-      <w:r>
-        <w:rPr>
-          <w:lang w:val="zh_TW" w:bidi="zh_TW"/>
-        </w:rPr>
-      </w:r>
-      <w:r>
-        <w:rPr>
-          <w:lang w:val="zh_TW" w:bidi="zh_TW"/>
-        </w:rPr>
-        <w:t>呂便支派直到女先知底波拉的時代才再次出現在聖經記載中。當以色列人聚集起來與西西拉爭戰時，呂便支派沒有回應這個呼召。這個支派似乎更看重物質財富，而不是參與爭戰。例如，他們選擇了約旦河東肥沃的土地（</w:t>
-      </w:r>
-      <w:hyperlink r:id="rId33">
-        <w:r>
-          <w:rPr>
-            <w:lang w:val="zh_TW" w:bidi="zh_TW"/>
-          </w:rPr>
-          <w:rPr>
-            <w:color w:val="0000EE"/>
-            <w:u w:val="single"/>
-          </w:rPr>
-          <w:t>民32:5</w:t>
-        </w:r>
-      </w:hyperlink>
-      <w:r>
-        <w:rPr>
-          <w:lang w:val="zh_TW" w:bidi="zh_TW"/>
-        </w:rPr>
-        <w:t>）。對他們來說，牧人的生活可能比爭戰的生活更具吸引力（</w:t>
-      </w:r>
-      <w:hyperlink r:id="rId34">
-        <w:r>
-          <w:rPr>
-            <w:lang w:val="zh_TW" w:bidi="zh_TW"/>
-          </w:rPr>
-          <w:rPr>
-            <w:color w:val="0000EE"/>
-            <w:u w:val="single"/>
-          </w:rPr>
-          <w:t>士5:16</w:t>
-        </w:r>
-      </w:hyperlink>
-      <w:r>
-        <w:rPr>
-          <w:lang w:val="zh_TW" w:bidi="zh_TW"/>
-        </w:rPr>
-        <w:t>）。呂便支派的表現反映出雅各所說「滾沸如水」的宣告（</w:t>
-      </w:r>
-      <w:hyperlink r:id="rId23">
-        <w:r>
-          <w:rPr>
-            <w:lang w:val="zh_TW" w:bidi="zh_TW"/>
-          </w:rPr>
-          <w:rPr>
-            <w:color w:val="0000EE"/>
-            <w:u w:val="single"/>
-          </w:rPr>
-          <w:t>創49:4</w:t>
-        </w:r>
-      </w:hyperlink>
-      <w:r>
-        <w:rPr>
-          <w:lang w:val="zh_TW" w:bidi="zh_TW"/>
-        </w:rPr>
-        <w:t>）。</w:t>
-      </w:r>
-    </w:p>
-    <w:p>
-      <w:pPr/>
-      <w:r>
-        <w:rPr>
-          <w:lang w:val="zh_TW" w:bidi="zh_TW"/>
-        </w:rPr>
-      </w:r>
-      <w:r>
-        <w:rPr>
-          <w:lang w:val="zh_TW" w:bidi="zh_TW"/>
-        </w:rPr>
-        <w:t>後來，呂便支派的土地很可能是被摩押人佔據。該地區也成為以色列與其它民族（例如亞蘭）交戰的戰場（</w:t>
-      </w:r>
-      <w:hyperlink r:id="rId35">
-        <w:r>
-          <w:rPr>
-            <w:lang w:val="zh_TW" w:bidi="zh_TW"/>
-          </w:rPr>
-          <w:rPr>
-            <w:color w:val="0000EE"/>
-            <w:u w:val="single"/>
-          </w:rPr>
-          <w:t>王上22:3</w:t>
-        </w:r>
-      </w:hyperlink>
-      <w:r>
-        <w:rPr>
-          <w:lang w:val="zh_TW" w:bidi="zh_TW"/>
-        </w:rPr>
-        <w:t>）。呂便支派是最早遭亞述人重創的支派之一（</w:t>
-      </w:r>
-      <w:hyperlink r:id="rId36">
-        <w:r>
-          <w:rPr>
-            <w:lang w:val="zh_TW" w:bidi="zh_TW"/>
-          </w:rPr>
-          <w:rPr>
-            <w:color w:val="0000EE"/>
-            <w:u w:val="single"/>
-          </w:rPr>
-          <w:t>王下15:29</w:t>
-        </w:r>
-      </w:hyperlink>
-      <w:r>
-        <w:rPr>
-          <w:lang w:val="zh_TW" w:bidi="zh_TW"/>
-        </w:rPr>
-        <w:t>）。雖然以西結的異象提到呂便支派所得的一小塊土地（</w:t>
-      </w:r>
-      <w:hyperlink r:id="rId37">
-        <w:r>
-          <w:rPr>
-            <w:lang w:val="zh_TW" w:bidi="zh_TW"/>
-          </w:rPr>
-          <w:rPr>
-            <w:color w:val="0000EE"/>
-            <w:u w:val="single"/>
-          </w:rPr>
-          <w:t>結48:6</w:t>
-        </w:r>
-      </w:hyperlink>
-      <w:r>
-        <w:rPr>
-          <w:lang w:val="zh_TW" w:bidi="zh_TW"/>
-        </w:rPr>
-        <w:t>），但這個支派在被擄歸回後似乎已大致消失。啟示錄把呂便列在蒙救贖的人當中（</w:t>
-      </w:r>
-      <w:hyperlink r:id="rId38">
-        <w:r>
-          <w:rPr>
-            <w:lang w:val="zh_TW" w:bidi="zh_TW"/>
-          </w:rPr>
-          <w:rPr>
-            <w:color w:val="0000EE"/>
-            <w:u w:val="single"/>
-          </w:rPr>
-          <w:t>啟7:5</w:t>
-        </w:r>
-      </w:hyperlink>
-      <w:r>
-        <w:rPr>
-          <w:lang w:val="zh_TW" w:bidi="zh_TW"/>
-        </w:rPr>
-        <w:t>），但新約聖經沒有提到任何出自呂便支派的人。</w:t>
-      </w:r>
-      <w:r>
-        <w:rPr>
-          <w:lang w:val="zh_TW" w:bidi="zh_TW"/>
-        </w:rPr>
-      </w:r>
-      <w:r>
-        <w:rPr>
-          <w:lang w:val="zh_TW" w:bidi="zh_TW"/>
-        </w:rPr>
-      </w:r>
-    </w:p>
-    <w:p>
-      <w:pPr/>
-      <w:r>
-        <w:rPr>
-          <w:lang w:val="zh_TW" w:bidi="zh_TW"/>
-        </w:rPr>
-      </w:r>
-    </w:p>
-    <w:p>
-      <w:pPr>
-        <w:pStyle w:val="Heading2"/>
-      </w:pPr>
-      <w:r>
-        <w:rPr>
-          <w:lang w:val="zh_TW" w:bidi="zh_TW"/>
-        </w:rPr>
-        <w:t>旅行</w:t>
-      </w:r>
-      <w:r>
-        <w:rPr>
-          <w:lang w:val="zh_TW" w:bidi="zh_TW"/>
-        </w:rPr>
-      </w:r>
-    </w:p>
-    <w:p>
-      <w:pPr/>
-      <w:r>
-        <w:rPr>
-          <w:lang w:val="zh_TW" w:bidi="zh_TW"/>
-        </w:rPr>
-      </w:r>
-      <w:r>
-        <w:rPr>
-          <w:lang w:val="zh_TW" w:bidi="zh_TW"/>
-        </w:rPr>
-        <w:t>在聖經時代，旅行者常見道路崎嶇難行，且無法通行。通常是相對較小的船隻在海上航行，且主要是軍事和商船，極少是為了簡單的旅遊交通而航行的船隻。因為沒有什麼理由需要去旅行，一般公民往往只會留在相當有限的區域內。偶爾會有群體的遷徙，有時人們因宗教節期而旅行，或為了逃避戰爭和饑荒而遷徙。</w:t>
-      </w:r>
-    </w:p>
-    <w:p>
-      <w:pPr>
-        <w:pStyle w:val="Heading3"/>
-      </w:pPr>
-      <w:r>
-        <w:rPr>
-          <w:lang w:val="zh_TW" w:bidi="zh_TW"/>
-        </w:rPr>
-        <w:t>舊約時代的旅行</w:t>
-      </w:r>
-    </w:p>
-    <w:p>
-      <w:pPr/>
-      <w:r>
-        <w:rPr>
-          <w:lang w:val="zh_TW" w:bidi="zh_TW"/>
-        </w:rPr>
-      </w:r>
-      <w:r>
-        <w:rPr>
-          <w:lang w:val="zh_TW" w:bidi="zh_TW"/>
-        </w:rPr>
-        <w:t>有幾個描繪了以色列百姓為了放牧而在有限區域內移動的記載。約瑟的兄弟們將他們的羊群從南地帶到示劍，後來又到多坍（</w:t>
-      </w:r>
-      <w:hyperlink r:id="rId39">
-        <w:r>
-          <w:rPr>
-            <w:lang w:val="zh_TW" w:bidi="zh_TW"/>
-          </w:rPr>
-          <w:rPr>
-            <w:color w:val="0000EE"/>
-            <w:u w:val="single"/>
-          </w:rPr>
-          <w:t>創37:12–17</w:t>
-        </w:r>
-      </w:hyperlink>
-      <w:r>
-        <w:rPr>
-          <w:lang w:val="zh_TW" w:bidi="zh_TW"/>
-        </w:rPr>
-        <w:t>），但這不過是60英里（96.5公里）。大衛曾環遊巴勒斯坦，甚至去了摩押地（</w:t>
-      </w:r>
-      <w:hyperlink r:id="rId40">
-        <w:r>
-          <w:rPr>
-            <w:lang w:val="zh_TW" w:bidi="zh_TW"/>
-          </w:rPr>
-          <w:rPr>
-            <w:color w:val="0000EE"/>
-            <w:u w:val="single"/>
-          </w:rPr>
-          <w:t>撒上22:3</w:t>
-        </w:r>
-      </w:hyperlink>
-      <w:r>
-        <w:rPr>
-          <w:lang w:val="zh_TW" w:bidi="zh_TW"/>
-        </w:rPr>
-        <w:t>）。但支派的人從耶路撒冷西南遷到北部——就在黎巴嫩山脈南端（</w:t>
-      </w:r>
-      <w:hyperlink r:id="rId41">
-        <w:r>
-          <w:rPr>
-            <w:lang w:val="zh_TW" w:bidi="zh_TW"/>
-          </w:rPr>
-          <w:rPr>
-            <w:color w:val="0000EE"/>
-            <w:u w:val="single"/>
-          </w:rPr>
-          <w:t>士18章</w:t>
-        </w:r>
-      </w:hyperlink>
-      <w:r>
-        <w:rPr>
-          <w:lang w:val="zh_TW" w:bidi="zh_TW"/>
-        </w:rPr>
-        <w:t>）。</w:t>
-      </w:r>
-    </w:p>
-    <w:p>
-      <w:pPr/>
-      <w:r>
-        <w:rPr>
-          <w:lang w:val="zh_TW" w:bidi="zh_TW"/>
-        </w:rPr>
-      </w:r>
-      <w:r>
-        <w:rPr>
-          <w:lang w:val="zh_TW" w:bidi="zh_TW"/>
-        </w:rPr>
-        <w:t>為了放牧、遷徙和保護而旅行的例子可謂多不勝數。這些旅行者通常會步行，但驢也被用來騎乘和作為馱運動物之用。牛用來運送重物，有時也載人（</w:t>
-      </w:r>
-      <w:hyperlink r:id="rId42">
-        <w:r>
-          <w:rPr>
-            <w:lang w:val="zh_TW" w:bidi="zh_TW"/>
-          </w:rPr>
-          <w:rPr>
-            <w:color w:val="0000EE"/>
-            <w:u w:val="single"/>
-          </w:rPr>
-          <w:t>創46:5</w:t>
-        </w:r>
-      </w:hyperlink>
-      <w:r>
-        <w:rPr>
-          <w:lang w:val="zh_TW" w:bidi="zh_TW"/>
-        </w:rPr>
-        <w:t>）。後來駱駝也成為普遍的交通工具（</w:t>
-      </w:r>
-      <w:hyperlink r:id="rId43">
-        <w:r>
-          <w:rPr>
-            <w:lang w:val="zh_TW" w:bidi="zh_TW"/>
-          </w:rPr>
-          <w:rPr>
-            <w:color w:val="0000EE"/>
-            <w:u w:val="single"/>
-          </w:rPr>
-          <w:t>王上10:2</w:t>
-        </w:r>
-      </w:hyperlink>
-      <w:r>
-        <w:rPr>
-          <w:lang w:val="zh_TW" w:bidi="zh_TW"/>
-        </w:rPr>
-        <w:t>；</w:t>
-      </w:r>
-      <w:hyperlink r:id="rId44">
-        <w:r>
-          <w:rPr>
-            <w:lang w:val="zh_TW" w:bidi="zh_TW"/>
-          </w:rPr>
-          <w:rPr>
-            <w:color w:val="0000EE"/>
-            <w:u w:val="single"/>
-          </w:rPr>
-          <w:t>王下8:9</w:t>
-        </w:r>
-      </w:hyperlink>
-      <w:r>
-        <w:rPr>
-          <w:lang w:val="zh_TW" w:bidi="zh_TW"/>
-        </w:rPr>
-        <w:t>）。我們對舊約時代的旅客休息地點所知甚少。舊約只有幾處提到了「住宿的地方（malon）」（</w:t>
-      </w:r>
-      <w:hyperlink r:id="rId45">
-        <w:r>
-          <w:rPr>
-            <w:lang w:val="zh_TW" w:bidi="zh_TW"/>
-          </w:rPr>
-          <w:rPr>
-            <w:color w:val="0000EE"/>
-            <w:u w:val="single"/>
-          </w:rPr>
-          <w:t>創42:27</w:t>
-        </w:r>
-      </w:hyperlink>
-      <w:r>
-        <w:rPr>
-          <w:lang w:val="zh_TW" w:bidi="zh_TW"/>
-        </w:rPr>
-        <w:t>，</w:t>
-      </w:r>
-      <w:hyperlink r:id="rId46">
-        <w:r>
-          <w:rPr>
-            <w:lang w:val="zh_TW" w:bidi="zh_TW"/>
-          </w:rPr>
-          <w:rPr>
-            <w:color w:val="0000EE"/>
-            <w:u w:val="single"/>
-          </w:rPr>
-          <w:t>43:21</w:t>
-        </w:r>
-      </w:hyperlink>
-      <w:r>
-        <w:rPr>
-          <w:lang w:val="zh_TW" w:bidi="zh_TW"/>
-        </w:rPr>
-        <w:t>；</w:t>
-      </w:r>
-      <w:hyperlink r:id="rId47">
-        <w:r>
-          <w:rPr>
-            <w:lang w:val="zh_TW" w:bidi="zh_TW"/>
-          </w:rPr>
-          <w:rPr>
-            <w:color w:val="0000EE"/>
-            <w:u w:val="single"/>
-          </w:rPr>
-          <w:t>出4:24</w:t>
-        </w:r>
-      </w:hyperlink>
-      <w:r>
-        <w:rPr>
-          <w:lang w:val="zh_TW" w:bidi="zh_TW"/>
-        </w:rPr>
-        <w:t>）。</w:t>
-      </w:r>
-    </w:p>
-    <w:p>
-      <w:pPr>
-        <w:pStyle w:val="Heading3"/>
-      </w:pPr>
-      <w:r>
-        <w:rPr>
-          <w:lang w:val="zh_TW" w:bidi="zh_TW"/>
-        </w:rPr>
-        <w:t>新約時代的旅行</w:t>
-      </w:r>
-    </w:p>
-    <w:p>
-      <w:pPr/>
-      <w:r>
-        <w:rPr>
-          <w:lang w:val="zh_TW" w:bidi="zh_TW"/>
-        </w:rPr>
-      </w:r>
-      <w:r>
-        <w:rPr>
-          <w:lang w:val="zh_TW" w:bidi="zh_TW"/>
-        </w:rPr>
-        <w:t>羅馬世界對旅行的了解非常通透，主要是為了在節期履行宗教義務、為了從事貿易、為了政府行政以及軍事目的。公元一世紀的基督徒傳教士是當時眾多旅行者中的一部分。</w:t>
-      </w:r>
-    </w:p>
-    <w:p>
-      <w:pPr/>
-      <w:r>
-        <w:rPr>
-          <w:lang w:val="zh_TW" w:bidi="zh_TW"/>
-        </w:rPr>
-      </w:r>
-      <w:r>
-        <w:rPr>
-          <w:lang w:val="zh_TW" w:bidi="zh_TW"/>
-        </w:rPr>
-        <w:t>羅馬和平與權威的來臨，以及精心建造的石頭道路，使旅行相對的安全快捷。相比舊約時代，旅行的方式有所改善。在羅馬帝國內，人們可以在良好的道路上長途旅行，而且相對安全。然而，仍有一些危險，特別是在海上旅行，風暴和海盜是常見的威脅（</w:t>
-      </w:r>
-      <w:hyperlink r:id="rId48">
-        <w:r>
-          <w:rPr>
-            <w:lang w:val="zh_TW" w:bidi="zh_TW"/>
-          </w:rPr>
-          <w:rPr>
-            <w:color w:val="0000EE"/>
-            <w:u w:val="single"/>
-          </w:rPr>
-          <w:t>徒15:39</w:t>
-        </w:r>
-      </w:hyperlink>
-      <w:r>
-        <w:rPr>
-          <w:lang w:val="zh_TW" w:bidi="zh_TW"/>
-        </w:rPr>
-        <w:t>，</w:t>
-      </w:r>
-      <w:hyperlink r:id="rId49">
-        <w:r>
-          <w:rPr>
-            <w:lang w:val="zh_TW" w:bidi="zh_TW"/>
-          </w:rPr>
-          <w:rPr>
-            <w:color w:val="0000EE"/>
-            <w:u w:val="single"/>
-          </w:rPr>
-          <w:t>18:18–22</w:t>
-        </w:r>
-      </w:hyperlink>
-      <w:r>
-        <w:rPr>
-          <w:lang w:val="zh_TW" w:bidi="zh_TW"/>
-        </w:rPr>
-        <w:t>；</w:t>
-      </w:r>
-      <w:hyperlink r:id="rId50">
-        <w:r>
-          <w:rPr>
-            <w:lang w:val="zh_TW" w:bidi="zh_TW"/>
-          </w:rPr>
-          <w:rPr>
-            <w:color w:val="0000EE"/>
-            <w:u w:val="single"/>
-          </w:rPr>
-          <w:t>羅15:24–25</w:t>
-        </w:r>
-      </w:hyperlink>
-      <w:r>
-        <w:rPr>
-          <w:lang w:val="zh_TW" w:bidi="zh_TW"/>
-        </w:rPr>
-        <w:t>；</w:t>
-      </w:r>
-      <w:hyperlink r:id="rId51">
-        <w:r>
-          <w:rPr>
-            <w:lang w:val="zh_TW" w:bidi="zh_TW"/>
-          </w:rPr>
-          <w:rPr>
-            <w:color w:val="0000EE"/>
-            <w:u w:val="single"/>
-          </w:rPr>
-          <w:t>林後11:25–26</w:t>
-        </w:r>
-      </w:hyperlink>
-      <w:r>
-        <w:rPr>
-          <w:lang w:val="zh_TW" w:bidi="zh_TW"/>
-        </w:rPr>
-        <w:t>）。保羅去羅馬的海上旅程便是一個危險的例子（</w:t>
-      </w:r>
-      <w:hyperlink r:id="rId52">
-        <w:r>
-          <w:rPr>
-            <w:lang w:val="zh_TW" w:bidi="zh_TW"/>
-          </w:rPr>
-          <w:rPr>
-            <w:color w:val="0000EE"/>
-            <w:u w:val="single"/>
-          </w:rPr>
-          <w:t>徒27:1–28:14</w:t>
-        </w:r>
-      </w:hyperlink>
-      <w:r>
-        <w:rPr>
-          <w:lang w:val="zh_TW" w:bidi="zh_TW"/>
-        </w:rPr>
-        <w:t>）。</w:t>
-      </w:r>
-    </w:p>
-    <w:p>
-      <w:pPr/>
-      <w:r>
-        <w:rPr>
-          <w:lang w:val="zh_TW" w:bidi="zh_TW"/>
-        </w:rPr>
-      </w:r>
-      <w:r>
-        <w:rPr>
-          <w:lang w:val="zh_TW" w:bidi="zh_TW"/>
-        </w:rPr>
-        <w:t>新約提到了一些徒步旅行的例子。馬利亞從加利利到猶大去探望伊利莎白（</w:t>
-      </w:r>
-      <w:hyperlink r:id="rId53">
-        <w:r>
-          <w:rPr>
-            <w:lang w:val="zh_TW" w:bidi="zh_TW"/>
-          </w:rPr>
-          <w:rPr>
-            <w:color w:val="0000EE"/>
-            <w:u w:val="single"/>
-          </w:rPr>
-          <w:t>路1:39–40、56</w:t>
-        </w:r>
-      </w:hyperlink>
-      <w:r>
-        <w:rPr>
-          <w:lang w:val="zh_TW" w:bidi="zh_TW"/>
-        </w:rPr>
-        <w:t>）。耶穌在人口普查時出生在伯利恆（</w:t>
-      </w:r>
-      <w:hyperlink r:id="rId54">
-        <w:r>
-          <w:rPr>
-            <w:lang w:val="zh_TW" w:bidi="zh_TW"/>
-          </w:rPr>
-          <w:rPr>
-            <w:color w:val="0000EE"/>
-            <w:u w:val="single"/>
-          </w:rPr>
-          <w:t>2:1–7</w:t>
-        </w:r>
-      </w:hyperlink>
-      <w:r>
-        <w:rPr>
-          <w:lang w:val="zh_TW" w:bidi="zh_TW"/>
-        </w:rPr>
-        <w:t>）；耶穌被帶到耶路撒冷以遵行猶太人潔淨的律法（</w:t>
-      </w:r>
-      <w:hyperlink r:id="rId55">
-        <w:r>
-          <w:rPr>
-            <w:lang w:val="zh_TW" w:bidi="zh_TW"/>
-          </w:rPr>
-          <w:rPr>
-            <w:color w:val="0000EE"/>
-            <w:u w:val="single"/>
-          </w:rPr>
-          <w:t>22</w:t>
-        </w:r>
-      </w:hyperlink>
-      <w:r>
-        <w:rPr>
-          <w:lang w:val="zh_TW" w:bidi="zh_TW"/>
-        </w:rPr>
-        <w:t>節）。因此，從馬利亞聖靈感孕耶穌到馬利亞潔淨的期間，往返三次拿撒勒到耶路撒冷，其距離約70英里（112.6公里）。約瑟和馬利亞每年都去耶路撒冷過逾越節（</w:t>
-      </w:r>
-      <w:hyperlink r:id="rId56">
-        <w:r>
-          <w:rPr>
-            <w:lang w:val="zh_TW" w:bidi="zh_TW"/>
-          </w:rPr>
-          <w:rPr>
-            <w:color w:val="0000EE"/>
-            <w:u w:val="single"/>
-          </w:rPr>
-          <w:t>41–51</w:t>
-        </w:r>
-      </w:hyperlink>
-      <w:r>
-        <w:rPr>
-          <w:lang w:val="zh_TW" w:bidi="zh_TW"/>
-        </w:rPr>
-        <w:t>節）。其它旅行還包括（</w:t>
-      </w:r>
-      <w:hyperlink r:id="rId57">
-        <w:r>
-          <w:rPr>
-            <w:lang w:val="zh_TW" w:bidi="zh_TW"/>
-          </w:rPr>
-          <w:rPr>
-            <w:color w:val="0000EE"/>
-            <w:u w:val="single"/>
-          </w:rPr>
-          <w:t>約2:13</w:t>
-        </w:r>
-      </w:hyperlink>
-      <w:r>
-        <w:rPr>
-          <w:lang w:val="zh_TW" w:bidi="zh_TW"/>
-        </w:rPr>
-        <w:t>，</w:t>
-      </w:r>
-      <w:hyperlink r:id="rId58">
-        <w:r>
-          <w:rPr>
-            <w:lang w:val="zh_TW" w:bidi="zh_TW"/>
-          </w:rPr>
-          <w:rPr>
-            <w:color w:val="0000EE"/>
-            <w:u w:val="single"/>
-          </w:rPr>
-          <w:t>5:1，</w:t>
-        </w:r>
-      </w:hyperlink>
-      <w:hyperlink r:id="rId59">
-        <w:r>
-          <w:rPr>
-            <w:lang w:val="zh_TW" w:bidi="zh_TW"/>
-          </w:rPr>
-          <w:rPr>
-            <w:color w:val="0000EE"/>
-            <w:u w:val="single"/>
-          </w:rPr>
-          <w:t>7:1–10</w:t>
-        </w:r>
-      </w:hyperlink>
-      <w:r>
-        <w:rPr>
-          <w:lang w:val="zh_TW" w:bidi="zh_TW"/>
-        </w:rPr>
-        <w:t>，</w:t>
-      </w:r>
-      <w:hyperlink r:id="rId60">
-        <w:r>
-          <w:rPr>
-            <w:lang w:val="zh_TW" w:bidi="zh_TW"/>
-          </w:rPr>
-          <w:rPr>
-            <w:color w:val="0000EE"/>
-            <w:u w:val="single"/>
-          </w:rPr>
-          <w:t>12:1</w:t>
-        </w:r>
-      </w:hyperlink>
-      <w:r>
-        <w:rPr>
-          <w:lang w:val="zh_TW" w:bidi="zh_TW"/>
-        </w:rPr>
-        <w:t>）耶穌曾步行從加利利到耶利哥（</w:t>
-      </w:r>
-      <w:hyperlink r:id="rId61">
-        <w:r>
-          <w:rPr>
-            <w:lang w:val="zh_TW" w:bidi="zh_TW"/>
-          </w:rPr>
-          <w:rPr>
-            <w:color w:val="0000EE"/>
-            <w:u w:val="single"/>
-          </w:rPr>
-          <w:t>可1:1–11</w:t>
-        </w:r>
-      </w:hyperlink>
-      <w:r>
-        <w:rPr>
-          <w:lang w:val="zh_TW" w:bidi="zh_TW"/>
-        </w:rPr>
-        <w:t>），也去過泰爾和西頓的地區（</w:t>
-      </w:r>
-      <w:hyperlink r:id="rId62">
-        <w:r>
-          <w:rPr>
-            <w:lang w:val="zh_TW" w:bidi="zh_TW"/>
-          </w:rPr>
-          <w:rPr>
-            <w:color w:val="0000EE"/>
-            <w:u w:val="single"/>
-          </w:rPr>
-          <w:t>7:24</w:t>
-        </w:r>
-      </w:hyperlink>
-      <w:r>
-        <w:rPr>
-          <w:lang w:val="zh_TW" w:bidi="zh_TW"/>
-        </w:rPr>
-        <w:t>）。耶穌不止一次到過撒馬利亞（</w:t>
-      </w:r>
-      <w:hyperlink r:id="rId63">
-        <w:r>
-          <w:rPr>
-            <w:lang w:val="zh_TW" w:bidi="zh_TW"/>
-          </w:rPr>
-          <w:rPr>
-            <w:color w:val="0000EE"/>
-            <w:u w:val="single"/>
-          </w:rPr>
-          <w:t>路17:11</w:t>
-        </w:r>
-      </w:hyperlink>
-      <w:r>
-        <w:rPr>
-          <w:lang w:val="zh_TW" w:bidi="zh_TW"/>
-        </w:rPr>
-        <w:t>；</w:t>
-      </w:r>
-      <w:hyperlink r:id="rId64">
-        <w:r>
-          <w:rPr>
-            <w:lang w:val="zh_TW" w:bidi="zh_TW"/>
-          </w:rPr>
-          <w:rPr>
-            <w:color w:val="0000EE"/>
-            <w:u w:val="single"/>
-          </w:rPr>
-          <w:t>約4:4</w:t>
-        </w:r>
-      </w:hyperlink>
-      <w:r>
-        <w:rPr>
-          <w:lang w:val="zh_TW" w:bidi="zh_TW"/>
-        </w:rPr>
-        <w:t>）。耶穌最後一次去耶路撒冷的旅程是經由耶利哥，穿過山路上耶路撒冷（</w:t>
-      </w:r>
-      <w:hyperlink r:id="rId65">
-        <w:r>
-          <w:rPr>
-            <w:lang w:val="zh_TW" w:bidi="zh_TW"/>
-          </w:rPr>
-          <w:rPr>
-            <w:color w:val="0000EE"/>
-            <w:u w:val="single"/>
-          </w:rPr>
-          <w:t>可10:1、46</w:t>
-        </w:r>
-      </w:hyperlink>
-      <w:r>
-        <w:rPr>
-          <w:lang w:val="zh_TW" w:bidi="zh_TW"/>
-        </w:rPr>
-        <w:t>，</w:t>
-      </w:r>
-      <w:hyperlink r:id="rId66">
-        <w:r>
-          <w:rPr>
-            <w:lang w:val="zh_TW" w:bidi="zh_TW"/>
-          </w:rPr>
-          <w:rPr>
-            <w:color w:val="0000EE"/>
-            <w:u w:val="single"/>
-          </w:rPr>
-          <w:t>11:1</w:t>
-        </w:r>
-      </w:hyperlink>
-      <w:r>
-        <w:rPr>
-          <w:lang w:val="zh_TW" w:bidi="zh_TW"/>
-        </w:rPr>
-        <w:t>）。耶穌復活後的最後一次旅程是到以馬忤斯（</w:t>
-      </w:r>
-      <w:hyperlink r:id="rId67">
-        <w:r>
-          <w:rPr>
-            <w:lang w:val="zh_TW" w:bidi="zh_TW"/>
-          </w:rPr>
-          <w:rPr>
-            <w:color w:val="0000EE"/>
-            <w:u w:val="single"/>
-          </w:rPr>
-          <w:t>路24:13–35</w:t>
-        </w:r>
-      </w:hyperlink>
-      <w:r>
-        <w:rPr>
-          <w:lang w:val="zh_TW" w:bidi="zh_TW"/>
-        </w:rPr>
-        <w:t>）。</w:t>
-      </w:r>
-    </w:p>
-    <w:p>
-      <w:pPr/>
-      <w:r>
-        <w:rPr>
-          <w:lang w:val="zh_TW" w:bidi="zh_TW"/>
-        </w:rPr>
-      </w:r>
-      <w:r>
-        <w:rPr>
-          <w:lang w:val="zh_TW" w:bidi="zh_TW"/>
-        </w:rPr>
-        <w:t>保羅每次宣教旅行都乘船（</w:t>
-      </w:r>
-      <w:hyperlink r:id="rId68">
-        <w:r>
-          <w:rPr>
-            <w:lang w:val="zh_TW" w:bidi="zh_TW"/>
-          </w:rPr>
-          <w:rPr>
-            <w:color w:val="0000EE"/>
-            <w:u w:val="single"/>
-          </w:rPr>
-          <w:t>徒13:1–14</w:t>
-        </w:r>
-      </w:hyperlink>
-      <w:r>
-        <w:rPr>
-          <w:lang w:val="zh_TW" w:bidi="zh_TW"/>
-        </w:rPr>
-        <w:t>，</w:t>
-      </w:r>
-      <w:hyperlink r:id="rId69">
-        <w:r>
-          <w:rPr>
-            <w:lang w:val="zh_TW" w:bidi="zh_TW"/>
-          </w:rPr>
-          <w:rPr>
-            <w:color w:val="0000EE"/>
-            <w:u w:val="single"/>
-          </w:rPr>
-          <w:t>15:41–18:22</w:t>
-        </w:r>
-      </w:hyperlink>
-      <w:r>
-        <w:rPr>
-          <w:lang w:val="zh_TW" w:bidi="zh_TW"/>
-        </w:rPr>
-        <w:t>，</w:t>
-      </w:r>
-      <w:hyperlink r:id="rId70">
-        <w:r>
-          <w:rPr>
-            <w:lang w:val="zh_TW" w:bidi="zh_TW"/>
-          </w:rPr>
-          <w:rPr>
-            <w:color w:val="0000EE"/>
-            <w:u w:val="single"/>
-          </w:rPr>
-          <w:t>18:23–21:17</w:t>
-        </w:r>
-      </w:hyperlink>
-      <w:r>
-        <w:rPr>
-          <w:lang w:val="zh_TW" w:bidi="zh_TW"/>
-        </w:rPr>
-        <w:t>），通常有朋友陪伴。他也曾在巴勒斯坦、小亞細亞和希臘半島徒步旅行。但在新約時代並非所有旅行都是徒步進行。驢子常用來馱運貨物，也經常載人。耶穌曾騎驢從伯法其到耶路撒冷，這段路程雖短但象徵意義深遠（</w:t>
-      </w:r>
-      <w:hyperlink r:id="rId71">
-        <w:r>
-          <w:rPr>
-            <w:lang w:val="zh_TW" w:bidi="zh_TW"/>
-          </w:rPr>
-          <w:rPr>
-            <w:color w:val="0000EE"/>
-            <w:u w:val="single"/>
-          </w:rPr>
-          <w:t>太21:2–7</w:t>
-        </w:r>
-      </w:hyperlink>
-      <w:r>
-        <w:rPr>
-          <w:lang w:val="zh_TW" w:bidi="zh_TW"/>
-        </w:rPr>
-        <w:t>；</w:t>
-      </w:r>
-      <w:hyperlink r:id="rId72">
-        <w:r>
-          <w:rPr>
-            <w:lang w:val="zh_TW" w:bidi="zh_TW"/>
-          </w:rPr>
-          <w:rPr>
-            <w:color w:val="0000EE"/>
-            <w:u w:val="single"/>
-          </w:rPr>
-          <w:t>可11:1–11</w:t>
-        </w:r>
-      </w:hyperlink>
-      <w:r>
-        <w:rPr>
-          <w:lang w:val="zh_TW" w:bidi="zh_TW"/>
-        </w:rPr>
-        <w:t>；</w:t>
-      </w:r>
-      <w:hyperlink r:id="rId73">
-        <w:r>
-          <w:rPr>
-            <w:lang w:val="zh_TW" w:bidi="zh_TW"/>
-          </w:rPr>
-          <w:rPr>
-            <w:color w:val="0000EE"/>
-            <w:u w:val="single"/>
-          </w:rPr>
-          <w:t>約12:12–15</w:t>
-        </w:r>
-      </w:hyperlink>
-      <w:r>
-        <w:rPr>
-          <w:lang w:val="zh_TW" w:bidi="zh_TW"/>
-        </w:rPr>
-        <w:t>）。當約瑟與懷孕的馬利亞一起去伯利恆人口普查時，馬利亞很可能是騎驢而行。衣索匹亞的太監從耶路撒冷敬拜後，坐在車上，而腓利則徒步與他同行（</w:t>
-      </w:r>
-      <w:hyperlink r:id="rId74">
-        <w:r>
-          <w:rPr>
-            <w:lang w:val="zh_TW" w:bidi="zh_TW"/>
-          </w:rPr>
-          <w:rPr>
-            <w:color w:val="0000EE"/>
-            <w:u w:val="single"/>
-          </w:rPr>
-          <w:t>徒8:26–38</w:t>
-        </w:r>
-      </w:hyperlink>
-      <w:r>
-        <w:rPr>
-          <w:lang w:val="zh_TW" w:bidi="zh_TW"/>
-        </w:rPr>
-        <w:t>）。羅馬士兵既步行也大量使用馬匹。當保羅從耶路撒冷被押送到凱撒利亞時，他們為他準備了坐騎（</w:t>
-      </w:r>
-      <w:hyperlink r:id="rId75">
-        <w:r>
-          <w:rPr>
-            <w:lang w:val="zh_TW" w:bidi="zh_TW"/>
-          </w:rPr>
-          <w:rPr>
-            <w:color w:val="0000EE"/>
-            <w:u w:val="single"/>
-          </w:rPr>
-          <w:t>23:23–24</w:t>
-        </w:r>
-      </w:hyperlink>
-      <w:r>
-        <w:rPr>
-          <w:lang w:val="zh_TW" w:bidi="zh_TW"/>
-        </w:rPr>
-        <w:t>）。</w:t>
-      </w:r>
-    </w:p>
-    <w:p>
-      <w:pPr>
-        <w:pStyle w:val="Heading3"/>
-      </w:pPr>
-      <w:r>
-        <w:rPr>
-          <w:lang w:val="zh_TW" w:bidi="zh_TW"/>
-        </w:rPr>
-        <w:t>道路與海上航線</w:t>
-      </w:r>
-    </w:p>
-    <w:p>
-      <w:pPr/>
-      <w:r>
-        <w:rPr>
-          <w:lang w:val="zh_TW" w:bidi="zh_TW"/>
-        </w:rPr>
-      </w:r>
-      <w:r>
-        <w:rPr>
-          <w:lang w:val="zh_TW" w:bidi="zh_TW"/>
-        </w:rPr>
-        <w:t>聖經時代的道路在巴勒斯坦的地理、地形和歷史中佔有重要地位，這片土地充當了埃及與中東文明和貿易中心之間的橋樑。許多道路在商業和軍事上具有戰略意義。有些道路因為是朝聖路線而變得重要，方便前往像耶路撒冷這樣的宗教中心。聖經時代的道路主要分為三種：遠距離的國際道路、中距離的區域內道路，以及各區域或國家內部的各種道路。</w:t>
-      </w:r>
-    </w:p>
-    <w:p>
-      <w:pPr>
-        <w:pStyle w:val="Heading4"/>
-      </w:pPr>
-      <w:r>
-        <w:rPr>
-          <w:lang w:val="zh_TW" w:bidi="zh_TW"/>
-        </w:rPr>
-        <w:t>國際大路</w:t>
-      </w:r>
-    </w:p>
-    <w:p>
-      <w:pPr/>
-      <w:r>
-        <w:rPr>
-          <w:lang w:val="zh_TW" w:bidi="zh_TW"/>
-        </w:rPr>
-      </w:r>
-      <w:r>
-        <w:rPr>
-          <w:lang w:val="zh_TW" w:bidi="zh_TW"/>
-        </w:rPr>
-        <w:t>這些道路連接了地中海沿岸與北部的底格里斯河谷和南部的美索不達米亞。一些道路將美索不達米亞與小亞細亞連接起來，另一些則通往南方的埃及，或者沿著海岸線，或者穿過約旦河和死海以東，再穿過西奈半島。早在公元前二千年初期，安納托利亞（Anatolia）和亞述之間便已存在貿易路線。顯然，</w:t>
-      </w:r>
-      <w:hyperlink r:id="rId76">
-        <w:r>
-          <w:rPr>
-            <w:lang w:val="zh_TW" w:bidi="zh_TW"/>
-          </w:rPr>
-          <w:rPr>
-            <w:color w:val="0000EE"/>
-            <w:u w:val="single"/>
-          </w:rPr>
-          <w:t>創世記第十四章</w:t>
-        </w:r>
-      </w:hyperlink>
-      <w:r>
-        <w:rPr>
-          <w:lang w:val="zh_TW" w:bidi="zh_TW"/>
-        </w:rPr>
-        <w:t>中提到的軍事行動旨在確保從美索不達米亞北部通往埃及的大貿易路線——「王的大道（King’s Highway）」的安全。來自巴比倫、亞述和波斯的軍事入侵者和旅行者會穿過敘利亞內陸，然後轉向南方進入巴勒斯坦和埃及。歐洲列強希臘和羅馬進入中東後，為東方人民開闢了另一個龐大的國際道路網絡。在羅馬時代之前，這些道路沒有用石頭鋪設，而只是開闢出來的通路。它們非常粗糙，沒有經過平整，而且在潮濕的天氣裡，許多地方無法通行。然而，這些道路顯然有「路標」和「指路碑」明確標示</w:t>
-      </w:r>
-      <w:hyperlink r:id="rId77">
-        <w:r>
-          <w:rPr>
-            <w:lang w:val="zh_TW" w:bidi="zh_TW"/>
-          </w:rPr>
-          <w:rPr>
-            <w:color w:val="0000EE"/>
-            <w:u w:val="single"/>
-          </w:rPr>
-          <w:t>（耶31:21）</w:t>
-        </w:r>
-      </w:hyperlink>
-      <w:r>
-        <w:rPr>
-          <w:lang w:val="zh_TW" w:bidi="zh_TW"/>
-        </w:rPr>
-        <w:t>。隨著羅馬人到來之後，重要的道路開始有了深厚的地基，並在表面鋪設大塊平坦的石塊。這些道路的遺跡在中東和歐洲的許多地方至今仍然可見。沿途定點設置了距離標記或里程碑。</w:t>
-      </w:r>
-    </w:p>
-    <w:p>
-      <w:pPr>
-        <w:pStyle w:val="Heading4"/>
-      </w:pPr>
-      <w:r>
-        <w:rPr>
-          <w:lang w:val="zh_TW" w:bidi="zh_TW"/>
-        </w:rPr>
-        <w:t>巴勒斯坦的國際南北道路</w:t>
-      </w:r>
-    </w:p>
-    <w:p>
-      <w:pPr/>
-      <w:r>
-        <w:rPr>
-          <w:lang w:val="zh_TW" w:bidi="zh_TW"/>
-        </w:rPr>
-      </w:r>
-      <w:r>
-        <w:rPr>
-          <w:lang w:val="zh_TW" w:bidi="zh_TW"/>
-        </w:rPr>
-        <w:t>連接北方國家與埃及的道路都經過巴勒斯坦，這裡是一座天然的陸地橋樑。主要有三條重要的道路。沿海道路起自大馬士革，經過夏瑣，穿越以斯得倫平原，經過米吉多隘口，沿著海岸經加薩進入埃及。這很可能是「沿海的路」（</w:t>
-      </w:r>
-      <w:hyperlink r:id="rId78">
-        <w:r>
-          <w:rPr>
-            <w:lang w:val="zh_TW" w:bidi="zh_TW"/>
-          </w:rPr>
-          <w:rPr>
-            <w:color w:val="0000EE"/>
-            <w:u w:val="single"/>
-          </w:rPr>
-          <w:t>賽9:1</w:t>
-        </w:r>
-      </w:hyperlink>
-      <w:r>
-        <w:rPr>
-          <w:lang w:val="zh_TW" w:bidi="zh_TW"/>
-        </w:rPr>
-        <w:t>）。西奈道路從埃及通往南地南部，然後到加低斯巴尼亞、別是巴、希伯崙、耶路撒冷、示劍、亞柯、泰爾和西頓。紅海道路從亞喀巴灣進入巴勒斯坦地區，那裡有古代的港口以拉他和所羅門的港口以旬迦別（</w:t>
-      </w:r>
-      <w:hyperlink r:id="rId79">
-        <w:r>
-          <w:rPr>
-            <w:lang w:val="zh_TW" w:bidi="zh_TW"/>
-          </w:rPr>
-          <w:rPr>
-            <w:color w:val="0000EE"/>
-            <w:u w:val="single"/>
-          </w:rPr>
-          <w:t>民33:35</w:t>
-        </w:r>
-      </w:hyperlink>
-      <w:r>
-        <w:rPr>
-          <w:lang w:val="zh_TW" w:bidi="zh_TW"/>
-        </w:rPr>
-        <w:t>；</w:t>
-      </w:r>
-      <w:hyperlink r:id="rId80">
-        <w:r>
-          <w:rPr>
-            <w:lang w:val="zh_TW" w:bidi="zh_TW"/>
-          </w:rPr>
-          <w:rPr>
-            <w:color w:val="0000EE"/>
-            <w:u w:val="single"/>
-          </w:rPr>
-          <w:t>代下8:17</w:t>
-        </w:r>
-      </w:hyperlink>
-      <w:r>
-        <w:rPr>
-          <w:lang w:val="zh_TW" w:bidi="zh_TW"/>
-        </w:rPr>
-        <w:t>）。從那裡，這條道路經過外約旦的山區，穿過深谷，然後向北穿過哈蘭地區到達大馬士革。這是來自阿拉伯南部到大馬士革的商隊所走的路，也就是古代的「王的大道」（</w:t>
-      </w:r>
-      <w:hyperlink r:id="rId81">
-        <w:r>
-          <w:rPr>
-            <w:lang w:val="zh_TW" w:bidi="zh_TW"/>
-          </w:rPr>
-          <w:rPr>
-            <w:color w:val="0000EE"/>
-            <w:u w:val="single"/>
-          </w:rPr>
-          <w:t>民20:17</w:t>
-        </w:r>
-      </w:hyperlink>
-      <w:r>
-        <w:rPr>
-          <w:lang w:val="zh_TW" w:bidi="zh_TW"/>
-        </w:rPr>
-        <w:t>；</w:t>
-      </w:r>
-      <w:hyperlink r:id="rId82">
-        <w:r>
-          <w:rPr>
-            <w:lang w:val="zh_TW" w:bidi="zh_TW"/>
-          </w:rPr>
-          <w:rPr>
-            <w:color w:val="0000EE"/>
-            <w:u w:val="single"/>
-          </w:rPr>
-          <w:t>21:22</w:t>
-        </w:r>
-      </w:hyperlink>
-      <w:r>
-        <w:rPr>
-          <w:lang w:val="zh_TW" w:bidi="zh_TW"/>
-        </w:rPr>
-        <w:t>）。</w:t>
-      </w:r>
-    </w:p>
-    <w:p>
-      <w:pPr/>
-      <w:r>
-        <w:rPr>
-          <w:lang w:val="zh_TW" w:bidi="zh_TW"/>
-        </w:rPr>
-      </w:r>
-      <w:r>
-        <w:rPr>
-          <w:lang w:val="zh_TW" w:bidi="zh_TW"/>
-        </w:rPr>
-        <w:t>還有一些重要性較低的南北道路。其中一條沿海道路從約帕經過凱撒利亞和多珥通往亞柯，與西奈道路相連。顯然，直到羅馬時代，凱撒利亞港口建成後，這條路才變得更為重要。沙崙平原的沼澤地區帶來了許多問題。以斯得倫平原也是沼澤地，在惡劣季節時道路常被中斷。後來在沼澤地段建造了一條高架道路。另一條路從夏瑣向北，分支通往大馬士革的主幹道。約旦谷道路繞過加利利西南部，沿約旦谷地通往耶利哥。</w:t>
-      </w:r>
-    </w:p>
-    <w:p>
-      <w:pPr>
-        <w:pStyle w:val="Heading4"/>
-      </w:pPr>
-      <w:r>
-        <w:rPr>
-          <w:lang w:val="zh_TW" w:bidi="zh_TW"/>
-        </w:rPr>
-        <w:t>東西向道路</w:t>
-      </w:r>
-    </w:p>
-    <w:p>
-      <w:pPr/>
-      <w:r>
-        <w:rPr>
-          <w:lang w:val="zh_TW" w:bidi="zh_TW"/>
-        </w:rPr>
-      </w:r>
-      <w:r>
-        <w:rPr>
-          <w:lang w:val="zh_TW" w:bidi="zh_TW"/>
-        </w:rPr>
-        <w:t>有幾條重要的道路呈東西走向，與通往北方的主要道路相交。其中一條道路從加薩通往別是巴，然後沿著亞拉巴平原延伸，並有一條分支通往佩特拉（Petra）。另一條道路則從亞實基倫經過迦特通往希伯崙，然後到死海的隱基底。還有一條道路從約帕往東穿過亞雅崙谷（</w:t>
-      </w:r>
-      <w:hyperlink r:id="rId83">
-        <w:r>
-          <w:rPr>
-            <w:lang w:val="zh_TW" w:bidi="zh_TW"/>
-          </w:rPr>
-          <w:rPr>
-            <w:color w:val="0000EE"/>
-            <w:u w:val="single"/>
-          </w:rPr>
-          <w:t>書10:6–14</w:t>
-        </w:r>
-      </w:hyperlink>
-      <w:r>
-        <w:rPr>
-          <w:lang w:val="zh_TW" w:bidi="zh_TW"/>
-        </w:rPr>
-        <w:t>），到達伯特利，然後前往耶利哥。有一條常用的道路從約帕通往示劍，然後在亞當城（</w:t>
-      </w:r>
-      <w:hyperlink r:id="rId84">
-        <w:r>
-          <w:rPr>
-            <w:lang w:val="zh_TW" w:bidi="zh_TW"/>
-          </w:rPr>
-          <w:rPr>
-            <w:color w:val="0000EE"/>
-            <w:u w:val="single"/>
-          </w:rPr>
-          <w:t>3:16</w:t>
-        </w:r>
-      </w:hyperlink>
-      <w:r>
-        <w:rPr>
-          <w:lang w:val="zh_TW" w:bidi="zh_TW"/>
-        </w:rPr>
-        <w:t>）處穿過約旦河進入外約旦的基列地區。還有一些道路從亞柯向東通往加利利，也沿著海岸線向北通往泰爾和西頓。事實上，有許多東西走向的道路將巴勒斯坦的各個地區聯繫起來。在羅馬時代，由於軍隊的快速移動是至關重要的，因此一些舊道路得到了極大改善，並建造了新的道路。</w:t>
-      </w:r>
-    </w:p>
-    <w:p>
-      <w:pPr>
-        <w:pStyle w:val="Heading4"/>
-      </w:pPr>
-      <w:r>
-        <w:rPr>
-          <w:lang w:val="zh_TW" w:bidi="zh_TW"/>
-        </w:rPr>
-        <w:t>海上航道</w:t>
-      </w:r>
-    </w:p>
-    <w:p>
-      <w:pPr/>
-      <w:r>
-        <w:rPr>
-          <w:lang w:val="zh_TW" w:bidi="zh_TW"/>
-        </w:rPr>
-      </w:r>
-      <w:r>
-        <w:rPr>
-          <w:lang w:val="zh_TW" w:bidi="zh_TW"/>
-        </w:rPr>
-        <w:t>以色列人與腓尼基人不同，以色列人很少使用海上航線。當所羅門計劃派船隊經紅海前往俄斐時（</w:t>
-      </w:r>
-      <w:hyperlink r:id="rId85">
-        <w:r>
-          <w:rPr>
-            <w:lang w:val="zh_TW" w:bidi="zh_TW"/>
-          </w:rPr>
-          <w:rPr>
-            <w:color w:val="0000EE"/>
-            <w:u w:val="single"/>
-          </w:rPr>
-          <w:t>王上9:26–28</w:t>
-        </w:r>
-      </w:hyperlink>
-      <w:r>
-        <w:rPr>
-          <w:lang w:val="zh_TW" w:bidi="zh_TW"/>
-        </w:rPr>
-        <w:t>），他使用了腓尼基的水手。約沙法也計劃了一次類似的遠航，但他的船隻被毀壞了（</w:t>
-      </w:r>
-      <w:hyperlink r:id="rId86">
-        <w:r>
-          <w:rPr>
-            <w:lang w:val="zh_TW" w:bidi="zh_TW"/>
-          </w:rPr>
-          <w:rPr>
-            <w:color w:val="0000EE"/>
-            <w:u w:val="single"/>
-          </w:rPr>
-          <w:t>22:48–49</w:t>
-        </w:r>
-      </w:hyperlink>
-      <w:r>
-        <w:rPr>
-          <w:lang w:val="zh_TW" w:bidi="zh_TW"/>
-        </w:rPr>
-        <w:t>）。在舊約時代，沿海貿易由非利士人和腓尼基人掌控。地中海沿岸有幾個港口，例如加薩、約帕、多珥和亞柯，但都不是很理想的港口。還有一些海上航線將地中海沿岸與埃及和遠至他施（可能是西班牙）相連。另一條沿海水路是亞喀巴灣，擁有兩個港口——服務於外約旦地區的，和服務於約旦河以西地區的以拉。所羅門的船隊以以旬迦別為母港。</w:t>
-      </w:r>
-    </w:p>
-    <w:p>
-      <w:pPr/>
-      <w:r>
-        <w:rPr>
-          <w:lang w:val="zh_TW" w:bidi="zh_TW"/>
-        </w:rPr>
-      </w:r>
-      <w:r>
-        <w:rPr>
-          <w:lang w:val="zh_TW" w:bidi="zh_TW"/>
-        </w:rPr>
-        <w:t>到新約時代，情況發生了顯著變化。中東生產的商品被運往西方，尤其是羅馬人所使用。埃及的亞歷山大和敘利亞的安提阿處理了大量的貨物和旅客。像巴勒斯坦的小港口以及小亞細亞沿海的許多其他港口為船隻提供了避風港。為了避免繞過希臘半島的200英里（約322公里）路程，一種巧妙的計劃，就是使用拖曳小船橫跨科林斯地峽——其寬約5英里（約8公里）。即使是新約時代的最大船隻也難以抵擋海上的風暴（</w:t>
-      </w:r>
-      <w:hyperlink r:id="rId87">
-        <w:r>
-          <w:rPr>
-            <w:lang w:val="zh_TW" w:bidi="zh_TW"/>
-          </w:rPr>
-          <w:rPr>
-            <w:color w:val="0000EE"/>
-            <w:u w:val="single"/>
-          </w:rPr>
-          <w:t>徒27章</w:t>
-        </w:r>
-      </w:hyperlink>
-      <w:r>
-        <w:rPr>
-          <w:lang w:val="zh_TW" w:bidi="zh_TW"/>
-        </w:rPr>
-        <w:t>），因此海上旅行最好在風暴風險最小的時候進行，大約是從11月到3月。在適宜航海的季節裡，地中海有大量的海上交通，主要是貿易活動。糧船定期從羅馬駛往埃及和東方。</w:t>
-      </w:r>
-    </w:p>
-    <w:p>
-      <w:pPr/>
-      <w:r>
-        <w:rPr>
-          <w:lang w:val="zh_TW" w:bidi="zh_TW"/>
-        </w:rPr>
-      </w:r>
-      <w:r>
-        <w:rPr>
-          <w:lang w:val="zh_TW" w:bidi="zh_TW"/>
-        </w:rPr>
-        <w:t>船隻由帆驅動，必要時由奴隸划槳來補充動力。古代沉船的發現以及拉丁文和希臘文的文獻，提供了一些船隻規模大小的資料。在雅典附近發現的一座長130英尺（約39.6米）的古代乾船塢，曾用於希臘戰船，這些戰船比貨船小。羅馬作家路西亞（Lucian）提到了一艘長180英尺（約54.9米）的亞歷山大糧船，估計載重約1,200噸（約1,088.6公噸）。保羅的船上載有276人（</w:t>
-      </w:r>
-      <w:hyperlink r:id="rId88">
-        <w:r>
-          <w:rPr>
-            <w:lang w:val="zh_TW" w:bidi="zh_TW"/>
-          </w:rPr>
-          <w:rPr>
-            <w:color w:val="0000EE"/>
-            <w:u w:val="single"/>
-          </w:rPr>
-          <w:t>徒27:37</w:t>
-        </w:r>
-      </w:hyperlink>
-      <w:r>
-        <w:rPr>
-          <w:lang w:val="zh_TW" w:bidi="zh_TW"/>
-        </w:rPr>
-        <w:t>）。現代水下考古學（underwater archaeology）正在為我們提供關於這些古代船隻的寶貴信息。</w:t>
-      </w:r>
-    </w:p>
-    <w:p>
-      <w:pPr>
-        <w:pStyle w:val="Heading4"/>
-      </w:pPr>
-      <w:r>
-        <w:rPr>
-          <w:lang w:val="zh_TW" w:bidi="zh_TW"/>
-        </w:rPr>
-        <w:t>旅行的原因</w:t>
-      </w:r>
-    </w:p>
-    <w:p>
-      <w:pPr/>
-      <w:r>
-        <w:rPr>
-          <w:lang w:val="zh_TW" w:bidi="zh_TW"/>
-        </w:rPr>
-      </w:r>
-      <w:r>
-        <w:rPr>
-          <w:lang w:val="zh_TW" w:bidi="zh_TW"/>
-        </w:rPr>
-        <w:t>在新約時代，旅行的最重要原因是貿易和商業，這不僅僅是運輸貨物。參與這些活動的有貨物代理人、監管員、貨物保險商、兌換銀錢的人，以及整個涉及貨物獲取和安全運送的專業人員隊伍。</w:t>
-      </w:r>
-    </w:p>
-    <w:p>
-      <w:pPr/>
-      <w:r>
-        <w:rPr>
-          <w:lang w:val="zh_TW" w:bidi="zh_TW"/>
-        </w:rPr>
-      </w:r>
-      <w:r>
-        <w:rPr>
-          <w:lang w:val="zh_TW" w:bidi="zh_TW"/>
-        </w:rPr>
-        <w:t>軍事旅行也非常頻繁。這包括偵察、採購物資、為軍隊臨時駐紮地做準備，以及運送軍隊和裝備等各種任務。</w:t>
-      </w:r>
-    </w:p>
-    <w:p>
-      <w:pPr/>
-      <w:r>
-        <w:rPr>
-          <w:lang w:val="zh_TW" w:bidi="zh_TW"/>
-        </w:rPr>
-      </w:r>
-      <w:r>
-        <w:rPr>
-          <w:lang w:val="zh_TW" w:bidi="zh_TW"/>
-        </w:rPr>
-        <w:t>有些旅行者是因工作而變遷的商人，例如亞居拉和百基拉（</w:t>
-      </w:r>
-      <w:hyperlink r:id="rId89">
-        <w:r>
-          <w:rPr>
-            <w:lang w:val="zh_TW" w:bidi="zh_TW"/>
-          </w:rPr>
-          <w:rPr>
-            <w:color w:val="0000EE"/>
-            <w:u w:val="single"/>
-          </w:rPr>
-          <w:t>徒18:2–3</w:t>
-        </w:r>
-      </w:hyperlink>
-      <w:r>
-        <w:rPr>
-          <w:lang w:val="zh_TW" w:bidi="zh_TW"/>
-        </w:rPr>
-        <w:t>）。亞居拉從黑海的本都移居到羅馬，後來在遭遇逼迫時，他與妻子逃往哥林多。許多人也因類似原因而旅行。</w:t>
-      </w:r>
-    </w:p>
-    <w:p>
-      <w:pPr/>
-      <w:r>
-        <w:rPr>
-          <w:lang w:val="zh_TW" w:bidi="zh_TW"/>
-        </w:rPr>
-      </w:r>
-      <w:r>
-        <w:rPr>
-          <w:lang w:val="zh_TW" w:bidi="zh_TW"/>
-        </w:rPr>
-        <w:t>宗教朝聖者們從陸路或海路前往目的地。來自各地的猶太人前往耶路撒冷參加一年一度的逾越節慶典（參</w:t>
-      </w:r>
-      <w:hyperlink r:id="rId90">
-        <w:r>
-          <w:rPr>
-            <w:lang w:val="zh_TW" w:bidi="zh_TW"/>
-          </w:rPr>
-          <w:rPr>
-            <w:color w:val="0000EE"/>
-            <w:u w:val="single"/>
-          </w:rPr>
-          <w:t>徒2:5–11</w:t>
-        </w:r>
-      </w:hyperlink>
-      <w:r>
-        <w:rPr>
-          <w:lang w:val="zh_TW" w:bidi="zh_TW"/>
-        </w:rPr>
-        <w:t>）。外邦人則前往以弗所、雅典和艾盧西斯（Eleusis）的宗教中心，那裡有重要的廟宇。許多較小的廟宇也吸引朝聖者。新廟宇的建造，和各類政府行政建築的建設吸引了遠道而來的工匠，建築材料也常需要運輸到施工現場。建築中使用的材料通常需要運送到工地。一些人則為了健康，前往以醫治神蹟聞名的廟宇，或是享受溫泉的療效，像迦百農或提比哩亞的溫泉。運動員也會前往重要的比賽中心，參加像奧林匹克運動會這樣的重要比賽，大批群眾則聚集觀看盛會。一些旅行者是學生或教師，他們會前往當時的學術中心——相當於古代的大學。此外，還有一些人是政府或商業的官方使者，攜帶重要文件出使。儘管有這些活動，大多數普通公民幾乎從未離開過他們家鄉幾英里以外的地方。</w:t>
       </w:r>
       <w:r>
         <w:rPr>

--- a/zht/docx/096.content.docx
+++ b/zht/docx/096.content.docx
@@ -149,7 +149,7 @@
         <w:rPr>
           <w:lang w:val="zh_TW" w:bidi="zh_TW"/>
         </w:rPr>
-        <w:t>long</w:t>
+        <w:t>ling</w:t>
       </w:r>
       <w:r>
         <w:rPr>
@@ -212,7 +212,7 @@
         <w:rPr>
           <w:lang w:val="zh_TW" w:bidi="zh_TW"/>
         </w:rPr>
-        <w:t>聾（形容詞），聾（名詞）</w:t>
+        <w:t>靈魂</w:t>
       </w:r>
       <w:r>
         <w:rPr>
@@ -231,193 +231,33 @@
         <w:rPr>
           <w:lang w:val="zh_TW" w:bidi="zh_TW"/>
         </w:rPr>
-        <w:t>無法聽見；在聖經中，此術語既指字面上身體的聽力缺陷，也指比喻上的屬靈問題。屬靈的「聾」是指那些拒絕聽取神的信息，或因缺乏屬靈生命而無法領受的人（</w:t>
-      </w:r>
-      <w:hyperlink r:id="rId13">
-        <w:r>
-          <w:rPr>
-            <w:lang w:val="zh_TW" w:bidi="zh_TW"/>
-          </w:rPr>
-          <w:rPr>
-            <w:color w:val="0000EE"/>
-            <w:u w:val="single"/>
-          </w:rPr>
-          <w:t>以賽亞書 42:18</w:t>
-        </w:r>
-      </w:hyperlink>
-      <w:r>
-        <w:rPr>
-          <w:lang w:val="zh_TW" w:bidi="zh_TW"/>
-        </w:rPr>
-        <w:t>）。先知以賽亞嚴正地指出了這兩類聾子的情況（比喻上的聾見於</w:t>
-      </w:r>
-      <w:hyperlink r:id="rId13">
-        <w:r>
-          <w:rPr>
-            <w:lang w:val="zh_TW" w:bidi="zh_TW"/>
-          </w:rPr>
-          <w:rPr>
-            <w:color w:val="0000EE"/>
-            <w:u w:val="single"/>
-          </w:rPr>
-          <w:t>賽42:18，</w:t>
-        </w:r>
-      </w:hyperlink>
-      <w:hyperlink r:id="rId14">
-        <w:r>
-          <w:rPr>
-            <w:lang w:val="zh_TW" w:bidi="zh_TW"/>
-          </w:rPr>
-          <w:rPr>
-            <w:color w:val="0000EE"/>
-            <w:u w:val="single"/>
-          </w:rPr>
-          <w:t>43:8</w:t>
-        </w:r>
-      </w:hyperlink>
-      <w:r>
-        <w:rPr>
-          <w:lang w:val="zh_TW" w:bidi="zh_TW"/>
-        </w:rPr>
-        <w:t>；字面的聾見於</w:t>
-      </w:r>
-      <w:hyperlink r:id="rId15">
-        <w:r>
-          <w:rPr>
-            <w:lang w:val="zh_TW" w:bidi="zh_TW"/>
-          </w:rPr>
-          <w:rPr>
-            <w:color w:val="0000EE"/>
-            <w:u w:val="single"/>
-          </w:rPr>
-          <w:t>賽29:18，</w:t>
-        </w:r>
-      </w:hyperlink>
-      <w:hyperlink r:id="rId16">
-        <w:r>
-          <w:rPr>
-            <w:lang w:val="zh_TW" w:bidi="zh_TW"/>
-          </w:rPr>
-          <w:rPr>
-            <w:color w:val="0000EE"/>
-            <w:u w:val="single"/>
-          </w:rPr>
-          <w:t>35:5</w:t>
-        </w:r>
-      </w:hyperlink>
-      <w:r>
-        <w:rPr>
-          <w:lang w:val="zh_TW" w:bidi="zh_TW"/>
-        </w:rPr>
-        <w:t>）。在舊約中，雖然聾的狀況被認為是神審判的結果（</w:t>
-      </w:r>
-      <w:hyperlink r:id="rId17">
-        <w:r>
-          <w:rPr>
-            <w:lang w:val="zh_TW" w:bidi="zh_TW"/>
-          </w:rPr>
-          <w:rPr>
-            <w:color w:val="0000EE"/>
-            <w:u w:val="single"/>
-          </w:rPr>
-          <w:t>彌7:16</w:t>
-        </w:r>
-      </w:hyperlink>
-      <w:r>
-        <w:rPr>
-          <w:lang w:val="zh_TW" w:bidi="zh_TW"/>
-        </w:rPr>
-        <w:t>），但咒罵聾子被認為是錯誤的行為（</w:t>
-      </w:r>
-      <w:hyperlink r:id="rId18">
-        <w:r>
-          <w:rPr>
-            <w:lang w:val="zh_TW" w:bidi="zh_TW"/>
-          </w:rPr>
-          <w:rPr>
-            <w:color w:val="0000EE"/>
-            <w:u w:val="single"/>
-          </w:rPr>
-          <w:t>利19:14</w:t>
-        </w:r>
-      </w:hyperlink>
-      <w:r>
-        <w:rPr>
-          <w:lang w:val="zh_TW" w:bidi="zh_TW"/>
-        </w:rPr>
-        <w:t>）。在新約中，聾子是耶穌所醫治的人之一（</w:t>
-      </w:r>
-      <w:hyperlink r:id="rId19">
-        <w:r>
-          <w:rPr>
-            <w:lang w:val="zh_TW" w:bidi="zh_TW"/>
-          </w:rPr>
-          <w:rPr>
-            <w:color w:val="0000EE"/>
-            <w:u w:val="single"/>
-          </w:rPr>
-          <w:t>太11:5</w:t>
-        </w:r>
-      </w:hyperlink>
-      <w:r>
-        <w:rPr>
-          <w:lang w:val="zh_TW" w:bidi="zh_TW"/>
-        </w:rPr>
-        <w:t>；</w:t>
-      </w:r>
-      <w:hyperlink r:id="rId20">
-        <w:r>
-          <w:rPr>
-            <w:lang w:val="zh_TW" w:bidi="zh_TW"/>
-          </w:rPr>
-          <w:rPr>
-            <w:color w:val="0000EE"/>
-            <w:u w:val="single"/>
-          </w:rPr>
-          <w:t>可7:32–37</w:t>
-        </w:r>
-      </w:hyperlink>
-      <w:r>
-        <w:rPr>
-          <w:lang w:val="zh_TW" w:bidi="zh_TW"/>
-        </w:rPr>
-        <w:t>；</w:t>
-      </w:r>
-      <w:hyperlink r:id="rId21">
-        <w:r>
-          <w:rPr>
-            <w:lang w:val="zh_TW" w:bidi="zh_TW"/>
-          </w:rPr>
-          <w:rPr>
-            <w:color w:val="0000EE"/>
-            <w:u w:val="single"/>
-          </w:rPr>
-          <w:t>路7:22</w:t>
-        </w:r>
-      </w:hyperlink>
-      <w:r>
-        <w:rPr>
-          <w:lang w:val="zh_TW" w:bidi="zh_TW"/>
-        </w:rPr>
-        <w:t>）。耶穌所醫治的一名癲癇男孩受到「聾啞的鬼」所折磨（</w:t>
-      </w:r>
-      <w:hyperlink r:id="rId22">
-        <w:r>
-          <w:rPr>
-            <w:lang w:val="zh_TW" w:bidi="zh_TW"/>
-          </w:rPr>
-          <w:rPr>
-            <w:color w:val="0000EE"/>
-            <w:u w:val="single"/>
-          </w:rPr>
-          <w:t>可9:25</w:t>
-        </w:r>
-      </w:hyperlink>
-      <w:r>
-        <w:rPr>
-          <w:lang w:val="zh_TW" w:bidi="zh_TW"/>
-        </w:rPr>
-        <w:t>）。此類醫治見證了耶穌作為彌賽亞的身分與使命。</w:t>
+        <w:t>用來翻譯希臘文「</w:t>
+      </w:r>
+      <w:r>
+        <w:rPr>
+          <w:i/>
+          <w:lang w:val="zh_TW" w:bidi="zh_TW"/>
+        </w:rPr>
+        <w:t>psuche</w:t>
+      </w:r>
+      <w:r>
+        <w:rPr>
+          <w:lang w:val="zh_TW" w:bidi="zh_TW"/>
+        </w:rPr>
+        <w:t>」和希伯來文「</w:t>
+      </w:r>
+      <w:r>
+        <w:rPr>
+          <w:i/>
+          <w:lang w:val="zh_TW" w:bidi="zh_TW"/>
+        </w:rPr>
+        <w:t>nephesh</w:t>
+      </w:r>
+      <w:r>
+        <w:rPr>
+          <w:lang w:val="zh_TW" w:bidi="zh_TW"/>
+        </w:rPr>
+        <w:t>」的詞。</w:t>
       </w:r>
     </w:p>
     <w:p>
@@ -429,9 +269,1850 @@
       </w:r>
       <w:r>
         <w:rPr>
+          <w:lang w:val="zh_TW" w:bidi="zh_TW"/>
+        </w:rPr>
+        <w:t>希臘哲學家柏拉圖（生活在公元前四世紀）相信靈魂是人類永恆的一部分。雖然身體會死，但靈魂不會。當一個人死去時，他們的靈魂會進入另一個身體。如果他們是壞人，他們的靈魂可能會進入較低等的人、動物或鳥類。隨著時間的推移，通過從一個身體移動到另一個身體，靈魂會從邪惡中被淨化。在基督教早期的幾個世紀中，諾斯底主義也教導身體就像是靈魂的監牢。救贖，或被拯救，發生在人們學習了諾斯底的秘密時，這會使他們的靈魂從身體中解放出來。</w:t>
+      </w:r>
+    </w:p>
+    <w:p>
+      <w:pPr>
+        <w:pStyle w:val="Heading3"/>
+      </w:pPr>
+      <w:r>
+        <w:rPr>
+          <w:lang w:val="zh_TW" w:bidi="zh_TW"/>
+        </w:rPr>
+        <w:t>聖經對靈魂的看法</w:t>
+      </w:r>
+    </w:p>
+    <w:p>
+      <w:pPr/>
+      <w:r>
+        <w:rPr>
+          <w:lang w:val="zh_TW" w:bidi="zh_TW"/>
+        </w:rPr>
+      </w:r>
+      <w:r>
+        <w:rPr>
+          <w:lang w:val="zh_TW" w:bidi="zh_TW"/>
+        </w:rPr>
+        <w:t>聖經對靈魂有不同的看法。</w:t>
+      </w:r>
+    </w:p>
+    <w:p>
+      <w:pPr>
+        <w:pStyle w:val="Heading4"/>
+      </w:pPr>
+      <w:r>
+        <w:rPr>
+          <w:lang w:val="zh_TW" w:bidi="zh_TW"/>
+        </w:rPr>
+        <w:t>舊約聖經中的靈魂</w:t>
+      </w:r>
+    </w:p>
+    <w:p>
+      <w:pPr/>
+      <w:r>
+        <w:rPr>
+          <w:lang w:val="zh_TW" w:bidi="zh_TW"/>
+        </w:rPr>
+      </w:r>
+      <w:r>
+        <w:rPr>
+          <w:lang w:val="zh_TW" w:bidi="zh_TW"/>
+        </w:rPr>
+        <w:t>在舊約聖經中，靈魂對人類生命至關重要。希伯來文和希臘文中的靈魂一詞通常意味著「生命」，有時也可以指動物的生命（</w:t>
+      </w:r>
+      <w:hyperlink r:id="rId13">
+        <w:r>
+          <w:rPr>
+            <w:lang w:val="zh_TW" w:bidi="zh_TW"/>
+          </w:rPr>
+          <w:rPr>
+            <w:color w:val="0000EE"/>
+            <w:u w:val="single"/>
+          </w:rPr>
+          <w:t>創世記1:20</w:t>
+        </w:r>
+      </w:hyperlink>
+      <w:r>
+        <w:rPr>
+          <w:lang w:val="zh_TW" w:bidi="zh_TW"/>
+        </w:rPr>
+        <w:t>；</w:t>
+      </w:r>
+      <w:hyperlink r:id="rId14">
+        <w:r>
+          <w:rPr>
+            <w:lang w:val="zh_TW" w:bidi="zh_TW"/>
+          </w:rPr>
+          <w:rPr>
+            <w:color w:val="0000EE"/>
+            <w:u w:val="single"/>
+          </w:rPr>
+          <w:t>利未記11:10</w:t>
+        </w:r>
+      </w:hyperlink>
+      <w:r>
+        <w:rPr>
+          <w:lang w:val="zh_TW" w:bidi="zh_TW"/>
+        </w:rPr>
+        <w:t>）。「</w:t>
+      </w:r>
+      <w:r>
+        <w:rPr>
+          <w:lang w:val="zh_TW" w:bidi="zh_TW"/>
+        </w:rPr>
+        <w:t>以命償命</w:t>
+      </w:r>
+      <w:r>
+        <w:rPr>
+          <w:lang w:val="zh_TW" w:bidi="zh_TW"/>
+        </w:rPr>
+        <w:t>」意味著「生命換生命」（</w:t>
+      </w:r>
+      <w:hyperlink r:id="rId15">
+        <w:r>
+          <w:rPr>
+            <w:lang w:val="zh_TW" w:bidi="zh_TW"/>
+          </w:rPr>
+          <w:rPr>
+            <w:color w:val="0000EE"/>
+            <w:u w:val="single"/>
+          </w:rPr>
+          <w:t>出埃及記21:23</w:t>
+        </w:r>
+      </w:hyperlink>
+      <w:r>
+        <w:rPr>
+          <w:lang w:val="zh_TW" w:bidi="zh_TW"/>
+        </w:rPr>
+        <w:t>）。在法律文本中，靈魂指的是與法律相關的人（比如，「若有靈魂犯罪……（其它譯本翻譯）」，</w:t>
+      </w:r>
+      <w:hyperlink r:id="rId16">
+        <w:r>
+          <w:rPr>
+            <w:lang w:val="zh_TW" w:bidi="zh_TW"/>
+          </w:rPr>
+          <w:rPr>
+            <w:color w:val="0000EE"/>
+            <w:u w:val="single"/>
+          </w:rPr>
+          <w:t xml:space="preserve">利未記4:2 </w:t>
+        </w:r>
+      </w:hyperlink>
+      <w:r>
+        <w:rPr>
+          <w:lang w:val="zh_TW" w:bidi="zh_TW"/>
+        </w:rPr>
+        <w:t>）。當計算人數時，是以靈魂計算，意味著人（</w:t>
+      </w:r>
+      <w:hyperlink r:id="rId17">
+        <w:r>
+          <w:rPr>
+            <w:lang w:val="zh_TW" w:bidi="zh_TW"/>
+          </w:rPr>
+          <w:rPr>
+            <w:color w:val="0000EE"/>
+            <w:u w:val="single"/>
+          </w:rPr>
+          <w:t>出埃及記1:5</w:t>
+        </w:r>
+      </w:hyperlink>
+      <w:r>
+        <w:rPr>
+          <w:lang w:val="zh_TW" w:bidi="zh_TW"/>
+        </w:rPr>
+        <w:t>；</w:t>
+      </w:r>
+      <w:hyperlink r:id="rId18">
+        <w:r>
+          <w:rPr>
+            <w:lang w:val="zh_TW" w:bidi="zh_TW"/>
+          </w:rPr>
+          <w:rPr>
+            <w:color w:val="0000EE"/>
+            <w:u w:val="single"/>
+          </w:rPr>
+          <w:t>申命記10:22</w:t>
+        </w:r>
+      </w:hyperlink>
+      <w:r>
+        <w:rPr>
+          <w:lang w:val="zh_TW" w:bidi="zh_TW"/>
+        </w:rPr>
+        <w:t>）。</w:t>
+      </w:r>
+    </w:p>
+    <w:p>
+      <w:pPr/>
+      <w:r>
+        <w:rPr>
+          <w:lang w:val="zh_TW" w:bidi="zh_TW"/>
+        </w:rPr>
+      </w:r>
+      <w:r>
+        <w:rPr>
+          <w:lang w:val="zh_TW" w:bidi="zh_TW"/>
+        </w:rPr>
+        <w:t>更狹義地說，靈魂指的是人的情感和內在力量。人們被呼召要盡心盡性來愛神（</w:t>
+      </w:r>
+      <w:hyperlink r:id="rId19">
+        <w:r>
+          <w:rPr>
+            <w:lang w:val="zh_TW" w:bidi="zh_TW"/>
+          </w:rPr>
+          <w:rPr>
+            <w:color w:val="0000EE"/>
+            <w:u w:val="single"/>
+          </w:rPr>
+          <w:t>申命記13:3</w:t>
+        </w:r>
+      </w:hyperlink>
+      <w:r>
+        <w:rPr>
+          <w:lang w:val="zh_TW" w:bidi="zh_TW"/>
+        </w:rPr>
+        <w:t>）。</w:t>
+      </w:r>
+    </w:p>
+    <w:p>
+      <w:pPr/>
+      <w:r>
+        <w:rPr>
+          <w:lang w:val="zh_TW" w:bidi="zh_TW"/>
+        </w:rPr>
+      </w:r>
+      <w:r>
+        <w:rPr>
+          <w:lang w:val="zh_TW" w:bidi="zh_TW"/>
+        </w:rPr>
+        <w:t>生命中的某些部分來自靈魂：</w:t>
+      </w:r>
+    </w:p>
+    <w:p>
+      <w:pPr>
+        <w:pStyle w:val="ListBullet"/>
+        <w:spacing w:line="240" w:lineRule="auto"/>
+        <w:ind w:left="720"/>
+      </w:pPr>
+      <w:r>
+        <w:rPr>
+          <w:lang w:val="zh_TW" w:bidi="zh_TW"/>
+        </w:rPr>
+      </w:r>
+      <w:r>
+        <w:rPr>
+          <w:lang w:val="zh_TW" w:bidi="zh_TW"/>
+        </w:rPr>
+        <w:t>知識和理解（</w:t>
+      </w:r>
+      <w:hyperlink r:id="rId20">
+        <w:r>
+          <w:rPr>
+            <w:lang w:val="zh_TW" w:bidi="zh_TW"/>
+          </w:rPr>
+          <w:rPr>
+            <w:color w:val="0000EE"/>
+            <w:u w:val="single"/>
+          </w:rPr>
+          <w:t>詩篇139:14</w:t>
+        </w:r>
+      </w:hyperlink>
+      <w:r>
+        <w:rPr>
+          <w:lang w:val="zh_TW" w:bidi="zh_TW"/>
+        </w:rPr>
+        <w:t>）</w:t>
+      </w:r>
+    </w:p>
+    <w:p>
+      <w:pPr>
+        <w:pStyle w:val="ListBullet"/>
+        <w:spacing w:line="240" w:lineRule="auto"/>
+        <w:ind w:left="720"/>
+      </w:pPr>
+      <w:r>
+        <w:rPr>
+          <w:lang w:val="zh_TW" w:bidi="zh_TW"/>
+        </w:rPr>
+      </w:r>
+      <w:r>
+        <w:rPr>
+          <w:lang w:val="zh_TW" w:bidi="zh_TW"/>
+        </w:rPr>
+        <w:t>思想（</w:t>
+      </w:r>
+      <w:hyperlink r:id="rId21">
+        <w:r>
+          <w:rPr>
+            <w:lang w:val="zh_TW" w:bidi="zh_TW"/>
+          </w:rPr>
+          <w:rPr>
+            <w:color w:val="0000EE"/>
+            <w:u w:val="single"/>
+          </w:rPr>
+          <w:t>撒母耳記上20:3</w:t>
+        </w:r>
+      </w:hyperlink>
+      <w:r>
+        <w:rPr>
+          <w:lang w:val="zh_TW" w:bidi="zh_TW"/>
+        </w:rPr>
+        <w:t>）</w:t>
+      </w:r>
+    </w:p>
+    <w:p>
+      <w:pPr>
+        <w:pStyle w:val="ListBullet"/>
+        <w:spacing w:line="240" w:lineRule="auto"/>
+        <w:ind w:left="720"/>
+      </w:pPr>
+      <w:r>
+        <w:rPr>
+          <w:lang w:val="zh_TW" w:bidi="zh_TW"/>
+        </w:rPr>
+      </w:r>
+      <w:r>
+        <w:rPr>
+          <w:lang w:val="zh_TW" w:bidi="zh_TW"/>
+        </w:rPr>
+        <w:t>愛（</w:t>
+      </w:r>
+      <w:hyperlink r:id="rId22">
+        <w:r>
+          <w:rPr>
+            <w:lang w:val="zh_TW" w:bidi="zh_TW"/>
+          </w:rPr>
+          <w:rPr>
+            <w:color w:val="0000EE"/>
+            <w:u w:val="single"/>
+          </w:rPr>
+          <w:t>撒母耳記上18:1</w:t>
+        </w:r>
+      </w:hyperlink>
+      <w:r>
+        <w:rPr>
+          <w:lang w:val="zh_TW" w:bidi="zh_TW"/>
+        </w:rPr>
+        <w:t>）</w:t>
+      </w:r>
+    </w:p>
+    <w:p>
+      <w:pPr>
+        <w:pStyle w:val="ListBullet"/>
+        <w:spacing w:line="240" w:lineRule="auto"/>
+        <w:ind w:left="720"/>
+      </w:pPr>
+      <w:r>
+        <w:rPr>
+          <w:lang w:val="zh_TW" w:bidi="zh_TW"/>
+        </w:rPr>
+      </w:r>
+      <w:r>
+        <w:rPr>
+          <w:lang w:val="zh_TW" w:bidi="zh_TW"/>
+        </w:rPr>
+        <w:t>記憶（</w:t>
+      </w:r>
+      <w:hyperlink r:id="rId23">
+        <w:r>
+          <w:rPr>
+            <w:lang w:val="zh_TW" w:bidi="zh_TW"/>
+          </w:rPr>
+          <w:rPr>
+            <w:color w:val="0000EE"/>
+            <w:u w:val="single"/>
+          </w:rPr>
+          <w:t>耶利米哀歌3:20</w:t>
+        </w:r>
+      </w:hyperlink>
+      <w:r>
+        <w:rPr>
+          <w:lang w:val="zh_TW" w:bidi="zh_TW"/>
+        </w:rPr>
+        <w:t>）</w:t>
+      </w:r>
+    </w:p>
+    <w:p>
+      <w:pPr/>
+      <w:r>
+        <w:rPr>
+          <w:lang w:val="zh_TW" w:bidi="zh_TW"/>
+        </w:rPr>
+      </w:r>
+      <w:r>
+        <w:rPr>
+          <w:lang w:val="zh_TW" w:bidi="zh_TW"/>
+        </w:rPr>
+        <w:t>在這裡，靈魂就像自我，即一個人的人性或自我。</w:t>
+      </w:r>
+    </w:p>
+    <w:p>
+      <w:pPr/>
+      <w:r>
+        <w:rPr>
+          <w:lang w:val="zh_TW" w:bidi="zh_TW"/>
+        </w:rPr>
+      </w:r>
+      <w:r>
+        <w:rPr>
+          <w:lang w:val="zh_TW" w:bidi="zh_TW"/>
+        </w:rPr>
+        <w:t>舊約聖經並不暗示靈魂在死後會轉移到另一個身體。人類被視為身體和靈魂的統一體，意味著是從不同角度看待同一個人。在</w:t>
+      </w:r>
+      <w:hyperlink r:id="rId24">
+        <w:r>
+          <w:rPr>
+            <w:lang w:val="zh_TW" w:bidi="zh_TW"/>
+          </w:rPr>
+          <w:rPr>
+            <w:color w:val="0000EE"/>
+            <w:u w:val="single"/>
+          </w:rPr>
+          <w:t>創世記二章7節</w:t>
+        </w:r>
+      </w:hyperlink>
+      <w:r>
+        <w:rPr>
+          <w:lang w:val="zh_TW" w:bidi="zh_TW"/>
+        </w:rPr>
+        <w:t>中，片語「有靈的活人」有時被錯誤地翻譯為「活的靈魂」。這個想法並不是說男人和女人成為</w:t>
+      </w:r>
+      <w:r>
+        <w:rPr>
           <w:i/>
           <w:lang w:val="zh_TW" w:bidi="zh_TW"/>
         </w:rPr>
+        <w:t>靈魂，</w:t>
+      </w:r>
+      <w:r>
+        <w:rPr>
+          <w:lang w:val="zh_TW" w:bidi="zh_TW"/>
+        </w:rPr>
+        <w:t>因為他們顯然有身體。原文中使用這個詞是為了強調人作為「活的生命」的層面。這並不意味著人成為靈，而是突出了作為「活的生命」的重要層面。希伯來思想對統一的人的觀念有助於解釋舊約聖經中對死後生命的陰影看法，因為很難想像沒有身體的存在（</w:t>
+      </w:r>
+      <w:hyperlink r:id="rId25">
+        <w:r>
+          <w:rPr>
+            <w:lang w:val="zh_TW" w:bidi="zh_TW"/>
+          </w:rPr>
+          <w:rPr>
+            <w:color w:val="0000EE"/>
+            <w:u w:val="single"/>
+          </w:rPr>
+          <w:t>詩篇16:10</w:t>
+        </w:r>
+      </w:hyperlink>
+      <w:r>
+        <w:rPr>
+          <w:lang w:val="zh_TW" w:bidi="zh_TW"/>
+        </w:rPr>
+        <w:t>，</w:t>
+      </w:r>
+      <w:hyperlink r:id="rId26">
+        <w:r>
+          <w:rPr>
+            <w:lang w:val="zh_TW" w:bidi="zh_TW"/>
+          </w:rPr>
+          <w:rPr>
+            <w:color w:val="0000EE"/>
+            <w:u w:val="single"/>
+          </w:rPr>
+          <w:t>49:15</w:t>
+        </w:r>
+      </w:hyperlink>
+      <w:r>
+        <w:rPr>
+          <w:lang w:val="zh_TW" w:bidi="zh_TW"/>
+        </w:rPr>
+        <w:t>，</w:t>
+      </w:r>
+      <w:hyperlink r:id="rId27">
+        <w:r>
+          <w:rPr>
+            <w:lang w:val="zh_TW" w:bidi="zh_TW"/>
+          </w:rPr>
+          <w:rPr>
+            <w:color w:val="0000EE"/>
+            <w:u w:val="single"/>
+          </w:rPr>
+          <w:t>88:3–12</w:t>
+        </w:r>
+      </w:hyperlink>
+      <w:r>
+        <w:rPr>
+          <w:lang w:val="zh_TW" w:bidi="zh_TW"/>
+        </w:rPr>
+        <w:t>）。存在死後生命的希望，是由於相信神對死亡的權能，相信與祂的交流在死後會繼續（</w:t>
+      </w:r>
+      <w:hyperlink r:id="rId28">
+        <w:r>
+          <w:rPr>
+            <w:lang w:val="zh_TW" w:bidi="zh_TW"/>
+          </w:rPr>
+          <w:rPr>
+            <w:color w:val="0000EE"/>
+            <w:u w:val="single"/>
+          </w:rPr>
+          <w:t>出埃及記3:6</w:t>
+        </w:r>
+      </w:hyperlink>
+      <w:r>
+        <w:rPr>
+          <w:lang w:val="zh_TW" w:bidi="zh_TW"/>
+        </w:rPr>
+        <w:t>；</w:t>
+      </w:r>
+      <w:hyperlink r:id="rId29">
+        <w:r>
+          <w:rPr>
+            <w:lang w:val="zh_TW" w:bidi="zh_TW"/>
+          </w:rPr>
+          <w:rPr>
+            <w:color w:val="0000EE"/>
+            <w:u w:val="single"/>
+          </w:rPr>
+          <w:t>撒母耳記上2:6</w:t>
+        </w:r>
+      </w:hyperlink>
+      <w:r>
+        <w:rPr>
+          <w:lang w:val="zh_TW" w:bidi="zh_TW"/>
+        </w:rPr>
+        <w:t>；</w:t>
+      </w:r>
+      <w:hyperlink r:id="rId30">
+        <w:r>
+          <w:rPr>
+            <w:lang w:val="zh_TW" w:bidi="zh_TW"/>
+          </w:rPr>
+          <w:rPr>
+            <w:color w:val="0000EE"/>
+            <w:u w:val="single"/>
+          </w:rPr>
+          <w:t>約伯記19:25–26</w:t>
+        </w:r>
+      </w:hyperlink>
+      <w:r>
+        <w:rPr>
+          <w:lang w:val="zh_TW" w:bidi="zh_TW"/>
+        </w:rPr>
+        <w:t>；</w:t>
+      </w:r>
+      <w:hyperlink r:id="rId31">
+        <w:r>
+          <w:rPr>
+            <w:lang w:val="zh_TW" w:bidi="zh_TW"/>
+          </w:rPr>
+          <w:rPr>
+            <w:color w:val="0000EE"/>
+            <w:u w:val="single"/>
+          </w:rPr>
+          <w:t>詩篇16:10–11</w:t>
+        </w:r>
+      </w:hyperlink>
+      <w:r>
+        <w:rPr>
+          <w:lang w:val="zh_TW" w:bidi="zh_TW"/>
+        </w:rPr>
+        <w:t>，</w:t>
+      </w:r>
+      <w:hyperlink r:id="rId32">
+        <w:r>
+          <w:rPr>
+            <w:lang w:val="zh_TW" w:bidi="zh_TW"/>
+          </w:rPr>
+          <w:rPr>
+            <w:color w:val="0000EE"/>
+            <w:u w:val="single"/>
+          </w:rPr>
+          <w:t>73:24–25</w:t>
+        </w:r>
+      </w:hyperlink>
+      <w:r>
+        <w:rPr>
+          <w:lang w:val="zh_TW" w:bidi="zh_TW"/>
+        </w:rPr>
+        <w:t>；</w:t>
+      </w:r>
+      <w:hyperlink r:id="rId33">
+        <w:r>
+          <w:rPr>
+            <w:lang w:val="zh_TW" w:bidi="zh_TW"/>
+          </w:rPr>
+          <w:rPr>
+            <w:color w:val="0000EE"/>
+            <w:u w:val="single"/>
+          </w:rPr>
+          <w:t>以賽亞書25:8</w:t>
+        </w:r>
+      </w:hyperlink>
+      <w:r>
+        <w:rPr>
+          <w:lang w:val="zh_TW" w:bidi="zh_TW"/>
+        </w:rPr>
+        <w:t>，</w:t>
+      </w:r>
+      <w:hyperlink r:id="rId34">
+        <w:r>
+          <w:rPr>
+            <w:lang w:val="zh_TW" w:bidi="zh_TW"/>
+          </w:rPr>
+          <w:rPr>
+            <w:color w:val="0000EE"/>
+            <w:u w:val="single"/>
+          </w:rPr>
+          <w:t>26:19</w:t>
+        </w:r>
+      </w:hyperlink>
+      <w:r>
+        <w:rPr>
+          <w:lang w:val="zh_TW" w:bidi="zh_TW"/>
+        </w:rPr>
+        <w:t>；</w:t>
+      </w:r>
+      <w:hyperlink r:id="rId35">
+        <w:r>
+          <w:rPr>
+            <w:lang w:val="zh_TW" w:bidi="zh_TW"/>
+          </w:rPr>
+          <w:rPr>
+            <w:color w:val="0000EE"/>
+            <w:u w:val="single"/>
+          </w:rPr>
+          <w:t>但以理書12:2</w:t>
+        </w:r>
+      </w:hyperlink>
+      <w:r>
+        <w:rPr>
+          <w:lang w:val="zh_TW" w:bidi="zh_TW"/>
+        </w:rPr>
+        <w:t>；</w:t>
+      </w:r>
+      <w:hyperlink r:id="rId36">
+        <w:r>
+          <w:rPr>
+            <w:lang w:val="zh_TW" w:bidi="zh_TW"/>
+          </w:rPr>
+          <w:rPr>
+            <w:color w:val="0000EE"/>
+            <w:u w:val="single"/>
+          </w:rPr>
+          <w:t>何西阿6:1–3</w:t>
+        </w:r>
+      </w:hyperlink>
+      <w:r>
+        <w:rPr>
+          <w:lang w:val="zh_TW" w:bidi="zh_TW"/>
+        </w:rPr>
+        <w:t>，</w:t>
+      </w:r>
+      <w:hyperlink r:id="rId37">
+        <w:r>
+          <w:rPr>
+            <w:lang w:val="zh_TW" w:bidi="zh_TW"/>
+          </w:rPr>
+          <w:rPr>
+            <w:color w:val="0000EE"/>
+            <w:u w:val="single"/>
+          </w:rPr>
+          <w:t>13:14</w:t>
+        </w:r>
+      </w:hyperlink>
+      <w:r>
+        <w:rPr>
+          <w:lang w:val="zh_TW" w:bidi="zh_TW"/>
+        </w:rPr>
+        <w:t>）。</w:t>
+      </w:r>
+    </w:p>
+    <w:p>
+      <w:pPr>
+        <w:pStyle w:val="Heading4"/>
+      </w:pPr>
+      <w:r>
+        <w:rPr>
+          <w:lang w:val="zh_TW" w:bidi="zh_TW"/>
+        </w:rPr>
+        <w:t>新約聖經中的靈魂</w:t>
+      </w:r>
+    </w:p>
+    <w:p>
+      <w:pPr/>
+      <w:r>
+        <w:rPr>
+          <w:lang w:val="zh_TW" w:bidi="zh_TW"/>
+        </w:rPr>
+      </w:r>
+      <w:r>
+        <w:rPr>
+          <w:lang w:val="zh_TW" w:bidi="zh_TW"/>
+        </w:rPr>
+        <w:t>在新約聖經中，靈魂（</w:t>
+      </w:r>
+      <w:r>
+        <w:rPr>
+          <w:i/>
+          <w:lang w:val="zh_TW" w:bidi="zh_TW"/>
+        </w:rPr>
+        <w:t>psuche</w:t>
+      </w:r>
+      <w:r>
+        <w:rPr>
+          <w:lang w:val="zh_TW" w:bidi="zh_TW"/>
+        </w:rPr>
+        <w:t>）的意義與舊約聖經中相似。通常，它意味著生命本身。耶穌的跟從者為了祂的緣故冒著生命（靈魂）的危險（</w:t>
+      </w:r>
+      <w:hyperlink r:id="rId38">
+        <w:r>
+          <w:rPr>
+            <w:lang w:val="zh_TW" w:bidi="zh_TW"/>
+          </w:rPr>
+          <w:rPr>
+            <w:color w:val="0000EE"/>
+            <w:u w:val="single"/>
+          </w:rPr>
+          <w:t>使徒行傳15:26</w:t>
+        </w:r>
+      </w:hyperlink>
+      <w:r>
+        <w:rPr>
+          <w:lang w:val="zh_TW" w:bidi="zh_TW"/>
+        </w:rPr>
+        <w:t>；比較</w:t>
+      </w:r>
+      <w:hyperlink r:id="rId39">
+        <w:r>
+          <w:rPr>
+            <w:lang w:val="zh_TW" w:bidi="zh_TW"/>
+          </w:rPr>
+          <w:rPr>
+            <w:color w:val="0000EE"/>
+            <w:u w:val="single"/>
+          </w:rPr>
+          <w:t>約翰福音13:37</w:t>
+        </w:r>
+      </w:hyperlink>
+      <w:r>
+        <w:rPr>
+          <w:lang w:val="zh_TW" w:bidi="zh_TW"/>
+        </w:rPr>
+        <w:t>；</w:t>
+      </w:r>
+      <w:hyperlink r:id="rId40">
+        <w:r>
+          <w:rPr>
+            <w:lang w:val="zh_TW" w:bidi="zh_TW"/>
+          </w:rPr>
+          <w:rPr>
+            <w:color w:val="0000EE"/>
+            <w:u w:val="single"/>
+          </w:rPr>
+          <w:t>羅馬書16:4</w:t>
+        </w:r>
+      </w:hyperlink>
+      <w:r>
+        <w:rPr>
+          <w:lang w:val="zh_TW" w:bidi="zh_TW"/>
+        </w:rPr>
+        <w:t>；</w:t>
+      </w:r>
+      <w:hyperlink r:id="rId41">
+        <w:r>
+          <w:rPr>
+            <w:lang w:val="zh_TW" w:bidi="zh_TW"/>
+          </w:rPr>
+          <w:rPr>
+            <w:color w:val="0000EE"/>
+            <w:u w:val="single"/>
+          </w:rPr>
+          <w:t>腓利比書2:30</w:t>
+        </w:r>
+      </w:hyperlink>
+      <w:r>
+        <w:rPr>
+          <w:lang w:val="zh_TW" w:bidi="zh_TW"/>
+        </w:rPr>
+        <w:t>）。耶穌是人子，祂來是要服事人並捨命（靈魂）作多人的贖價（</w:t>
+      </w:r>
+      <w:hyperlink r:id="rId42">
+        <w:r>
+          <w:rPr>
+            <w:lang w:val="zh_TW" w:bidi="zh_TW"/>
+          </w:rPr>
+          <w:rPr>
+            <w:color w:val="0000EE"/>
+            <w:u w:val="single"/>
+          </w:rPr>
+          <w:t>馬太福音20:28</w:t>
+        </w:r>
+      </w:hyperlink>
+      <w:r>
+        <w:rPr>
+          <w:lang w:val="zh_TW" w:bidi="zh_TW"/>
+        </w:rPr>
+        <w:t>；</w:t>
+      </w:r>
+      <w:hyperlink r:id="rId43">
+        <w:r>
+          <w:rPr>
+            <w:lang w:val="zh_TW" w:bidi="zh_TW"/>
+          </w:rPr>
+          <w:rPr>
+            <w:color w:val="0000EE"/>
+            <w:u w:val="single"/>
+          </w:rPr>
+          <w:t>馬可福音10:45</w:t>
+        </w:r>
+      </w:hyperlink>
+      <w:r>
+        <w:rPr>
+          <w:lang w:val="zh_TW" w:bidi="zh_TW"/>
+        </w:rPr>
+        <w:t>）。耶穌是好牧羊人，為羊捨命（靈魂）（</w:t>
+      </w:r>
+      <w:hyperlink r:id="rId44">
+        <w:r>
+          <w:rPr>
+            <w:lang w:val="zh_TW" w:bidi="zh_TW"/>
+          </w:rPr>
+          <w:rPr>
+            <w:color w:val="0000EE"/>
+            <w:u w:val="single"/>
+          </w:rPr>
+          <w:t>約翰福音10:14、17</w:t>
+        </w:r>
+      </w:hyperlink>
+      <w:hyperlink r:id="rId45">
+        <w:r>
+          <w:rPr>
+            <w:lang w:val="zh_TW" w:bidi="zh_TW"/>
+          </w:rPr>
+          <w:rPr>
+            <w:color w:val="0000EE"/>
+            <w:u w:val="single"/>
+          </w:rPr>
+          <w:t>–</w:t>
+        </w:r>
+      </w:hyperlink>
+      <w:hyperlink r:id="rId44">
+        <w:r>
+          <w:rPr>
+            <w:lang w:val="zh_TW" w:bidi="zh_TW"/>
+          </w:rPr>
+          <w:rPr>
+            <w:color w:val="0000EE"/>
+            <w:u w:val="single"/>
+          </w:rPr>
+          <w:t>18</w:t>
+        </w:r>
+      </w:hyperlink>
+      <w:r>
+        <w:rPr>
+          <w:lang w:val="zh_TW" w:bidi="zh_TW"/>
+        </w:rPr>
+        <w:t>）。在</w:t>
+      </w:r>
+      <w:hyperlink r:id="rId46">
+        <w:r>
+          <w:rPr>
+            <w:lang w:val="zh_TW" w:bidi="zh_TW"/>
+          </w:rPr>
+          <w:rPr>
+            <w:color w:val="0000EE"/>
+            <w:u w:val="single"/>
+          </w:rPr>
+          <w:t>路加福音十四章26節</w:t>
+        </w:r>
+      </w:hyperlink>
+      <w:r>
+        <w:rPr>
+          <w:lang w:val="zh_TW" w:bidi="zh_TW"/>
+        </w:rPr>
+        <w:t>，作門徒意味著願意捨己，甚至為基督的緣故捨去自己的生命（比較</w:t>
+      </w:r>
+      <w:hyperlink r:id="rId47">
+        <w:r>
+          <w:rPr>
+            <w:lang w:val="zh_TW" w:bidi="zh_TW"/>
+          </w:rPr>
+          <w:rPr>
+            <w:color w:val="0000EE"/>
+            <w:u w:val="single"/>
+          </w:rPr>
+          <w:t>路加福音9:23</w:t>
+        </w:r>
+      </w:hyperlink>
+      <w:r>
+        <w:rPr>
+          <w:lang w:val="zh_TW" w:bidi="zh_TW"/>
+        </w:rPr>
+        <w:t>、</w:t>
+      </w:r>
+      <w:hyperlink r:id="rId48">
+        <w:r>
+          <w:rPr>
+            <w:lang w:val="zh_TW" w:bidi="zh_TW"/>
+          </w:rPr>
+          <w:rPr>
+            <w:color w:val="0000EE"/>
+            <w:u w:val="single"/>
+          </w:rPr>
+          <w:t>啟示錄12:11</w:t>
+        </w:r>
+      </w:hyperlink>
+      <w:r>
+        <w:rPr>
+          <w:lang w:val="zh_TW" w:bidi="zh_TW"/>
+        </w:rPr>
+        <w:t>）。</w:t>
+      </w:r>
+    </w:p>
+    <w:p>
+      <w:pPr/>
+      <w:r>
+        <w:rPr>
+          <w:lang w:val="zh_TW" w:bidi="zh_TW"/>
+        </w:rPr>
+      </w:r>
+      <w:r>
+        <w:rPr>
+          <w:lang w:val="zh_TW" w:bidi="zh_TW"/>
+        </w:rPr>
+        <w:t>「靈魂」經常可以指「人」（</w:t>
+      </w:r>
+      <w:hyperlink r:id="rId49">
+        <w:r>
+          <w:rPr>
+            <w:lang w:val="zh_TW" w:bidi="zh_TW"/>
+          </w:rPr>
+          <w:rPr>
+            <w:color w:val="0000EE"/>
+            <w:u w:val="single"/>
+          </w:rPr>
+          <w:t>使徒行傳2:43</w:t>
+        </w:r>
+      </w:hyperlink>
+      <w:r>
+        <w:rPr>
+          <w:lang w:val="zh_TW" w:bidi="zh_TW"/>
+        </w:rPr>
+        <w:t>，</w:t>
+      </w:r>
+      <w:hyperlink r:id="rId50">
+        <w:r>
+          <w:rPr>
+            <w:lang w:val="zh_TW" w:bidi="zh_TW"/>
+          </w:rPr>
+          <w:rPr>
+            <w:color w:val="0000EE"/>
+            <w:u w:val="single"/>
+          </w:rPr>
+          <w:t>3:23</w:t>
+        </w:r>
+      </w:hyperlink>
+      <w:r>
+        <w:rPr>
+          <w:lang w:val="zh_TW" w:bidi="zh_TW"/>
+        </w:rPr>
+        <w:t>，</w:t>
+      </w:r>
+      <w:hyperlink r:id="rId51">
+        <w:r>
+          <w:rPr>
+            <w:lang w:val="zh_TW" w:bidi="zh_TW"/>
+          </w:rPr>
+          <w:rPr>
+            <w:color w:val="0000EE"/>
+            <w:u w:val="single"/>
+          </w:rPr>
+          <w:t>7:14</w:t>
+        </w:r>
+      </w:hyperlink>
+      <w:r>
+        <w:rPr>
+          <w:lang w:val="zh_TW" w:bidi="zh_TW"/>
+        </w:rPr>
+        <w:t>；</w:t>
+      </w:r>
+      <w:hyperlink r:id="rId52">
+        <w:r>
+          <w:rPr>
+            <w:lang w:val="zh_TW" w:bidi="zh_TW"/>
+          </w:rPr>
+          <w:rPr>
+            <w:color w:val="0000EE"/>
+            <w:u w:val="single"/>
+          </w:rPr>
+          <w:t>羅馬書2:9</w:t>
+        </w:r>
+      </w:hyperlink>
+      <w:r>
+        <w:rPr>
+          <w:lang w:val="zh_TW" w:bidi="zh_TW"/>
+        </w:rPr>
+        <w:t>，</w:t>
+      </w:r>
+      <w:hyperlink r:id="rId53">
+        <w:r>
+          <w:rPr>
+            <w:lang w:val="zh_TW" w:bidi="zh_TW"/>
+          </w:rPr>
+          <w:rPr>
+            <w:color w:val="0000EE"/>
+            <w:u w:val="single"/>
+          </w:rPr>
+          <w:t>13:1</w:t>
+        </w:r>
+      </w:hyperlink>
+      <w:r>
+        <w:rPr>
+          <w:lang w:val="zh_TW" w:bidi="zh_TW"/>
+        </w:rPr>
+        <w:t>；</w:t>
+      </w:r>
+      <w:hyperlink r:id="rId54">
+        <w:r>
+          <w:rPr>
+            <w:lang w:val="zh_TW" w:bidi="zh_TW"/>
+          </w:rPr>
+          <w:rPr>
+            <w:color w:val="0000EE"/>
+            <w:u w:val="single"/>
+          </w:rPr>
+          <w:t>彼得前書3:20</w:t>
+        </w:r>
+      </w:hyperlink>
+      <w:r>
+        <w:rPr>
+          <w:lang w:val="zh_TW" w:bidi="zh_TW"/>
+        </w:rPr>
+        <w:t>）。「活物」這個表達（有時在</w:t>
+      </w:r>
+      <w:hyperlink r:id="rId55">
+        <w:r>
+          <w:rPr>
+            <w:lang w:val="zh_TW" w:bidi="zh_TW"/>
+          </w:rPr>
+          <w:rPr>
+            <w:color w:val="0000EE"/>
+            <w:u w:val="single"/>
+          </w:rPr>
+          <w:t>啟示錄16:3</w:t>
+        </w:r>
+      </w:hyperlink>
+      <w:r>
+        <w:rPr>
+          <w:lang w:val="zh_TW" w:bidi="zh_TW"/>
+        </w:rPr>
+        <w:t>中使用）反映了活物有生命的一面。就像在舊約聖經中一樣，靈魂可以指一個人的情感能量。它代表著人的內在存在。當耶穌為祂的死亡憂傷時，祂談到了祂的靈魂被壓碎（</w:t>
+      </w:r>
+      <w:hyperlink r:id="rId56">
+        <w:r>
+          <w:rPr>
+            <w:lang w:val="zh_TW" w:bidi="zh_TW"/>
+          </w:rPr>
+          <w:rPr>
+            <w:color w:val="0000EE"/>
+            <w:u w:val="single"/>
+          </w:rPr>
+          <w:t>馬太福音26:38</w:t>
+        </w:r>
+      </w:hyperlink>
+      <w:r>
+        <w:rPr>
+          <w:lang w:val="zh_TW" w:bidi="zh_TW"/>
+        </w:rPr>
+        <w:t>；</w:t>
+      </w:r>
+      <w:hyperlink r:id="rId57">
+        <w:r>
+          <w:rPr>
+            <w:lang w:val="zh_TW" w:bidi="zh_TW"/>
+          </w:rPr>
+          <w:rPr>
+            <w:color w:val="0000EE"/>
+            <w:u w:val="single"/>
+          </w:rPr>
+          <w:t>馬可福音14:34</w:t>
+        </w:r>
+      </w:hyperlink>
+      <w:r>
+        <w:rPr>
+          <w:lang w:val="zh_TW" w:bidi="zh_TW"/>
+        </w:rPr>
+        <w:t>；比較</w:t>
+      </w:r>
+      <w:hyperlink r:id="rId58">
+        <w:r>
+          <w:rPr>
+            <w:lang w:val="zh_TW" w:bidi="zh_TW"/>
+          </w:rPr>
+          <w:rPr>
+            <w:color w:val="0000EE"/>
+            <w:u w:val="single"/>
+          </w:rPr>
+          <w:t>詩篇42:6</w:t>
+        </w:r>
+      </w:hyperlink>
+      <w:r>
+        <w:rPr>
+          <w:lang w:val="zh_TW" w:bidi="zh_TW"/>
+        </w:rPr>
+        <w:t>）。在另一處經文中，耶穌應許那些來到祂面前的人靈魂得安息（</w:t>
+      </w:r>
+      <w:hyperlink r:id="rId59">
+        <w:r>
+          <w:rPr>
+            <w:lang w:val="zh_TW" w:bidi="zh_TW"/>
+          </w:rPr>
+          <w:rPr>
+            <w:color w:val="0000EE"/>
+            <w:u w:val="single"/>
+          </w:rPr>
+          <w:t>馬太福音11:29</w:t>
+        </w:r>
+      </w:hyperlink>
+      <w:r>
+        <w:rPr>
+          <w:lang w:val="zh_TW" w:bidi="zh_TW"/>
+        </w:rPr>
+        <w:t>）。在這裡，「靈魂」意味著人的本質（比較</w:t>
+      </w:r>
+      <w:hyperlink r:id="rId60">
+        <w:r>
+          <w:rPr>
+            <w:lang w:val="zh_TW" w:bidi="zh_TW"/>
+          </w:rPr>
+          <w:rPr>
+            <w:color w:val="0000EE"/>
+            <w:u w:val="single"/>
+          </w:rPr>
+          <w:t>路加福音2:35</w:t>
+        </w:r>
+      </w:hyperlink>
+      <w:r>
+        <w:rPr>
+          <w:lang w:val="zh_TW" w:bidi="zh_TW"/>
+        </w:rPr>
+        <w:t>；</w:t>
+      </w:r>
+      <w:hyperlink r:id="rId61">
+        <w:r>
+          <w:rPr>
+            <w:lang w:val="zh_TW" w:bidi="zh_TW"/>
+          </w:rPr>
+          <w:rPr>
+            <w:color w:val="0000EE"/>
+            <w:u w:val="single"/>
+          </w:rPr>
+          <w:t>哥林多後書1:23</w:t>
+        </w:r>
+      </w:hyperlink>
+      <w:r>
+        <w:rPr>
+          <w:lang w:val="zh_TW" w:bidi="zh_TW"/>
+        </w:rPr>
+        <w:t>；</w:t>
+      </w:r>
+      <w:hyperlink r:id="rId62">
+        <w:r>
+          <w:rPr>
+            <w:lang w:val="zh_TW" w:bidi="zh_TW"/>
+          </w:rPr>
+          <w:rPr>
+            <w:color w:val="0000EE"/>
+            <w:u w:val="single"/>
+          </w:rPr>
+          <w:t>帖撒羅尼迦後書2:8</w:t>
+        </w:r>
+      </w:hyperlink>
+      <w:r>
+        <w:rPr>
+          <w:lang w:val="zh_TW" w:bidi="zh_TW"/>
+        </w:rPr>
+        <w:t>；</w:t>
+      </w:r>
+      <w:hyperlink r:id="rId63">
+        <w:r>
+          <w:rPr>
+            <w:lang w:val="zh_TW" w:bidi="zh_TW"/>
+          </w:rPr>
+          <w:rPr>
+            <w:color w:val="0000EE"/>
+            <w:u w:val="single"/>
+          </w:rPr>
+          <w:t>約翰三書1:2</w:t>
+        </w:r>
+      </w:hyperlink>
+      <w:r>
+        <w:rPr>
+          <w:lang w:val="zh_TW" w:bidi="zh_TW"/>
+        </w:rPr>
+        <w:t>）。</w:t>
+      </w:r>
+    </w:p>
+    <w:p>
+      <w:pPr>
+        <w:pStyle w:val="Heading3"/>
+      </w:pPr>
+      <w:r>
+        <w:rPr>
+          <w:lang w:val="zh_TW" w:bidi="zh_TW"/>
+        </w:rPr>
+        <w:t>靈魂與靈</w:t>
+      </w:r>
+    </w:p>
+    <w:p>
+      <w:pPr/>
+      <w:r>
+        <w:rPr>
+          <w:lang w:val="zh_TW" w:bidi="zh_TW"/>
+        </w:rPr>
+      </w:r>
+      <w:r>
+        <w:rPr>
+          <w:lang w:val="zh_TW" w:bidi="zh_TW"/>
+        </w:rPr>
+        <w:t>幾段經文同時提到靈魂與靈。</w:t>
+      </w:r>
+      <w:hyperlink r:id="rId64">
+        <w:r>
+          <w:rPr>
+            <w:lang w:val="zh_TW" w:bidi="zh_TW"/>
+          </w:rPr>
+          <w:rPr>
+            <w:color w:val="0000EE"/>
+            <w:u w:val="single"/>
+          </w:rPr>
+          <w:t>路加福音一章46節</w:t>
+        </w:r>
+      </w:hyperlink>
+      <w:r>
+        <w:rPr>
+          <w:lang w:val="zh_TW" w:bidi="zh_TW"/>
+        </w:rPr>
+        <w:t>可能是「詩意平行」，即用兩種不同方式表達一個想法。這兩個詞都指馬利亞最裡面的人。</w:t>
+      </w:r>
+      <w:hyperlink r:id="rId65">
+        <w:r>
+          <w:rPr>
+            <w:lang w:val="zh_TW" w:bidi="zh_TW"/>
+          </w:rPr>
+          <w:rPr>
+            <w:color w:val="0000EE"/>
+            <w:u w:val="single"/>
+          </w:rPr>
+          <w:t>希伯來書四章12節</w:t>
+        </w:r>
+      </w:hyperlink>
+      <w:r>
+        <w:rPr>
+          <w:lang w:val="zh_TW" w:bidi="zh_TW"/>
+        </w:rPr>
+        <w:t>，「</w:t>
+      </w:r>
+      <w:r>
+        <w:rPr>
+          <w:lang w:val="zh_TW" w:bidi="zh_TW"/>
+        </w:rPr>
+        <w:t>剖開</w:t>
+      </w:r>
+      <w:r>
+        <w:rPr>
+          <w:lang w:val="zh_TW" w:bidi="zh_TW"/>
+        </w:rPr>
+        <w:t>魂與靈」，是形象地展示神的話語如何探測我們的內心。</w:t>
+      </w:r>
+      <w:hyperlink r:id="rId66">
+        <w:r>
+          <w:rPr>
+            <w:lang w:val="zh_TW" w:bidi="zh_TW"/>
+          </w:rPr>
+          <w:rPr>
+            <w:color w:val="0000EE"/>
+            <w:u w:val="single"/>
+          </w:rPr>
+          <w:t>帖撒羅尼迦前書五章23節</w:t>
+        </w:r>
+      </w:hyperlink>
+      <w:r>
+        <w:rPr>
+          <w:lang w:val="zh_TW" w:bidi="zh_TW"/>
+        </w:rPr>
+        <w:t>，為讀者禱告</w:t>
+      </w:r>
+      <w:r>
+        <w:rPr>
+          <w:lang w:val="zh_TW" w:bidi="zh_TW"/>
+        </w:rPr>
+        <w:t>靈與魂與身子得蒙保守，無可指摘，</w:t>
+      </w:r>
+      <w:r>
+        <w:rPr>
+          <w:lang w:val="zh_TW" w:bidi="zh_TW"/>
+        </w:rPr>
+        <w:t>意味著整個人。在這裡，靈魂可能暗示著物質存在，而靈則可能意味著更高或「屬靈的」生命。</w:t>
+      </w:r>
+    </w:p>
+    <w:p>
+      <w:pPr/>
+      <w:r>
+        <w:rPr>
+          <w:lang w:val="zh_TW" w:bidi="zh_TW"/>
+        </w:rPr>
+      </w:r>
+      <w:r>
+        <w:rPr>
+          <w:lang w:val="zh_TW" w:bidi="zh_TW"/>
+        </w:rPr>
+        <w:t>在其它經文中，靈魂與情感、意志和心智相關，總是暗示著一個人的內在存在。人們應當</w:t>
+      </w:r>
+      <w:r>
+        <w:rPr>
+          <w:lang w:val="zh_TW" w:bidi="zh_TW"/>
+        </w:rPr>
+        <w:t>盡心盡意</w:t>
+      </w:r>
+      <w:r>
+        <w:rPr>
+          <w:lang w:val="zh_TW" w:bidi="zh_TW"/>
+        </w:rPr>
+        <w:t>愛神（</w:t>
+      </w:r>
+      <w:hyperlink r:id="rId67">
+        <w:r>
+          <w:rPr>
+            <w:lang w:val="zh_TW" w:bidi="zh_TW"/>
+          </w:rPr>
+          <w:rPr>
+            <w:color w:val="0000EE"/>
+            <w:u w:val="single"/>
+          </w:rPr>
+          <w:t>馬太福音22:37</w:t>
+        </w:r>
+      </w:hyperlink>
+      <w:r>
+        <w:rPr>
+          <w:lang w:val="zh_TW" w:bidi="zh_TW"/>
+        </w:rPr>
+        <w:t>；</w:t>
+      </w:r>
+      <w:hyperlink r:id="rId68">
+        <w:r>
+          <w:rPr>
+            <w:lang w:val="zh_TW" w:bidi="zh_TW"/>
+          </w:rPr>
+          <w:rPr>
+            <w:color w:val="0000EE"/>
+            <w:u w:val="single"/>
+          </w:rPr>
+          <w:t>馬可福音12:30</w:t>
+        </w:r>
+      </w:hyperlink>
+      <w:r>
+        <w:rPr>
+          <w:lang w:val="zh_TW" w:bidi="zh_TW"/>
+        </w:rPr>
+        <w:t>；比較</w:t>
+      </w:r>
+      <w:hyperlink r:id="rId69">
+        <w:r>
+          <w:rPr>
+            <w:lang w:val="zh_TW" w:bidi="zh_TW"/>
+          </w:rPr>
+          <w:rPr>
+            <w:color w:val="0000EE"/>
+            <w:u w:val="single"/>
+          </w:rPr>
+          <w:t>申命記6:5</w:t>
+        </w:r>
+      </w:hyperlink>
+      <w:r>
+        <w:rPr>
+          <w:lang w:val="zh_TW" w:bidi="zh_TW"/>
+        </w:rPr>
+        <w:t>）。片語「從靈裡」（</w:t>
+      </w:r>
+      <w:hyperlink r:id="rId70">
+        <w:r>
+          <w:rPr>
+            <w:lang w:val="zh_TW" w:bidi="zh_TW"/>
+          </w:rPr>
+          <w:rPr>
+            <w:color w:val="0000EE"/>
+            <w:u w:val="single"/>
+          </w:rPr>
+          <w:t>以弗所書6:6</w:t>
+        </w:r>
+      </w:hyperlink>
+      <w:r>
+        <w:rPr>
+          <w:lang w:val="zh_TW" w:bidi="zh_TW"/>
+        </w:rPr>
+        <w:t>；</w:t>
+      </w:r>
+      <w:hyperlink r:id="rId71">
+        <w:r>
+          <w:rPr>
+            <w:lang w:val="zh_TW" w:bidi="zh_TW"/>
+          </w:rPr>
+          <w:rPr>
+            <w:color w:val="0000EE"/>
+            <w:u w:val="single"/>
+          </w:rPr>
+          <w:t>歌羅西書3:23</w:t>
+        </w:r>
+      </w:hyperlink>
+      <w:r>
+        <w:rPr>
+          <w:lang w:val="zh_TW" w:bidi="zh_TW"/>
+        </w:rPr>
+        <w:t>有些時候的翻譯）意指「從心裡」，以全心。在</w:t>
+      </w:r>
+      <w:hyperlink r:id="rId72">
+        <w:r>
+          <w:rPr>
+            <w:lang w:val="zh_TW" w:bidi="zh_TW"/>
+          </w:rPr>
+          <w:rPr>
+            <w:color w:val="0000EE"/>
+            <w:u w:val="single"/>
+          </w:rPr>
+          <w:t>腓利比書一章27節</w:t>
+        </w:r>
+      </w:hyperlink>
+      <w:r>
+        <w:rPr>
+          <w:lang w:val="zh_TW" w:bidi="zh_TW"/>
+        </w:rPr>
+        <w:t>中，信徒被呼召要同心合意（比較</w:t>
+      </w:r>
+      <w:hyperlink r:id="rId73">
+        <w:r>
+          <w:rPr>
+            <w:lang w:val="zh_TW" w:bidi="zh_TW"/>
+          </w:rPr>
+          <w:rPr>
+            <w:color w:val="0000EE"/>
+            <w:u w:val="single"/>
+          </w:rPr>
+          <w:t>使徒行傳4:32</w:t>
+        </w:r>
+      </w:hyperlink>
+      <w:r>
+        <w:rPr>
+          <w:lang w:val="zh_TW" w:bidi="zh_TW"/>
+        </w:rPr>
+        <w:t>，</w:t>
+      </w:r>
+      <w:hyperlink r:id="rId74">
+        <w:r>
+          <w:rPr>
+            <w:lang w:val="zh_TW" w:bidi="zh_TW"/>
+          </w:rPr>
+          <w:rPr>
+            <w:color w:val="0000EE"/>
+            <w:u w:val="single"/>
+          </w:rPr>
+          <w:t>14:2</w:t>
+        </w:r>
+      </w:hyperlink>
+      <w:r>
+        <w:rPr>
+          <w:lang w:val="zh_TW" w:bidi="zh_TW"/>
+        </w:rPr>
+        <w:t>）。</w:t>
+      </w:r>
+    </w:p>
+    <w:p>
+      <w:pPr>
+        <w:pStyle w:val="Heading3"/>
+      </w:pPr>
+      <w:r>
+        <w:rPr>
+          <w:lang w:val="zh_TW" w:bidi="zh_TW"/>
+        </w:rPr>
+        <w:t>靈魂與救恩</w:t>
+      </w:r>
+    </w:p>
+    <w:p>
+      <w:pPr/>
+      <w:r>
+        <w:rPr>
+          <w:lang w:val="zh_TW" w:bidi="zh_TW"/>
+        </w:rPr>
+      </w:r>
+      <w:r>
+        <w:rPr>
+          <w:lang w:val="zh_TW" w:bidi="zh_TW"/>
+        </w:rPr>
+        <w:t>有關靈魂和救恩的經文包括：</w:t>
+      </w:r>
+    </w:p>
+    <w:p>
+      <w:pPr>
+        <w:pStyle w:val="ListBullet"/>
+        <w:spacing w:line="240" w:lineRule="auto"/>
+        <w:ind w:left="720"/>
+      </w:pPr>
+      <w:r>
+        <w:rPr>
+          <w:lang w:val="zh_TW" w:bidi="zh_TW"/>
+        </w:rPr>
+      </w:r>
+      <w:hyperlink r:id="rId75">
+        <w:r>
+          <w:rPr>
+            <w:lang w:val="zh_TW" w:bidi="zh_TW"/>
+          </w:rPr>
+          <w:rPr>
+            <w:color w:val="0000EE"/>
+            <w:u w:val="single"/>
+          </w:rPr>
+          <w:t>馬太福音十章28節</w:t>
+        </w:r>
+      </w:hyperlink>
+    </w:p>
+    <w:p>
+      <w:pPr>
+        <w:pStyle w:val="ListBullet"/>
+        <w:spacing w:line="240" w:lineRule="auto"/>
+        <w:ind w:left="720"/>
+      </w:pPr>
+      <w:r>
+        <w:rPr>
+          <w:lang w:val="zh_TW" w:bidi="zh_TW"/>
+        </w:rPr>
+      </w:r>
+      <w:hyperlink r:id="rId76">
+        <w:r>
+          <w:rPr>
+            <w:lang w:val="zh_TW" w:bidi="zh_TW"/>
+          </w:rPr>
+          <w:rPr>
+            <w:color w:val="0000EE"/>
+            <w:u w:val="single"/>
+          </w:rPr>
+          <w:t>路加福音十二章5節</w:t>
+        </w:r>
+      </w:hyperlink>
+    </w:p>
+    <w:p>
+      <w:pPr>
+        <w:pStyle w:val="ListBullet"/>
+        <w:spacing w:line="240" w:lineRule="auto"/>
+        <w:ind w:left="720"/>
+      </w:pPr>
+      <w:r>
+        <w:rPr>
+          <w:lang w:val="zh_TW" w:bidi="zh_TW"/>
+        </w:rPr>
+      </w:r>
+      <w:hyperlink r:id="rId77">
+        <w:r>
+          <w:rPr>
+            <w:lang w:val="zh_TW" w:bidi="zh_TW"/>
+          </w:rPr>
+          <w:rPr>
+            <w:color w:val="0000EE"/>
+            <w:u w:val="single"/>
+          </w:rPr>
+          <w:t>希伯來書六章19節</w:t>
+        </w:r>
+      </w:hyperlink>
+    </w:p>
+    <w:p>
+      <w:pPr>
+        <w:pStyle w:val="ListBullet"/>
+        <w:spacing w:line="240" w:lineRule="auto"/>
+        <w:ind w:left="720"/>
+      </w:pPr>
+      <w:r>
+        <w:rPr>
+          <w:lang w:val="zh_TW" w:bidi="zh_TW"/>
+        </w:rPr>
+      </w:r>
+      <w:hyperlink r:id="rId78">
+        <w:r>
+          <w:rPr>
+            <w:lang w:val="zh_TW" w:bidi="zh_TW"/>
+          </w:rPr>
+          <w:rPr>
+            <w:color w:val="0000EE"/>
+            <w:u w:val="single"/>
+          </w:rPr>
+          <w:t>希伯來書十章39節</w:t>
+        </w:r>
+      </w:hyperlink>
+    </w:p>
+    <w:p>
+      <w:pPr>
+        <w:pStyle w:val="ListBullet"/>
+        <w:spacing w:line="240" w:lineRule="auto"/>
+        <w:ind w:left="720"/>
+      </w:pPr>
+      <w:r>
+        <w:rPr>
+          <w:lang w:val="zh_TW" w:bidi="zh_TW"/>
+        </w:rPr>
+      </w:r>
+      <w:hyperlink r:id="rId79">
+        <w:r>
+          <w:rPr>
+            <w:lang w:val="zh_TW" w:bidi="zh_TW"/>
+          </w:rPr>
+          <w:rPr>
+            <w:color w:val="0000EE"/>
+            <w:u w:val="single"/>
+          </w:rPr>
+          <w:t>希伯來書十二章3節</w:t>
+        </w:r>
+      </w:hyperlink>
+    </w:p>
+    <w:p>
+      <w:pPr>
+        <w:pStyle w:val="ListBullet"/>
+        <w:spacing w:line="240" w:lineRule="auto"/>
+        <w:ind w:left="720"/>
+      </w:pPr>
+      <w:r>
+        <w:rPr>
+          <w:lang w:val="zh_TW" w:bidi="zh_TW"/>
+        </w:rPr>
+      </w:r>
+      <w:hyperlink r:id="rId80">
+        <w:r>
+          <w:rPr>
+            <w:lang w:val="zh_TW" w:bidi="zh_TW"/>
+          </w:rPr>
+          <w:rPr>
+            <w:color w:val="0000EE"/>
+            <w:u w:val="single"/>
+          </w:rPr>
+          <w:t>希伯來書十三章7節</w:t>
+        </w:r>
+      </w:hyperlink>
+    </w:p>
+    <w:p>
+      <w:pPr>
+        <w:pStyle w:val="ListBullet"/>
+        <w:spacing w:line="240" w:lineRule="auto"/>
+        <w:ind w:left="720"/>
+      </w:pPr>
+      <w:r>
+        <w:rPr>
+          <w:lang w:val="zh_TW" w:bidi="zh_TW"/>
+        </w:rPr>
+      </w:r>
+      <w:hyperlink r:id="rId81">
+        <w:r>
+          <w:rPr>
+            <w:lang w:val="zh_TW" w:bidi="zh_TW"/>
+          </w:rPr>
+          <w:rPr>
+            <w:color w:val="0000EE"/>
+            <w:u w:val="single"/>
+          </w:rPr>
+          <w:t>雅各書一章21節</w:t>
+        </w:r>
+      </w:hyperlink>
+    </w:p>
+    <w:p>
+      <w:pPr>
+        <w:pStyle w:val="ListBullet"/>
+        <w:spacing w:line="240" w:lineRule="auto"/>
+        <w:ind w:left="720"/>
+      </w:pPr>
+      <w:r>
+        <w:rPr>
+          <w:lang w:val="zh_TW" w:bidi="zh_TW"/>
+        </w:rPr>
+      </w:r>
+      <w:hyperlink r:id="rId82">
+        <w:r>
+          <w:rPr>
+            <w:lang w:val="zh_TW" w:bidi="zh_TW"/>
+          </w:rPr>
+          <w:rPr>
+            <w:color w:val="0000EE"/>
+            <w:u w:val="single"/>
+          </w:rPr>
+          <w:t>雅各書五章20節</w:t>
+        </w:r>
+      </w:hyperlink>
+    </w:p>
+    <w:p>
+      <w:pPr>
+        <w:pStyle w:val="ListBullet"/>
+        <w:spacing w:line="240" w:lineRule="auto"/>
+        <w:ind w:left="720"/>
+      </w:pPr>
+      <w:r>
+        <w:rPr>
+          <w:lang w:val="zh_TW" w:bidi="zh_TW"/>
+        </w:rPr>
+      </w:r>
+      <w:hyperlink r:id="rId83">
+        <w:r>
+          <w:rPr>
+            <w:lang w:val="zh_TW" w:bidi="zh_TW"/>
+          </w:rPr>
+          <w:rPr>
+            <w:color w:val="0000EE"/>
+            <w:u w:val="single"/>
+          </w:rPr>
+          <w:t>彼得前書一章9節、22</w:t>
+        </w:r>
+      </w:hyperlink>
+      <w:hyperlink r:id="rId84">
+        <w:r>
+          <w:rPr>
+            <w:lang w:val="zh_TW" w:bidi="zh_TW"/>
+          </w:rPr>
+          <w:rPr>
+            <w:color w:val="0000EE"/>
+            <w:u w:val="single"/>
+          </w:rPr>
+          <w:t>至</w:t>
+        </w:r>
+      </w:hyperlink>
+      <w:hyperlink r:id="rId83">
+        <w:r>
+          <w:rPr>
+            <w:lang w:val="zh_TW" w:bidi="zh_TW"/>
+          </w:rPr>
+          <w:rPr>
+            <w:color w:val="0000EE"/>
+            <w:u w:val="single"/>
+          </w:rPr>
+          <w:t>23節</w:t>
+        </w:r>
+      </w:hyperlink>
+    </w:p>
+    <w:p>
+      <w:pPr>
+        <w:pStyle w:val="ListBullet"/>
+        <w:spacing w:line="240" w:lineRule="auto"/>
+        <w:ind w:left="720"/>
+      </w:pPr>
+      <w:r>
+        <w:rPr>
+          <w:lang w:val="zh_TW" w:bidi="zh_TW"/>
+        </w:rPr>
+      </w:r>
+      <w:hyperlink r:id="rId85">
+        <w:r>
+          <w:rPr>
+            <w:lang w:val="zh_TW" w:bidi="zh_TW"/>
+          </w:rPr>
+          <w:rPr>
+            <w:color w:val="0000EE"/>
+            <w:u w:val="single"/>
+          </w:rPr>
+          <w:t>彼得前書二章25節</w:t>
+        </w:r>
+      </w:hyperlink>
+    </w:p>
+    <w:p>
+      <w:pPr>
+        <w:pStyle w:val="ListBullet"/>
+        <w:spacing w:line="240" w:lineRule="auto"/>
+        <w:ind w:left="720"/>
+      </w:pPr>
+      <w:r>
+        <w:rPr>
+          <w:lang w:val="zh_TW" w:bidi="zh_TW"/>
+        </w:rPr>
+      </w:r>
+      <w:hyperlink r:id="rId86">
+        <w:r>
+          <w:rPr>
+            <w:lang w:val="zh_TW" w:bidi="zh_TW"/>
+          </w:rPr>
+          <w:rPr>
+            <w:color w:val="0000EE"/>
+            <w:u w:val="single"/>
+          </w:rPr>
+          <w:t>彼得前書四章19節</w:t>
+        </w:r>
+      </w:hyperlink>
+    </w:p>
+    <w:p>
+      <w:pPr>
+        <w:pStyle w:val="ListBullet"/>
+        <w:spacing w:line="240" w:lineRule="auto"/>
+        <w:ind w:left="720"/>
+      </w:pPr>
+      <w:r>
+        <w:rPr>
+          <w:lang w:val="zh_TW" w:bidi="zh_TW"/>
+        </w:rPr>
+      </w:r>
+      <w:hyperlink r:id="rId87">
+        <w:r>
+          <w:rPr>
+            <w:lang w:val="zh_TW" w:bidi="zh_TW"/>
+          </w:rPr>
+          <w:rPr>
+            <w:color w:val="0000EE"/>
+            <w:u w:val="single"/>
+          </w:rPr>
+          <w:t>啟示錄六章9節</w:t>
+        </w:r>
+      </w:hyperlink>
+    </w:p>
+    <w:p>
+      <w:pPr>
+        <w:pStyle w:val="ListBullet"/>
+        <w:spacing w:line="240" w:lineRule="auto"/>
+        <w:ind w:left="720"/>
+      </w:pPr>
+      <w:r>
+        <w:rPr>
+          <w:lang w:val="zh_TW" w:bidi="zh_TW"/>
+        </w:rPr>
+      </w:r>
+      <w:hyperlink r:id="rId88">
+        <w:r>
+          <w:rPr>
+            <w:lang w:val="zh_TW" w:bidi="zh_TW"/>
+          </w:rPr>
+          <w:rPr>
+            <w:color w:val="0000EE"/>
+            <w:u w:val="single"/>
+          </w:rPr>
+          <w:t>啟示錄二十章4節</w:t>
+        </w:r>
+      </w:hyperlink>
+    </w:p>
+    <w:p>
+      <w:pPr/>
+      <w:r>
+        <w:rPr>
+          <w:lang w:val="zh_TW" w:bidi="zh_TW"/>
+        </w:rPr>
+      </w:r>
+      <w:r>
+        <w:rPr>
+          <w:lang w:val="zh_TW" w:bidi="zh_TW"/>
+        </w:rPr>
+        <w:t>這些段落要或強調肉體之外的人，又或強調人在復活前，在神面前持續的存在。</w:t>
+      </w:r>
+    </w:p>
+    <w:p>
+      <w:pPr/>
+      <w:r>
+        <w:rPr>
+          <w:lang w:val="zh_TW" w:bidi="zh_TW"/>
+        </w:rPr>
+      </w:r>
+      <w:r>
+        <w:rPr>
+          <w:i/>
+          <w:lang w:val="zh_TW" w:bidi="zh_TW"/>
+        </w:rPr>
         <w:t>另見</w:t>
       </w:r>
       <w:r>
@@ -444,7 +2125,19 @@
         <w:rPr>
           <w:lang w:val="zh_TW" w:bidi="zh_TW"/>
         </w:rPr>
-        <w:t>藥物與醫療實踐</w:t>
+        <w:t>人</w:t>
+      </w:r>
+      <w:r>
+        <w:rPr>
+          <w:lang w:val="zh_TW" w:bidi="zh_TW"/>
+        </w:rPr>
+        <w:t>；</w:t>
+      </w:r>
+      <w:r>
+        <w:rPr>
+          <w:lang w:val="zh_TW" w:bidi="zh_TW"/>
+        </w:rPr>
+        <w:t>人的靈</w:t>
       </w:r>
       <w:r>
         <w:rPr>

--- a/zht/docx/096.content.docx
+++ b/zht/docx/096.content.docx
@@ -323,36 +323,24 @@
         </w:rPr>
         <w:t>在舊約聖經中，靈魂對人類生命至關重要。希伯來文和希臘文中的靈魂一詞通常意味著「生命」，有時也可以指動物的生命（</w:t>
       </w:r>
-      <w:hyperlink r:id="rId13">
-        <w:r>
-          <w:rPr>
-            <w:lang w:val="zh_TW" w:bidi="zh_TW"/>
-          </w:rPr>
-          <w:rPr>
-            <w:color w:val="0000EE"/>
-            <w:u w:val="single"/>
-          </w:rPr>
-          <w:t>創世記1:20</w:t>
-        </w:r>
-      </w:hyperlink>
+      <w:r>
+        <w:rPr>
+          <w:lang w:val="zh_TW" w:bidi="zh_TW"/>
+        </w:rPr>
+        <w:t>創世記1:20</w:t>
+      </w:r>
       <w:r>
         <w:rPr>
           <w:lang w:val="zh_TW" w:bidi="zh_TW"/>
         </w:rPr>
         <w:t>；</w:t>
       </w:r>
-      <w:hyperlink r:id="rId14">
-        <w:r>
-          <w:rPr>
-            <w:lang w:val="zh_TW" w:bidi="zh_TW"/>
-          </w:rPr>
-          <w:rPr>
-            <w:color w:val="0000EE"/>
-            <w:u w:val="single"/>
-          </w:rPr>
-          <w:t>利未記11:10</w:t>
-        </w:r>
-      </w:hyperlink>
+      <w:r>
+        <w:rPr>
+          <w:lang w:val="zh_TW" w:bidi="zh_TW"/>
+        </w:rPr>
+        <w:t>利未記11:10</w:t>
+      </w:r>
       <w:r>
         <w:rPr>
           <w:lang w:val="zh_TW" w:bidi="zh_TW"/>
@@ -371,72 +359,48 @@
         </w:rPr>
         <w:t>」意味著「生命換生命」（</w:t>
       </w:r>
-      <w:hyperlink r:id="rId15">
-        <w:r>
-          <w:rPr>
-            <w:lang w:val="zh_TW" w:bidi="zh_TW"/>
-          </w:rPr>
-          <w:rPr>
-            <w:color w:val="0000EE"/>
-            <w:u w:val="single"/>
-          </w:rPr>
-          <w:t>出埃及記21:23</w:t>
-        </w:r>
-      </w:hyperlink>
+      <w:r>
+        <w:rPr>
+          <w:lang w:val="zh_TW" w:bidi="zh_TW"/>
+        </w:rPr>
+        <w:t>出埃及記21:23</w:t>
+      </w:r>
       <w:r>
         <w:rPr>
           <w:lang w:val="zh_TW" w:bidi="zh_TW"/>
         </w:rPr>
         <w:t>）。在法律文本中，靈魂指的是與法律相關的人（比如，「若有靈魂犯罪……（其它譯本翻譯）」，</w:t>
       </w:r>
-      <w:hyperlink r:id="rId16">
-        <w:r>
-          <w:rPr>
-            <w:lang w:val="zh_TW" w:bidi="zh_TW"/>
-          </w:rPr>
-          <w:rPr>
-            <w:color w:val="0000EE"/>
-            <w:u w:val="single"/>
-          </w:rPr>
-          <w:t xml:space="preserve">利未記4:2 </w:t>
-        </w:r>
-      </w:hyperlink>
+      <w:r>
+        <w:rPr>
+          <w:lang w:val="zh_TW" w:bidi="zh_TW"/>
+        </w:rPr>
+        <w:t xml:space="preserve">利未記4:2 </w:t>
+      </w:r>
       <w:r>
         <w:rPr>
           <w:lang w:val="zh_TW" w:bidi="zh_TW"/>
         </w:rPr>
         <w:t>）。當計算人數時，是以靈魂計算，意味著人（</w:t>
       </w:r>
-      <w:hyperlink r:id="rId17">
-        <w:r>
-          <w:rPr>
-            <w:lang w:val="zh_TW" w:bidi="zh_TW"/>
-          </w:rPr>
-          <w:rPr>
-            <w:color w:val="0000EE"/>
-            <w:u w:val="single"/>
-          </w:rPr>
-          <w:t>出埃及記1:5</w:t>
-        </w:r>
-      </w:hyperlink>
+      <w:r>
+        <w:rPr>
+          <w:lang w:val="zh_TW" w:bidi="zh_TW"/>
+        </w:rPr>
+        <w:t>出埃及記1:5</w:t>
+      </w:r>
       <w:r>
         <w:rPr>
           <w:lang w:val="zh_TW" w:bidi="zh_TW"/>
         </w:rPr>
         <w:t>；</w:t>
       </w:r>
-      <w:hyperlink r:id="rId18">
-        <w:r>
-          <w:rPr>
-            <w:lang w:val="zh_TW" w:bidi="zh_TW"/>
-          </w:rPr>
-          <w:rPr>
-            <w:color w:val="0000EE"/>
-            <w:u w:val="single"/>
-          </w:rPr>
-          <w:t>申命記10:22</w:t>
-        </w:r>
-      </w:hyperlink>
+      <w:r>
+        <w:rPr>
+          <w:lang w:val="zh_TW" w:bidi="zh_TW"/>
+        </w:rPr>
+        <w:t>申命記10:22</w:t>
+      </w:r>
       <w:r>
         <w:rPr>
           <w:lang w:val="zh_TW" w:bidi="zh_TW"/>
@@ -457,18 +421,12 @@
         </w:rPr>
         <w:t>更狹義地說，靈魂指的是人的情感和內在力量。人們被呼召要盡心盡性來愛神（</w:t>
       </w:r>
-      <w:hyperlink r:id="rId19">
-        <w:r>
-          <w:rPr>
-            <w:lang w:val="zh_TW" w:bidi="zh_TW"/>
-          </w:rPr>
-          <w:rPr>
-            <w:color w:val="0000EE"/>
-            <w:u w:val="single"/>
-          </w:rPr>
-          <w:t>申命記13:3</w:t>
-        </w:r>
-      </w:hyperlink>
+      <w:r>
+        <w:rPr>
+          <w:lang w:val="zh_TW" w:bidi="zh_TW"/>
+        </w:rPr>
+        <w:t>申命記13:3</w:t>
+      </w:r>
       <w:r>
         <w:rPr>
           <w:lang w:val="zh_TW" w:bidi="zh_TW"/>
@@ -507,18 +465,12 @@
         </w:rPr>
         <w:t>知識和理解（</w:t>
       </w:r>
-      <w:hyperlink r:id="rId20">
-        <w:r>
-          <w:rPr>
-            <w:lang w:val="zh_TW" w:bidi="zh_TW"/>
-          </w:rPr>
-          <w:rPr>
-            <w:color w:val="0000EE"/>
-            <w:u w:val="single"/>
-          </w:rPr>
-          <w:t>詩篇139:14</w:t>
-        </w:r>
-      </w:hyperlink>
+      <w:r>
+        <w:rPr>
+          <w:lang w:val="zh_TW" w:bidi="zh_TW"/>
+        </w:rPr>
+        <w:t>詩篇139:14</w:t>
+      </w:r>
       <w:r>
         <w:rPr>
           <w:lang w:val="zh_TW" w:bidi="zh_TW"/>
@@ -543,18 +495,12 @@
         </w:rPr>
         <w:t>思想（</w:t>
       </w:r>
-      <w:hyperlink r:id="rId21">
-        <w:r>
-          <w:rPr>
-            <w:lang w:val="zh_TW" w:bidi="zh_TW"/>
-          </w:rPr>
-          <w:rPr>
-            <w:color w:val="0000EE"/>
-            <w:u w:val="single"/>
-          </w:rPr>
-          <w:t>撒母耳記上20:3</w:t>
-        </w:r>
-      </w:hyperlink>
+      <w:r>
+        <w:rPr>
+          <w:lang w:val="zh_TW" w:bidi="zh_TW"/>
+        </w:rPr>
+        <w:t>撒母耳記上20:3</w:t>
+      </w:r>
       <w:r>
         <w:rPr>
           <w:lang w:val="zh_TW" w:bidi="zh_TW"/>
@@ -579,18 +525,12 @@
         </w:rPr>
         <w:t>愛（</w:t>
       </w:r>
-      <w:hyperlink r:id="rId22">
-        <w:r>
-          <w:rPr>
-            <w:lang w:val="zh_TW" w:bidi="zh_TW"/>
-          </w:rPr>
-          <w:rPr>
-            <w:color w:val="0000EE"/>
-            <w:u w:val="single"/>
-          </w:rPr>
-          <w:t>撒母耳記上18:1</w:t>
-        </w:r>
-      </w:hyperlink>
+      <w:r>
+        <w:rPr>
+          <w:lang w:val="zh_TW" w:bidi="zh_TW"/>
+        </w:rPr>
+        <w:t>撒母耳記上18:1</w:t>
+      </w:r>
       <w:r>
         <w:rPr>
           <w:lang w:val="zh_TW" w:bidi="zh_TW"/>
@@ -615,18 +555,12 @@
         </w:rPr>
         <w:t>記憶（</w:t>
       </w:r>
-      <w:hyperlink r:id="rId23">
-        <w:r>
-          <w:rPr>
-            <w:lang w:val="zh_TW" w:bidi="zh_TW"/>
-          </w:rPr>
-          <w:rPr>
-            <w:color w:val="0000EE"/>
-            <w:u w:val="single"/>
-          </w:rPr>
-          <w:t>耶利米哀歌3:20</w:t>
-        </w:r>
-      </w:hyperlink>
+      <w:r>
+        <w:rPr>
+          <w:lang w:val="zh_TW" w:bidi="zh_TW"/>
+        </w:rPr>
+        <w:t>耶利米哀歌3:20</w:t>
+      </w:r>
       <w:r>
         <w:rPr>
           <w:lang w:val="zh_TW" w:bidi="zh_TW"/>
@@ -661,18 +595,12 @@
         </w:rPr>
         <w:t>舊約聖經並不暗示靈魂在死後會轉移到另一個身體。人類被視為身體和靈魂的統一體，意味著是從不同角度看待同一個人。在</w:t>
       </w:r>
-      <w:hyperlink r:id="rId24">
-        <w:r>
-          <w:rPr>
-            <w:lang w:val="zh_TW" w:bidi="zh_TW"/>
-          </w:rPr>
-          <w:rPr>
-            <w:color w:val="0000EE"/>
-            <w:u w:val="single"/>
-          </w:rPr>
-          <w:t>創世記二章7節</w:t>
-        </w:r>
-      </w:hyperlink>
+      <w:r>
+        <w:rPr>
+          <w:lang w:val="zh_TW" w:bidi="zh_TW"/>
+        </w:rPr>
+        <w:t>創世記二章7節</w:t>
+      </w:r>
       <w:r>
         <w:rPr>
           <w:lang w:val="zh_TW" w:bidi="zh_TW"/>
@@ -692,234 +620,156 @@
         </w:rPr>
         <w:t>因為他們顯然有身體。原文中使用這個詞是為了強調人作為「活的生命」的層面。這並不意味著人成為靈，而是突出了作為「活的生命」的重要層面。希伯來思想對統一的人的觀念有助於解釋舊約聖經中對死後生命的陰影看法，因為很難想像沒有身體的存在（</w:t>
       </w:r>
-      <w:hyperlink r:id="rId25">
-        <w:r>
-          <w:rPr>
-            <w:lang w:val="zh_TW" w:bidi="zh_TW"/>
-          </w:rPr>
-          <w:rPr>
-            <w:color w:val="0000EE"/>
-            <w:u w:val="single"/>
-          </w:rPr>
-          <w:t>詩篇16:10</w:t>
-        </w:r>
-      </w:hyperlink>
+      <w:r>
+        <w:rPr>
+          <w:lang w:val="zh_TW" w:bidi="zh_TW"/>
+        </w:rPr>
+        <w:t>詩篇16:10</w:t>
+      </w:r>
       <w:r>
         <w:rPr>
           <w:lang w:val="zh_TW" w:bidi="zh_TW"/>
         </w:rPr>
         <w:t>，</w:t>
       </w:r>
-      <w:hyperlink r:id="rId26">
-        <w:r>
-          <w:rPr>
-            <w:lang w:val="zh_TW" w:bidi="zh_TW"/>
-          </w:rPr>
-          <w:rPr>
-            <w:color w:val="0000EE"/>
-            <w:u w:val="single"/>
-          </w:rPr>
-          <w:t>49:15</w:t>
-        </w:r>
-      </w:hyperlink>
+      <w:r>
+        <w:rPr>
+          <w:lang w:val="zh_TW" w:bidi="zh_TW"/>
+        </w:rPr>
+        <w:t>49:15</w:t>
+      </w:r>
       <w:r>
         <w:rPr>
           <w:lang w:val="zh_TW" w:bidi="zh_TW"/>
         </w:rPr>
         <w:t>，</w:t>
       </w:r>
-      <w:hyperlink r:id="rId27">
-        <w:r>
-          <w:rPr>
-            <w:lang w:val="zh_TW" w:bidi="zh_TW"/>
-          </w:rPr>
-          <w:rPr>
-            <w:color w:val="0000EE"/>
-            <w:u w:val="single"/>
-          </w:rPr>
-          <w:t>88:3–12</w:t>
-        </w:r>
-      </w:hyperlink>
+      <w:r>
+        <w:rPr>
+          <w:lang w:val="zh_TW" w:bidi="zh_TW"/>
+        </w:rPr>
+        <w:t>88:3–12</w:t>
+      </w:r>
       <w:r>
         <w:rPr>
           <w:lang w:val="zh_TW" w:bidi="zh_TW"/>
         </w:rPr>
         <w:t>）。存在死後生命的希望，是由於相信神對死亡的權能，相信與祂的交流在死後會繼續（</w:t>
       </w:r>
-      <w:hyperlink r:id="rId28">
-        <w:r>
-          <w:rPr>
-            <w:lang w:val="zh_TW" w:bidi="zh_TW"/>
-          </w:rPr>
-          <w:rPr>
-            <w:color w:val="0000EE"/>
-            <w:u w:val="single"/>
-          </w:rPr>
-          <w:t>出埃及記3:6</w:t>
-        </w:r>
-      </w:hyperlink>
+      <w:r>
+        <w:rPr>
+          <w:lang w:val="zh_TW" w:bidi="zh_TW"/>
+        </w:rPr>
+        <w:t>出埃及記3:6</w:t>
+      </w:r>
       <w:r>
         <w:rPr>
           <w:lang w:val="zh_TW" w:bidi="zh_TW"/>
         </w:rPr>
         <w:t>；</w:t>
       </w:r>
-      <w:hyperlink r:id="rId29">
-        <w:r>
-          <w:rPr>
-            <w:lang w:val="zh_TW" w:bidi="zh_TW"/>
-          </w:rPr>
-          <w:rPr>
-            <w:color w:val="0000EE"/>
-            <w:u w:val="single"/>
-          </w:rPr>
-          <w:t>撒母耳記上2:6</w:t>
-        </w:r>
-      </w:hyperlink>
+      <w:r>
+        <w:rPr>
+          <w:lang w:val="zh_TW" w:bidi="zh_TW"/>
+        </w:rPr>
+        <w:t>撒母耳記上2:6</w:t>
+      </w:r>
       <w:r>
         <w:rPr>
           <w:lang w:val="zh_TW" w:bidi="zh_TW"/>
         </w:rPr>
         <w:t>；</w:t>
       </w:r>
-      <w:hyperlink r:id="rId30">
-        <w:r>
-          <w:rPr>
-            <w:lang w:val="zh_TW" w:bidi="zh_TW"/>
-          </w:rPr>
-          <w:rPr>
-            <w:color w:val="0000EE"/>
-            <w:u w:val="single"/>
-          </w:rPr>
-          <w:t>約伯記19:25–26</w:t>
-        </w:r>
-      </w:hyperlink>
+      <w:r>
+        <w:rPr>
+          <w:lang w:val="zh_TW" w:bidi="zh_TW"/>
+        </w:rPr>
+        <w:t>約伯記19:25–26</w:t>
+      </w:r>
       <w:r>
         <w:rPr>
           <w:lang w:val="zh_TW" w:bidi="zh_TW"/>
         </w:rPr>
         <w:t>；</w:t>
       </w:r>
-      <w:hyperlink r:id="rId31">
-        <w:r>
-          <w:rPr>
-            <w:lang w:val="zh_TW" w:bidi="zh_TW"/>
-          </w:rPr>
-          <w:rPr>
-            <w:color w:val="0000EE"/>
-            <w:u w:val="single"/>
-          </w:rPr>
-          <w:t>詩篇16:10–11</w:t>
-        </w:r>
-      </w:hyperlink>
+      <w:r>
+        <w:rPr>
+          <w:lang w:val="zh_TW" w:bidi="zh_TW"/>
+        </w:rPr>
+        <w:t>詩篇16:10–11</w:t>
+      </w:r>
       <w:r>
         <w:rPr>
           <w:lang w:val="zh_TW" w:bidi="zh_TW"/>
         </w:rPr>
         <w:t>，</w:t>
       </w:r>
-      <w:hyperlink r:id="rId32">
-        <w:r>
-          <w:rPr>
-            <w:lang w:val="zh_TW" w:bidi="zh_TW"/>
-          </w:rPr>
-          <w:rPr>
-            <w:color w:val="0000EE"/>
-            <w:u w:val="single"/>
-          </w:rPr>
-          <w:t>73:24–25</w:t>
-        </w:r>
-      </w:hyperlink>
+      <w:r>
+        <w:rPr>
+          <w:lang w:val="zh_TW" w:bidi="zh_TW"/>
+        </w:rPr>
+        <w:t>73:24–25</w:t>
+      </w:r>
       <w:r>
         <w:rPr>
           <w:lang w:val="zh_TW" w:bidi="zh_TW"/>
         </w:rPr>
         <w:t>；</w:t>
       </w:r>
-      <w:hyperlink r:id="rId33">
-        <w:r>
-          <w:rPr>
-            <w:lang w:val="zh_TW" w:bidi="zh_TW"/>
-          </w:rPr>
-          <w:rPr>
-            <w:color w:val="0000EE"/>
-            <w:u w:val="single"/>
-          </w:rPr>
-          <w:t>以賽亞書25:8</w:t>
-        </w:r>
-      </w:hyperlink>
+      <w:r>
+        <w:rPr>
+          <w:lang w:val="zh_TW" w:bidi="zh_TW"/>
+        </w:rPr>
+        <w:t>以賽亞書25:8</w:t>
+      </w:r>
       <w:r>
         <w:rPr>
           <w:lang w:val="zh_TW" w:bidi="zh_TW"/>
         </w:rPr>
         <w:t>，</w:t>
       </w:r>
-      <w:hyperlink r:id="rId34">
-        <w:r>
-          <w:rPr>
-            <w:lang w:val="zh_TW" w:bidi="zh_TW"/>
-          </w:rPr>
-          <w:rPr>
-            <w:color w:val="0000EE"/>
-            <w:u w:val="single"/>
-          </w:rPr>
-          <w:t>26:19</w:t>
-        </w:r>
-      </w:hyperlink>
+      <w:r>
+        <w:rPr>
+          <w:lang w:val="zh_TW" w:bidi="zh_TW"/>
+        </w:rPr>
+        <w:t>26:19</w:t>
+      </w:r>
       <w:r>
         <w:rPr>
           <w:lang w:val="zh_TW" w:bidi="zh_TW"/>
         </w:rPr>
         <w:t>；</w:t>
       </w:r>
-      <w:hyperlink r:id="rId35">
-        <w:r>
-          <w:rPr>
-            <w:lang w:val="zh_TW" w:bidi="zh_TW"/>
-          </w:rPr>
-          <w:rPr>
-            <w:color w:val="0000EE"/>
-            <w:u w:val="single"/>
-          </w:rPr>
-          <w:t>但以理書12:2</w:t>
-        </w:r>
-      </w:hyperlink>
+      <w:r>
+        <w:rPr>
+          <w:lang w:val="zh_TW" w:bidi="zh_TW"/>
+        </w:rPr>
+        <w:t>但以理書12:2</w:t>
+      </w:r>
       <w:r>
         <w:rPr>
           <w:lang w:val="zh_TW" w:bidi="zh_TW"/>
         </w:rPr>
         <w:t>；</w:t>
       </w:r>
-      <w:hyperlink r:id="rId36">
-        <w:r>
-          <w:rPr>
-            <w:lang w:val="zh_TW" w:bidi="zh_TW"/>
-          </w:rPr>
-          <w:rPr>
-            <w:color w:val="0000EE"/>
-            <w:u w:val="single"/>
-          </w:rPr>
-          <w:t>何西阿6:1–3</w:t>
-        </w:r>
-      </w:hyperlink>
+      <w:r>
+        <w:rPr>
+          <w:lang w:val="zh_TW" w:bidi="zh_TW"/>
+        </w:rPr>
+        <w:t>何西阿6:1–3</w:t>
+      </w:r>
       <w:r>
         <w:rPr>
           <w:lang w:val="zh_TW" w:bidi="zh_TW"/>
         </w:rPr>
         <w:t>，</w:t>
       </w:r>
-      <w:hyperlink r:id="rId37">
-        <w:r>
-          <w:rPr>
-            <w:lang w:val="zh_TW" w:bidi="zh_TW"/>
-          </w:rPr>
-          <w:rPr>
-            <w:color w:val="0000EE"/>
-            <w:u w:val="single"/>
-          </w:rPr>
-          <w:t>13:14</w:t>
-        </w:r>
-      </w:hyperlink>
+      <w:r>
+        <w:rPr>
+          <w:lang w:val="zh_TW" w:bidi="zh_TW"/>
+        </w:rPr>
+        <w:t>13:14</w:t>
+      </w:r>
       <w:r>
         <w:rPr>
           <w:lang w:val="zh_TW" w:bidi="zh_TW"/>
@@ -964,204 +814,132 @@
         </w:rPr>
         <w:t>）的意義與舊約聖經中相似。通常，它意味著生命本身。耶穌的跟從者為了祂的緣故冒著生命（靈魂）的危險（</w:t>
       </w:r>
-      <w:hyperlink r:id="rId38">
-        <w:r>
-          <w:rPr>
-            <w:lang w:val="zh_TW" w:bidi="zh_TW"/>
-          </w:rPr>
-          <w:rPr>
-            <w:color w:val="0000EE"/>
-            <w:u w:val="single"/>
-          </w:rPr>
-          <w:t>使徒行傳15:26</w:t>
-        </w:r>
-      </w:hyperlink>
+      <w:r>
+        <w:rPr>
+          <w:lang w:val="zh_TW" w:bidi="zh_TW"/>
+        </w:rPr>
+        <w:t>使徒行傳15:26</w:t>
+      </w:r>
       <w:r>
         <w:rPr>
           <w:lang w:val="zh_TW" w:bidi="zh_TW"/>
         </w:rPr>
         <w:t>；比較</w:t>
       </w:r>
-      <w:hyperlink r:id="rId39">
-        <w:r>
-          <w:rPr>
-            <w:lang w:val="zh_TW" w:bidi="zh_TW"/>
-          </w:rPr>
-          <w:rPr>
-            <w:color w:val="0000EE"/>
-            <w:u w:val="single"/>
-          </w:rPr>
-          <w:t>約翰福音13:37</w:t>
-        </w:r>
-      </w:hyperlink>
+      <w:r>
+        <w:rPr>
+          <w:lang w:val="zh_TW" w:bidi="zh_TW"/>
+        </w:rPr>
+        <w:t>約翰福音13:37</w:t>
+      </w:r>
       <w:r>
         <w:rPr>
           <w:lang w:val="zh_TW" w:bidi="zh_TW"/>
         </w:rPr>
         <w:t>；</w:t>
       </w:r>
-      <w:hyperlink r:id="rId40">
-        <w:r>
-          <w:rPr>
-            <w:lang w:val="zh_TW" w:bidi="zh_TW"/>
-          </w:rPr>
-          <w:rPr>
-            <w:color w:val="0000EE"/>
-            <w:u w:val="single"/>
-          </w:rPr>
-          <w:t>羅馬書16:4</w:t>
-        </w:r>
-      </w:hyperlink>
+      <w:r>
+        <w:rPr>
+          <w:lang w:val="zh_TW" w:bidi="zh_TW"/>
+        </w:rPr>
+        <w:t>羅馬書16:4</w:t>
+      </w:r>
       <w:r>
         <w:rPr>
           <w:lang w:val="zh_TW" w:bidi="zh_TW"/>
         </w:rPr>
         <w:t>；</w:t>
       </w:r>
-      <w:hyperlink r:id="rId41">
-        <w:r>
-          <w:rPr>
-            <w:lang w:val="zh_TW" w:bidi="zh_TW"/>
-          </w:rPr>
-          <w:rPr>
-            <w:color w:val="0000EE"/>
-            <w:u w:val="single"/>
-          </w:rPr>
-          <w:t>腓利比書2:30</w:t>
-        </w:r>
-      </w:hyperlink>
+      <w:r>
+        <w:rPr>
+          <w:lang w:val="zh_TW" w:bidi="zh_TW"/>
+        </w:rPr>
+        <w:t>腓利比書2:30</w:t>
+      </w:r>
       <w:r>
         <w:rPr>
           <w:lang w:val="zh_TW" w:bidi="zh_TW"/>
         </w:rPr>
         <w:t>）。耶穌是人子，祂來是要服事人並捨命（靈魂）作多人的贖價（</w:t>
       </w:r>
-      <w:hyperlink r:id="rId42">
-        <w:r>
-          <w:rPr>
-            <w:lang w:val="zh_TW" w:bidi="zh_TW"/>
-          </w:rPr>
-          <w:rPr>
-            <w:color w:val="0000EE"/>
-            <w:u w:val="single"/>
-          </w:rPr>
-          <w:t>馬太福音20:28</w:t>
-        </w:r>
-      </w:hyperlink>
+      <w:r>
+        <w:rPr>
+          <w:lang w:val="zh_TW" w:bidi="zh_TW"/>
+        </w:rPr>
+        <w:t>馬太福音20:28</w:t>
+      </w:r>
       <w:r>
         <w:rPr>
           <w:lang w:val="zh_TW" w:bidi="zh_TW"/>
         </w:rPr>
         <w:t>；</w:t>
       </w:r>
-      <w:hyperlink r:id="rId43">
-        <w:r>
-          <w:rPr>
-            <w:lang w:val="zh_TW" w:bidi="zh_TW"/>
-          </w:rPr>
-          <w:rPr>
-            <w:color w:val="0000EE"/>
-            <w:u w:val="single"/>
-          </w:rPr>
-          <w:t>馬可福音10:45</w:t>
-        </w:r>
-      </w:hyperlink>
+      <w:r>
+        <w:rPr>
+          <w:lang w:val="zh_TW" w:bidi="zh_TW"/>
+        </w:rPr>
+        <w:t>馬可福音10:45</w:t>
+      </w:r>
       <w:r>
         <w:rPr>
           <w:lang w:val="zh_TW" w:bidi="zh_TW"/>
         </w:rPr>
         <w:t>）。耶穌是好牧羊人，為羊捨命（靈魂）（</w:t>
       </w:r>
-      <w:hyperlink r:id="rId44">
-        <w:r>
-          <w:rPr>
-            <w:lang w:val="zh_TW" w:bidi="zh_TW"/>
-          </w:rPr>
-          <w:rPr>
-            <w:color w:val="0000EE"/>
-            <w:u w:val="single"/>
-          </w:rPr>
-          <w:t>約翰福音10:14、17</w:t>
-        </w:r>
-      </w:hyperlink>
-      <w:hyperlink r:id="rId45">
-        <w:r>
-          <w:rPr>
-            <w:lang w:val="zh_TW" w:bidi="zh_TW"/>
-          </w:rPr>
-          <w:rPr>
-            <w:color w:val="0000EE"/>
-            <w:u w:val="single"/>
-          </w:rPr>
-          <w:t>–</w:t>
-        </w:r>
-      </w:hyperlink>
-      <w:hyperlink r:id="rId44">
-        <w:r>
-          <w:rPr>
-            <w:lang w:val="zh_TW" w:bidi="zh_TW"/>
-          </w:rPr>
-          <w:rPr>
-            <w:color w:val="0000EE"/>
-            <w:u w:val="single"/>
-          </w:rPr>
-          <w:t>18</w:t>
-        </w:r>
-      </w:hyperlink>
+      <w:r>
+        <w:rPr>
+          <w:lang w:val="zh_TW" w:bidi="zh_TW"/>
+        </w:rPr>
+        <w:t>約翰福音10:14、17</w:t>
+      </w:r>
+      <w:r>
+        <w:rPr>
+          <w:lang w:val="zh_TW" w:bidi="zh_TW"/>
+        </w:rPr>
+        <w:t>–</w:t>
+      </w:r>
+      <w:r>
+        <w:rPr>
+          <w:lang w:val="zh_TW" w:bidi="zh_TW"/>
+        </w:rPr>
+        <w:t>18</w:t>
+      </w:r>
       <w:r>
         <w:rPr>
           <w:lang w:val="zh_TW" w:bidi="zh_TW"/>
         </w:rPr>
         <w:t>）。在</w:t>
       </w:r>
-      <w:hyperlink r:id="rId46">
-        <w:r>
-          <w:rPr>
-            <w:lang w:val="zh_TW" w:bidi="zh_TW"/>
-          </w:rPr>
-          <w:rPr>
-            <w:color w:val="0000EE"/>
-            <w:u w:val="single"/>
-          </w:rPr>
-          <w:t>路加福音十四章26節</w:t>
-        </w:r>
-      </w:hyperlink>
+      <w:r>
+        <w:rPr>
+          <w:lang w:val="zh_TW" w:bidi="zh_TW"/>
+        </w:rPr>
+        <w:t>路加福音十四章26節</w:t>
+      </w:r>
       <w:r>
         <w:rPr>
           <w:lang w:val="zh_TW" w:bidi="zh_TW"/>
         </w:rPr>
         <w:t>，作門徒意味著願意捨己，甚至為基督的緣故捨去自己的生命（比較</w:t>
       </w:r>
-      <w:hyperlink r:id="rId47">
-        <w:r>
-          <w:rPr>
-            <w:lang w:val="zh_TW" w:bidi="zh_TW"/>
-          </w:rPr>
-          <w:rPr>
-            <w:color w:val="0000EE"/>
-            <w:u w:val="single"/>
-          </w:rPr>
-          <w:t>路加福音9:23</w:t>
-        </w:r>
-      </w:hyperlink>
+      <w:r>
+        <w:rPr>
+          <w:lang w:val="zh_TW" w:bidi="zh_TW"/>
+        </w:rPr>
+        <w:t>路加福音9:23</w:t>
+      </w:r>
       <w:r>
         <w:rPr>
           <w:lang w:val="zh_TW" w:bidi="zh_TW"/>
         </w:rPr>
         <w:t>、</w:t>
       </w:r>
-      <w:hyperlink r:id="rId48">
-        <w:r>
-          <w:rPr>
-            <w:lang w:val="zh_TW" w:bidi="zh_TW"/>
-          </w:rPr>
-          <w:rPr>
-            <w:color w:val="0000EE"/>
-            <w:u w:val="single"/>
-          </w:rPr>
-          <w:t>啟示錄12:11</w:t>
-        </w:r>
-      </w:hyperlink>
+      <w:r>
+        <w:rPr>
+          <w:lang w:val="zh_TW" w:bidi="zh_TW"/>
+        </w:rPr>
+        <w:t>啟示錄12:11</w:t>
+      </w:r>
       <w:r>
         <w:rPr>
           <w:lang w:val="zh_TW" w:bidi="zh_TW"/>
@@ -1182,270 +960,180 @@
         </w:rPr>
         <w:t>「靈魂」經常可以指「人」（</w:t>
       </w:r>
-      <w:hyperlink r:id="rId49">
-        <w:r>
-          <w:rPr>
-            <w:lang w:val="zh_TW" w:bidi="zh_TW"/>
-          </w:rPr>
-          <w:rPr>
-            <w:color w:val="0000EE"/>
-            <w:u w:val="single"/>
-          </w:rPr>
-          <w:t>使徒行傳2:43</w:t>
-        </w:r>
-      </w:hyperlink>
+      <w:r>
+        <w:rPr>
+          <w:lang w:val="zh_TW" w:bidi="zh_TW"/>
+        </w:rPr>
+        <w:t>使徒行傳2:43</w:t>
+      </w:r>
       <w:r>
         <w:rPr>
           <w:lang w:val="zh_TW" w:bidi="zh_TW"/>
         </w:rPr>
         <w:t>，</w:t>
       </w:r>
-      <w:hyperlink r:id="rId50">
-        <w:r>
-          <w:rPr>
-            <w:lang w:val="zh_TW" w:bidi="zh_TW"/>
-          </w:rPr>
-          <w:rPr>
-            <w:color w:val="0000EE"/>
-            <w:u w:val="single"/>
-          </w:rPr>
-          <w:t>3:23</w:t>
-        </w:r>
-      </w:hyperlink>
+      <w:r>
+        <w:rPr>
+          <w:lang w:val="zh_TW" w:bidi="zh_TW"/>
+        </w:rPr>
+        <w:t>3:23</w:t>
+      </w:r>
       <w:r>
         <w:rPr>
           <w:lang w:val="zh_TW" w:bidi="zh_TW"/>
         </w:rPr>
         <w:t>，</w:t>
       </w:r>
-      <w:hyperlink r:id="rId51">
-        <w:r>
-          <w:rPr>
-            <w:lang w:val="zh_TW" w:bidi="zh_TW"/>
-          </w:rPr>
-          <w:rPr>
-            <w:color w:val="0000EE"/>
-            <w:u w:val="single"/>
-          </w:rPr>
-          <w:t>7:14</w:t>
-        </w:r>
-      </w:hyperlink>
+      <w:r>
+        <w:rPr>
+          <w:lang w:val="zh_TW" w:bidi="zh_TW"/>
+        </w:rPr>
+        <w:t>7:14</w:t>
+      </w:r>
       <w:r>
         <w:rPr>
           <w:lang w:val="zh_TW" w:bidi="zh_TW"/>
         </w:rPr>
         <w:t>；</w:t>
       </w:r>
-      <w:hyperlink r:id="rId52">
-        <w:r>
-          <w:rPr>
-            <w:lang w:val="zh_TW" w:bidi="zh_TW"/>
-          </w:rPr>
-          <w:rPr>
-            <w:color w:val="0000EE"/>
-            <w:u w:val="single"/>
-          </w:rPr>
-          <w:t>羅馬書2:9</w:t>
-        </w:r>
-      </w:hyperlink>
+      <w:r>
+        <w:rPr>
+          <w:lang w:val="zh_TW" w:bidi="zh_TW"/>
+        </w:rPr>
+        <w:t>羅馬書2:9</w:t>
+      </w:r>
       <w:r>
         <w:rPr>
           <w:lang w:val="zh_TW" w:bidi="zh_TW"/>
         </w:rPr>
         <w:t>，</w:t>
       </w:r>
-      <w:hyperlink r:id="rId53">
-        <w:r>
-          <w:rPr>
-            <w:lang w:val="zh_TW" w:bidi="zh_TW"/>
-          </w:rPr>
-          <w:rPr>
-            <w:color w:val="0000EE"/>
-            <w:u w:val="single"/>
-          </w:rPr>
-          <w:t>13:1</w:t>
-        </w:r>
-      </w:hyperlink>
+      <w:r>
+        <w:rPr>
+          <w:lang w:val="zh_TW" w:bidi="zh_TW"/>
+        </w:rPr>
+        <w:t>13:1</w:t>
+      </w:r>
       <w:r>
         <w:rPr>
           <w:lang w:val="zh_TW" w:bidi="zh_TW"/>
         </w:rPr>
         <w:t>；</w:t>
       </w:r>
-      <w:hyperlink r:id="rId54">
-        <w:r>
-          <w:rPr>
-            <w:lang w:val="zh_TW" w:bidi="zh_TW"/>
-          </w:rPr>
-          <w:rPr>
-            <w:color w:val="0000EE"/>
-            <w:u w:val="single"/>
-          </w:rPr>
-          <w:t>彼得前書3:20</w:t>
-        </w:r>
-      </w:hyperlink>
+      <w:r>
+        <w:rPr>
+          <w:lang w:val="zh_TW" w:bidi="zh_TW"/>
+        </w:rPr>
+        <w:t>彼得前書3:20</w:t>
+      </w:r>
       <w:r>
         <w:rPr>
           <w:lang w:val="zh_TW" w:bidi="zh_TW"/>
         </w:rPr>
         <w:t>）。「活物」這個表達（有時在</w:t>
       </w:r>
-      <w:hyperlink r:id="rId55">
-        <w:r>
-          <w:rPr>
-            <w:lang w:val="zh_TW" w:bidi="zh_TW"/>
-          </w:rPr>
-          <w:rPr>
-            <w:color w:val="0000EE"/>
-            <w:u w:val="single"/>
-          </w:rPr>
-          <w:t>啟示錄16:3</w:t>
-        </w:r>
-      </w:hyperlink>
+      <w:r>
+        <w:rPr>
+          <w:lang w:val="zh_TW" w:bidi="zh_TW"/>
+        </w:rPr>
+        <w:t>啟示錄16:3</w:t>
+      </w:r>
       <w:r>
         <w:rPr>
           <w:lang w:val="zh_TW" w:bidi="zh_TW"/>
         </w:rPr>
         <w:t>中使用）反映了活物有生命的一面。就像在舊約聖經中一樣，靈魂可以指一個人的情感能量。它代表著人的內在存在。當耶穌為祂的死亡憂傷時，祂談到了祂的靈魂被壓碎（</w:t>
       </w:r>
-      <w:hyperlink r:id="rId56">
-        <w:r>
-          <w:rPr>
-            <w:lang w:val="zh_TW" w:bidi="zh_TW"/>
-          </w:rPr>
-          <w:rPr>
-            <w:color w:val="0000EE"/>
-            <w:u w:val="single"/>
-          </w:rPr>
-          <w:t>馬太福音26:38</w:t>
-        </w:r>
-      </w:hyperlink>
+      <w:r>
+        <w:rPr>
+          <w:lang w:val="zh_TW" w:bidi="zh_TW"/>
+        </w:rPr>
+        <w:t>馬太福音26:38</w:t>
+      </w:r>
       <w:r>
         <w:rPr>
           <w:lang w:val="zh_TW" w:bidi="zh_TW"/>
         </w:rPr>
         <w:t>；</w:t>
       </w:r>
-      <w:hyperlink r:id="rId57">
-        <w:r>
-          <w:rPr>
-            <w:lang w:val="zh_TW" w:bidi="zh_TW"/>
-          </w:rPr>
-          <w:rPr>
-            <w:color w:val="0000EE"/>
-            <w:u w:val="single"/>
-          </w:rPr>
-          <w:t>馬可福音14:34</w:t>
-        </w:r>
-      </w:hyperlink>
+      <w:r>
+        <w:rPr>
+          <w:lang w:val="zh_TW" w:bidi="zh_TW"/>
+        </w:rPr>
+        <w:t>馬可福音14:34</w:t>
+      </w:r>
       <w:r>
         <w:rPr>
           <w:lang w:val="zh_TW" w:bidi="zh_TW"/>
         </w:rPr>
         <w:t>；比較</w:t>
       </w:r>
-      <w:hyperlink r:id="rId58">
-        <w:r>
-          <w:rPr>
-            <w:lang w:val="zh_TW" w:bidi="zh_TW"/>
-          </w:rPr>
-          <w:rPr>
-            <w:color w:val="0000EE"/>
-            <w:u w:val="single"/>
-          </w:rPr>
-          <w:t>詩篇42:6</w:t>
-        </w:r>
-      </w:hyperlink>
+      <w:r>
+        <w:rPr>
+          <w:lang w:val="zh_TW" w:bidi="zh_TW"/>
+        </w:rPr>
+        <w:t>詩篇42:6</w:t>
+      </w:r>
       <w:r>
         <w:rPr>
           <w:lang w:val="zh_TW" w:bidi="zh_TW"/>
         </w:rPr>
         <w:t>）。在另一處經文中，耶穌應許那些來到祂面前的人靈魂得安息（</w:t>
       </w:r>
-      <w:hyperlink r:id="rId59">
-        <w:r>
-          <w:rPr>
-            <w:lang w:val="zh_TW" w:bidi="zh_TW"/>
-          </w:rPr>
-          <w:rPr>
-            <w:color w:val="0000EE"/>
-            <w:u w:val="single"/>
-          </w:rPr>
-          <w:t>馬太福音11:29</w:t>
-        </w:r>
-      </w:hyperlink>
+      <w:r>
+        <w:rPr>
+          <w:lang w:val="zh_TW" w:bidi="zh_TW"/>
+        </w:rPr>
+        <w:t>馬太福音11:29</w:t>
+      </w:r>
       <w:r>
         <w:rPr>
           <w:lang w:val="zh_TW" w:bidi="zh_TW"/>
         </w:rPr>
         <w:t>）。在這裡，「靈魂」意味著人的本質（比較</w:t>
       </w:r>
-      <w:hyperlink r:id="rId60">
-        <w:r>
-          <w:rPr>
-            <w:lang w:val="zh_TW" w:bidi="zh_TW"/>
-          </w:rPr>
-          <w:rPr>
-            <w:color w:val="0000EE"/>
-            <w:u w:val="single"/>
-          </w:rPr>
-          <w:t>路加福音2:35</w:t>
-        </w:r>
-      </w:hyperlink>
+      <w:r>
+        <w:rPr>
+          <w:lang w:val="zh_TW" w:bidi="zh_TW"/>
+        </w:rPr>
+        <w:t>路加福音2:35</w:t>
+      </w:r>
       <w:r>
         <w:rPr>
           <w:lang w:val="zh_TW" w:bidi="zh_TW"/>
         </w:rPr>
         <w:t>；</w:t>
       </w:r>
-      <w:hyperlink r:id="rId61">
-        <w:r>
-          <w:rPr>
-            <w:lang w:val="zh_TW" w:bidi="zh_TW"/>
-          </w:rPr>
-          <w:rPr>
-            <w:color w:val="0000EE"/>
-            <w:u w:val="single"/>
-          </w:rPr>
-          <w:t>哥林多後書1:23</w:t>
-        </w:r>
-      </w:hyperlink>
+      <w:r>
+        <w:rPr>
+          <w:lang w:val="zh_TW" w:bidi="zh_TW"/>
+        </w:rPr>
+        <w:t>哥林多後書1:23</w:t>
+      </w:r>
       <w:r>
         <w:rPr>
           <w:lang w:val="zh_TW" w:bidi="zh_TW"/>
         </w:rPr>
         <w:t>；</w:t>
       </w:r>
-      <w:hyperlink r:id="rId62">
-        <w:r>
-          <w:rPr>
-            <w:lang w:val="zh_TW" w:bidi="zh_TW"/>
-          </w:rPr>
-          <w:rPr>
-            <w:color w:val="0000EE"/>
-            <w:u w:val="single"/>
-          </w:rPr>
-          <w:t>帖撒羅尼迦後書2:8</w:t>
-        </w:r>
-      </w:hyperlink>
+      <w:r>
+        <w:rPr>
+          <w:lang w:val="zh_TW" w:bidi="zh_TW"/>
+        </w:rPr>
+        <w:t>帖撒羅尼迦後書2:8</w:t>
+      </w:r>
       <w:r>
         <w:rPr>
           <w:lang w:val="zh_TW" w:bidi="zh_TW"/>
         </w:rPr>
         <w:t>；</w:t>
       </w:r>
-      <w:hyperlink r:id="rId63">
-        <w:r>
-          <w:rPr>
-            <w:lang w:val="zh_TW" w:bidi="zh_TW"/>
-          </w:rPr>
-          <w:rPr>
-            <w:color w:val="0000EE"/>
-            <w:u w:val="single"/>
-          </w:rPr>
-          <w:t>約翰三書1:2</w:t>
-        </w:r>
-      </w:hyperlink>
+      <w:r>
+        <w:rPr>
+          <w:lang w:val="zh_TW" w:bidi="zh_TW"/>
+        </w:rPr>
+        <w:t>約翰三書1:2</w:t>
+      </w:r>
       <w:r>
         <w:rPr>
           <w:lang w:val="zh_TW" w:bidi="zh_TW"/>
@@ -1477,36 +1165,24 @@
         </w:rPr>
         <w:t>幾段經文同時提到靈魂與靈。</w:t>
       </w:r>
-      <w:hyperlink r:id="rId64">
-        <w:r>
-          <w:rPr>
-            <w:lang w:val="zh_TW" w:bidi="zh_TW"/>
-          </w:rPr>
-          <w:rPr>
-            <w:color w:val="0000EE"/>
-            <w:u w:val="single"/>
-          </w:rPr>
-          <w:t>路加福音一章46節</w:t>
-        </w:r>
-      </w:hyperlink>
+      <w:r>
+        <w:rPr>
+          <w:lang w:val="zh_TW" w:bidi="zh_TW"/>
+        </w:rPr>
+        <w:t>路加福音一章46節</w:t>
+      </w:r>
       <w:r>
         <w:rPr>
           <w:lang w:val="zh_TW" w:bidi="zh_TW"/>
         </w:rPr>
         <w:t>可能是「詩意平行」，即用兩種不同方式表達一個想法。這兩個詞都指馬利亞最裡面的人。</w:t>
       </w:r>
-      <w:hyperlink r:id="rId65">
-        <w:r>
-          <w:rPr>
-            <w:lang w:val="zh_TW" w:bidi="zh_TW"/>
-          </w:rPr>
-          <w:rPr>
-            <w:color w:val="0000EE"/>
-            <w:u w:val="single"/>
-          </w:rPr>
-          <w:t>希伯來書四章12節</w:t>
-        </w:r>
-      </w:hyperlink>
+      <w:r>
+        <w:rPr>
+          <w:lang w:val="zh_TW" w:bidi="zh_TW"/>
+        </w:rPr>
+        <w:t>希伯來書四章12節</w:t>
+      </w:r>
       <w:r>
         <w:rPr>
           <w:lang w:val="zh_TW" w:bidi="zh_TW"/>
@@ -1525,18 +1201,12 @@
         </w:rPr>
         <w:t>魂與靈」，是形象地展示神的話語如何探測我們的內心。</w:t>
       </w:r>
-      <w:hyperlink r:id="rId66">
-        <w:r>
-          <w:rPr>
-            <w:lang w:val="zh_TW" w:bidi="zh_TW"/>
-          </w:rPr>
-          <w:rPr>
-            <w:color w:val="0000EE"/>
-            <w:u w:val="single"/>
-          </w:rPr>
-          <w:t>帖撒羅尼迦前書五章23節</w:t>
-        </w:r>
-      </w:hyperlink>
+      <w:r>
+        <w:rPr>
+          <w:lang w:val="zh_TW" w:bidi="zh_TW"/>
+        </w:rPr>
+        <w:t>帖撒羅尼迦前書五章23節</w:t>
+      </w:r>
       <w:r>
         <w:rPr>
           <w:lang w:val="zh_TW" w:bidi="zh_TW"/>
@@ -1581,144 +1251,96 @@
         </w:rPr>
         <w:t>愛神（</w:t>
       </w:r>
-      <w:hyperlink r:id="rId67">
-        <w:r>
-          <w:rPr>
-            <w:lang w:val="zh_TW" w:bidi="zh_TW"/>
-          </w:rPr>
-          <w:rPr>
-            <w:color w:val="0000EE"/>
-            <w:u w:val="single"/>
-          </w:rPr>
-          <w:t>馬太福音22:37</w:t>
-        </w:r>
-      </w:hyperlink>
+      <w:r>
+        <w:rPr>
+          <w:lang w:val="zh_TW" w:bidi="zh_TW"/>
+        </w:rPr>
+        <w:t>馬太福音22:37</w:t>
+      </w:r>
       <w:r>
         <w:rPr>
           <w:lang w:val="zh_TW" w:bidi="zh_TW"/>
         </w:rPr>
         <w:t>；</w:t>
       </w:r>
-      <w:hyperlink r:id="rId68">
-        <w:r>
-          <w:rPr>
-            <w:lang w:val="zh_TW" w:bidi="zh_TW"/>
-          </w:rPr>
-          <w:rPr>
-            <w:color w:val="0000EE"/>
-            <w:u w:val="single"/>
-          </w:rPr>
-          <w:t>馬可福音12:30</w:t>
-        </w:r>
-      </w:hyperlink>
+      <w:r>
+        <w:rPr>
+          <w:lang w:val="zh_TW" w:bidi="zh_TW"/>
+        </w:rPr>
+        <w:t>馬可福音12:30</w:t>
+      </w:r>
       <w:r>
         <w:rPr>
           <w:lang w:val="zh_TW" w:bidi="zh_TW"/>
         </w:rPr>
         <w:t>；比較</w:t>
       </w:r>
-      <w:hyperlink r:id="rId69">
-        <w:r>
-          <w:rPr>
-            <w:lang w:val="zh_TW" w:bidi="zh_TW"/>
-          </w:rPr>
-          <w:rPr>
-            <w:color w:val="0000EE"/>
-            <w:u w:val="single"/>
-          </w:rPr>
-          <w:t>申命記6:5</w:t>
-        </w:r>
-      </w:hyperlink>
+      <w:r>
+        <w:rPr>
+          <w:lang w:val="zh_TW" w:bidi="zh_TW"/>
+        </w:rPr>
+        <w:t>申命記6:5</w:t>
+      </w:r>
       <w:r>
         <w:rPr>
           <w:lang w:val="zh_TW" w:bidi="zh_TW"/>
         </w:rPr>
         <w:t>）。片語「從靈裡」（</w:t>
       </w:r>
-      <w:hyperlink r:id="rId70">
-        <w:r>
-          <w:rPr>
-            <w:lang w:val="zh_TW" w:bidi="zh_TW"/>
-          </w:rPr>
-          <w:rPr>
-            <w:color w:val="0000EE"/>
-            <w:u w:val="single"/>
-          </w:rPr>
-          <w:t>以弗所書6:6</w:t>
-        </w:r>
-      </w:hyperlink>
+      <w:r>
+        <w:rPr>
+          <w:lang w:val="zh_TW" w:bidi="zh_TW"/>
+        </w:rPr>
+        <w:t>以弗所書6:6</w:t>
+      </w:r>
       <w:r>
         <w:rPr>
           <w:lang w:val="zh_TW" w:bidi="zh_TW"/>
         </w:rPr>
         <w:t>；</w:t>
       </w:r>
-      <w:hyperlink r:id="rId71">
-        <w:r>
-          <w:rPr>
-            <w:lang w:val="zh_TW" w:bidi="zh_TW"/>
-          </w:rPr>
-          <w:rPr>
-            <w:color w:val="0000EE"/>
-            <w:u w:val="single"/>
-          </w:rPr>
-          <w:t>歌羅西書3:23</w:t>
-        </w:r>
-      </w:hyperlink>
+      <w:r>
+        <w:rPr>
+          <w:lang w:val="zh_TW" w:bidi="zh_TW"/>
+        </w:rPr>
+        <w:t>歌羅西書3:23</w:t>
+      </w:r>
       <w:r>
         <w:rPr>
           <w:lang w:val="zh_TW" w:bidi="zh_TW"/>
         </w:rPr>
         <w:t>有些時候的翻譯）意指「從心裡」，以全心。在</w:t>
       </w:r>
-      <w:hyperlink r:id="rId72">
-        <w:r>
-          <w:rPr>
-            <w:lang w:val="zh_TW" w:bidi="zh_TW"/>
-          </w:rPr>
-          <w:rPr>
-            <w:color w:val="0000EE"/>
-            <w:u w:val="single"/>
-          </w:rPr>
-          <w:t>腓利比書一章27節</w:t>
-        </w:r>
-      </w:hyperlink>
+      <w:r>
+        <w:rPr>
+          <w:lang w:val="zh_TW" w:bidi="zh_TW"/>
+        </w:rPr>
+        <w:t>腓利比書一章27節</w:t>
+      </w:r>
       <w:r>
         <w:rPr>
           <w:lang w:val="zh_TW" w:bidi="zh_TW"/>
         </w:rPr>
         <w:t>中，信徒被呼召要同心合意（比較</w:t>
       </w:r>
-      <w:hyperlink r:id="rId73">
-        <w:r>
-          <w:rPr>
-            <w:lang w:val="zh_TW" w:bidi="zh_TW"/>
-          </w:rPr>
-          <w:rPr>
-            <w:color w:val="0000EE"/>
-            <w:u w:val="single"/>
-          </w:rPr>
-          <w:t>使徒行傳4:32</w:t>
-        </w:r>
-      </w:hyperlink>
+      <w:r>
+        <w:rPr>
+          <w:lang w:val="zh_TW" w:bidi="zh_TW"/>
+        </w:rPr>
+        <w:t>使徒行傳4:32</w:t>
+      </w:r>
       <w:r>
         <w:rPr>
           <w:lang w:val="zh_TW" w:bidi="zh_TW"/>
         </w:rPr>
         <w:t>，</w:t>
       </w:r>
-      <w:hyperlink r:id="rId74">
-        <w:r>
-          <w:rPr>
-            <w:lang w:val="zh_TW" w:bidi="zh_TW"/>
-          </w:rPr>
-          <w:rPr>
-            <w:color w:val="0000EE"/>
-            <w:u w:val="single"/>
-          </w:rPr>
-          <w:t>14:2</w:t>
-        </w:r>
-      </w:hyperlink>
+      <w:r>
+        <w:rPr>
+          <w:lang w:val="zh_TW" w:bidi="zh_TW"/>
+        </w:rPr>
+        <w:t>14:2</w:t>
+      </w:r>
       <w:r>
         <w:rPr>
           <w:lang w:val="zh_TW" w:bidi="zh_TW"/>
@@ -1762,18 +1384,12 @@
           <w:lang w:val="zh_TW" w:bidi="zh_TW"/>
         </w:rPr>
       </w:r>
-      <w:hyperlink r:id="rId75">
-        <w:r>
-          <w:rPr>
-            <w:lang w:val="zh_TW" w:bidi="zh_TW"/>
-          </w:rPr>
-          <w:rPr>
-            <w:color w:val="0000EE"/>
-            <w:u w:val="single"/>
-          </w:rPr>
-          <w:t>馬太福音十章28節</w:t>
-        </w:r>
-      </w:hyperlink>
+      <w:r>
+        <w:rPr>
+          <w:lang w:val="zh_TW" w:bidi="zh_TW"/>
+        </w:rPr>
+        <w:t>馬太福音十章28節</w:t>
+      </w:r>
     </w:p>
     <w:p>
       <w:pPr>
@@ -1786,18 +1402,12 @@
           <w:lang w:val="zh_TW" w:bidi="zh_TW"/>
         </w:rPr>
       </w:r>
-      <w:hyperlink r:id="rId76">
-        <w:r>
-          <w:rPr>
-            <w:lang w:val="zh_TW" w:bidi="zh_TW"/>
-          </w:rPr>
-          <w:rPr>
-            <w:color w:val="0000EE"/>
-            <w:u w:val="single"/>
-          </w:rPr>
-          <w:t>路加福音十二章5節</w:t>
-        </w:r>
-      </w:hyperlink>
+      <w:r>
+        <w:rPr>
+          <w:lang w:val="zh_TW" w:bidi="zh_TW"/>
+        </w:rPr>
+        <w:t>路加福音十二章5節</w:t>
+      </w:r>
     </w:p>
     <w:p>
       <w:pPr>
@@ -1810,18 +1420,12 @@
           <w:lang w:val="zh_TW" w:bidi="zh_TW"/>
         </w:rPr>
       </w:r>
-      <w:hyperlink r:id="rId77">
-        <w:r>
-          <w:rPr>
-            <w:lang w:val="zh_TW" w:bidi="zh_TW"/>
-          </w:rPr>
-          <w:rPr>
-            <w:color w:val="0000EE"/>
-            <w:u w:val="single"/>
-          </w:rPr>
-          <w:t>希伯來書六章19節</w:t>
-        </w:r>
-      </w:hyperlink>
+      <w:r>
+        <w:rPr>
+          <w:lang w:val="zh_TW" w:bidi="zh_TW"/>
+        </w:rPr>
+        <w:t>希伯來書六章19節</w:t>
+      </w:r>
     </w:p>
     <w:p>
       <w:pPr>
@@ -1834,18 +1438,12 @@
           <w:lang w:val="zh_TW" w:bidi="zh_TW"/>
         </w:rPr>
       </w:r>
-      <w:hyperlink r:id="rId78">
-        <w:r>
-          <w:rPr>
-            <w:lang w:val="zh_TW" w:bidi="zh_TW"/>
-          </w:rPr>
-          <w:rPr>
-            <w:color w:val="0000EE"/>
-            <w:u w:val="single"/>
-          </w:rPr>
-          <w:t>希伯來書十章39節</w:t>
-        </w:r>
-      </w:hyperlink>
+      <w:r>
+        <w:rPr>
+          <w:lang w:val="zh_TW" w:bidi="zh_TW"/>
+        </w:rPr>
+        <w:t>希伯來書十章39節</w:t>
+      </w:r>
     </w:p>
     <w:p>
       <w:pPr>
@@ -1858,18 +1456,12 @@
           <w:lang w:val="zh_TW" w:bidi="zh_TW"/>
         </w:rPr>
       </w:r>
-      <w:hyperlink r:id="rId79">
-        <w:r>
-          <w:rPr>
-            <w:lang w:val="zh_TW" w:bidi="zh_TW"/>
-          </w:rPr>
-          <w:rPr>
-            <w:color w:val="0000EE"/>
-            <w:u w:val="single"/>
-          </w:rPr>
-          <w:t>希伯來書十二章3節</w:t>
-        </w:r>
-      </w:hyperlink>
+      <w:r>
+        <w:rPr>
+          <w:lang w:val="zh_TW" w:bidi="zh_TW"/>
+        </w:rPr>
+        <w:t>希伯來書十二章3節</w:t>
+      </w:r>
     </w:p>
     <w:p>
       <w:pPr>
@@ -1882,18 +1474,12 @@
           <w:lang w:val="zh_TW" w:bidi="zh_TW"/>
         </w:rPr>
       </w:r>
-      <w:hyperlink r:id="rId80">
-        <w:r>
-          <w:rPr>
-            <w:lang w:val="zh_TW" w:bidi="zh_TW"/>
-          </w:rPr>
-          <w:rPr>
-            <w:color w:val="0000EE"/>
-            <w:u w:val="single"/>
-          </w:rPr>
-          <w:t>希伯來書十三章7節</w:t>
-        </w:r>
-      </w:hyperlink>
+      <w:r>
+        <w:rPr>
+          <w:lang w:val="zh_TW" w:bidi="zh_TW"/>
+        </w:rPr>
+        <w:t>希伯來書十三章7節</w:t>
+      </w:r>
     </w:p>
     <w:p>
       <w:pPr>
@@ -1906,18 +1492,12 @@
           <w:lang w:val="zh_TW" w:bidi="zh_TW"/>
         </w:rPr>
       </w:r>
-      <w:hyperlink r:id="rId81">
-        <w:r>
-          <w:rPr>
-            <w:lang w:val="zh_TW" w:bidi="zh_TW"/>
-          </w:rPr>
-          <w:rPr>
-            <w:color w:val="0000EE"/>
-            <w:u w:val="single"/>
-          </w:rPr>
-          <w:t>雅各書一章21節</w:t>
-        </w:r>
-      </w:hyperlink>
+      <w:r>
+        <w:rPr>
+          <w:lang w:val="zh_TW" w:bidi="zh_TW"/>
+        </w:rPr>
+        <w:t>雅各書一章21節</w:t>
+      </w:r>
     </w:p>
     <w:p>
       <w:pPr>
@@ -1930,18 +1510,12 @@
           <w:lang w:val="zh_TW" w:bidi="zh_TW"/>
         </w:rPr>
       </w:r>
-      <w:hyperlink r:id="rId82">
-        <w:r>
-          <w:rPr>
-            <w:lang w:val="zh_TW" w:bidi="zh_TW"/>
-          </w:rPr>
-          <w:rPr>
-            <w:color w:val="0000EE"/>
-            <w:u w:val="single"/>
-          </w:rPr>
-          <w:t>雅各書五章20節</w:t>
-        </w:r>
-      </w:hyperlink>
+      <w:r>
+        <w:rPr>
+          <w:lang w:val="zh_TW" w:bidi="zh_TW"/>
+        </w:rPr>
+        <w:t>雅各書五章20節</w:t>
+      </w:r>
     </w:p>
     <w:p>
       <w:pPr>
@@ -1954,42 +1528,24 @@
           <w:lang w:val="zh_TW" w:bidi="zh_TW"/>
         </w:rPr>
       </w:r>
-      <w:hyperlink r:id="rId83">
-        <w:r>
-          <w:rPr>
-            <w:lang w:val="zh_TW" w:bidi="zh_TW"/>
-          </w:rPr>
-          <w:rPr>
-            <w:color w:val="0000EE"/>
-            <w:u w:val="single"/>
-          </w:rPr>
-          <w:t>彼得前書一章9節、22</w:t>
-        </w:r>
-      </w:hyperlink>
-      <w:hyperlink r:id="rId84">
-        <w:r>
-          <w:rPr>
-            <w:lang w:val="zh_TW" w:bidi="zh_TW"/>
-          </w:rPr>
-          <w:rPr>
-            <w:color w:val="0000EE"/>
-            <w:u w:val="single"/>
-          </w:rPr>
-          <w:t>至</w:t>
-        </w:r>
-      </w:hyperlink>
-      <w:hyperlink r:id="rId83">
-        <w:r>
-          <w:rPr>
-            <w:lang w:val="zh_TW" w:bidi="zh_TW"/>
-          </w:rPr>
-          <w:rPr>
-            <w:color w:val="0000EE"/>
-            <w:u w:val="single"/>
-          </w:rPr>
-          <w:t>23節</w:t>
-        </w:r>
-      </w:hyperlink>
+      <w:r>
+        <w:rPr>
+          <w:lang w:val="zh_TW" w:bidi="zh_TW"/>
+        </w:rPr>
+        <w:t>彼得前書一章9節、22</w:t>
+      </w:r>
+      <w:r>
+        <w:rPr>
+          <w:lang w:val="zh_TW" w:bidi="zh_TW"/>
+        </w:rPr>
+        <w:t>至</w:t>
+      </w:r>
+      <w:r>
+        <w:rPr>
+          <w:lang w:val="zh_TW" w:bidi="zh_TW"/>
+        </w:rPr>
+        <w:t>23節</w:t>
+      </w:r>
     </w:p>
     <w:p>
       <w:pPr>
@@ -2002,18 +1558,12 @@
           <w:lang w:val="zh_TW" w:bidi="zh_TW"/>
         </w:rPr>
       </w:r>
-      <w:hyperlink r:id="rId85">
-        <w:r>
-          <w:rPr>
-            <w:lang w:val="zh_TW" w:bidi="zh_TW"/>
-          </w:rPr>
-          <w:rPr>
-            <w:color w:val="0000EE"/>
-            <w:u w:val="single"/>
-          </w:rPr>
-          <w:t>彼得前書二章25節</w:t>
-        </w:r>
-      </w:hyperlink>
+      <w:r>
+        <w:rPr>
+          <w:lang w:val="zh_TW" w:bidi="zh_TW"/>
+        </w:rPr>
+        <w:t>彼得前書二章25節</w:t>
+      </w:r>
     </w:p>
     <w:p>
       <w:pPr>
@@ -2026,18 +1576,12 @@
           <w:lang w:val="zh_TW" w:bidi="zh_TW"/>
         </w:rPr>
       </w:r>
-      <w:hyperlink r:id="rId86">
-        <w:r>
-          <w:rPr>
-            <w:lang w:val="zh_TW" w:bidi="zh_TW"/>
-          </w:rPr>
-          <w:rPr>
-            <w:color w:val="0000EE"/>
-            <w:u w:val="single"/>
-          </w:rPr>
-          <w:t>彼得前書四章19節</w:t>
-        </w:r>
-      </w:hyperlink>
+      <w:r>
+        <w:rPr>
+          <w:lang w:val="zh_TW" w:bidi="zh_TW"/>
+        </w:rPr>
+        <w:t>彼得前書四章19節</w:t>
+      </w:r>
     </w:p>
     <w:p>
       <w:pPr>
@@ -2050,18 +1594,12 @@
           <w:lang w:val="zh_TW" w:bidi="zh_TW"/>
         </w:rPr>
       </w:r>
-      <w:hyperlink r:id="rId87">
-        <w:r>
-          <w:rPr>
-            <w:lang w:val="zh_TW" w:bidi="zh_TW"/>
-          </w:rPr>
-          <w:rPr>
-            <w:color w:val="0000EE"/>
-            <w:u w:val="single"/>
-          </w:rPr>
-          <w:t>啟示錄六章9節</w:t>
-        </w:r>
-      </w:hyperlink>
+      <w:r>
+        <w:rPr>
+          <w:lang w:val="zh_TW" w:bidi="zh_TW"/>
+        </w:rPr>
+        <w:t>啟示錄六章9節</w:t>
+      </w:r>
     </w:p>
     <w:p>
       <w:pPr>
@@ -2074,18 +1612,12 @@
           <w:lang w:val="zh_TW" w:bidi="zh_TW"/>
         </w:rPr>
       </w:r>
-      <w:hyperlink r:id="rId88">
-        <w:r>
-          <w:rPr>
-            <w:lang w:val="zh_TW" w:bidi="zh_TW"/>
-          </w:rPr>
-          <w:rPr>
-            <w:color w:val="0000EE"/>
-            <w:u w:val="single"/>
-          </w:rPr>
-          <w:t>啟示錄二十章4節</w:t>
-        </w:r>
-      </w:hyperlink>
+      <w:r>
+        <w:rPr>
+          <w:lang w:val="zh_TW" w:bidi="zh_TW"/>
+        </w:rPr>
+        <w:t>啟示錄二十章4節</w:t>
+      </w:r>
     </w:p>
     <w:p>
       <w:pPr/>
